--- a/engine/egch_study/EGCH_Bibliography_08-08-2026.docx
+++ b/engine/egch_study/EGCH_Bibliography_08-08-2026.docx
@@ -3409,7 +3409,7 @@
           <w:color w:val="1C3A36"/>
           <w:sz w:val="21"/>
         </w:rPr>
-        <w:t>L1 — Primary filing — the company's own statements  (167 inputs)</w:t>
+        <w:t>L1 — Primary filing — the company's own statements  (174 inputs)</w:t>
       </w:r>
     </w:p>
     <w:tbl>
@@ -3558,7 +3558,7 @@
                 <w:color w:val="1C3A36"/>
                 <w:sz w:val="14"/>
               </w:rPr>
-              <w:t>amort_FY2425</w:t>
+              <w:t>amort_FY2223</w:t>
             </w:r>
           </w:p>
         </w:tc>
@@ -3576,7 +3576,7 @@
                 <w:color w:val="1C3A36"/>
                 <w:sz w:val="14"/>
               </w:rPr>
-              <w:t>119.378</w:t>
+              <w:t>92</w:t>
             </w:r>
           </w:p>
         </w:tc>
@@ -3612,7 +3612,7 @@
                 <w:color w:val="1C3A36"/>
                 <w:sz w:val="14"/>
               </w:rPr>
-              <w:t>2025-09-24</w:t>
+              <w:t>2023-10-08</w:t>
             </w:r>
           </w:p>
         </w:tc>
@@ -3630,7 +3630,7 @@
                 <w:color w:val="1C3A36"/>
                 <w:sz w:val="14"/>
               </w:rPr>
-              <w:t>Audited financial statements, year ended 30 June 2025 (Central Auditing Organization, report dated 23 September 2025), note 10 usufruct intangible</w:t>
+              <w:t>Audited financial statements, year ended 30 June 2023 (Central Auditing Organization with PKF Rashed Badr &amp; Co, report dated 8 October 2023), amortisation of intangible assets — Modelled split of the depreciation and amortisation charge; flagged</w:t>
             </w:r>
           </w:p>
         </w:tc>
@@ -3650,7 +3650,7 @@
                 <w:color w:val="1C3A36"/>
                 <w:sz w:val="14"/>
               </w:rPr>
-              <w:t>anna_cost_egp</w:t>
+              <w:t>amort_FY2324</w:t>
             </w:r>
           </w:p>
         </w:tc>
@@ -3668,7 +3668,7 @@
                 <w:color w:val="1C3A36"/>
                 <w:sz w:val="14"/>
               </w:rPr>
-              <w:t>6,422</w:t>
+              <w:t>110</w:t>
             </w:r>
           </w:p>
         </w:tc>
@@ -3704,7 +3704,7 @@
                 <w:color w:val="1C3A36"/>
                 <w:sz w:val="14"/>
               </w:rPr>
-              <w:t>2025-09-24</w:t>
+              <w:t>2024-10-23</w:t>
             </w:r>
           </w:p>
         </w:tc>
@@ -3722,7 +3722,7 @@
                 <w:color w:val="1C3A36"/>
                 <w:sz w:val="14"/>
               </w:rPr>
-              <w:t>Audited financial statements, year ended 30 June 2025 (Central Auditing Organization, report dated 23 September 2025), note 18-3 — bank-approved investment cost, agreement of 25 June 2025</w:t>
+              <w:t>Audited financial statements, year ended 30 June 2024 (Central Auditing Organization, report dated 23 October 2024), amortisation of intangible assets — Modelled split of the depreciation and amortisation charge; flagged</w:t>
             </w:r>
           </w:p>
         </w:tc>
@@ -3742,7 +3742,7 @@
                 <w:color w:val="1C3A36"/>
                 <w:sz w:val="14"/>
               </w:rPr>
-              <w:t>anna_cost_usd</w:t>
+              <w:t>amort_FY2425</w:t>
             </w:r>
           </w:p>
         </w:tc>
@@ -3760,7 +3760,7 @@
                 <w:color w:val="1C3A36"/>
                 <w:sz w:val="14"/>
               </w:rPr>
-              <w:t>278.385</w:t>
+              <w:t>119.378</w:t>
             </w:r>
           </w:p>
         </w:tc>
@@ -3778,7 +3778,7 @@
                 <w:color w:val="1C3A36"/>
                 <w:sz w:val="14"/>
               </w:rPr>
-              <w:t>US$ m</w:t>
+              <w:t>EGP m</w:t>
             </w:r>
           </w:p>
         </w:tc>
@@ -3814,7 +3814,7 @@
                 <w:color w:val="1C3A36"/>
                 <w:sz w:val="14"/>
               </w:rPr>
-              <w:t>Audited financial statements, year ended 30 June 2025 (Central Auditing Organization, report dated 23 September 2025), note 18-3</w:t>
+              <w:t>Audited financial statements, year ended 30 June 2025 (Central Auditing Organization, report dated 23 September 2025), note 10 usufruct intangible</w:t>
             </w:r>
           </w:p>
         </w:tc>
@@ -3834,7 +3834,7 @@
                 <w:color w:val="1C3A36"/>
                 <w:sz w:val="14"/>
               </w:rPr>
-              <w:t>anna_cwip_FY2425</w:t>
+              <w:t>anna_cost_egp</w:t>
             </w:r>
           </w:p>
         </w:tc>
@@ -3852,7 +3852,7 @@
                 <w:color w:val="1C3A36"/>
                 <w:sz w:val="14"/>
               </w:rPr>
-              <w:t>3,746</w:t>
+              <w:t>6,422</w:t>
             </w:r>
           </w:p>
         </w:tc>
@@ -3906,7 +3906,7 @@
                 <w:color w:val="1C3A36"/>
                 <w:sz w:val="14"/>
               </w:rPr>
-              <w:t>Audited financial statements, year ended 30 June 2025 (Central Auditing Organization, report dated 23 September 2025), auditor's report on the project</w:t>
+              <w:t>Audited financial statements, year ended 30 June 2025 (Central Auditing Organization, report dated 23 September 2025), note 18-3 — bank-approved investment cost, agreement of 25 June 2025</w:t>
             </w:r>
           </w:p>
         </w:tc>
@@ -3926,7 +3926,7 @@
                 <w:color w:val="1C3A36"/>
                 <w:sz w:val="14"/>
               </w:rPr>
-              <w:t>anna_loan_egp</w:t>
+              <w:t>anna_cost_usd</w:t>
             </w:r>
           </w:p>
         </w:tc>
@@ -3944,7 +3944,7 @@
                 <w:color w:val="1C3A36"/>
                 <w:sz w:val="14"/>
               </w:rPr>
-              <w:t>5,931</w:t>
+              <w:t>278.385</w:t>
             </w:r>
           </w:p>
         </w:tc>
@@ -3962,7 +3962,7 @@
                 <w:color w:val="1C3A36"/>
                 <w:sz w:val="14"/>
               </w:rPr>
-              <w:t>EGP m</w:t>
+              <w:t>US$ m</w:t>
             </w:r>
           </w:p>
         </w:tc>
@@ -4018,7 +4018,7 @@
                 <w:color w:val="1C3A36"/>
                 <w:sz w:val="14"/>
               </w:rPr>
-              <w:t>anna_loan_usd</w:t>
+              <w:t>anna_cwip_FY2425</w:t>
             </w:r>
           </w:p>
         </w:tc>
@@ -4036,7 +4036,7 @@
                 <w:color w:val="1C3A36"/>
                 <w:sz w:val="14"/>
               </w:rPr>
-              <w:t>82.945</w:t>
+              <w:t>3,746</w:t>
             </w:r>
           </w:p>
         </w:tc>
@@ -4054,7 +4054,7 @@
                 <w:color w:val="1C3A36"/>
                 <w:sz w:val="14"/>
               </w:rPr>
-              <w:t>US$ m</w:t>
+              <w:t>EGP m</w:t>
             </w:r>
           </w:p>
         </w:tc>
@@ -4090,7 +4090,7 @@
                 <w:color w:val="1C3A36"/>
                 <w:sz w:val="14"/>
               </w:rPr>
-              <w:t>Audited financial statements, year ended 30 June 2025 (Central Auditing Organization, report dated 23 September 2025), note 18-3</w:t>
+              <w:t>Audited financial statements, year ended 30 June 2025 (Central Auditing Organization, report dated 23 September 2025), auditor's report on the project</w:t>
             </w:r>
           </w:p>
         </w:tc>
@@ -4110,7 +4110,7 @@
                 <w:color w:val="1C3A36"/>
                 <w:sz w:val="14"/>
               </w:rPr>
-              <w:t>anna_plan_sep2025</w:t>
+              <w:t>anna_loan_egp</w:t>
             </w:r>
           </w:p>
         </w:tc>
@@ -4128,7 +4128,7 @@
                 <w:color w:val="1C3A36"/>
                 <w:sz w:val="14"/>
               </w:rPr>
-              <w:t>0.37</w:t>
+              <w:t>5,931</w:t>
             </w:r>
           </w:p>
         </w:tc>
@@ -4146,7 +4146,7 @@
                 <w:color w:val="1C3A36"/>
                 <w:sz w:val="14"/>
               </w:rPr>
-              <w:t>ratio</w:t>
+              <w:t>EGP m</w:t>
             </w:r>
           </w:p>
         </w:tc>
@@ -4164,7 +4164,7 @@
                 <w:color w:val="1C3A36"/>
                 <w:sz w:val="14"/>
               </w:rPr>
-              <w:t>2025-11-13</w:t>
+              <w:t>2025-09-24</w:t>
             </w:r>
           </w:p>
         </w:tc>
@@ -4182,7 +4182,7 @@
                 <w:color w:val="1C3A36"/>
                 <w:sz w:val="14"/>
               </w:rPr>
-              <w:t>Interim statements, three months ended 30 September 2025, limited review dated 13 November 2025, auditor's report</w:t>
+              <w:t>Audited financial statements, year ended 30 June 2025 (Central Auditing Organization, report dated 23 September 2025), note 18-3</w:t>
             </w:r>
           </w:p>
         </w:tc>
@@ -4202,7 +4202,7 @@
                 <w:color w:val="1C3A36"/>
                 <w:sz w:val="14"/>
               </w:rPr>
-              <w:t>anna_progress_sep2025</w:t>
+              <w:t>anna_loan_usd</w:t>
             </w:r>
           </w:p>
         </w:tc>
@@ -4220,7 +4220,7 @@
                 <w:color w:val="1C3A36"/>
                 <w:sz w:val="14"/>
               </w:rPr>
-              <w:t>0.129</w:t>
+              <w:t>82.945</w:t>
             </w:r>
           </w:p>
         </w:tc>
@@ -4238,7 +4238,7 @@
                 <w:color w:val="1C3A36"/>
                 <w:sz w:val="14"/>
               </w:rPr>
-              <w:t>ratio</w:t>
+              <w:t>US$ m</w:t>
             </w:r>
           </w:p>
         </w:tc>
@@ -4256,7 +4256,7 @@
                 <w:color w:val="1C3A36"/>
                 <w:sz w:val="14"/>
               </w:rPr>
-              <w:t>2025-11-13</w:t>
+              <w:t>2025-09-24</w:t>
             </w:r>
           </w:p>
         </w:tc>
@@ -4274,7 +4274,7 @@
                 <w:color w:val="1C3A36"/>
                 <w:sz w:val="14"/>
               </w:rPr>
-              <w:t>Interim statements, three months ended 30 September 2025, limited review dated 13 November 2025, auditor's report — physical progress against a 37% plan</w:t>
+              <w:t>Audited financial statements, year ended 30 June 2025 (Central Auditing Organization, report dated 23 September 2025), note 18-3</w:t>
             </w:r>
           </w:p>
         </w:tc>
@@ -4294,7 +4294,7 @@
                 <w:color w:val="1C3A36"/>
                 <w:sz w:val="14"/>
               </w:rPr>
-              <w:t>bs_capital_FY2223</w:t>
+              <w:t>anna_plan_sep2025</w:t>
             </w:r>
           </w:p>
         </w:tc>
@@ -4312,7 +4312,7 @@
                 <w:color w:val="1C3A36"/>
                 <w:sz w:val="14"/>
               </w:rPr>
-              <w:t>5,933</w:t>
+              <w:t>0.37</w:t>
             </w:r>
           </w:p>
         </w:tc>
@@ -4330,7 +4330,7 @@
                 <w:color w:val="1C3A36"/>
                 <w:sz w:val="14"/>
               </w:rPr>
-              <w:t>EGP m</w:t>
+              <w:t>ratio</w:t>
             </w:r>
           </w:p>
         </w:tc>
@@ -4348,7 +4348,7 @@
                 <w:color w:val="1C3A36"/>
                 <w:sz w:val="14"/>
               </w:rPr>
-              <w:t>2023-10-08</w:t>
+              <w:t>2025-11-13</w:t>
             </w:r>
           </w:p>
         </w:tc>
@@ -4366,7 +4366,7 @@
                 <w:color w:val="1C3A36"/>
                 <w:sz w:val="14"/>
               </w:rPr>
-              <w:t>Audited financial statements, year ended 30 June 2023 (Central Auditing Organization with PKF Rashed Badr &amp; Co, report dated 8 October 2023), statement of financial position</w:t>
+              <w:t>Interim statements, three months ended 30 September 2025, limited review dated 13 November 2025, auditor's report</w:t>
             </w:r>
           </w:p>
         </w:tc>
@@ -4386,7 +4386,7 @@
                 <w:color w:val="1C3A36"/>
                 <w:sz w:val="14"/>
               </w:rPr>
-              <w:t>bs_capital_FY2324</w:t>
+              <w:t>anna_progress_sep2025</w:t>
             </w:r>
           </w:p>
         </w:tc>
@@ -4404,7 +4404,7 @@
                 <w:color w:val="1C3A36"/>
                 <w:sz w:val="14"/>
               </w:rPr>
-              <w:t>9,933</w:t>
+              <w:t>0.129</w:t>
             </w:r>
           </w:p>
         </w:tc>
@@ -4422,7 +4422,7 @@
                 <w:color w:val="1C3A36"/>
                 <w:sz w:val="14"/>
               </w:rPr>
-              <w:t>EGP m</w:t>
+              <w:t>ratio</w:t>
             </w:r>
           </w:p>
         </w:tc>
@@ -4440,7 +4440,7 @@
                 <w:color w:val="1C3A36"/>
                 <w:sz w:val="14"/>
               </w:rPr>
-              <w:t>2024-10-23</w:t>
+              <w:t>2025-11-13</w:t>
             </w:r>
           </w:p>
         </w:tc>
@@ -4458,7 +4458,7 @@
                 <w:color w:val="1C3A36"/>
                 <w:sz w:val="14"/>
               </w:rPr>
-              <w:t>Audited financial statements, year ended 30 June 2024 (Central Auditing Organization, report dated 23 October 2024), statement of financial position</w:t>
+              <w:t>Interim statements, three months ended 30 September 2025, limited review dated 13 November 2025, auditor's report — physical progress against a 37% plan</w:t>
             </w:r>
           </w:p>
         </w:tc>
@@ -4478,7 +4478,7 @@
                 <w:color w:val="1C3A36"/>
                 <w:sz w:val="14"/>
               </w:rPr>
-              <w:t>bs_capital_FY2425</w:t>
+              <w:t>bs_acc_dep_M9FY2526</w:t>
             </w:r>
           </w:p>
         </w:tc>
@@ -4496,7 +4496,7 @@
                 <w:color w:val="1C3A36"/>
                 <w:sz w:val="14"/>
               </w:rPr>
-              <w:t>9,933</w:t>
+              <w:t>3,435</w:t>
             </w:r>
           </w:p>
         </w:tc>
@@ -4532,7 +4532,7 @@
                 <w:color w:val="1C3A36"/>
                 <w:sz w:val="14"/>
               </w:rPr>
-              <w:t>2025-09-24</w:t>
+              <w:t>2026-05-20</w:t>
             </w:r>
           </w:p>
         </w:tc>
@@ -4550,7 +4550,7 @@
                 <w:color w:val="1C3A36"/>
                 <w:sz w:val="14"/>
               </w:rPr>
-              <w:t>Audited financial statements, year ended 30 June 2025 (Central Auditing Organization, report dated 23 September 2025), statement of financial position</w:t>
+              <w:t>Interim statements, nine months ended 31 March 2026, limited review dated 20 May 2026, note 6 accumulated depreciation</w:t>
             </w:r>
           </w:p>
         </w:tc>
@@ -4570,7 +4570,7 @@
                 <w:color w:val="1C3A36"/>
                 <w:sz w:val="14"/>
               </w:rPr>
-              <w:t>bs_capital_M9FY2526</w:t>
+              <w:t>bs_capital_FY2223</w:t>
             </w:r>
           </w:p>
         </w:tc>
@@ -4588,7 +4588,7 @@
                 <w:color w:val="1C3A36"/>
                 <w:sz w:val="14"/>
               </w:rPr>
-              <w:t>9,933</w:t>
+              <w:t>5,933</w:t>
             </w:r>
           </w:p>
         </w:tc>
@@ -4624,7 +4624,7 @@
                 <w:color w:val="1C3A36"/>
                 <w:sz w:val="14"/>
               </w:rPr>
-              <w:t>2026-05-21</w:t>
+              <w:t>2023-10-08</w:t>
             </w:r>
           </w:p>
         </w:tc>
@@ -4642,7 +4642,7 @@
                 <w:color w:val="1C3A36"/>
                 <w:sz w:val="14"/>
               </w:rPr>
-              <w:t>Interim statements, nine months ended 31 March 2026, limited review dated 20 May 2026, statement of financial position</w:t>
+              <w:t>Audited financial statements, year ended 30 June 2023 (Central Auditing Organization with PKF Rashed Badr &amp; Co, report dated 8 October 2023), statement of financial position</w:t>
             </w:r>
           </w:p>
         </w:tc>
@@ -4662,7 +4662,7 @@
                 <w:color w:val="1C3A36"/>
                 <w:sz w:val="14"/>
               </w:rPr>
-              <w:t>bs_cash_FY2223</w:t>
+              <w:t>bs_capital_FY2324</w:t>
             </w:r>
           </w:p>
         </w:tc>
@@ -4680,7 +4680,7 @@
                 <w:color w:val="1C3A36"/>
                 <w:sz w:val="14"/>
               </w:rPr>
-              <w:t>1,416</w:t>
+              <w:t>9,933</w:t>
             </w:r>
           </w:p>
         </w:tc>
@@ -4716,7 +4716,7 @@
                 <w:color w:val="1C3A36"/>
                 <w:sz w:val="14"/>
               </w:rPr>
-              <w:t>2023-10-08</w:t>
+              <w:t>2024-10-23</w:t>
             </w:r>
           </w:p>
         </w:tc>
@@ -4734,7 +4734,7 @@
                 <w:color w:val="1C3A36"/>
                 <w:sz w:val="14"/>
               </w:rPr>
-              <w:t>Audited financial statements, year ended 30 June 2023 (Central Auditing Organization with PKF Rashed Badr &amp; Co, report dated 8 October 2023), statement of financial position</w:t>
+              <w:t>Audited financial statements, year ended 30 June 2024 (Central Auditing Organization, report dated 23 October 2024), statement of financial position</w:t>
             </w:r>
           </w:p>
         </w:tc>
@@ -4754,7 +4754,7 @@
                 <w:color w:val="1C3A36"/>
                 <w:sz w:val="14"/>
               </w:rPr>
-              <w:t>bs_cash_FY2324</w:t>
+              <w:t>bs_capital_FY2425</w:t>
             </w:r>
           </w:p>
         </w:tc>
@@ -4772,7 +4772,7 @@
                 <w:color w:val="1C3A36"/>
                 <w:sz w:val="14"/>
               </w:rPr>
-              <w:t>3,103</w:t>
+              <w:t>9,933</w:t>
             </w:r>
           </w:p>
         </w:tc>
@@ -4808,7 +4808,7 @@
                 <w:color w:val="1C3A36"/>
                 <w:sz w:val="14"/>
               </w:rPr>
-              <w:t>2024-10-23</w:t>
+              <w:t>2025-09-24</w:t>
             </w:r>
           </w:p>
         </w:tc>
@@ -4826,7 +4826,7 @@
                 <w:color w:val="1C3A36"/>
                 <w:sz w:val="14"/>
               </w:rPr>
-              <w:t>Audited financial statements, year ended 30 June 2024 (Central Auditing Organization, report dated 23 October 2024), statement of financial position</w:t>
+              <w:t>Audited financial statements, year ended 30 June 2025 (Central Auditing Organization, report dated 23 September 2025), statement of financial position</w:t>
             </w:r>
           </w:p>
         </w:tc>
@@ -4846,7 +4846,7 @@
                 <w:color w:val="1C3A36"/>
                 <w:sz w:val="14"/>
               </w:rPr>
-              <w:t>bs_cash_FY2425</w:t>
+              <w:t>bs_capital_M9FY2526</w:t>
             </w:r>
           </w:p>
         </w:tc>
@@ -4864,7 +4864,7 @@
                 <w:color w:val="1C3A36"/>
                 <w:sz w:val="14"/>
               </w:rPr>
-              <w:t>3,057</w:t>
+              <w:t>9,933</w:t>
             </w:r>
           </w:p>
         </w:tc>
@@ -4900,7 +4900,7 @@
                 <w:color w:val="1C3A36"/>
                 <w:sz w:val="14"/>
               </w:rPr>
-              <w:t>2025-09-24</w:t>
+              <w:t>2026-05-21</w:t>
             </w:r>
           </w:p>
         </w:tc>
@@ -4918,7 +4918,7 @@
                 <w:color w:val="1C3A36"/>
                 <w:sz w:val="14"/>
               </w:rPr>
-              <w:t>Audited financial statements, year ended 30 June 2025 (Central Auditing Organization, report dated 23 September 2025), statement of financial position</w:t>
+              <w:t>Interim statements, nine months ended 31 March 2026, limited review dated 20 May 2026, statement of financial position</w:t>
             </w:r>
           </w:p>
         </w:tc>
@@ -4938,7 +4938,7 @@
                 <w:color w:val="1C3A36"/>
                 <w:sz w:val="14"/>
               </w:rPr>
-              <w:t>bs_cash_M9FY2526</w:t>
+              <w:t>bs_cash_FY2223</w:t>
             </w:r>
           </w:p>
         </w:tc>
@@ -4956,7 +4956,7 @@
                 <w:color w:val="1C3A36"/>
                 <w:sz w:val="14"/>
               </w:rPr>
-              <w:t>4,607</w:t>
+              <w:t>1,416</w:t>
             </w:r>
           </w:p>
         </w:tc>
@@ -4992,7 +4992,7 @@
                 <w:color w:val="1C3A36"/>
                 <w:sz w:val="14"/>
               </w:rPr>
-              <w:t>2026-05-21</w:t>
+              <w:t>2023-10-08</w:t>
             </w:r>
           </w:p>
         </w:tc>
@@ -5010,7 +5010,7 @@
                 <w:color w:val="1C3A36"/>
                 <w:sz w:val="14"/>
               </w:rPr>
-              <w:t>Interim statements, nine months ended 31 March 2026, limited review dated 20 May 2026, statement of financial position</w:t>
+              <w:t>Audited financial statements, year ended 30 June 2023 (Central Auditing Organization with PKF Rashed Badr &amp; Co, report dated 8 October 2023), statement of financial position</w:t>
             </w:r>
           </w:p>
         </w:tc>
@@ -5030,7 +5030,7 @@
                 <w:color w:val="1C3A36"/>
                 <w:sz w:val="14"/>
               </w:rPr>
-              <w:t>bs_cwip_FY2223</w:t>
+              <w:t>bs_cash_FY2324</w:t>
             </w:r>
           </w:p>
         </w:tc>
@@ -5048,7 +5048,7 @@
                 <w:color w:val="1C3A36"/>
                 <w:sz w:val="14"/>
               </w:rPr>
-              <w:t>56.405</w:t>
+              <w:t>3,103</w:t>
             </w:r>
           </w:p>
         </w:tc>
@@ -5084,7 +5084,7 @@
                 <w:color w:val="1C3A36"/>
                 <w:sz w:val="14"/>
               </w:rPr>
-              <w:t>2023-10-08</w:t>
+              <w:t>2024-10-23</w:t>
             </w:r>
           </w:p>
         </w:tc>
@@ -5102,7 +5102,7 @@
                 <w:color w:val="1C3A36"/>
                 <w:sz w:val="14"/>
               </w:rPr>
-              <w:t>Audited financial statements, year ended 30 June 2023 (Central Auditing Organization with PKF Rashed Badr &amp; Co, report dated 8 October 2023), statement of financial position</w:t>
+              <w:t>Audited financial statements, year ended 30 June 2024 (Central Auditing Organization, report dated 23 October 2024), statement of financial position</w:t>
             </w:r>
           </w:p>
         </w:tc>
@@ -5122,7 +5122,7 @@
                 <w:color w:val="1C3A36"/>
                 <w:sz w:val="14"/>
               </w:rPr>
-              <w:t>bs_cwip_FY2324</w:t>
+              <w:t>bs_cash_FY2425</w:t>
             </w:r>
           </w:p>
         </w:tc>
@@ -5140,7 +5140,7 @@
                 <w:color w:val="1C3A36"/>
                 <w:sz w:val="14"/>
               </w:rPr>
-              <w:t>2,535</w:t>
+              <w:t>3,057</w:t>
             </w:r>
           </w:p>
         </w:tc>
@@ -5176,7 +5176,7 @@
                 <w:color w:val="1C3A36"/>
                 <w:sz w:val="14"/>
               </w:rPr>
-              <w:t>2024-10-23</w:t>
+              <w:t>2025-09-24</w:t>
             </w:r>
           </w:p>
         </w:tc>
@@ -5194,7 +5194,7 @@
                 <w:color w:val="1C3A36"/>
                 <w:sz w:val="14"/>
               </w:rPr>
-              <w:t>Audited financial statements, year ended 30 June 2024 (Central Auditing Organization, report dated 23 October 2024), statement of financial position</w:t>
+              <w:t>Audited financial statements, year ended 30 June 2025 (Central Auditing Organization, report dated 23 September 2025), statement of financial position</w:t>
             </w:r>
           </w:p>
         </w:tc>
@@ -5214,7 +5214,7 @@
                 <w:color w:val="1C3A36"/>
                 <w:sz w:val="14"/>
               </w:rPr>
-              <w:t>bs_cwip_FY2425</w:t>
+              <w:t>bs_cash_M9FY2526</w:t>
             </w:r>
           </w:p>
         </w:tc>
@@ -5232,7 +5232,7 @@
                 <w:color w:val="1C3A36"/>
                 <w:sz w:val="14"/>
               </w:rPr>
-              <w:t>3,790</w:t>
+              <w:t>4,607</w:t>
             </w:r>
           </w:p>
         </w:tc>
@@ -5268,7 +5268,7 @@
                 <w:color w:val="1C3A36"/>
                 <w:sz w:val="14"/>
               </w:rPr>
-              <w:t>2025-09-24</w:t>
+              <w:t>2026-05-21</w:t>
             </w:r>
           </w:p>
         </w:tc>
@@ -5286,7 +5286,7 @@
                 <w:color w:val="1C3A36"/>
                 <w:sz w:val="14"/>
               </w:rPr>
-              <w:t>Audited financial statements, year ended 30 June 2025 (Central Auditing Organization, report dated 23 September 2025), statement of financial position</w:t>
+              <w:t>Interim statements, nine months ended 31 March 2026, limited review dated 20 May 2026, statement of financial position</w:t>
             </w:r>
           </w:p>
         </w:tc>
@@ -5306,7 +5306,7 @@
                 <w:color w:val="1C3A36"/>
                 <w:sz w:val="14"/>
               </w:rPr>
-              <w:t>bs_cwip_M9FY2526</w:t>
+              <w:t>bs_cwip_FY2223</w:t>
             </w:r>
           </w:p>
         </w:tc>
@@ -5324,7 +5324,7 @@
                 <w:color w:val="1C3A36"/>
                 <w:sz w:val="14"/>
               </w:rPr>
-              <w:t>5,654</w:t>
+              <w:t>56.405</w:t>
             </w:r>
           </w:p>
         </w:tc>
@@ -5360,7 +5360,7 @@
                 <w:color w:val="1C3A36"/>
                 <w:sz w:val="14"/>
               </w:rPr>
-              <w:t>2026-05-21</w:t>
+              <w:t>2023-10-08</w:t>
             </w:r>
           </w:p>
         </w:tc>
@@ -5378,7 +5378,7 @@
                 <w:color w:val="1C3A36"/>
                 <w:sz w:val="14"/>
               </w:rPr>
-              <w:t>Interim statements, nine months ended 31 March 2026, limited review dated 20 May 2026, statement of financial position</w:t>
+              <w:t>Audited financial statements, year ended 30 June 2023 (Central Auditing Organization with PKF Rashed Badr &amp; Co, report dated 8 October 2023), statement of financial position</w:t>
             </w:r>
           </w:p>
         </w:tc>
@@ -5398,7 +5398,7 @@
                 <w:color w:val="1C3A36"/>
                 <w:sz w:val="14"/>
               </w:rPr>
-              <w:t>bs_debt_cur_FY2223</w:t>
+              <w:t>bs_cwip_FY2324</w:t>
             </w:r>
           </w:p>
         </w:tc>
@@ -5416,7 +5416,7 @@
                 <w:color w:val="1C3A36"/>
                 <w:sz w:val="14"/>
               </w:rPr>
-              <w:t>21.391</w:t>
+              <w:t>2,535</w:t>
             </w:r>
           </w:p>
         </w:tc>
@@ -5452,7 +5452,7 @@
                 <w:color w:val="1C3A36"/>
                 <w:sz w:val="14"/>
               </w:rPr>
-              <w:t>2023-10-08</w:t>
+              <w:t>2024-10-23</w:t>
             </w:r>
           </w:p>
         </w:tc>
@@ -5470,7 +5470,7 @@
                 <w:color w:val="1C3A36"/>
                 <w:sz w:val="14"/>
               </w:rPr>
-              <w:t>Audited financial statements, year ended 30 June 2023 (Central Auditing Organization with PKF Rashed Badr &amp; Co, report dated 8 October 2023), statement of financial position</w:t>
+              <w:t>Audited financial statements, year ended 30 June 2024 (Central Auditing Organization, report dated 23 October 2024), statement of financial position</w:t>
             </w:r>
           </w:p>
         </w:tc>
@@ -5490,7 +5490,7 @@
                 <w:color w:val="1C3A36"/>
                 <w:sz w:val="14"/>
               </w:rPr>
-              <w:t>bs_debt_cur_FY2324</w:t>
+              <w:t>bs_cwip_FY2425</w:t>
             </w:r>
           </w:p>
         </w:tc>
@@ -5508,7 +5508,7 @@
                 <w:color w:val="1C3A36"/>
                 <w:sz w:val="14"/>
               </w:rPr>
-              <w:t>354.051</w:t>
+              <w:t>3,790</w:t>
             </w:r>
           </w:p>
         </w:tc>
@@ -5544,7 +5544,7 @@
                 <w:color w:val="1C3A36"/>
                 <w:sz w:val="14"/>
               </w:rPr>
-              <w:t>2024-10-23</w:t>
+              <w:t>2025-09-24</w:t>
             </w:r>
           </w:p>
         </w:tc>
@@ -5562,7 +5562,7 @@
                 <w:color w:val="1C3A36"/>
                 <w:sz w:val="14"/>
               </w:rPr>
-              <w:t>Audited financial statements, year ended 30 June 2024 (Central Auditing Organization, report dated 23 October 2024), statement of financial position</w:t>
+              <w:t>Audited financial statements, year ended 30 June 2025 (Central Auditing Organization, report dated 23 September 2025), statement of financial position</w:t>
             </w:r>
           </w:p>
         </w:tc>
@@ -5582,7 +5582,7 @@
                 <w:color w:val="1C3A36"/>
                 <w:sz w:val="14"/>
               </w:rPr>
-              <w:t>bs_debt_cur_FY2425</w:t>
+              <w:t>bs_cwip_M9FY2526</w:t>
             </w:r>
           </w:p>
         </w:tc>
@@ -5600,7 +5600,7 @@
                 <w:color w:val="1C3A36"/>
                 <w:sz w:val="14"/>
               </w:rPr>
-              <w:t>397.314</w:t>
+              <w:t>5,654</w:t>
             </w:r>
           </w:p>
         </w:tc>
@@ -5636,7 +5636,7 @@
                 <w:color w:val="1C3A36"/>
                 <w:sz w:val="14"/>
               </w:rPr>
-              <w:t>2025-09-24</w:t>
+              <w:t>2026-05-21</w:t>
             </w:r>
           </w:p>
         </w:tc>
@@ -5654,7 +5654,7 @@
                 <w:color w:val="1C3A36"/>
                 <w:sz w:val="14"/>
               </w:rPr>
-              <w:t>Audited financial statements, year ended 30 June 2025 (Central Auditing Organization, report dated 23 September 2025), statement of financial position</w:t>
+              <w:t>Interim statements, nine months ended 31 March 2026, limited review dated 20 May 2026, statement of financial position</w:t>
             </w:r>
           </w:p>
         </w:tc>
@@ -5674,7 +5674,7 @@
                 <w:color w:val="1C3A36"/>
                 <w:sz w:val="14"/>
               </w:rPr>
-              <w:t>bs_debt_cur_M9FY2526</w:t>
+              <w:t>bs_debt_cur_FY2223</w:t>
             </w:r>
           </w:p>
         </w:tc>
@@ -5692,7 +5692,7 @@
                 <w:color w:val="1C3A36"/>
                 <w:sz w:val="14"/>
               </w:rPr>
-              <w:t>206.994</w:t>
+              <w:t>21.391</w:t>
             </w:r>
           </w:p>
         </w:tc>
@@ -5728,7 +5728,7 @@
                 <w:color w:val="1C3A36"/>
                 <w:sz w:val="14"/>
               </w:rPr>
-              <w:t>2026-05-21</w:t>
+              <w:t>2023-10-08</w:t>
             </w:r>
           </w:p>
         </w:tc>
@@ -5746,7 +5746,7 @@
                 <w:color w:val="1C3A36"/>
                 <w:sz w:val="14"/>
               </w:rPr>
-              <w:t>Interim statements, nine months ended 31 March 2026, limited review dated 20 May 2026, statement of financial position</w:t>
+              <w:t>Audited financial statements, year ended 30 June 2023 (Central Auditing Organization with PKF Rashed Badr &amp; Co, report dated 8 October 2023), statement of financial position</w:t>
             </w:r>
           </w:p>
         </w:tc>
@@ -5766,7 +5766,7 @@
                 <w:color w:val="1C3A36"/>
                 <w:sz w:val="14"/>
               </w:rPr>
-              <w:t>bs_debt_holdco_FY2223</w:t>
+              <w:t>bs_debt_cur_FY2324</w:t>
             </w:r>
           </w:p>
         </w:tc>
@@ -5784,7 +5784,7 @@
                 <w:color w:val="1C3A36"/>
                 <w:sz w:val="14"/>
               </w:rPr>
-              <w:t>50.266</w:t>
+              <w:t>354.051</w:t>
             </w:r>
           </w:p>
         </w:tc>
@@ -5820,7 +5820,7 @@
                 <w:color w:val="1C3A36"/>
                 <w:sz w:val="14"/>
               </w:rPr>
-              <w:t>2023-10-08</w:t>
+              <w:t>2024-10-23</w:t>
             </w:r>
           </w:p>
         </w:tc>
@@ -5838,7 +5838,7 @@
                 <w:color w:val="1C3A36"/>
                 <w:sz w:val="14"/>
               </w:rPr>
-              <w:t>Audited financial statements, year ended 30 June 2023 (Central Auditing Organization with PKF Rashed Badr &amp; Co, report dated 8 October 2023), statement of financial position</w:t>
+              <w:t>Audited financial statements, year ended 30 June 2024 (Central Auditing Organization, report dated 23 October 2024), statement of financial position</w:t>
             </w:r>
           </w:p>
         </w:tc>
@@ -5858,7 +5858,7 @@
                 <w:color w:val="1C3A36"/>
                 <w:sz w:val="14"/>
               </w:rPr>
-              <w:t>bs_debt_holdco_FY2324</w:t>
+              <w:t>bs_debt_cur_FY2425</w:t>
             </w:r>
           </w:p>
         </w:tc>
@@ -5876,7 +5876,7 @@
                 <w:color w:val="1C3A36"/>
                 <w:sz w:val="14"/>
               </w:rPr>
-              <w:t>0</w:t>
+              <w:t>397.314</w:t>
             </w:r>
           </w:p>
         </w:tc>
@@ -5912,7 +5912,7 @@
                 <w:color w:val="1C3A36"/>
                 <w:sz w:val="14"/>
               </w:rPr>
-              <w:t>2024-10-23</w:t>
+              <w:t>2025-09-24</w:t>
             </w:r>
           </w:p>
         </w:tc>
@@ -5930,7 +5930,7 @@
                 <w:color w:val="1C3A36"/>
                 <w:sz w:val="14"/>
               </w:rPr>
-              <w:t>Audited financial statements, year ended 30 June 2024 (Central Auditing Organization, report dated 23 October 2024), statement of financial position</w:t>
+              <w:t>Audited financial statements, year ended 30 June 2025 (Central Auditing Organization, report dated 23 September 2025), statement of financial position</w:t>
             </w:r>
           </w:p>
         </w:tc>
@@ -5950,7 +5950,7 @@
                 <w:color w:val="1C3A36"/>
                 <w:sz w:val="14"/>
               </w:rPr>
-              <w:t>bs_debt_holdco_FY2425</w:t>
+              <w:t>bs_debt_cur_M9FY2526</w:t>
             </w:r>
           </w:p>
         </w:tc>
@@ -5968,7 +5968,7 @@
                 <w:color w:val="1C3A36"/>
                 <w:sz w:val="14"/>
               </w:rPr>
-              <w:t>596.896</w:t>
+              <w:t>206.994</w:t>
             </w:r>
           </w:p>
         </w:tc>
@@ -6004,7 +6004,7 @@
                 <w:color w:val="1C3A36"/>
                 <w:sz w:val="14"/>
               </w:rPr>
-              <w:t>2025-09-24</w:t>
+              <w:t>2026-05-21</w:t>
             </w:r>
           </w:p>
         </w:tc>
@@ -6022,7 +6022,7 @@
                 <w:color w:val="1C3A36"/>
                 <w:sz w:val="14"/>
               </w:rPr>
-              <w:t>Audited financial statements, year ended 30 June 2025 (Central Auditing Organization, report dated 23 September 2025), statement of financial position</w:t>
+              <w:t>Interim statements, nine months ended 31 March 2026, limited review dated 20 May 2026, statement of financial position</w:t>
             </w:r>
           </w:p>
         </w:tc>
@@ -6042,7 +6042,7 @@
                 <w:color w:val="1C3A36"/>
                 <w:sz w:val="14"/>
               </w:rPr>
-              <w:t>bs_debt_holdco_M9FY2526</w:t>
+              <w:t>bs_debt_holdco_FY2223</w:t>
             </w:r>
           </w:p>
         </w:tc>
@@ -6060,7 +6060,7 @@
                 <w:color w:val="1C3A36"/>
                 <w:sz w:val="14"/>
               </w:rPr>
-              <w:t>45.955</w:t>
+              <w:t>50.266</w:t>
             </w:r>
           </w:p>
         </w:tc>
@@ -6096,7 +6096,7 @@
                 <w:color w:val="1C3A36"/>
                 <w:sz w:val="14"/>
               </w:rPr>
-              <w:t>2026-05-21</w:t>
+              <w:t>2023-10-08</w:t>
             </w:r>
           </w:p>
         </w:tc>
@@ -6114,7 +6114,7 @@
                 <w:color w:val="1C3A36"/>
                 <w:sz w:val="14"/>
               </w:rPr>
-              <w:t>Interim statements, nine months ended 31 March 2026, limited review dated 20 May 2026, statement of financial position</w:t>
+              <w:t>Audited financial statements, year ended 30 June 2023 (Central Auditing Organization with PKF Rashed Badr &amp; Co, report dated 8 October 2023), statement of financial position</w:t>
             </w:r>
           </w:p>
         </w:tc>
@@ -6134,7 +6134,7 @@
                 <w:color w:val="1C3A36"/>
                 <w:sz w:val="14"/>
               </w:rPr>
-              <w:t>bs_debt_lt_FY2223</w:t>
+              <w:t>bs_debt_holdco_FY2324</w:t>
             </w:r>
           </w:p>
         </w:tc>
@@ -6152,7 +6152,7 @@
                 <w:color w:val="1C3A36"/>
                 <w:sz w:val="14"/>
               </w:rPr>
-              <w:t>8,425</w:t>
+              <w:t>0</w:t>
             </w:r>
           </w:p>
         </w:tc>
@@ -6188,7 +6188,7 @@
                 <w:color w:val="1C3A36"/>
                 <w:sz w:val="14"/>
               </w:rPr>
-              <w:t>2023-10-08</w:t>
+              <w:t>2024-10-23</w:t>
             </w:r>
           </w:p>
         </w:tc>
@@ -6206,7 +6206,7 @@
                 <w:color w:val="1C3A36"/>
                 <w:sz w:val="14"/>
               </w:rPr>
-              <w:t>Audited financial statements, year ended 30 June 2023 (Central Auditing Organization with PKF Rashed Badr &amp; Co, report dated 8 October 2023), statement of financial position</w:t>
+              <w:t>Audited financial statements, year ended 30 June 2024 (Central Auditing Organization, report dated 23 October 2024), statement of financial position</w:t>
             </w:r>
           </w:p>
         </w:tc>
@@ -6226,7 +6226,7 @@
                 <w:color w:val="1C3A36"/>
                 <w:sz w:val="14"/>
               </w:rPr>
-              <w:t>bs_debt_lt_FY2324</w:t>
+              <w:t>bs_debt_holdco_FY2425</w:t>
             </w:r>
           </w:p>
         </w:tc>
@@ -6244,7 +6244,7 @@
                 <w:color w:val="1C3A36"/>
                 <w:sz w:val="14"/>
               </w:rPr>
-              <w:t>11,226</w:t>
+              <w:t>596.896</w:t>
             </w:r>
           </w:p>
         </w:tc>
@@ -6280,7 +6280,7 @@
                 <w:color w:val="1C3A36"/>
                 <w:sz w:val="14"/>
               </w:rPr>
-              <w:t>2024-10-23</w:t>
+              <w:t>2025-09-24</w:t>
             </w:r>
           </w:p>
         </w:tc>
@@ -6298,7 +6298,7 @@
                 <w:color w:val="1C3A36"/>
                 <w:sz w:val="14"/>
               </w:rPr>
-              <w:t>Audited financial statements, year ended 30 June 2024 (Central Auditing Organization, report dated 23 October 2024), statement of financial position</w:t>
+              <w:t>Audited financial statements, year ended 30 June 2025 (Central Auditing Organization, report dated 23 September 2025), statement of financial position</w:t>
             </w:r>
           </w:p>
         </w:tc>
@@ -6318,7 +6318,7 @@
                 <w:color w:val="1C3A36"/>
                 <w:sz w:val="14"/>
               </w:rPr>
-              <w:t>bs_debt_lt_FY2425</w:t>
+              <w:t>bs_debt_holdco_M9FY2526</w:t>
             </w:r>
           </w:p>
         </w:tc>
@@ -6336,7 +6336,7 @@
                 <w:color w:val="1C3A36"/>
                 <w:sz w:val="14"/>
               </w:rPr>
-              <w:t>11,183</w:t>
+              <w:t>45.955</w:t>
             </w:r>
           </w:p>
         </w:tc>
@@ -6372,7 +6372,7 @@
                 <w:color w:val="1C3A36"/>
                 <w:sz w:val="14"/>
               </w:rPr>
-              <w:t>2025-09-24</w:t>
+              <w:t>2026-05-21</w:t>
             </w:r>
           </w:p>
         </w:tc>
@@ -6390,7 +6390,7 @@
                 <w:color w:val="1C3A36"/>
                 <w:sz w:val="14"/>
               </w:rPr>
-              <w:t>Audited financial statements, year ended 30 June 2025 (Central Auditing Organization, report dated 23 September 2025), statement of financial position</w:t>
+              <w:t>Interim statements, nine months ended 31 March 2026, limited review dated 20 May 2026, statement of financial position</w:t>
             </w:r>
           </w:p>
         </w:tc>
@@ -6410,7 +6410,7 @@
                 <w:color w:val="1C3A36"/>
                 <w:sz w:val="14"/>
               </w:rPr>
-              <w:t>bs_debt_lt_M9FY2526</w:t>
+              <w:t>bs_debt_lt_FY2223</w:t>
             </w:r>
           </w:p>
         </w:tc>
@@ -6428,7 +6428,7 @@
                 <w:color w:val="1C3A36"/>
                 <w:sz w:val="14"/>
               </w:rPr>
-              <w:t>14,386</w:t>
+              <w:t>8,425</w:t>
             </w:r>
           </w:p>
         </w:tc>
@@ -6464,7 +6464,7 @@
                 <w:color w:val="1C3A36"/>
                 <w:sz w:val="14"/>
               </w:rPr>
-              <w:t>2026-05-21</w:t>
+              <w:t>2023-10-08</w:t>
             </w:r>
           </w:p>
         </w:tc>
@@ -6482,7 +6482,7 @@
                 <w:color w:val="1C3A36"/>
                 <w:sz w:val="14"/>
               </w:rPr>
-              <w:t>Interim statements, nine months ended 31 March 2026, limited review dated 20 May 2026, statement of financial position</w:t>
+              <w:t>Audited financial statements, year ended 30 June 2023 (Central Auditing Organization with PKF Rashed Badr &amp; Co, report dated 8 October 2023), statement of financial position</w:t>
             </w:r>
           </w:p>
         </w:tc>
@@ -6502,7 +6502,7 @@
                 <w:color w:val="1C3A36"/>
                 <w:sz w:val="14"/>
               </w:rPr>
-              <w:t>bs_dtl_FY2223</w:t>
+              <w:t>bs_debt_lt_FY2324</w:t>
             </w:r>
           </w:p>
         </w:tc>
@@ -6520,7 +6520,7 @@
                 <w:color w:val="1C3A36"/>
                 <w:sz w:val="14"/>
               </w:rPr>
-              <w:t>1,469</w:t>
+              <w:t>11,226</w:t>
             </w:r>
           </w:p>
         </w:tc>
@@ -6556,7 +6556,7 @@
                 <w:color w:val="1C3A36"/>
                 <w:sz w:val="14"/>
               </w:rPr>
-              <w:t>2023-10-08</w:t>
+              <w:t>2024-10-23</w:t>
             </w:r>
           </w:p>
         </w:tc>
@@ -6574,7 +6574,7 @@
                 <w:color w:val="1C3A36"/>
                 <w:sz w:val="14"/>
               </w:rPr>
-              <w:t>Audited financial statements, year ended 30 June 2023 (Central Auditing Organization with PKF Rashed Badr &amp; Co, report dated 8 October 2023), statement of financial position</w:t>
+              <w:t>Audited financial statements, year ended 30 June 2024 (Central Auditing Organization, report dated 23 October 2024), statement of financial position</w:t>
             </w:r>
           </w:p>
         </w:tc>
@@ -6594,7 +6594,7 @@
                 <w:color w:val="1C3A36"/>
                 <w:sz w:val="14"/>
               </w:rPr>
-              <w:t>bs_dtl_FY2324</w:t>
+              <w:t>bs_debt_lt_FY2425</w:t>
             </w:r>
           </w:p>
         </w:tc>
@@ -6612,7 +6612,7 @@
                 <w:color w:val="1C3A36"/>
                 <w:sz w:val="14"/>
               </w:rPr>
-              <w:t>1,001</w:t>
+              <w:t>11,183</w:t>
             </w:r>
           </w:p>
         </w:tc>
@@ -6648,7 +6648,7 @@
                 <w:color w:val="1C3A36"/>
                 <w:sz w:val="14"/>
               </w:rPr>
-              <w:t>2024-10-23</w:t>
+              <w:t>2025-09-24</w:t>
             </w:r>
           </w:p>
         </w:tc>
@@ -6666,7 +6666,7 @@
                 <w:color w:val="1C3A36"/>
                 <w:sz w:val="14"/>
               </w:rPr>
-              <w:t>Audited financial statements, year ended 30 June 2024 (Central Auditing Organization, report dated 23 October 2024), statement of financial position</w:t>
+              <w:t>Audited financial statements, year ended 30 June 2025 (Central Auditing Organization, report dated 23 September 2025), statement of financial position</w:t>
             </w:r>
           </w:p>
         </w:tc>
@@ -6686,7 +6686,7 @@
                 <w:color w:val="1C3A36"/>
                 <w:sz w:val="14"/>
               </w:rPr>
-              <w:t>bs_dtl_FY2425</w:t>
+              <w:t>bs_debt_lt_M9FY2526</w:t>
             </w:r>
           </w:p>
         </w:tc>
@@ -6704,7 +6704,7 @@
                 <w:color w:val="1C3A36"/>
                 <w:sz w:val="14"/>
               </w:rPr>
-              <w:t>990.863</w:t>
+              <w:t>14,386</w:t>
             </w:r>
           </w:p>
         </w:tc>
@@ -6740,7 +6740,7 @@
                 <w:color w:val="1C3A36"/>
                 <w:sz w:val="14"/>
               </w:rPr>
-              <w:t>2025-09-24</w:t>
+              <w:t>2026-05-21</w:t>
             </w:r>
           </w:p>
         </w:tc>
@@ -6758,7 +6758,7 @@
                 <w:color w:val="1C3A36"/>
                 <w:sz w:val="14"/>
               </w:rPr>
-              <w:t>Audited financial statements, year ended 30 June 2025 (Central Auditing Organization, report dated 23 September 2025), statement of financial position</w:t>
+              <w:t>Interim statements, nine months ended 31 March 2026, limited review dated 20 May 2026, statement of financial position</w:t>
             </w:r>
           </w:p>
         </w:tc>
@@ -6778,7 +6778,7 @@
                 <w:color w:val="1C3A36"/>
                 <w:sz w:val="14"/>
               </w:rPr>
-              <w:t>bs_dtl_M9FY2526</w:t>
+              <w:t>bs_dtl_FY2223</w:t>
             </w:r>
           </w:p>
         </w:tc>
@@ -6796,7 +6796,7 @@
                 <w:color w:val="1C3A36"/>
                 <w:sz w:val="14"/>
               </w:rPr>
-              <w:t>961.184</w:t>
+              <w:t>1,469</w:t>
             </w:r>
           </w:p>
         </w:tc>
@@ -6832,7 +6832,7 @@
                 <w:color w:val="1C3A36"/>
                 <w:sz w:val="14"/>
               </w:rPr>
-              <w:t>2026-05-21</w:t>
+              <w:t>2023-10-08</w:t>
             </w:r>
           </w:p>
         </w:tc>
@@ -6850,7 +6850,7 @@
                 <w:color w:val="1C3A36"/>
                 <w:sz w:val="14"/>
               </w:rPr>
-              <w:t>Interim statements, nine months ended 31 March 2026, limited review dated 20 May 2026, statement of financial position</w:t>
+              <w:t>Audited financial statements, year ended 30 June 2023 (Central Auditing Organization with PKF Rashed Badr &amp; Co, report dated 8 October 2023), statement of financial position</w:t>
             </w:r>
           </w:p>
         </w:tc>
@@ -6870,7 +6870,7 @@
                 <w:color w:val="1C3A36"/>
                 <w:sz w:val="14"/>
               </w:rPr>
-              <w:t>bs_fixed_FY2223</w:t>
+              <w:t>bs_dtl_FY2324</w:t>
             </w:r>
           </w:p>
         </w:tc>
@@ -6888,7 +6888,7 @@
                 <w:color w:val="1C3A36"/>
                 <w:sz w:val="14"/>
               </w:rPr>
-              <w:t>11,300</w:t>
+              <w:t>1,001</w:t>
             </w:r>
           </w:p>
         </w:tc>
@@ -6924,7 +6924,7 @@
                 <w:color w:val="1C3A36"/>
                 <w:sz w:val="14"/>
               </w:rPr>
-              <w:t>2023-10-08</w:t>
+              <w:t>2024-10-23</w:t>
             </w:r>
           </w:p>
         </w:tc>
@@ -6942,7 +6942,7 @@
                 <w:color w:val="1C3A36"/>
                 <w:sz w:val="14"/>
               </w:rPr>
-              <w:t>Audited financial statements, year ended 30 June 2023 (Central Auditing Organization with PKF Rashed Badr &amp; Co, report dated 8 October 2023), statement of financial position</w:t>
+              <w:t>Audited financial statements, year ended 30 June 2024 (Central Auditing Organization, report dated 23 October 2024), statement of financial position</w:t>
             </w:r>
           </w:p>
         </w:tc>
@@ -6962,7 +6962,7 @@
                 <w:color w:val="1C3A36"/>
                 <w:sz w:val="14"/>
               </w:rPr>
-              <w:t>bs_fixed_FY2324</w:t>
+              <w:t>bs_dtl_FY2425</w:t>
             </w:r>
           </w:p>
         </w:tc>
@@ -6980,7 +6980,7 @@
                 <w:color w:val="1C3A36"/>
                 <w:sz w:val="14"/>
               </w:rPr>
-              <w:t>14,144</w:t>
+              <w:t>990.863</w:t>
             </w:r>
           </w:p>
         </w:tc>
@@ -7016,7 +7016,7 @@
                 <w:color w:val="1C3A36"/>
                 <w:sz w:val="14"/>
               </w:rPr>
-              <w:t>2024-10-23</w:t>
+              <w:t>2025-09-24</w:t>
             </w:r>
           </w:p>
         </w:tc>
@@ -7034,7 +7034,7 @@
                 <w:color w:val="1C3A36"/>
                 <w:sz w:val="14"/>
               </w:rPr>
-              <w:t>Audited financial statements, year ended 30 June 2024 (Central Auditing Organization, report dated 23 October 2024), statement of financial position</w:t>
+              <w:t>Audited financial statements, year ended 30 June 2025 (Central Auditing Organization, report dated 23 September 2025), statement of financial position</w:t>
             </w:r>
           </w:p>
         </w:tc>
@@ -7054,7 +7054,7 @@
                 <w:color w:val="1C3A36"/>
                 <w:sz w:val="14"/>
               </w:rPr>
-              <w:t>bs_fixed_FY2425</w:t>
+              <w:t>bs_dtl_M9FY2526</w:t>
             </w:r>
           </w:p>
         </w:tc>
@@ -7072,7 +7072,7 @@
                 <w:color w:val="1C3A36"/>
                 <w:sz w:val="14"/>
               </w:rPr>
-              <w:t>13,587</w:t>
+              <w:t>961.184</w:t>
             </w:r>
           </w:p>
         </w:tc>
@@ -7108,7 +7108,7 @@
                 <w:color w:val="1C3A36"/>
                 <w:sz w:val="14"/>
               </w:rPr>
-              <w:t>2025-09-24</w:t>
+              <w:t>2026-05-21</w:t>
             </w:r>
           </w:p>
         </w:tc>
@@ -7126,7 +7126,7 @@
                 <w:color w:val="1C3A36"/>
                 <w:sz w:val="14"/>
               </w:rPr>
-              <w:t>Audited financial statements, year ended 30 June 2025 (Central Auditing Organization, report dated 23 September 2025), statement of financial position</w:t>
+              <w:t>Interim statements, nine months ended 31 March 2026, limited review dated 20 May 2026, statement of financial position</w:t>
             </w:r>
           </w:p>
         </w:tc>
@@ -7146,7 +7146,7 @@
                 <w:color w:val="1C3A36"/>
                 <w:sz w:val="14"/>
               </w:rPr>
-              <w:t>bs_fixed_M9FY2526</w:t>
+              <w:t>bs_fixed_FY2223</w:t>
             </w:r>
           </w:p>
         </w:tc>
@@ -7164,7 +7164,7 @@
                 <w:color w:val="1C3A36"/>
                 <w:sz w:val="14"/>
               </w:rPr>
-              <w:t>13,058</w:t>
+              <w:t>11,300</w:t>
             </w:r>
           </w:p>
         </w:tc>
@@ -7200,7 +7200,7 @@
                 <w:color w:val="1C3A36"/>
                 <w:sz w:val="14"/>
               </w:rPr>
-              <w:t>2026-05-21</w:t>
+              <w:t>2023-10-08</w:t>
             </w:r>
           </w:p>
         </w:tc>
@@ -7218,7 +7218,7 @@
                 <w:color w:val="1C3A36"/>
                 <w:sz w:val="14"/>
               </w:rPr>
-              <w:t>Interim statements, nine months ended 31 March 2026, limited review dated 20 May 2026, statement of financial position</w:t>
+              <w:t>Audited financial statements, year ended 30 June 2023 (Central Auditing Organization with PKF Rashed Badr &amp; Co, report dated 8 October 2023), statement of financial position</w:t>
             </w:r>
           </w:p>
         </w:tc>
@@ -7238,7 +7238,7 @@
                 <w:color w:val="1C3A36"/>
                 <w:sz w:val="14"/>
               </w:rPr>
-              <w:t>bs_fvoci_FY2223</w:t>
+              <w:t>bs_fixed_FY2324</w:t>
             </w:r>
           </w:p>
         </w:tc>
@@ -7256,7 +7256,7 @@
                 <w:color w:val="1C3A36"/>
                 <w:sz w:val="14"/>
               </w:rPr>
-              <w:t>1,855</w:t>
+              <w:t>14,144</w:t>
             </w:r>
           </w:p>
         </w:tc>
@@ -7292,7 +7292,7 @@
                 <w:color w:val="1C3A36"/>
                 <w:sz w:val="14"/>
               </w:rPr>
-              <w:t>2023-10-08</w:t>
+              <w:t>2024-10-23</w:t>
             </w:r>
           </w:p>
         </w:tc>
@@ -7310,7 +7310,7 @@
                 <w:color w:val="1C3A36"/>
                 <w:sz w:val="14"/>
               </w:rPr>
-              <w:t>Audited financial statements, year ended 30 June 2023 (Central Auditing Organization with PKF Rashed Badr &amp; Co, report dated 8 October 2023), statement of financial position</w:t>
+              <w:t>Audited financial statements, year ended 30 June 2024 (Central Auditing Organization, report dated 23 October 2024), statement of financial position</w:t>
             </w:r>
           </w:p>
         </w:tc>
@@ -7330,7 +7330,7 @@
                 <w:color w:val="1C3A36"/>
                 <w:sz w:val="14"/>
               </w:rPr>
-              <w:t>bs_fvoci_FY2324</w:t>
+              <w:t>bs_fixed_FY2425</w:t>
             </w:r>
           </w:p>
         </w:tc>
@@ -7348,7 +7348,7 @@
                 <w:color w:val="1C3A36"/>
                 <w:sz w:val="14"/>
               </w:rPr>
-              <w:t>2,491</w:t>
+              <w:t>13,587</w:t>
             </w:r>
           </w:p>
         </w:tc>
@@ -7384,7 +7384,7 @@
                 <w:color w:val="1C3A36"/>
                 <w:sz w:val="14"/>
               </w:rPr>
-              <w:t>2024-10-23</w:t>
+              <w:t>2025-09-24</w:t>
             </w:r>
           </w:p>
         </w:tc>
@@ -7402,7 +7402,7 @@
                 <w:color w:val="1C3A36"/>
                 <w:sz w:val="14"/>
               </w:rPr>
-              <w:t>Audited financial statements, year ended 30 June 2024 (Central Auditing Organization, report dated 23 October 2024), statement of financial position</w:t>
+              <w:t>Audited financial statements, year ended 30 June 2025 (Central Auditing Organization, report dated 23 September 2025), statement of financial position</w:t>
             </w:r>
           </w:p>
         </w:tc>
@@ -7422,7 +7422,7 @@
                 <w:color w:val="1C3A36"/>
                 <w:sz w:val="14"/>
               </w:rPr>
-              <w:t>bs_fvoci_FY2425</w:t>
+              <w:t>bs_fixed_M9FY2526</w:t>
             </w:r>
           </w:p>
         </w:tc>
@@ -7440,7 +7440,7 @@
                 <w:color w:val="1C3A36"/>
                 <w:sz w:val="14"/>
               </w:rPr>
-              <w:t>2,163</w:t>
+              <w:t>13,058</w:t>
             </w:r>
           </w:p>
         </w:tc>
@@ -7476,7 +7476,7 @@
                 <w:color w:val="1C3A36"/>
                 <w:sz w:val="14"/>
               </w:rPr>
-              <w:t>2025-09-24</w:t>
+              <w:t>2026-05-21</w:t>
             </w:r>
           </w:p>
         </w:tc>
@@ -7494,7 +7494,7 @@
                 <w:color w:val="1C3A36"/>
                 <w:sz w:val="14"/>
               </w:rPr>
-              <w:t>Audited financial statements, year ended 30 June 2025 (Central Auditing Organization, report dated 23 September 2025), statement of financial position</w:t>
+              <w:t>Interim statements, nine months ended 31 March 2026, limited review dated 20 May 2026, statement of financial position</w:t>
             </w:r>
           </w:p>
         </w:tc>
@@ -7514,7 +7514,7 @@
                 <w:color w:val="1C3A36"/>
                 <w:sz w:val="14"/>
               </w:rPr>
-              <w:t>bs_fvoci_M9FY2526</w:t>
+              <w:t>bs_fvoci_FY2223</w:t>
             </w:r>
           </w:p>
         </w:tc>
@@ -7532,7 +7532,7 @@
                 <w:color w:val="1C3A36"/>
                 <w:sz w:val="14"/>
               </w:rPr>
-              <w:t>1,383</w:t>
+              <w:t>1,855</w:t>
             </w:r>
           </w:p>
         </w:tc>
@@ -7568,7 +7568,7 @@
                 <w:color w:val="1C3A36"/>
                 <w:sz w:val="14"/>
               </w:rPr>
-              <w:t>2026-05-21</w:t>
+              <w:t>2023-10-08</w:t>
             </w:r>
           </w:p>
         </w:tc>
@@ -7586,7 +7586,7 @@
                 <w:color w:val="1C3A36"/>
                 <w:sz w:val="14"/>
               </w:rPr>
-              <w:t>Interim statements, nine months ended 31 March 2026, limited review dated 20 May 2026, statement of financial position</w:t>
+              <w:t>Audited financial statements, year ended 30 June 2023 (Central Auditing Organization with PKF Rashed Badr &amp; Co, report dated 8 October 2023), statement of financial position</w:t>
             </w:r>
           </w:p>
         </w:tc>
@@ -7606,7 +7606,7 @@
                 <w:color w:val="1C3A36"/>
                 <w:sz w:val="14"/>
               </w:rPr>
-              <w:t>bs_intang_FY2223</w:t>
+              <w:t>bs_fvoci_FY2324</w:t>
             </w:r>
           </w:p>
         </w:tc>
@@ -7624,7 +7624,7 @@
                 <w:color w:val="1C3A36"/>
                 <w:sz w:val="14"/>
               </w:rPr>
-              <w:t>1,909</w:t>
+              <w:t>2,491</w:t>
             </w:r>
           </w:p>
         </w:tc>
@@ -7660,7 +7660,7 @@
                 <w:color w:val="1C3A36"/>
                 <w:sz w:val="14"/>
               </w:rPr>
-              <w:t>2023-10-08</w:t>
+              <w:t>2024-10-23</w:t>
             </w:r>
           </w:p>
         </w:tc>
@@ -7678,7 +7678,7 @@
                 <w:color w:val="1C3A36"/>
                 <w:sz w:val="14"/>
               </w:rPr>
-              <w:t>Audited financial statements, year ended 30 June 2023 (Central Auditing Organization with PKF Rashed Badr &amp; Co, report dated 8 October 2023), statement of financial position</w:t>
+              <w:t>Audited financial statements, year ended 30 June 2024 (Central Auditing Organization, report dated 23 October 2024), statement of financial position</w:t>
             </w:r>
           </w:p>
         </w:tc>
@@ -7698,7 +7698,7 @@
                 <w:color w:val="1C3A36"/>
                 <w:sz w:val="14"/>
               </w:rPr>
-              <w:t>bs_intang_FY2324</w:t>
+              <w:t>bs_fvoci_FY2425</w:t>
             </w:r>
           </w:p>
         </w:tc>
@@ -7716,7 +7716,7 @@
                 <w:color w:val="1C3A36"/>
                 <w:sz w:val="14"/>
               </w:rPr>
-              <w:t>2,376</w:t>
+              <w:t>2,163</w:t>
             </w:r>
           </w:p>
         </w:tc>
@@ -7752,7 +7752,7 @@
                 <w:color w:val="1C3A36"/>
                 <w:sz w:val="14"/>
               </w:rPr>
-              <w:t>2024-10-23</w:t>
+              <w:t>2025-09-24</w:t>
             </w:r>
           </w:p>
         </w:tc>
@@ -7770,7 +7770,7 @@
                 <w:color w:val="1C3A36"/>
                 <w:sz w:val="14"/>
               </w:rPr>
-              <w:t>Audited financial statements, year ended 30 June 2024 (Central Auditing Organization, report dated 23 October 2024), statement of financial position</w:t>
+              <w:t>Audited financial statements, year ended 30 June 2025 (Central Auditing Organization, report dated 23 September 2025), statement of financial position</w:t>
             </w:r>
           </w:p>
         </w:tc>
@@ -7790,7 +7790,7 @@
                 <w:color w:val="1C3A36"/>
                 <w:sz w:val="14"/>
               </w:rPr>
-              <w:t>bs_intang_FY2425</w:t>
+              <w:t>bs_fvoci_M9FY2526</w:t>
             </w:r>
           </w:p>
         </w:tc>
@@ -7808,7 +7808,7 @@
                 <w:color w:val="1C3A36"/>
                 <w:sz w:val="14"/>
               </w:rPr>
-              <w:t>2,257</w:t>
+              <w:t>1,383</w:t>
             </w:r>
           </w:p>
         </w:tc>
@@ -7844,7 +7844,7 @@
                 <w:color w:val="1C3A36"/>
                 <w:sz w:val="14"/>
               </w:rPr>
-              <w:t>2025-09-24</w:t>
+              <w:t>2026-05-21</w:t>
             </w:r>
           </w:p>
         </w:tc>
@@ -7862,7 +7862,7 @@
                 <w:color w:val="1C3A36"/>
                 <w:sz w:val="14"/>
               </w:rPr>
-              <w:t>Audited financial statements, year ended 30 June 2025 (Central Auditing Organization, report dated 23 September 2025), statement of financial position</w:t>
+              <w:t>Interim statements, nine months ended 31 March 2026, limited review dated 20 May 2026, statement of financial position</w:t>
             </w:r>
           </w:p>
         </w:tc>
@@ -7882,7 +7882,7 @@
                 <w:color w:val="1C3A36"/>
                 <w:sz w:val="14"/>
               </w:rPr>
-              <w:t>bs_intang_M9FY2526</w:t>
+              <w:t>bs_gross_fixed_M9FY2526</w:t>
             </w:r>
           </w:p>
         </w:tc>
@@ -7900,7 +7900,7 @@
                 <w:color w:val="1C3A36"/>
                 <w:sz w:val="14"/>
               </w:rPr>
-              <w:t>2,170</w:t>
+              <w:t>17,022</w:t>
             </w:r>
           </w:p>
         </w:tc>
@@ -7936,7 +7936,7 @@
                 <w:color w:val="1C3A36"/>
                 <w:sz w:val="14"/>
               </w:rPr>
-              <w:t>2026-05-21</w:t>
+              <w:t>2026-05-20</w:t>
             </w:r>
           </w:p>
         </w:tc>
@@ -7954,7 +7954,7 @@
                 <w:color w:val="1C3A36"/>
                 <w:sz w:val="14"/>
               </w:rPr>
-              <w:t>Interim statements, nine months ended 31 March 2026, limited review dated 20 May 2026, statement of financial position</w:t>
+              <w:t>Interim statements, nine months ended 31 March 2026, limited review dated 20 May 2026, note 6 fixed assets at cost</w:t>
             </w:r>
           </w:p>
         </w:tc>
@@ -7974,7 +7974,7 @@
                 <w:color w:val="1C3A36"/>
                 <w:sz w:val="14"/>
               </w:rPr>
-              <w:t>bs_inventory_FY2223</w:t>
+              <w:t>bs_intang_FY2223</w:t>
             </w:r>
           </w:p>
         </w:tc>
@@ -7992,7 +7992,7 @@
                 <w:color w:val="1C3A36"/>
                 <w:sz w:val="14"/>
               </w:rPr>
-              <w:t>1,392</w:t>
+              <w:t>1,909</w:t>
             </w:r>
           </w:p>
         </w:tc>
@@ -8066,7 +8066,7 @@
                 <w:color w:val="1C3A36"/>
                 <w:sz w:val="14"/>
               </w:rPr>
-              <w:t>bs_inventory_FY2324</w:t>
+              <w:t>bs_intang_FY2324</w:t>
             </w:r>
           </w:p>
         </w:tc>
@@ -8084,7 +8084,7 @@
                 <w:color w:val="1C3A36"/>
                 <w:sz w:val="14"/>
               </w:rPr>
-              <w:t>1,615</w:t>
+              <w:t>2,376</w:t>
             </w:r>
           </w:p>
         </w:tc>
@@ -8158,7 +8158,7 @@
                 <w:color w:val="1C3A36"/>
                 <w:sz w:val="14"/>
               </w:rPr>
-              <w:t>bs_inventory_FY2425</w:t>
+              <w:t>bs_intang_FY2425</w:t>
             </w:r>
           </w:p>
         </w:tc>
@@ -8176,7 +8176,7 @@
                 <w:color w:val="1C3A36"/>
                 <w:sz w:val="14"/>
               </w:rPr>
-              <w:t>2,400</w:t>
+              <w:t>2,257</w:t>
             </w:r>
           </w:p>
         </w:tc>
@@ -8250,7 +8250,7 @@
                 <w:color w:val="1C3A36"/>
                 <w:sz w:val="14"/>
               </w:rPr>
-              <w:t>bs_inventory_M9FY2526</w:t>
+              <w:t>bs_intang_M9FY2526</w:t>
             </w:r>
           </w:p>
         </w:tc>
@@ -8268,7 +8268,7 @@
                 <w:color w:val="1C3A36"/>
                 <w:sz w:val="14"/>
               </w:rPr>
-              <w:t>3,378</w:t>
+              <w:t>2,170</w:t>
             </w:r>
           </w:p>
         </w:tc>
@@ -8342,7 +8342,7 @@
                 <w:color w:val="1C3A36"/>
                 <w:sz w:val="14"/>
               </w:rPr>
-              <w:t>bs_invprop_FY2223</w:t>
+              <w:t>bs_inventory_FY2223</w:t>
             </w:r>
           </w:p>
         </w:tc>
@@ -8360,7 +8360,7 @@
                 <w:color w:val="1C3A36"/>
                 <w:sz w:val="14"/>
               </w:rPr>
-              <w:t>0</w:t>
+              <w:t>1,392</w:t>
             </w:r>
           </w:p>
         </w:tc>
@@ -8434,7 +8434,7 @@
                 <w:color w:val="1C3A36"/>
                 <w:sz w:val="14"/>
               </w:rPr>
-              <w:t>bs_invprop_FY2324</w:t>
+              <w:t>bs_inventory_FY2324</w:t>
             </w:r>
           </w:p>
         </w:tc>
@@ -8452,7 +8452,7 @@
                 <w:color w:val="1C3A36"/>
                 <w:sz w:val="14"/>
               </w:rPr>
-              <w:t>2,035</w:t>
+              <w:t>1,615</w:t>
             </w:r>
           </w:p>
         </w:tc>
@@ -8526,7 +8526,7 @@
                 <w:color w:val="1C3A36"/>
                 <w:sz w:val="14"/>
               </w:rPr>
-              <w:t>bs_invprop_FY2425</w:t>
+              <w:t>bs_inventory_FY2425</w:t>
             </w:r>
           </w:p>
         </w:tc>
@@ -8544,7 +8544,7 @@
                 <w:color w:val="1C3A36"/>
                 <w:sz w:val="14"/>
               </w:rPr>
-              <w:t>2,161</w:t>
+              <w:t>2,400</w:t>
             </w:r>
           </w:p>
         </w:tc>
@@ -8618,7 +8618,7 @@
                 <w:color w:val="1C3A36"/>
                 <w:sz w:val="14"/>
               </w:rPr>
-              <w:t>bs_invprop_M9FY2526</w:t>
+              <w:t>bs_inventory_M9FY2526</w:t>
             </w:r>
           </w:p>
         </w:tc>
@@ -8636,7 +8636,7 @@
                 <w:color w:val="1C3A36"/>
                 <w:sz w:val="14"/>
               </w:rPr>
-              <w:t>2,155</w:t>
+              <w:t>3,378</w:t>
             </w:r>
           </w:p>
         </w:tc>
@@ -8710,7 +8710,7 @@
                 <w:color w:val="1C3A36"/>
                 <w:sz w:val="14"/>
               </w:rPr>
-              <w:t>bs_payables_FY2223</w:t>
+              <w:t>bs_invprop_FY2223</w:t>
             </w:r>
           </w:p>
         </w:tc>
@@ -8728,7 +8728,7 @@
                 <w:color w:val="1C3A36"/>
                 <w:sz w:val="14"/>
               </w:rPr>
-              <w:t>1,368</w:t>
+              <w:t>0</w:t>
             </w:r>
           </w:p>
         </w:tc>
@@ -8802,7 +8802,7 @@
                 <w:color w:val="1C3A36"/>
                 <w:sz w:val="14"/>
               </w:rPr>
-              <w:t>bs_payables_FY2324</w:t>
+              <w:t>bs_invprop_FY2324</w:t>
             </w:r>
           </w:p>
         </w:tc>
@@ -8820,7 +8820,7 @@
                 <w:color w:val="1C3A36"/>
                 <w:sz w:val="14"/>
               </w:rPr>
-              <w:t>1,587</w:t>
+              <w:t>2,035</w:t>
             </w:r>
           </w:p>
         </w:tc>
@@ -8894,7 +8894,7 @@
                 <w:color w:val="1C3A36"/>
                 <w:sz w:val="14"/>
               </w:rPr>
-              <w:t>bs_payables_FY2425</w:t>
+              <w:t>bs_invprop_FY2425</w:t>
             </w:r>
           </w:p>
         </w:tc>
@@ -8912,7 +8912,7 @@
                 <w:color w:val="1C3A36"/>
                 <w:sz w:val="14"/>
               </w:rPr>
-              <w:t>1,208</w:t>
+              <w:t>2,161</w:t>
             </w:r>
           </w:p>
         </w:tc>
@@ -8986,7 +8986,7 @@
                 <w:color w:val="1C3A36"/>
                 <w:sz w:val="14"/>
               </w:rPr>
-              <w:t>bs_payables_M9FY2526</w:t>
+              <w:t>bs_invprop_M9FY2526</w:t>
             </w:r>
           </w:p>
         </w:tc>
@@ -9004,7 +9004,7 @@
                 <w:color w:val="1C3A36"/>
                 <w:sz w:val="14"/>
               </w:rPr>
-              <w:t>1,539</w:t>
+              <w:t>2,155</w:t>
             </w:r>
           </w:p>
         </w:tc>
@@ -9078,7 +9078,7 @@
                 <w:color w:val="1C3A36"/>
                 <w:sz w:val="14"/>
               </w:rPr>
-              <w:t>bs_provisions_FY2223</w:t>
+              <w:t>bs_payables_FY2223</w:t>
             </w:r>
           </w:p>
         </w:tc>
@@ -9096,7 +9096,7 @@
                 <w:color w:val="1C3A36"/>
                 <w:sz w:val="14"/>
               </w:rPr>
-              <w:t>144.359</w:t>
+              <w:t>1,368</w:t>
             </w:r>
           </w:p>
         </w:tc>
@@ -9170,7 +9170,7 @@
                 <w:color w:val="1C3A36"/>
                 <w:sz w:val="14"/>
               </w:rPr>
-              <w:t>bs_provisions_FY2324</w:t>
+              <w:t>bs_payables_FY2324</w:t>
             </w:r>
           </w:p>
         </w:tc>
@@ -9188,7 +9188,7 @@
                 <w:color w:val="1C3A36"/>
                 <w:sz w:val="14"/>
               </w:rPr>
-              <w:t>432.156</w:t>
+              <w:t>1,587</w:t>
             </w:r>
           </w:p>
         </w:tc>
@@ -9262,7 +9262,7 @@
                 <w:color w:val="1C3A36"/>
                 <w:sz w:val="14"/>
               </w:rPr>
-              <w:t>bs_provisions_FY2425</w:t>
+              <w:t>bs_payables_FY2425</w:t>
             </w:r>
           </w:p>
         </w:tc>
@@ -9280,7 +9280,7 @@
                 <w:color w:val="1C3A36"/>
                 <w:sz w:val="14"/>
               </w:rPr>
-              <w:t>309.113</w:t>
+              <w:t>1,208</w:t>
             </w:r>
           </w:p>
         </w:tc>
@@ -9354,7 +9354,7 @@
                 <w:color w:val="1C3A36"/>
                 <w:sz w:val="14"/>
               </w:rPr>
-              <w:t>bs_provisions_M9FY2526</w:t>
+              <w:t>bs_payables_M9FY2526</w:t>
             </w:r>
           </w:p>
         </w:tc>
@@ -9372,7 +9372,7 @@
                 <w:color w:val="1C3A36"/>
                 <w:sz w:val="14"/>
               </w:rPr>
-              <w:t>291.769</w:t>
+              <w:t>1,539</w:t>
             </w:r>
           </w:p>
         </w:tc>
@@ -9446,7 +9446,7 @@
                 <w:color w:val="1C3A36"/>
                 <w:sz w:val="14"/>
               </w:rPr>
-              <w:t>bs_receivables_FY2223</w:t>
+              <w:t>bs_provisions_FY2223</w:t>
             </w:r>
           </w:p>
         </w:tc>
@@ -9464,7 +9464,7 @@
                 <w:color w:val="1C3A36"/>
                 <w:sz w:val="14"/>
               </w:rPr>
-              <w:t>798.577</w:t>
+              <w:t>144.359</w:t>
             </w:r>
           </w:p>
         </w:tc>
@@ -9538,7 +9538,7 @@
                 <w:color w:val="1C3A36"/>
                 <w:sz w:val="14"/>
               </w:rPr>
-              <w:t>bs_receivables_FY2324</w:t>
+              <w:t>bs_provisions_FY2324</w:t>
             </w:r>
           </w:p>
         </w:tc>
@@ -9556,7 +9556,7 @@
                 <w:color w:val="1C3A36"/>
                 <w:sz w:val="14"/>
               </w:rPr>
-              <w:t>858.39</w:t>
+              <w:t>432.156</w:t>
             </w:r>
           </w:p>
         </w:tc>
@@ -9630,7 +9630,7 @@
                 <w:color w:val="1C3A36"/>
                 <w:sz w:val="14"/>
               </w:rPr>
-              <w:t>bs_receivables_FY2425</w:t>
+              <w:t>bs_provisions_FY2425</w:t>
             </w:r>
           </w:p>
         </w:tc>
@@ -9648,7 +9648,7 @@
                 <w:color w:val="1C3A36"/>
                 <w:sz w:val="14"/>
               </w:rPr>
-              <w:t>631.047</w:t>
+              <w:t>309.113</w:t>
             </w:r>
           </w:p>
         </w:tc>
@@ -9722,7 +9722,7 @@
                 <w:color w:val="1C3A36"/>
                 <w:sz w:val="14"/>
               </w:rPr>
-              <w:t>bs_receivables_M9FY2526</w:t>
+              <w:t>bs_provisions_M9FY2526</w:t>
             </w:r>
           </w:p>
         </w:tc>
@@ -9740,7 +9740,7 @@
                 <w:color w:val="1C3A36"/>
                 <w:sz w:val="14"/>
               </w:rPr>
-              <w:t>1,230</w:t>
+              <w:t>291.769</w:t>
             </w:r>
           </w:p>
         </w:tc>
@@ -9814,7 +9814,7 @@
                 <w:color w:val="1C3A36"/>
                 <w:sz w:val="14"/>
               </w:rPr>
-              <w:t>bs_reserves_FY2223</w:t>
+              <w:t>bs_receivables_FY2223</w:t>
             </w:r>
           </w:p>
         </w:tc>
@@ -9832,7 +9832,7 @@
                 <w:color w:val="1C3A36"/>
                 <w:sz w:val="14"/>
               </w:rPr>
-              <w:t>1,317</w:t>
+              <w:t>798.577</w:t>
             </w:r>
           </w:p>
         </w:tc>
@@ -9906,7 +9906,7 @@
                 <w:color w:val="1C3A36"/>
                 <w:sz w:val="14"/>
               </w:rPr>
-              <w:t>bs_reserves_FY2324</w:t>
+              <w:t>bs_receivables_FY2324</w:t>
             </w:r>
           </w:p>
         </w:tc>
@@ -9924,7 +9924,7 @@
                 <w:color w:val="1C3A36"/>
                 <w:sz w:val="14"/>
               </w:rPr>
-              <w:t>4,627</w:t>
+              <w:t>858.39</w:t>
             </w:r>
           </w:p>
         </w:tc>
@@ -9998,7 +9998,7 @@
                 <w:color w:val="1C3A36"/>
                 <w:sz w:val="14"/>
               </w:rPr>
-              <w:t>bs_reserves_FY2425</w:t>
+              <w:t>bs_receivables_FY2425</w:t>
             </w:r>
           </w:p>
         </w:tc>
@@ -10016,7 +10016,7 @@
                 <w:color w:val="1C3A36"/>
                 <w:sz w:val="14"/>
               </w:rPr>
-              <w:t>5,430</w:t>
+              <w:t>631.047</w:t>
             </w:r>
           </w:p>
         </w:tc>
@@ -10090,7 +10090,7 @@
                 <w:color w:val="1C3A36"/>
                 <w:sz w:val="14"/>
               </w:rPr>
-              <w:t>bs_reserves_M9FY2526</w:t>
+              <w:t>bs_receivables_M9FY2526</w:t>
             </w:r>
           </w:p>
         </w:tc>
@@ -10108,7 +10108,7 @@
                 <w:color w:val="1C3A36"/>
                 <w:sz w:val="14"/>
               </w:rPr>
-              <w:t>6,273</w:t>
+              <w:t>1,230</w:t>
             </w:r>
           </w:p>
         </w:tc>
@@ -10182,7 +10182,7 @@
                 <w:color w:val="1C3A36"/>
                 <w:sz w:val="14"/>
               </w:rPr>
-              <w:t>budget_net_9M</w:t>
+              <w:t>bs_reserves_FY2223</w:t>
             </w:r>
           </w:p>
         </w:tc>
@@ -10200,7 +10200,7 @@
                 <w:color w:val="1C3A36"/>
                 <w:sz w:val="14"/>
               </w:rPr>
-              <w:t>1,022</w:t>
+              <w:t>1,317</w:t>
             </w:r>
           </w:p>
         </w:tc>
@@ -10236,7 +10236,7 @@
                 <w:color w:val="1C3A36"/>
                 <w:sz w:val="14"/>
               </w:rPr>
-              <w:t>2026-05-21</w:t>
+              <w:t>2023-10-08</w:t>
             </w:r>
           </w:p>
         </w:tc>
@@ -10254,7 +10254,7 @@
                 <w:color w:val="1C3A36"/>
                 <w:sz w:val="14"/>
               </w:rPr>
-              <w:t>Interim statements, nine months ended 31 March 2026, limited review dated 20 May 2026, the company's own budget column</w:t>
+              <w:t>Audited financial statements, year ended 30 June 2023 (Central Auditing Organization with PKF Rashed Badr &amp; Co, report dated 8 October 2023), statement of financial position</w:t>
             </w:r>
           </w:p>
         </w:tc>
@@ -10274,7 +10274,7 @@
                 <w:color w:val="1C3A36"/>
                 <w:sz w:val="14"/>
               </w:rPr>
-              <w:t>cogs_dep_FY2223</w:t>
+              <w:t>bs_reserves_FY2324</w:t>
             </w:r>
           </w:p>
         </w:tc>
@@ -10292,7 +10292,7 @@
                 <w:color w:val="1C3A36"/>
                 <w:sz w:val="14"/>
               </w:rPr>
-              <w:t>627.213</w:t>
+              <w:t>4,627</w:t>
             </w:r>
           </w:p>
         </w:tc>
@@ -10328,7 +10328,7 @@
                 <w:color w:val="1C3A36"/>
                 <w:sz w:val="14"/>
               </w:rPr>
-              <w:t>2023-10-08</w:t>
+              <w:t>2024-10-23</w:t>
             </w:r>
           </w:p>
         </w:tc>
@@ -10346,7 +10346,7 @@
                 <w:color w:val="1C3A36"/>
                 <w:sz w:val="14"/>
               </w:rPr>
-              <w:t>Audited financial statements, year ended 30 June 2023 (Central Auditing Organization with PKF Rashed Badr &amp; Co, report dated 8 October 2023), note 21 cost of sales</w:t>
+              <w:t>Audited financial statements, year ended 30 June 2024 (Central Auditing Organization, report dated 23 October 2024), statement of financial position</w:t>
             </w:r>
           </w:p>
         </w:tc>
@@ -10366,7 +10366,7 @@
                 <w:color w:val="1C3A36"/>
                 <w:sz w:val="14"/>
               </w:rPr>
-              <w:t>cogs_dep_FY2324</w:t>
+              <w:t>bs_reserves_FY2425</w:t>
             </w:r>
           </w:p>
         </w:tc>
@@ -10384,7 +10384,7 @@
                 <w:color w:val="1C3A36"/>
                 <w:sz w:val="14"/>
               </w:rPr>
-              <w:t>662.634</w:t>
+              <w:t>5,430</w:t>
             </w:r>
           </w:p>
         </w:tc>
@@ -10420,7 +10420,7 @@
                 <w:color w:val="1C3A36"/>
                 <w:sz w:val="14"/>
               </w:rPr>
-              <w:t>2024-10-23</w:t>
+              <w:t>2025-09-24</w:t>
             </w:r>
           </w:p>
         </w:tc>
@@ -10438,7 +10438,7 @@
                 <w:color w:val="1C3A36"/>
                 <w:sz w:val="14"/>
               </w:rPr>
-              <w:t>Audited financial statements, year ended 30 June 2024 (Central Auditing Organization, report dated 23 October 2024), note 21 cost of sales</w:t>
+              <w:t>Audited financial statements, year ended 30 June 2025 (Central Auditing Organization, report dated 23 September 2025), statement of financial position</w:t>
             </w:r>
           </w:p>
         </w:tc>
@@ -10458,7 +10458,7 @@
                 <w:color w:val="1C3A36"/>
                 <w:sz w:val="14"/>
               </w:rPr>
-              <w:t>cogs_dep_FY2425</w:t>
+              <w:t>bs_reserves_M9FY2526</w:t>
             </w:r>
           </w:p>
         </w:tc>
@@ -10476,7 +10476,7 @@
                 <w:color w:val="1C3A36"/>
                 <w:sz w:val="14"/>
               </w:rPr>
-              <w:t>776.471</w:t>
+              <w:t>6,273</w:t>
             </w:r>
           </w:p>
         </w:tc>
@@ -10512,7 +10512,7 @@
                 <w:color w:val="1C3A36"/>
                 <w:sz w:val="14"/>
               </w:rPr>
-              <w:t>2025-09-24</w:t>
+              <w:t>2026-05-21</w:t>
             </w:r>
           </w:p>
         </w:tc>
@@ -10530,7 +10530,7 @@
                 <w:color w:val="1C3A36"/>
                 <w:sz w:val="14"/>
               </w:rPr>
-              <w:t>Audited financial statements, year ended 30 June 2025 (Central Auditing Organization, report dated 23 September 2025), note 21</w:t>
+              <w:t>Interim statements, nine months ended 31 March 2026, limited review dated 20 May 2026, statement of financial position</w:t>
             </w:r>
           </w:p>
         </w:tc>
@@ -10550,7 +10550,7 @@
                 <w:color w:val="1C3A36"/>
                 <w:sz w:val="14"/>
               </w:rPr>
-              <w:t>cogs_materials_FY2425</w:t>
+              <w:t>budget_net_9M</w:t>
             </w:r>
           </w:p>
         </w:tc>
@@ -10568,7 +10568,7 @@
                 <w:color w:val="1C3A36"/>
                 <w:sz w:val="14"/>
               </w:rPr>
-              <w:t>4,399</w:t>
+              <w:t>1,022</w:t>
             </w:r>
           </w:p>
         </w:tc>
@@ -10604,7 +10604,7 @@
                 <w:color w:val="1C3A36"/>
                 <w:sz w:val="14"/>
               </w:rPr>
-              <w:t>2025-09-24</w:t>
+              <w:t>2026-05-21</w:t>
             </w:r>
           </w:p>
         </w:tc>
@@ -10622,7 +10622,7 @@
                 <w:color w:val="1C3A36"/>
                 <w:sz w:val="14"/>
               </w:rPr>
-              <w:t>Audited financial statements, year ended 30 June 2025 (Central Auditing Organization, report dated 23 September 2025), note 21</w:t>
+              <w:t>Interim statements, nine months ended 31 March 2026, limited review dated 20 May 2026, the company's own budget column</w:t>
             </w:r>
           </w:p>
         </w:tc>
@@ -10642,7 +10642,7 @@
                 <w:color w:val="1C3A36"/>
                 <w:sz w:val="14"/>
               </w:rPr>
-              <w:t>cogs_services_FY2425</w:t>
+              <w:t>cogs_dep_FY2223</w:t>
             </w:r>
           </w:p>
         </w:tc>
@@ -10660,7 +10660,7 @@
                 <w:color w:val="1C3A36"/>
                 <w:sz w:val="14"/>
               </w:rPr>
-              <w:t>62.557</w:t>
+              <w:t>627.213</w:t>
             </w:r>
           </w:p>
         </w:tc>
@@ -10696,7 +10696,7 @@
                 <w:color w:val="1C3A36"/>
                 <w:sz w:val="14"/>
               </w:rPr>
-              <w:t>2025-09-24</w:t>
+              <w:t>2023-10-08</w:t>
             </w:r>
           </w:p>
         </w:tc>
@@ -10714,7 +10714,7 @@
                 <w:color w:val="1C3A36"/>
                 <w:sz w:val="14"/>
               </w:rPr>
-              <w:t>Audited financial statements, year ended 30 June 2025 (Central Auditing Organization, report dated 23 September 2025), note 21</w:t>
+              <w:t>Audited financial statements, year ended 30 June 2023 (Central Auditing Organization with PKF Rashed Badr &amp; Co, report dated 8 October 2023), note 21 cost of sales</w:t>
             </w:r>
           </w:p>
         </w:tc>
@@ -10734,7 +10734,7 @@
                 <w:color w:val="1C3A36"/>
                 <w:sz w:val="14"/>
               </w:rPr>
-              <w:t>cogs_wages_FY2425</w:t>
+              <w:t>cogs_dep_FY2324</w:t>
             </w:r>
           </w:p>
         </w:tc>
@@ -10752,7 +10752,7 @@
                 <w:color w:val="1C3A36"/>
                 <w:sz w:val="14"/>
               </w:rPr>
-              <w:t>212.857</w:t>
+              <w:t>662.634</w:t>
             </w:r>
           </w:p>
         </w:tc>
@@ -10788,7 +10788,7 @@
                 <w:color w:val="1C3A36"/>
                 <w:sz w:val="14"/>
               </w:rPr>
-              <w:t>2025-09-24</w:t>
+              <w:t>2024-10-23</w:t>
             </w:r>
           </w:p>
         </w:tc>
@@ -10806,7 +10806,7 @@
                 <w:color w:val="1C3A36"/>
                 <w:sz w:val="14"/>
               </w:rPr>
-              <w:t>Audited financial statements, year ended 30 June 2025 (Central Auditing Organization, report dated 23 September 2025), note 21</w:t>
+              <w:t>Audited financial statements, year ended 30 June 2024 (Central Auditing Organization, report dated 23 October 2024), note 21 cost of sales</w:t>
             </w:r>
           </w:p>
         </w:tc>
@@ -10826,7 +10826,7 @@
                 <w:color w:val="1C3A36"/>
                 <w:sz w:val="14"/>
               </w:rPr>
-              <w:t>dep_charge_FY2425</w:t>
+              <w:t>cogs_dep_FY2425</w:t>
             </w:r>
           </w:p>
         </w:tc>
@@ -10844,7 +10844,7 @@
                 <w:color w:val="1C3A36"/>
                 <w:sz w:val="14"/>
               </w:rPr>
-              <w:t>771.213</w:t>
+              <w:t>776.471</w:t>
             </w:r>
           </w:p>
         </w:tc>
@@ -10898,7 +10898,7 @@
                 <w:color w:val="1C3A36"/>
                 <w:sz w:val="14"/>
               </w:rPr>
-              <w:t>Audited financial statements, year ended 30 June 2025 (Central Auditing Organization, report dated 23 September 2025), note 6 fixed-asset register</w:t>
+              <w:t>Audited financial statements, year ended 30 June 2025 (Central Auditing Organization, report dated 23 September 2025), note 21</w:t>
             </w:r>
           </w:p>
         </w:tc>
@@ -10918,7 +10918,7 @@
                 <w:color w:val="1C3A36"/>
                 <w:sz w:val="14"/>
               </w:rPr>
-              <w:t>dep_rate_intangible</w:t>
+              <w:t>cogs_materials_FY2425</w:t>
             </w:r>
           </w:p>
         </w:tc>
@@ -10936,7 +10936,7 @@
                 <w:color w:val="1C3A36"/>
                 <w:sz w:val="14"/>
               </w:rPr>
-              <w:t>0.0475</w:t>
+              <w:t>4,399</w:t>
             </w:r>
           </w:p>
         </w:tc>
@@ -10954,7 +10954,7 @@
                 <w:color w:val="1C3A36"/>
                 <w:sz w:val="14"/>
               </w:rPr>
-              <w:t>per year</w:t>
+              <w:t>EGP m</w:t>
             </w:r>
           </w:p>
         </w:tc>
@@ -10990,7 +10990,7 @@
                 <w:color w:val="1C3A36"/>
                 <w:sz w:val="14"/>
               </w:rPr>
-              <w:t>Audited financial statements, year ended 30 June 2025 (Central Auditing Organization, report dated 23 September 2025), note 5-2</w:t>
+              <w:t>Audited financial statements, year ended 30 June 2025 (Central Auditing Organization, report dated 23 September 2025), note 21</w:t>
             </w:r>
           </w:p>
         </w:tc>
@@ -11010,7 +11010,7 @@
                 <w:color w:val="1C3A36"/>
                 <w:sz w:val="14"/>
               </w:rPr>
-              <w:t>dep_rate_kima2_machinery</w:t>
+              <w:t>cogs_services_FY2425</w:t>
             </w:r>
           </w:p>
         </w:tc>
@@ -11028,7 +11028,7 @@
                 <w:color w:val="1C3A36"/>
                 <w:sz w:val="14"/>
               </w:rPr>
-              <w:t>0.0395</w:t>
+              <w:t>62.557</w:t>
             </w:r>
           </w:p>
         </w:tc>
@@ -11046,7 +11046,7 @@
                 <w:color w:val="1C3A36"/>
                 <w:sz w:val="14"/>
               </w:rPr>
-              <w:t>per year</w:t>
+              <w:t>EGP m</w:t>
             </w:r>
           </w:p>
         </w:tc>
@@ -11082,7 +11082,7 @@
                 <w:color w:val="1C3A36"/>
                 <w:sz w:val="14"/>
               </w:rPr>
-              <w:t>Audited financial statements, year ended 30 June 2025 (Central Auditing Organization, report dated 23 September 2025), note 5-2 depreciation rates</w:t>
+              <w:t>Audited financial statements, year ended 30 June 2025 (Central Auditing Organization, report dated 23 September 2025), note 21</w:t>
             </w:r>
           </w:p>
         </w:tc>
@@ -11102,7 +11102,7 @@
                 <w:color w:val="1C3A36"/>
                 <w:sz w:val="14"/>
               </w:rPr>
-              <w:t>design_ammonia_tpd</w:t>
+              <w:t>cogs_wages_FY2425</w:t>
             </w:r>
           </w:p>
         </w:tc>
@@ -11120,7 +11120,7 @@
                 <w:color w:val="1C3A36"/>
                 <w:sz w:val="14"/>
               </w:rPr>
-              <w:t>1,200</w:t>
+              <w:t>212.857</w:t>
             </w:r>
           </w:p>
         </w:tc>
@@ -11138,7 +11138,7 @@
                 <w:color w:val="1C3A36"/>
                 <w:sz w:val="14"/>
               </w:rPr>
-              <w:t>tonnes/day</w:t>
+              <w:t>EGP m</w:t>
             </w:r>
           </w:p>
         </w:tc>
@@ -11174,7 +11174,7 @@
                 <w:color w:val="1C3A36"/>
                 <w:sz w:val="14"/>
               </w:rPr>
-              <w:t>Audited financial statements, year ended 30 June 2025 (Central Auditing Organization, report dated 23 September 2025), note 28 contractual operating benchmark</w:t>
+              <w:t>Audited financial statements, year ended 30 June 2025 (Central Auditing Organization, report dated 23 September 2025), note 21</w:t>
             </w:r>
           </w:p>
         </w:tc>
@@ -11194,7 +11194,7 @@
                 <w:color w:val="1C3A36"/>
                 <w:sz w:val="14"/>
               </w:rPr>
-              <w:t>design_ammonia_tpy</w:t>
+              <w:t>dep_charge_FY2425</w:t>
             </w:r>
           </w:p>
         </w:tc>
@@ -11212,7 +11212,7 @@
                 <w:color w:val="1C3A36"/>
                 <w:sz w:val="14"/>
               </w:rPr>
-              <w:t>438,000</w:t>
+              <w:t>771.213</w:t>
             </w:r>
           </w:p>
         </w:tc>
@@ -11230,7 +11230,7 @@
                 <w:color w:val="1C3A36"/>
                 <w:sz w:val="14"/>
               </w:rPr>
-              <w:t>tonnes/year</w:t>
+              <w:t>EGP m</w:t>
             </w:r>
           </w:p>
         </w:tc>
@@ -11266,7 +11266,7 @@
                 <w:color w:val="1C3A36"/>
                 <w:sz w:val="14"/>
               </w:rPr>
-              <w:t>Audited financial statements, year ended 30 June 2025 (Central Auditing Organization, report dated 23 September 2025), note 28</w:t>
+              <w:t>Audited financial statements, year ended 30 June 2025 (Central Auditing Organization, report dated 23 September 2025), note 6 fixed-asset register</w:t>
             </w:r>
           </w:p>
         </w:tc>
@@ -11286,7 +11286,7 @@
                 <w:color w:val="1C3A36"/>
                 <w:sz w:val="14"/>
               </w:rPr>
-              <w:t>design_urea_tpd</w:t>
+              <w:t>dep_rate_intangible</w:t>
             </w:r>
           </w:p>
         </w:tc>
@@ -11304,7 +11304,7 @@
                 <w:color w:val="1C3A36"/>
                 <w:sz w:val="14"/>
               </w:rPr>
-              <w:t>1,575</w:t>
+              <w:t>0.0475</w:t>
             </w:r>
           </w:p>
         </w:tc>
@@ -11322,7 +11322,7 @@
                 <w:color w:val="1C3A36"/>
                 <w:sz w:val="14"/>
               </w:rPr>
-              <w:t>tonnes/day</w:t>
+              <w:t>per year</w:t>
             </w:r>
           </w:p>
         </w:tc>
@@ -11358,7 +11358,7 @@
                 <w:color w:val="1C3A36"/>
                 <w:sz w:val="14"/>
               </w:rPr>
-              <w:t>Audited financial statements, year ended 30 June 2025 (Central Auditing Organization, report dated 23 September 2025), note 28 contractual operating benchmark</w:t>
+              <w:t>Audited financial statements, year ended 30 June 2025 (Central Auditing Organization, report dated 23 September 2025), note 5-2</w:t>
             </w:r>
           </w:p>
         </w:tc>
@@ -11378,7 +11378,7 @@
                 <w:color w:val="1C3A36"/>
                 <w:sz w:val="14"/>
               </w:rPr>
-              <w:t>dividend_FY2324</w:t>
+              <w:t>dep_rate_kima2_machinery</w:t>
             </w:r>
           </w:p>
         </w:tc>
@@ -11396,7 +11396,7 @@
                 <w:color w:val="1C3A36"/>
                 <w:sz w:val="14"/>
               </w:rPr>
-              <w:t>0</w:t>
+              <w:t>0.0395</w:t>
             </w:r>
           </w:p>
         </w:tc>
@@ -11414,7 +11414,7 @@
                 <w:color w:val="1C3A36"/>
                 <w:sz w:val="14"/>
               </w:rPr>
-              <w:t>EGP m</w:t>
+              <w:t>per year</w:t>
             </w:r>
           </w:p>
         </w:tc>
@@ -11432,7 +11432,7 @@
                 <w:color w:val="1C3A36"/>
                 <w:sz w:val="14"/>
               </w:rPr>
-              <w:t>2024-10-23</w:t>
+              <w:t>2025-09-24</w:t>
             </w:r>
           </w:p>
         </w:tc>
@@ -11450,7 +11450,7 @@
                 <w:color w:val="1C3A36"/>
                 <w:sz w:val="14"/>
               </w:rPr>
-              <w:t>Audited financial statements, year ended 30 June 2024 (Central Auditing Organization, report dated 23 October 2024), proposed appropriation statement</w:t>
+              <w:t>Audited financial statements, year ended 30 June 2025 (Central Auditing Organization, report dated 23 September 2025), note 5-2 depreciation rates</w:t>
             </w:r>
           </w:p>
         </w:tc>
@@ -11470,7 +11470,7 @@
                 <w:color w:val="1C3A36"/>
                 <w:sz w:val="14"/>
               </w:rPr>
-              <w:t>dividend_FY2425</w:t>
+              <w:t>design_ammonia_tpd</w:t>
             </w:r>
           </w:p>
         </w:tc>
@@ -11488,7 +11488,7 @@
                 <w:color w:val="1C3A36"/>
                 <w:sz w:val="14"/>
               </w:rPr>
-              <w:t>0</w:t>
+              <w:t>1,200</w:t>
             </w:r>
           </w:p>
         </w:tc>
@@ -11506,7 +11506,7 @@
                 <w:color w:val="1C3A36"/>
                 <w:sz w:val="14"/>
               </w:rPr>
-              <w:t>EGP m</w:t>
+              <w:t>tonnes/day</w:t>
             </w:r>
           </w:p>
         </w:tc>
@@ -11542,7 +11542,7 @@
                 <w:color w:val="1C3A36"/>
                 <w:sz w:val="14"/>
               </w:rPr>
-              <w:t>Audited financial statements, year ended 30 June 2025 (Central Auditing Organization, report dated 23 September 2025), proposed appropriation statement</w:t>
+              <w:t>Audited financial statements, year ended 30 June 2025 (Central Auditing Organization, report dated 23 September 2025), note 28 contractual operating benchmark</w:t>
             </w:r>
           </w:p>
         </w:tc>
@@ -11562,7 +11562,7 @@
                 <w:color w:val="1C3A36"/>
                 <w:sz w:val="14"/>
               </w:rPr>
-              <w:t>export_levy_charged_FY2425</w:t>
+              <w:t>design_ammonia_tpy</w:t>
             </w:r>
           </w:p>
         </w:tc>
@@ -11580,7 +11580,7 @@
                 <w:color w:val="1C3A36"/>
                 <w:sz w:val="14"/>
               </w:rPr>
-              <w:t>437.5</w:t>
+              <w:t>438,000</w:t>
             </w:r>
           </w:p>
         </w:tc>
@@ -11598,7 +11598,7 @@
                 <w:color w:val="1C3A36"/>
                 <w:sz w:val="14"/>
               </w:rPr>
-              <w:t>EGP m</w:t>
+              <w:t>tonnes/year</w:t>
             </w:r>
           </w:p>
         </w:tc>
@@ -11634,7 +11634,7 @@
                 <w:color w:val="1C3A36"/>
                 <w:sz w:val="14"/>
               </w:rPr>
-              <w:t>Audited financial statements, year ended 30 June 2025 (Central Auditing Organization, report dated 23 September 2025), auditor's report — levy on the 175kt quota shortfall</w:t>
+              <w:t>Audited financial statements, year ended 30 June 2025 (Central Auditing Organization, report dated 23 September 2025), note 28</w:t>
             </w:r>
           </w:p>
         </w:tc>
@@ -11654,7 +11654,7 @@
                 <w:color w:val="1C3A36"/>
                 <w:sz w:val="14"/>
               </w:rPr>
-              <w:t>export_price_FY2425_usd</w:t>
+              <w:t>design_urea_tpd</w:t>
             </w:r>
           </w:p>
         </w:tc>
@@ -11672,7 +11672,7 @@
                 <w:color w:val="1C3A36"/>
                 <w:sz w:val="14"/>
               </w:rPr>
-              <w:t>385</w:t>
+              <w:t>1,575</w:t>
             </w:r>
           </w:p>
         </w:tc>
@@ -11690,7 +11690,7 @@
                 <w:color w:val="1C3A36"/>
                 <w:sz w:val="14"/>
               </w:rPr>
-              <w:t>US$/t</w:t>
+              <w:t>tonnes/day</w:t>
             </w:r>
           </w:p>
         </w:tc>
@@ -11726,7 +11726,7 @@
                 <w:color w:val="1C3A36"/>
                 <w:sz w:val="14"/>
               </w:rPr>
-              <w:t>Audited financial statements, year ended 30 June 2025 (Central Auditing Organization, report dated 23 September 2025), auditor's report on the Damietta urea stock — average export selling price for the year</w:t>
+              <w:t>Audited financial statements, year ended 30 June 2025 (Central Auditing Organization, report dated 23 September 2025), note 28 contractual operating benchmark</w:t>
             </w:r>
           </w:p>
         </w:tc>
@@ -11746,7 +11746,7 @@
                 <w:color w:val="1C3A36"/>
                 <w:sz w:val="14"/>
               </w:rPr>
-              <w:t>free_float</w:t>
+              <w:t>dividend_FY2324</w:t>
             </w:r>
           </w:p>
         </w:tc>
@@ -11764,7 +11764,7 @@
                 <w:color w:val="1C3A36"/>
                 <w:sz w:val="14"/>
               </w:rPr>
-              <w:t>0.0618</w:t>
+              <w:t>0</w:t>
             </w:r>
           </w:p>
         </w:tc>
@@ -11782,7 +11782,7 @@
                 <w:color w:val="1C3A36"/>
                 <w:sz w:val="14"/>
               </w:rPr>
-              <w:t>ratio</w:t>
+              <w:t>EGP m</w:t>
             </w:r>
           </w:p>
         </w:tc>
@@ -11800,7 +11800,7 @@
                 <w:color w:val="1C3A36"/>
                 <w:sz w:val="14"/>
               </w:rPr>
-              <w:t>2025-09-24</w:t>
+              <w:t>2024-10-23</w:t>
             </w:r>
           </w:p>
         </w:tc>
@@ -11818,7 +11818,7 @@
                 <w:color w:val="1C3A36"/>
                 <w:sz w:val="14"/>
               </w:rPr>
-              <w:t>Audited financial statements, year ended 30 June 2025 (Central Auditing Organization, report dated 23 September 2025), note 14 shareholder register</w:t>
+              <w:t>Audited financial statements, year ended 30 June 2024 (Central Auditing Organization, report dated 23 October 2024), proposed appropriation statement</w:t>
             </w:r>
           </w:p>
         </w:tc>
@@ -11838,7 +11838,7 @@
                 <w:color w:val="1C3A36"/>
                 <w:sz w:val="14"/>
               </w:rPr>
-              <w:t>fx_gain_Q1</w:t>
+              <w:t>dividend_FY2425</w:t>
             </w:r>
           </w:p>
         </w:tc>
@@ -11856,7 +11856,7 @@
                 <w:color w:val="1C3A36"/>
                 <w:sz w:val="14"/>
               </w:rPr>
-              <w:t>357.162</w:t>
+              <w:t>0</w:t>
             </w:r>
           </w:p>
         </w:tc>
@@ -11892,7 +11892,7 @@
                 <w:color w:val="1C3A36"/>
                 <w:sz w:val="14"/>
               </w:rPr>
-              <w:t>2025-11-13</w:t>
+              <w:t>2025-09-24</w:t>
             </w:r>
           </w:p>
         </w:tc>
@@ -11910,7 +11910,7 @@
                 <w:color w:val="1C3A36"/>
                 <w:sz w:val="14"/>
               </w:rPr>
-              <w:t>Interim statements, three months ended 30 September 2025, limited review dated 13 November 2025, income statement</w:t>
+              <w:t>Audited financial statements, year ended 30 June 2025 (Central Auditing Organization, report dated 23 September 2025), proposed appropriation statement</w:t>
             </w:r>
           </w:p>
         </w:tc>
@@ -11930,7 +11930,7 @@
                 <w:color w:val="1C3A36"/>
                 <w:sz w:val="14"/>
               </w:rPr>
-              <w:t>fx_loss_9M</w:t>
+              <w:t>export_levy_charged_FY2425</w:t>
             </w:r>
           </w:p>
         </w:tc>
@@ -11948,7 +11948,7 @@
                 <w:color w:val="1C3A36"/>
                 <w:sz w:val="14"/>
               </w:rPr>
-              <w:t>1,072</w:t>
+              <w:t>437.5</w:t>
             </w:r>
           </w:p>
         </w:tc>
@@ -11984,7 +11984,7 @@
                 <w:color w:val="1C3A36"/>
                 <w:sz w:val="14"/>
               </w:rPr>
-              <w:t>2026-05-21</w:t>
+              <w:t>2025-09-24</w:t>
             </w:r>
           </w:p>
         </w:tc>
@@ -12002,7 +12002,7 @@
                 <w:color w:val="1C3A36"/>
                 <w:sz w:val="14"/>
               </w:rPr>
-              <w:t>Interim statements, nine months ended 31 March 2026, limited review dated 20 May 2026, income statement</w:t>
+              <w:t>Audited financial statements, year ended 30 June 2025 (Central Auditing Organization, report dated 23 September 2025), auditor's report — levy on the 175kt quota shortfall</w:t>
             </w:r>
           </w:p>
         </w:tc>
@@ -12022,7 +12022,7 @@
                 <w:color w:val="1C3A36"/>
                 <w:sz w:val="14"/>
               </w:rPr>
-              <w:t>gas_abnormal_cum</w:t>
+              <w:t>export_price_FY2425_usd</w:t>
             </w:r>
           </w:p>
         </w:tc>
@@ -12040,7 +12040,7 @@
                 <w:color w:val="1C3A36"/>
                 <w:sz w:val="14"/>
               </w:rPr>
-              <w:t>781</w:t>
+              <w:t>385</w:t>
             </w:r>
           </w:p>
         </w:tc>
@@ -12058,7 +12058,7 @@
                 <w:color w:val="1C3A36"/>
                 <w:sz w:val="14"/>
               </w:rPr>
-              <w:t>EGP m</w:t>
+              <w:t>US$/t</w:t>
             </w:r>
           </w:p>
         </w:tc>
@@ -12094,7 +12094,7 @@
                 <w:color w:val="1C3A36"/>
                 <w:sz w:val="14"/>
               </w:rPr>
-              <w:t>Audited financial statements, year ended 30 June 2025 (Central Auditing Organization, report dated 23 September 2025), auditor's report — cumulative since 1 July 2022</w:t>
+              <w:t>Audited financial statements, year ended 30 June 2025 (Central Auditing Organization, report dated 23 September 2025), auditor's report on the Damietta urea stock — average export selling price for the year</w:t>
             </w:r>
           </w:p>
         </w:tc>
@@ -12114,7 +12114,7 @@
                 <w:color w:val="1C3A36"/>
                 <w:sz w:val="14"/>
               </w:rPr>
-              <w:t>gas_abnormal_loss_FY2425</w:t>
+              <w:t>free_float</w:t>
             </w:r>
           </w:p>
         </w:tc>
@@ -12132,7 +12132,7 @@
                 <w:color w:val="1C3A36"/>
                 <w:sz w:val="14"/>
               </w:rPr>
-              <w:t>249</w:t>
+              <w:t>0.0618</w:t>
             </w:r>
           </w:p>
         </w:tc>
@@ -12150,7 +12150,7 @@
                 <w:color w:val="1C3A36"/>
                 <w:sz w:val="14"/>
               </w:rPr>
-              <w:t>EGP m</w:t>
+              <w:t>ratio</w:t>
             </w:r>
           </w:p>
         </w:tc>
@@ -12186,7 +12186,7 @@
                 <w:color w:val="1C3A36"/>
                 <w:sz w:val="14"/>
               </w:rPr>
-              <w:t>Audited financial statements, year ended 30 June 2025 (Central Auditing Organization, report dated 23 September 2025), auditor's report</w:t>
+              <w:t>Audited financial statements, year ended 30 June 2025 (Central Auditing Organization, report dated 23 September 2025), note 14 shareholder register</w:t>
             </w:r>
           </w:p>
         </w:tc>
@@ -12206,7 +12206,7 @@
                 <w:color w:val="1C3A36"/>
                 <w:sz w:val="14"/>
               </w:rPr>
-              <w:t>gas_august_m3_t</w:t>
+              <w:t>fx_gain_Q1</w:t>
             </w:r>
           </w:p>
         </w:tc>
@@ -12224,7 +12224,7 @@
                 <w:color w:val="1C3A36"/>
                 <w:sz w:val="14"/>
               </w:rPr>
-              <w:t>8,492</w:t>
+              <w:t>357.162</w:t>
             </w:r>
           </w:p>
         </w:tc>
@@ -12242,7 +12242,7 @@
                 <w:color w:val="1C3A36"/>
                 <w:sz w:val="14"/>
               </w:rPr>
-              <w:t>m3/t</w:t>
+              <w:t>EGP m</w:t>
             </w:r>
           </w:p>
         </w:tc>
@@ -12278,7 +12278,7 @@
                 <w:color w:val="1C3A36"/>
                 <w:sz w:val="14"/>
               </w:rPr>
-              <w:t>Interim statements, three months ended 30 September 2025, limited review dated 13 November 2025, auditor's report — August 2025 actual, the plant idling and restarting</w:t>
+              <w:t>Interim statements, three months ended 30 September 2025, limited review dated 13 November 2025, income statement</w:t>
             </w:r>
           </w:p>
         </w:tc>
@@ -12298,7 +12298,7 @@
                 <w:color w:val="1C3A36"/>
                 <w:sz w:val="14"/>
               </w:rPr>
-              <w:t>gas_contract_usd_mmbtu</w:t>
+              <w:t>fx_loss_9M</w:t>
             </w:r>
           </w:p>
         </w:tc>
@@ -12316,7 +12316,7 @@
                 <w:color w:val="1C3A36"/>
                 <w:sz w:val="14"/>
               </w:rPr>
-              <w:t>5.75</w:t>
+              <w:t>1,072</w:t>
             </w:r>
           </w:p>
         </w:tc>
@@ -12334,7 +12334,7 @@
                 <w:color w:val="1C3A36"/>
                 <w:sz w:val="14"/>
               </w:rPr>
-              <w:t>US$/mmBtu</w:t>
+              <w:t>EGP m</w:t>
             </w:r>
           </w:p>
         </w:tc>
@@ -12352,7 +12352,7 @@
                 <w:color w:val="1C3A36"/>
                 <w:sz w:val="14"/>
               </w:rPr>
-              <w:t>2025-09-24</w:t>
+              <w:t>2026-05-21</w:t>
             </w:r>
           </w:p>
         </w:tc>
@@ -12370,7 +12370,7 @@
                 <w:color w:val="1C3A36"/>
                 <w:sz w:val="14"/>
               </w:rPr>
-              <w:t>Audited financial statements, year ended 30 June 2025 (Central Auditing Organization, report dated 23 September 2025), note 28 contingent liabilities — gas price raised from US$4.50 under the November 2021 decision</w:t>
+              <w:t>Interim statements, nine months ended 31 March 2026, limited review dated 20 May 2026, income statement</w:t>
             </w:r>
           </w:p>
         </w:tc>
@@ -12390,7 +12390,7 @@
                 <w:color w:val="1C3A36"/>
                 <w:sz w:val="14"/>
               </w:rPr>
-              <w:t>gas_loss_FY2425_m3</w:t>
+              <w:t>gas_abnormal_cum</w:t>
             </w:r>
           </w:p>
         </w:tc>
@@ -12408,7 +12408,7 @@
                 <w:color w:val="1C3A36"/>
                 <w:sz w:val="14"/>
               </w:rPr>
-              <w:t>38,480,270</w:t>
+              <w:t>781</w:t>
             </w:r>
           </w:p>
         </w:tc>
@@ -12426,7 +12426,7 @@
                 <w:color w:val="1C3A36"/>
                 <w:sz w:val="14"/>
               </w:rPr>
-              <w:t>m3</w:t>
+              <w:t>EGP m</w:t>
             </w:r>
           </w:p>
         </w:tc>
@@ -12462,7 +12462,7 @@
                 <w:color w:val="1C3A36"/>
                 <w:sz w:val="14"/>
               </w:rPr>
-              <w:t>Audited financial statements, year ended 30 June 2025 (Central Auditing Organization, report dated 23 September 2025), auditor's report</w:t>
+              <w:t>Audited financial statements, year ended 30 June 2025 (Central Auditing Organization, report dated 23 September 2025), auditor's report — cumulative since 1 July 2022</w:t>
             </w:r>
           </w:p>
         </w:tc>
@@ -12482,7 +12482,7 @@
                 <w:color w:val="1C3A36"/>
                 <w:sz w:val="14"/>
               </w:rPr>
-              <w:t>gas_loss_Q1_egp</w:t>
+              <w:t>gas_abnormal_loss_FY2425</w:t>
             </w:r>
           </w:p>
         </w:tc>
@@ -12500,7 +12500,7 @@
                 <w:color w:val="1C3A36"/>
                 <w:sz w:val="14"/>
               </w:rPr>
-              <w:t>251</w:t>
+              <w:t>249</w:t>
             </w:r>
           </w:p>
         </w:tc>
@@ -12536,7 +12536,7 @@
                 <w:color w:val="1C3A36"/>
                 <w:sz w:val="14"/>
               </w:rPr>
-              <w:t>2025-11-13</w:t>
+              <w:t>2025-09-24</w:t>
             </w:r>
           </w:p>
         </w:tc>
@@ -12554,7 +12554,7 @@
                 <w:color w:val="1C3A36"/>
                 <w:sz w:val="14"/>
               </w:rPr>
-              <w:t>Interim statements, three months ended 30 September 2025, limited review dated 13 November 2025, auditor's report</w:t>
+              <w:t>Audited financial statements, year ended 30 June 2025 (Central Auditing Organization, report dated 23 September 2025), auditor's report</w:t>
             </w:r>
           </w:p>
         </w:tc>
@@ -12574,7 +12574,7 @@
                 <w:color w:val="1C3A36"/>
                 <w:sz w:val="14"/>
               </w:rPr>
-              <w:t>gas_loss_Q1_m3</w:t>
+              <w:t>gas_august_m3_t</w:t>
             </w:r>
           </w:p>
         </w:tc>
@@ -12592,7 +12592,7 @@
                 <w:color w:val="1C3A36"/>
                 <w:sz w:val="14"/>
               </w:rPr>
-              <w:t>31,313,235</w:t>
+              <w:t>8,492</w:t>
             </w:r>
           </w:p>
         </w:tc>
@@ -12610,7 +12610,7 @@
                 <w:color w:val="1C3A36"/>
                 <w:sz w:val="14"/>
               </w:rPr>
-              <w:t>m3</w:t>
+              <w:t>m3/t</w:t>
             </w:r>
           </w:p>
         </w:tc>
@@ -12646,7 +12646,7 @@
                 <w:color w:val="1C3A36"/>
                 <w:sz w:val="14"/>
               </w:rPr>
-              <w:t>Interim statements, three months ended 30 September 2025, limited review dated 13 November 2025, auditor's report</w:t>
+              <w:t>Interim statements, three months ended 30 September 2025, limited review dated 13 November 2025, auditor's report — August 2025 actual, the plant idling and restarting</w:t>
             </w:r>
           </w:p>
         </w:tc>
@@ -12666,7 +12666,7 @@
                 <w:color w:val="1C3A36"/>
                 <w:sz w:val="14"/>
               </w:rPr>
-              <w:t>gas_standard_m3_t</w:t>
+              <w:t>gas_contract_usd_mmbtu</w:t>
             </w:r>
           </w:p>
         </w:tc>
@@ -12684,7 +12684,7 @@
                 <w:color w:val="1C3A36"/>
                 <w:sz w:val="14"/>
               </w:rPr>
-              <w:t>1,200</w:t>
+              <w:t>5.75</w:t>
             </w:r>
           </w:p>
         </w:tc>
@@ -12702,7 +12702,7 @@
                 <w:color w:val="1C3A36"/>
                 <w:sz w:val="14"/>
               </w:rPr>
-              <w:t>m3/t</w:t>
+              <w:t>US$/mmBtu</w:t>
             </w:r>
           </w:p>
         </w:tc>
@@ -12720,7 +12720,7 @@
                 <w:color w:val="1C3A36"/>
                 <w:sz w:val="14"/>
               </w:rPr>
-              <w:t>2025-11-13</w:t>
+              <w:t>2025-09-24</w:t>
             </w:r>
           </w:p>
         </w:tc>
@@ -12738,7 +12738,7 @@
                 <w:color w:val="1C3A36"/>
                 <w:sz w:val="14"/>
               </w:rPr>
-              <w:t>Interim statements, three months ended 30 September 2025, limited review dated 13 November 2025, auditor's report — the standard rate</w:t>
+              <w:t>Audited financial statements, year ended 30 June 2025 (Central Auditing Organization, report dated 23 September 2025), note 28 contingent liabilities — gas price raised from US$4.50 under the November 2021 decision</w:t>
             </w:r>
           </w:p>
         </w:tc>
@@ -12758,7 +12758,7 @@
                 <w:color w:val="1C3A36"/>
                 <w:sz w:val="14"/>
               </w:rPr>
-              <w:t>gas_usage_high_m3_t</w:t>
+              <w:t>gas_loss_FY2425_m3</w:t>
             </w:r>
           </w:p>
         </w:tc>
@@ -12776,7 +12776,7 @@
                 <w:color w:val="1C3A36"/>
                 <w:sz w:val="14"/>
               </w:rPr>
-              <w:t>1,771</w:t>
+              <w:t>38,480,270</w:t>
             </w:r>
           </w:p>
         </w:tc>
@@ -12794,7 +12794,7 @@
                 <w:color w:val="1C3A36"/>
                 <w:sz w:val="14"/>
               </w:rPr>
-              <w:t>m3/t</w:t>
+              <w:t>m3</w:t>
             </w:r>
           </w:p>
         </w:tc>
@@ -12830,7 +12830,7 @@
                 <w:color w:val="1C3A36"/>
                 <w:sz w:val="14"/>
               </w:rPr>
-              <w:t>Audited financial statements, year ended 30 June 2025 (Central Auditing Organization, report dated 23 September 2025), auditor's report on gas consumption</w:t>
+              <w:t>Audited financial statements, year ended 30 June 2025 (Central Auditing Organization, report dated 23 September 2025), auditor's report</w:t>
             </w:r>
           </w:p>
         </w:tc>
@@ -12850,7 +12850,7 @@
                 <w:color w:val="1C3A36"/>
                 <w:sz w:val="14"/>
               </w:rPr>
-              <w:t>gas_usage_low_m3_t</w:t>
+              <w:t>gas_loss_Q1_egp</w:t>
             </w:r>
           </w:p>
         </w:tc>
@@ -12868,7 +12868,7 @@
                 <w:color w:val="1C3A36"/>
                 <w:sz w:val="14"/>
               </w:rPr>
-              <w:t>1,025</w:t>
+              <w:t>251</w:t>
             </w:r>
           </w:p>
         </w:tc>
@@ -12886,7 +12886,7 @@
                 <w:color w:val="1C3A36"/>
                 <w:sz w:val="14"/>
               </w:rPr>
-              <w:t>m3/t</w:t>
+              <w:t>EGP m</w:t>
             </w:r>
           </w:p>
         </w:tc>
@@ -12904,7 +12904,7 @@
                 <w:color w:val="1C3A36"/>
                 <w:sz w:val="14"/>
               </w:rPr>
-              <w:t>2025-09-24</w:t>
+              <w:t>2025-11-13</w:t>
             </w:r>
           </w:p>
         </w:tc>
@@ -12922,7 +12922,7 @@
                 <w:color w:val="1C3A36"/>
                 <w:sz w:val="14"/>
               </w:rPr>
-              <w:t>Audited financial statements, year ended 30 June 2025 (Central Auditing Organization, report dated 23 September 2025), auditor's report on gas consumption</w:t>
+              <w:t>Interim statements, three months ended 30 September 2025, limited review dated 13 November 2025, auditor's report</w:t>
             </w:r>
           </w:p>
         </w:tc>
@@ -12942,7 +12942,7 @@
                 <w:color w:val="1C3A36"/>
                 <w:sz w:val="14"/>
               </w:rPr>
-              <w:t>gross_margin_Q3</w:t>
+              <w:t>gas_loss_Q1_m3</w:t>
             </w:r>
           </w:p>
         </w:tc>
@@ -12960,7 +12960,7 @@
                 <w:color w:val="1C3A36"/>
                 <w:sz w:val="14"/>
               </w:rPr>
-              <w:t>0.463</w:t>
+              <w:t>31,313,235</w:t>
             </w:r>
           </w:p>
         </w:tc>
@@ -12978,7 +12978,7 @@
                 <w:color w:val="1C3A36"/>
                 <w:sz w:val="14"/>
               </w:rPr>
-              <w:t>ratio</w:t>
+              <w:t>m3</w:t>
             </w:r>
           </w:p>
         </w:tc>
@@ -12996,7 +12996,7 @@
                 <w:color w:val="1C3A36"/>
                 <w:sz w:val="14"/>
               </w:rPr>
-              <w:t>2026-05-21</w:t>
+              <w:t>2025-11-13</w:t>
             </w:r>
           </w:p>
         </w:tc>
@@ -13014,7 +13014,7 @@
                 <w:color w:val="1C3A36"/>
                 <w:sz w:val="14"/>
               </w:rPr>
-              <w:t>Interim statements, nine months ended 31 March 2026, limited review dated 20 May 2026, derived from the nine-month and six-month columns</w:t>
+              <w:t>Interim statements, three months ended 30 September 2025, limited review dated 13 November 2025, auditor's report</w:t>
             </w:r>
           </w:p>
         </w:tc>
@@ -13034,7 +13034,7 @@
                 <w:color w:val="1C3A36"/>
                 <w:sz w:val="14"/>
               </w:rPr>
-              <w:t>holdco_drawn_FY2425</w:t>
+              <w:t>gas_standard_m3_t</w:t>
             </w:r>
           </w:p>
         </w:tc>
@@ -13052,7 +13052,7 @@
                 <w:color w:val="1C3A36"/>
                 <w:sz w:val="14"/>
               </w:rPr>
-              <w:t>500</w:t>
+              <w:t>1,200</w:t>
             </w:r>
           </w:p>
         </w:tc>
@@ -13070,7 +13070,7 @@
                 <w:color w:val="1C3A36"/>
                 <w:sz w:val="14"/>
               </w:rPr>
-              <w:t>EGP m</w:t>
+              <w:t>m3/t</w:t>
             </w:r>
           </w:p>
         </w:tc>
@@ -13088,7 +13088,7 @@
                 <w:color w:val="1C3A36"/>
                 <w:sz w:val="14"/>
               </w:rPr>
-              <w:t>2025-09-24</w:t>
+              <w:t>2025-11-13</w:t>
             </w:r>
           </w:p>
         </w:tc>
@@ -13106,7 +13106,7 @@
                 <w:color w:val="1C3A36"/>
                 <w:sz w:val="14"/>
               </w:rPr>
-              <w:t>Audited financial statements, year ended 30 June 2025 (Central Auditing Organization, report dated 23 September 2025), note 18-2 holding-company loan</w:t>
+              <w:t>Interim statements, three months ended 30 September 2025, limited review dated 13 November 2025, auditor's report — the standard rate</w:t>
             </w:r>
           </w:p>
         </w:tc>
@@ -13126,7 +13126,7 @@
                 <w:color w:val="1C3A36"/>
                 <w:sz w:val="14"/>
               </w:rPr>
-              <w:t>holdco_interest_FY2425</w:t>
+              <w:t>gas_usage_high_m3_t</w:t>
             </w:r>
           </w:p>
         </w:tc>
@@ -13144,7 +13144,7 @@
                 <w:color w:val="1C3A36"/>
                 <w:sz w:val="14"/>
               </w:rPr>
-              <w:t>96.896</w:t>
+              <w:t>1,771</w:t>
             </w:r>
           </w:p>
         </w:tc>
@@ -13162,7 +13162,7 @@
                 <w:color w:val="1C3A36"/>
                 <w:sz w:val="14"/>
               </w:rPr>
-              <w:t>EGP m</w:t>
+              <w:t>m3/t</w:t>
             </w:r>
           </w:p>
         </w:tc>
@@ -13198,7 +13198,7 @@
                 <w:color w:val="1C3A36"/>
                 <w:sz w:val="14"/>
               </w:rPr>
-              <w:t>Audited financial statements, year ended 30 June 2025 (Central Auditing Organization, report dated 23 September 2025), note 26 finance cost</w:t>
+              <w:t>Audited financial statements, year ended 30 June 2025 (Central Auditing Organization, report dated 23 September 2025), auditor's report on gas consumption</w:t>
             </w:r>
           </w:p>
         </w:tc>
@@ -13218,7 +13218,7 @@
                 <w:color w:val="1C3A36"/>
                 <w:sz w:val="14"/>
               </w:rPr>
-              <w:t>holding_stake</w:t>
+              <w:t>gas_usage_low_m3_t</w:t>
             </w:r>
           </w:p>
         </w:tc>
@@ -13236,7 +13236,7 @@
                 <w:color w:val="1C3A36"/>
                 <w:sz w:val="14"/>
               </w:rPr>
-              <w:t>0.6983</w:t>
+              <w:t>1,025</w:t>
             </w:r>
           </w:p>
         </w:tc>
@@ -13254,7 +13254,7 @@
                 <w:color w:val="1C3A36"/>
                 <w:sz w:val="14"/>
               </w:rPr>
-              <w:t>ratio</w:t>
+              <w:t>m3/t</w:t>
             </w:r>
           </w:p>
         </w:tc>
@@ -13290,7 +13290,7 @@
                 <w:color w:val="1C3A36"/>
                 <w:sz w:val="14"/>
               </w:rPr>
-              <w:t>Audited financial statements, year ended 30 June 2025 (Central Auditing Organization, report dated 23 September 2025), note 14 shareholder register</w:t>
+              <w:t>Audited financial statements, year ended 30 June 2025 (Central Auditing Organization, report dated 23 September 2025), auditor's report on gas consumption</w:t>
             </w:r>
           </w:p>
         </w:tc>
@@ -13310,7 +13310,7 @@
                 <w:color w:val="1C3A36"/>
                 <w:sz w:val="14"/>
               </w:rPr>
-              <w:t>is_admin_9M</w:t>
+              <w:t>gross_margin_Q3</w:t>
             </w:r>
           </w:p>
         </w:tc>
@@ -13328,7 +13328,7 @@
                 <w:color w:val="1C3A36"/>
                 <w:sz w:val="14"/>
               </w:rPr>
-              <w:t>273.831</w:t>
+              <w:t>0.463</w:t>
             </w:r>
           </w:p>
         </w:tc>
@@ -13346,7 +13346,7 @@
                 <w:color w:val="1C3A36"/>
                 <w:sz w:val="14"/>
               </w:rPr>
-              <w:t>EGP m</w:t>
+              <w:t>ratio</w:t>
             </w:r>
           </w:p>
         </w:tc>
@@ -13382,7 +13382,7 @@
                 <w:color w:val="1C3A36"/>
                 <w:sz w:val="14"/>
               </w:rPr>
-              <w:t>Interim statements, nine months ended 31 March 2026, limited review dated 20 May 2026</w:t>
+              <w:t>Interim statements, nine months ended 31 March 2026, limited review dated 20 May 2026, derived from the nine-month and six-month columns</w:t>
             </w:r>
           </w:p>
         </w:tc>
@@ -13402,7 +13402,7 @@
                 <w:color w:val="1C3A36"/>
                 <w:sz w:val="14"/>
               </w:rPr>
-              <w:t>is_admin_FY2122</w:t>
+              <w:t>holdco_drawn_FY2425</w:t>
             </w:r>
           </w:p>
         </w:tc>
@@ -13420,7 +13420,7 @@
                 <w:color w:val="1C3A36"/>
                 <w:sz w:val="14"/>
               </w:rPr>
-              <w:t>196.357</w:t>
+              <w:t>500</w:t>
             </w:r>
           </w:p>
         </w:tc>
@@ -13456,7 +13456,7 @@
                 <w:color w:val="1C3A36"/>
                 <w:sz w:val="14"/>
               </w:rPr>
-              <w:t>2023-10-08</w:t>
+              <w:t>2025-09-24</w:t>
             </w:r>
           </w:p>
         </w:tc>
@@ -13474,7 +13474,7 @@
                 <w:color w:val="1C3A36"/>
                 <w:sz w:val="14"/>
               </w:rPr>
-              <w:t>Audited financial statements, year ended 30 June 2023 (Central Auditing Organization with PKF Rashed Badr &amp; Co, report dated 8 October 2023), comparative column</w:t>
+              <w:t>Audited financial statements, year ended 30 June 2025 (Central Auditing Organization, report dated 23 September 2025), note 18-2 holding-company loan</w:t>
             </w:r>
           </w:p>
         </w:tc>
@@ -13494,7 +13494,7 @@
                 <w:color w:val="1C3A36"/>
                 <w:sz w:val="14"/>
               </w:rPr>
-              <w:t>is_admin_FY2223</w:t>
+              <w:t>holdco_interest_FY2425</w:t>
             </w:r>
           </w:p>
         </w:tc>
@@ -13512,7 +13512,7 @@
                 <w:color w:val="1C3A36"/>
                 <w:sz w:val="14"/>
               </w:rPr>
-              <w:t>188.851</w:t>
+              <w:t>96.896</w:t>
             </w:r>
           </w:p>
         </w:tc>
@@ -13548,7 +13548,7 @@
                 <w:color w:val="1C3A36"/>
                 <w:sz w:val="14"/>
               </w:rPr>
-              <w:t>2023-10-08</w:t>
+              <w:t>2025-09-24</w:t>
             </w:r>
           </w:p>
         </w:tc>
@@ -13566,7 +13566,7 @@
                 <w:color w:val="1C3A36"/>
                 <w:sz w:val="14"/>
               </w:rPr>
-              <w:t>Audited financial statements, year ended 30 June 2023 (Central Auditing Organization with PKF Rashed Badr &amp; Co, report dated 8 October 2023), income statement</w:t>
+              <w:t>Audited financial statements, year ended 30 June 2025 (Central Auditing Organization, report dated 23 September 2025), note 26 finance cost</w:t>
             </w:r>
           </w:p>
         </w:tc>
@@ -13586,7 +13586,7 @@
                 <w:color w:val="1C3A36"/>
                 <w:sz w:val="14"/>
               </w:rPr>
-              <w:t>is_admin_FY2324</w:t>
+              <w:t>holding_stake</w:t>
             </w:r>
           </w:p>
         </w:tc>
@@ -13604,7 +13604,7 @@
                 <w:color w:val="1C3A36"/>
                 <w:sz w:val="14"/>
               </w:rPr>
-              <w:t>297.887</w:t>
+              <w:t>0.6983</w:t>
             </w:r>
           </w:p>
         </w:tc>
@@ -13622,7 +13622,7 @@
                 <w:color w:val="1C3A36"/>
                 <w:sz w:val="14"/>
               </w:rPr>
-              <w:t>EGP m</w:t>
+              <w:t>ratio</w:t>
             </w:r>
           </w:p>
         </w:tc>
@@ -13640,7 +13640,7 @@
                 <w:color w:val="1C3A36"/>
                 <w:sz w:val="14"/>
               </w:rPr>
-              <w:t>2024-10-23</w:t>
+              <w:t>2025-09-24</w:t>
             </w:r>
           </w:p>
         </w:tc>
@@ -13658,7 +13658,7 @@
                 <w:color w:val="1C3A36"/>
                 <w:sz w:val="14"/>
               </w:rPr>
-              <w:t>Audited financial statements, year ended 30 June 2024 (Central Auditing Organization, report dated 23 October 2024), income statement</w:t>
+              <w:t>Audited financial statements, year ended 30 June 2025 (Central Auditing Organization, report dated 23 September 2025), note 14 shareholder register</w:t>
             </w:r>
           </w:p>
         </w:tc>
@@ -13678,7 +13678,7 @@
                 <w:color w:val="1C3A36"/>
                 <w:sz w:val="14"/>
               </w:rPr>
-              <w:t>is_admin_FY2425</w:t>
+              <w:t>is_admin_9M</w:t>
             </w:r>
           </w:p>
         </w:tc>
@@ -13696,7 +13696,7 @@
                 <w:color w:val="1C3A36"/>
                 <w:sz w:val="14"/>
               </w:rPr>
-              <w:t>359.624</w:t>
+              <w:t>273.831</w:t>
             </w:r>
           </w:p>
         </w:tc>
@@ -13732,7 +13732,7 @@
                 <w:color w:val="1C3A36"/>
                 <w:sz w:val="14"/>
               </w:rPr>
-              <w:t>2025-09-24</w:t>
+              <w:t>2026-05-21</w:t>
             </w:r>
           </w:p>
         </w:tc>
@@ -13750,7 +13750,7 @@
                 <w:color w:val="1C3A36"/>
                 <w:sz w:val="14"/>
               </w:rPr>
-              <w:t>Audited financial statements, year ended 30 June 2025 (Central Auditing Organization, report dated 23 September 2025), income statement</w:t>
+              <w:t>Interim statements, nine months ended 31 March 2026, limited review dated 20 May 2026</w:t>
             </w:r>
           </w:p>
         </w:tc>
@@ -13770,7 +13770,7 @@
                 <w:color w:val="1C3A36"/>
                 <w:sz w:val="14"/>
               </w:rPr>
-              <w:t>is_cogs_FY2122</w:t>
+              <w:t>is_admin_FY2122</w:t>
             </w:r>
           </w:p>
         </w:tc>
@@ -13788,7 +13788,7 @@
                 <w:color w:val="1C3A36"/>
                 <w:sz w:val="14"/>
               </w:rPr>
-              <w:t>2,323</w:t>
+              <w:t>196.357</w:t>
             </w:r>
           </w:p>
         </w:tc>
@@ -13862,7 +13862,7 @@
                 <w:color w:val="1C3A36"/>
                 <w:sz w:val="14"/>
               </w:rPr>
-              <w:t>is_cogs_FY2223</w:t>
+              <w:t>is_admin_FY2223</w:t>
             </w:r>
           </w:p>
         </w:tc>
@@ -13880,7 +13880,7 @@
                 <w:color w:val="1C3A36"/>
                 <w:sz w:val="14"/>
               </w:rPr>
-              <w:t>3,574</w:t>
+              <w:t>188.851</w:t>
             </w:r>
           </w:p>
         </w:tc>
@@ -13954,7 +13954,7 @@
                 <w:color w:val="1C3A36"/>
                 <w:sz w:val="14"/>
               </w:rPr>
-              <w:t>is_cogs_FY2324</w:t>
+              <w:t>is_admin_FY2324</w:t>
             </w:r>
           </w:p>
         </w:tc>
@@ -13972,7 +13972,7 @@
                 <w:color w:val="1C3A36"/>
                 <w:sz w:val="14"/>
               </w:rPr>
-              <w:t>4,396</w:t>
+              <w:t>297.887</w:t>
             </w:r>
           </w:p>
         </w:tc>
@@ -14046,7 +14046,7 @@
                 <w:color w:val="1C3A36"/>
                 <w:sz w:val="14"/>
               </w:rPr>
-              <w:t>is_cogs_FY2425</w:t>
+              <w:t>is_admin_FY2425</w:t>
             </w:r>
           </w:p>
         </w:tc>
@@ -14064,7 +14064,7 @@
                 <w:color w:val="1C3A36"/>
                 <w:sz w:val="14"/>
               </w:rPr>
-              <w:t>5,300</w:t>
+              <w:t>359.624</w:t>
             </w:r>
           </w:p>
         </w:tc>
@@ -14138,7 +14138,7 @@
                 <w:color w:val="1C3A36"/>
                 <w:sz w:val="14"/>
               </w:rPr>
-              <w:t>is_eps_FY2425</w:t>
+              <w:t>is_cogs_FY2122</w:t>
             </w:r>
           </w:p>
         </w:tc>
@@ -14156,7 +14156,7 @@
                 <w:color w:val="1C3A36"/>
                 <w:sz w:val="14"/>
               </w:rPr>
-              <w:t>0.4968</w:t>
+              <w:t>2,323</w:t>
             </w:r>
           </w:p>
         </w:tc>
@@ -14174,7 +14174,7 @@
                 <w:color w:val="1C3A36"/>
                 <w:sz w:val="14"/>
               </w:rPr>
-              <w:t>EGP</w:t>
+              <w:t>EGP m</w:t>
             </w:r>
           </w:p>
         </w:tc>
@@ -14192,7 +14192,7 @@
                 <w:color w:val="1C3A36"/>
                 <w:sz w:val="14"/>
               </w:rPr>
-              <w:t>2025-09-24</w:t>
+              <w:t>2023-10-08</w:t>
             </w:r>
           </w:p>
         </w:tc>
@@ -14210,7 +14210,7 @@
                 <w:color w:val="1C3A36"/>
                 <w:sz w:val="14"/>
               </w:rPr>
-              <w:t>Audited financial statements, year ended 30 June 2025 (Central Auditing Organization, report dated 23 September 2025), income statement</w:t>
+              <w:t>Audited financial statements, year ended 30 June 2023 (Central Auditing Organization with PKF Rashed Badr &amp; Co, report dated 8 October 2023), comparative column</w:t>
             </w:r>
           </w:p>
         </w:tc>
@@ -14230,7 +14230,7 @@
                 <w:color w:val="1C3A36"/>
                 <w:sz w:val="14"/>
               </w:rPr>
-              <w:t>is_gross_9M</w:t>
+              <w:t>is_cogs_FY2223</w:t>
             </w:r>
           </w:p>
         </w:tc>
@@ -14248,7 +14248,7 @@
                 <w:color w:val="1C3A36"/>
                 <w:sz w:val="14"/>
               </w:rPr>
-              <w:t>3,135</w:t>
+              <w:t>3,574</w:t>
             </w:r>
           </w:p>
         </w:tc>
@@ -14284,7 +14284,7 @@
                 <w:color w:val="1C3A36"/>
                 <w:sz w:val="14"/>
               </w:rPr>
-              <w:t>2026-05-21</w:t>
+              <w:t>2023-10-08</w:t>
             </w:r>
           </w:p>
         </w:tc>
@@ -14302,7 +14302,7 @@
                 <w:color w:val="1C3A36"/>
                 <w:sz w:val="14"/>
               </w:rPr>
-              <w:t>Interim statements, nine months ended 31 March 2026, limited review dated 20 May 2026</w:t>
+              <w:t>Audited financial statements, year ended 30 June 2023 (Central Auditing Organization with PKF Rashed Badr &amp; Co, report dated 8 October 2023), income statement</w:t>
             </w:r>
           </w:p>
         </w:tc>
@@ -14322,7 +14322,7 @@
                 <w:color w:val="1C3A36"/>
                 <w:sz w:val="14"/>
               </w:rPr>
-              <w:t>is_gross_H1</w:t>
+              <w:t>is_cogs_FY2324</w:t>
             </w:r>
           </w:p>
         </w:tc>
@@ -14340,7 +14340,7 @@
                 <w:color w:val="1C3A36"/>
                 <w:sz w:val="14"/>
               </w:rPr>
-              <w:t>1,673</w:t>
+              <w:t>4,396</w:t>
             </w:r>
           </w:p>
         </w:tc>
@@ -14376,7 +14376,7 @@
                 <w:color w:val="1C3A36"/>
                 <w:sz w:val="14"/>
               </w:rPr>
-              <w:t>2026-02-10</w:t>
+              <w:t>2024-10-23</w:t>
             </w:r>
           </w:p>
         </w:tc>
@@ -14394,7 +14394,7 @@
                 <w:color w:val="1C3A36"/>
                 <w:sz w:val="14"/>
               </w:rPr>
-              <w:t>Interim statements, six months ended 31 December 2025, limited review dated 10 February 2026</w:t>
+              <w:t>Audited financial statements, year ended 30 June 2024 (Central Auditing Organization, report dated 23 October 2024), income statement</w:t>
             </w:r>
           </w:p>
         </w:tc>
@@ -14414,7 +14414,7 @@
                 <w:color w:val="1C3A36"/>
                 <w:sz w:val="14"/>
               </w:rPr>
-              <w:t>is_gross_Q1</w:t>
+              <w:t>is_cogs_FY2425</w:t>
             </w:r>
           </w:p>
         </w:tc>
@@ -14432,7 +14432,7 @@
                 <w:color w:val="1C3A36"/>
                 <w:sz w:val="14"/>
               </w:rPr>
-              <w:t>389.837</w:t>
+              <w:t>5,300</w:t>
             </w:r>
           </w:p>
         </w:tc>
@@ -14468,7 +14468,7 @@
                 <w:color w:val="1C3A36"/>
                 <w:sz w:val="14"/>
               </w:rPr>
-              <w:t>2025-11-13</w:t>
+              <w:t>2025-09-24</w:t>
             </w:r>
           </w:p>
         </w:tc>
@@ -14486,7 +14486,7 @@
                 <w:color w:val="1C3A36"/>
                 <w:sz w:val="14"/>
               </w:rPr>
-              <w:t>Interim statements, three months ended 30 September 2025, limited review dated 13 November 2025</w:t>
+              <w:t>Audited financial statements, year ended 30 June 2025 (Central Auditing Organization, report dated 23 September 2025), income statement</w:t>
             </w:r>
           </w:p>
         </w:tc>
@@ -14506,7 +14506,7 @@
                 <w:color w:val="1C3A36"/>
                 <w:sz w:val="14"/>
               </w:rPr>
-              <w:t>is_net_9M</w:t>
+              <w:t>is_eps_FY2425</w:t>
             </w:r>
           </w:p>
         </w:tc>
@@ -14524,7 +14524,7 @@
                 <w:color w:val="1C3A36"/>
                 <w:sz w:val="14"/>
               </w:rPr>
-              <w:t>531.31</w:t>
+              <w:t>0.4968</w:t>
             </w:r>
           </w:p>
         </w:tc>
@@ -14542,7 +14542,7 @@
                 <w:color w:val="1C3A36"/>
                 <w:sz w:val="14"/>
               </w:rPr>
-              <w:t>EGP m</w:t>
+              <w:t>EGP</w:t>
             </w:r>
           </w:p>
         </w:tc>
@@ -14560,7 +14560,7 @@
                 <w:color w:val="1C3A36"/>
                 <w:sz w:val="14"/>
               </w:rPr>
-              <w:t>2026-05-21</w:t>
+              <w:t>2025-09-24</w:t>
             </w:r>
           </w:p>
         </w:tc>
@@ -14578,7 +14578,7 @@
                 <w:color w:val="1C3A36"/>
                 <w:sz w:val="14"/>
               </w:rPr>
-              <w:t>Interim statements, nine months ended 31 March 2026, limited review dated 20 May 2026</w:t>
+              <w:t>Audited financial statements, year ended 30 June 2025 (Central Auditing Organization, report dated 23 September 2025), income statement</w:t>
             </w:r>
           </w:p>
         </w:tc>
@@ -14598,7 +14598,7 @@
                 <w:color w:val="1C3A36"/>
                 <w:sz w:val="14"/>
               </w:rPr>
-              <w:t>is_net_FY2122</w:t>
+              <w:t>is_gross_9M</w:t>
             </w:r>
           </w:p>
         </w:tc>
@@ -14616,7 +14616,7 @@
                 <w:color w:val="1C3A36"/>
                 <w:sz w:val="14"/>
               </w:rPr>
-              <w:t>651.486</w:t>
+              <w:t>3,135</w:t>
             </w:r>
           </w:p>
         </w:tc>
@@ -14652,7 +14652,7 @@
                 <w:color w:val="1C3A36"/>
                 <w:sz w:val="14"/>
               </w:rPr>
-              <w:t>2023-10-08</w:t>
+              <w:t>2026-05-21</w:t>
             </w:r>
           </w:p>
         </w:tc>
@@ -14670,7 +14670,7 @@
                 <w:color w:val="1C3A36"/>
                 <w:sz w:val="14"/>
               </w:rPr>
-              <w:t>Audited financial statements, year ended 30 June 2023 (Central Auditing Organization with PKF Rashed Badr &amp; Co, report dated 8 October 2023), comparative column</w:t>
+              <w:t>Interim statements, nine months ended 31 March 2026, limited review dated 20 May 2026</w:t>
             </w:r>
           </w:p>
         </w:tc>
@@ -14690,7 +14690,7 @@
                 <w:color w:val="1C3A36"/>
                 <w:sz w:val="14"/>
               </w:rPr>
-              <w:t>is_net_FY2223</w:t>
+              <w:t>is_gross_H1</w:t>
             </w:r>
           </w:p>
         </w:tc>
@@ -14708,7 +14708,7 @@
                 <w:color w:val="1C3A36"/>
                 <w:sz w:val="14"/>
               </w:rPr>
-              <w:t>1,151</w:t>
+              <w:t>1,673</w:t>
             </w:r>
           </w:p>
         </w:tc>
@@ -14744,7 +14744,7 @@
                 <w:color w:val="1C3A36"/>
                 <w:sz w:val="14"/>
               </w:rPr>
-              <w:t>2023-10-08</w:t>
+              <w:t>2026-02-10</w:t>
             </w:r>
           </w:p>
         </w:tc>
@@ -14762,7 +14762,7 @@
                 <w:color w:val="1C3A36"/>
                 <w:sz w:val="14"/>
               </w:rPr>
-              <w:t>Audited financial statements, year ended 30 June 2023 (Central Auditing Organization with PKF Rashed Badr &amp; Co, report dated 8 October 2023), income statement</w:t>
+              <w:t>Interim statements, six months ended 31 December 2025, limited review dated 10 February 2026</w:t>
             </w:r>
           </w:p>
         </w:tc>
@@ -14782,7 +14782,7 @@
                 <w:color w:val="1C3A36"/>
                 <w:sz w:val="14"/>
               </w:rPr>
-              <w:t>is_net_FY2324</w:t>
+              <w:t>is_gross_Q1</w:t>
             </w:r>
           </w:p>
         </w:tc>
@@ -14800,7 +14800,7 @@
                 <w:color w:val="1C3A36"/>
                 <w:sz w:val="14"/>
               </w:rPr>
-              <w:t>2,538</w:t>
+              <w:t>389.837</w:t>
             </w:r>
           </w:p>
         </w:tc>
@@ -14836,7 +14836,7 @@
                 <w:color w:val="1C3A36"/>
                 <w:sz w:val="14"/>
               </w:rPr>
-              <w:t>2024-10-23</w:t>
+              <w:t>2025-11-13</w:t>
             </w:r>
           </w:p>
         </w:tc>
@@ -14854,7 +14854,7 @@
                 <w:color w:val="1C3A36"/>
                 <w:sz w:val="14"/>
               </w:rPr>
-              <w:t>Audited financial statements, year ended 30 June 2024 (Central Auditing Organization, report dated 23 October 2024), income statement</w:t>
+              <w:t>Interim statements, three months ended 30 September 2025, limited review dated 13 November 2025</w:t>
             </w:r>
           </w:p>
         </w:tc>
@@ -14874,7 +14874,7 @@
                 <w:color w:val="1C3A36"/>
                 <w:sz w:val="14"/>
               </w:rPr>
-              <w:t>is_net_FY2425</w:t>
+              <w:t>is_net_9M</w:t>
             </w:r>
           </w:p>
         </w:tc>
@@ -14892,7 +14892,7 @@
                 <w:color w:val="1C3A36"/>
                 <w:sz w:val="14"/>
               </w:rPr>
-              <w:t>986.964</w:t>
+              <w:t>531.31</w:t>
             </w:r>
           </w:p>
         </w:tc>
@@ -14928,7 +14928,7 @@
                 <w:color w:val="1C3A36"/>
                 <w:sz w:val="14"/>
               </w:rPr>
-              <w:t>2025-09-24</w:t>
+              <w:t>2026-05-21</w:t>
             </w:r>
           </w:p>
         </w:tc>
@@ -14946,7 +14946,7 @@
                 <w:color w:val="1C3A36"/>
                 <w:sz w:val="14"/>
               </w:rPr>
-              <w:t>Audited financial statements, year ended 30 June 2025 (Central Auditing Organization, report dated 23 September 2025), income statement</w:t>
+              <w:t>Interim statements, nine months ended 31 March 2026, limited review dated 20 May 2026</w:t>
             </w:r>
           </w:p>
         </w:tc>
@@ -14966,7 +14966,7 @@
                 <w:color w:val="1C3A36"/>
                 <w:sz w:val="14"/>
               </w:rPr>
-              <w:t>is_net_H1</w:t>
+              <w:t>is_net_FY2122</w:t>
             </w:r>
           </w:p>
         </w:tc>
@@ -14984,7 +14984,7 @@
                 <w:color w:val="1C3A36"/>
                 <w:sz w:val="14"/>
               </w:rPr>
-              <w:t>1,190</w:t>
+              <w:t>651.486</w:t>
             </w:r>
           </w:p>
         </w:tc>
@@ -15020,7 +15020,7 @@
                 <w:color w:val="1C3A36"/>
                 <w:sz w:val="14"/>
               </w:rPr>
-              <w:t>2026-02-10</w:t>
+              <w:t>2023-10-08</w:t>
             </w:r>
           </w:p>
         </w:tc>
@@ -15038,7 +15038,7 @@
                 <w:color w:val="1C3A36"/>
                 <w:sz w:val="14"/>
               </w:rPr>
-              <w:t>Interim statements, six months ended 31 December 2025, limited review dated 10 February 2026</w:t>
+              <w:t>Audited financial statements, year ended 30 June 2023 (Central Auditing Organization with PKF Rashed Badr &amp; Co, report dated 8 October 2023), comparative column</w:t>
             </w:r>
           </w:p>
         </w:tc>
@@ -15058,7 +15058,7 @@
                 <w:color w:val="1C3A36"/>
                 <w:sz w:val="14"/>
               </w:rPr>
-              <w:t>is_net_Q1</w:t>
+              <w:t>is_net_FY2223</w:t>
             </w:r>
           </w:p>
         </w:tc>
@@ -15076,7 +15076,7 @@
                 <w:color w:val="1C3A36"/>
                 <w:sz w:val="14"/>
               </w:rPr>
-              <w:t>482.705</w:t>
+              <w:t>1,151</w:t>
             </w:r>
           </w:p>
         </w:tc>
@@ -15112,7 +15112,7 @@
                 <w:color w:val="1C3A36"/>
                 <w:sz w:val="14"/>
               </w:rPr>
-              <w:t>2025-11-13</w:t>
+              <w:t>2023-10-08</w:t>
             </w:r>
           </w:p>
         </w:tc>
@@ -15130,7 +15130,7 @@
                 <w:color w:val="1C3A36"/>
                 <w:sz w:val="14"/>
               </w:rPr>
-              <w:t>Interim statements, three months ended 30 September 2025, limited review dated 13 November 2025</w:t>
+              <w:t>Audited financial statements, year ended 30 June 2023 (Central Auditing Organization with PKF Rashed Badr &amp; Co, report dated 8 October 2023), income statement</w:t>
             </w:r>
           </w:p>
         </w:tc>
@@ -15150,7 +15150,7 @@
                 <w:color w:val="1C3A36"/>
                 <w:sz w:val="14"/>
               </w:rPr>
-              <w:t>is_revenue_9M</w:t>
+              <w:t>is_net_FY2324</w:t>
             </w:r>
           </w:p>
         </w:tc>
@@ -15168,7 +15168,7 @@
                 <w:color w:val="1C3A36"/>
                 <w:sz w:val="14"/>
               </w:rPr>
-              <w:t>7,315</w:t>
+              <w:t>2,538</w:t>
             </w:r>
           </w:p>
         </w:tc>
@@ -15204,7 +15204,7 @@
                 <w:color w:val="1C3A36"/>
                 <w:sz w:val="14"/>
               </w:rPr>
-              <w:t>2026-05-21</w:t>
+              <w:t>2024-10-23</w:t>
             </w:r>
           </w:p>
         </w:tc>
@@ -15222,7 +15222,7 @@
                 <w:color w:val="1C3A36"/>
                 <w:sz w:val="14"/>
               </w:rPr>
-              <w:t>Interim statements, nine months ended 31 March 2026, limited review dated 20 May 2026</w:t>
+              <w:t>Audited financial statements, year ended 30 June 2024 (Central Auditing Organization, report dated 23 October 2024), income statement</w:t>
             </w:r>
           </w:p>
         </w:tc>
@@ -15242,7 +15242,7 @@
                 <w:color w:val="1C3A36"/>
                 <w:sz w:val="14"/>
               </w:rPr>
-              <w:t>is_revenue_FY2122</w:t>
+              <w:t>is_net_FY2425</w:t>
             </w:r>
           </w:p>
         </w:tc>
@@ -15260,7 +15260,7 @@
                 <w:color w:val="1C3A36"/>
                 <w:sz w:val="14"/>
               </w:rPr>
-              <w:t>4,441</w:t>
+              <w:t>986.964</w:t>
             </w:r>
           </w:p>
         </w:tc>
@@ -15296,7 +15296,7 @@
                 <w:color w:val="1C3A36"/>
                 <w:sz w:val="14"/>
               </w:rPr>
-              <w:t>2023-10-08</w:t>
+              <w:t>2025-09-24</w:t>
             </w:r>
           </w:p>
         </w:tc>
@@ -15314,7 +15314,7 @@
                 <w:color w:val="1C3A36"/>
                 <w:sz w:val="14"/>
               </w:rPr>
-              <w:t>Audited financial statements, year ended 30 June 2023 (Central Auditing Organization with PKF Rashed Badr &amp; Co, report dated 8 October 2023), comparative column</w:t>
+              <w:t>Audited financial statements, year ended 30 June 2025 (Central Auditing Organization, report dated 23 September 2025), income statement</w:t>
             </w:r>
           </w:p>
         </w:tc>
@@ -15334,7 +15334,7 @@
                 <w:color w:val="1C3A36"/>
                 <w:sz w:val="14"/>
               </w:rPr>
-              <w:t>is_revenue_FY2223</w:t>
+              <w:t>is_net_H1</w:t>
             </w:r>
           </w:p>
         </w:tc>
@@ -15352,7 +15352,7 @@
                 <w:color w:val="1C3A36"/>
                 <w:sz w:val="14"/>
               </w:rPr>
-              <w:t>6,612</w:t>
+              <w:t>1,190</w:t>
             </w:r>
           </w:p>
         </w:tc>
@@ -15388,7 +15388,7 @@
                 <w:color w:val="1C3A36"/>
                 <w:sz w:val="14"/>
               </w:rPr>
-              <w:t>2023-10-08</w:t>
+              <w:t>2026-02-10</w:t>
             </w:r>
           </w:p>
         </w:tc>
@@ -15406,7 +15406,7 @@
                 <w:color w:val="1C3A36"/>
                 <w:sz w:val="14"/>
               </w:rPr>
-              <w:t>Audited financial statements, year ended 30 June 2023 (Central Auditing Organization with PKF Rashed Badr &amp; Co, report dated 8 October 2023), income statement</w:t>
+              <w:t>Interim statements, six months ended 31 December 2025, limited review dated 10 February 2026</w:t>
             </w:r>
           </w:p>
         </w:tc>
@@ -15426,7 +15426,7 @@
                 <w:color w:val="1C3A36"/>
                 <w:sz w:val="14"/>
               </w:rPr>
-              <w:t>is_revenue_FY2324</w:t>
+              <w:t>is_net_Q1</w:t>
             </w:r>
           </w:p>
         </w:tc>
@@ -15444,7 +15444,7 @@
                 <w:color w:val="1C3A36"/>
                 <w:sz w:val="14"/>
               </w:rPr>
-              <w:t>6,532</w:t>
+              <w:t>482.705</w:t>
             </w:r>
           </w:p>
         </w:tc>
@@ -15480,7 +15480,7 @@
                 <w:color w:val="1C3A36"/>
                 <w:sz w:val="14"/>
               </w:rPr>
-              <w:t>2024-10-23</w:t>
+              <w:t>2025-11-13</w:t>
             </w:r>
           </w:p>
         </w:tc>
@@ -15498,7 +15498,7 @@
                 <w:color w:val="1C3A36"/>
                 <w:sz w:val="14"/>
               </w:rPr>
-              <w:t>Audited financial statements, year ended 30 June 2024 (Central Auditing Organization, report dated 23 October 2024), income statement</w:t>
+              <w:t>Interim statements, three months ended 30 September 2025, limited review dated 13 November 2025</w:t>
             </w:r>
           </w:p>
         </w:tc>
@@ -15518,7 +15518,7 @@
                 <w:color w:val="1C3A36"/>
                 <w:sz w:val="14"/>
               </w:rPr>
-              <w:t>is_revenue_FY2425</w:t>
+              <w:t>is_revenue_9M</w:t>
             </w:r>
           </w:p>
         </w:tc>
@@ -15536,7 +15536,7 @@
                 <w:color w:val="1C3A36"/>
                 <w:sz w:val="14"/>
               </w:rPr>
-              <w:t>8,603</w:t>
+              <w:t>7,315</w:t>
             </w:r>
           </w:p>
         </w:tc>
@@ -15572,7 +15572,7 @@
                 <w:color w:val="1C3A36"/>
                 <w:sz w:val="14"/>
               </w:rPr>
-              <w:t>2025-09-24</w:t>
+              <w:t>2026-05-21</w:t>
             </w:r>
           </w:p>
         </w:tc>
@@ -15590,7 +15590,7 @@
                 <w:color w:val="1C3A36"/>
                 <w:sz w:val="14"/>
               </w:rPr>
-              <w:t>Audited financial statements, year ended 30 June 2025 (Central Auditing Organization, report dated 23 September 2025), income statement</w:t>
+              <w:t>Interim statements, nine months ended 31 March 2026, limited review dated 20 May 2026</w:t>
             </w:r>
           </w:p>
         </w:tc>
@@ -15610,7 +15610,7 @@
                 <w:color w:val="1C3A36"/>
                 <w:sz w:val="14"/>
               </w:rPr>
-              <w:t>is_revenue_H1</w:t>
+              <w:t>is_revenue_FY2122</w:t>
             </w:r>
           </w:p>
         </w:tc>
@@ -15628,7 +15628,7 @@
                 <w:color w:val="1C3A36"/>
                 <w:sz w:val="14"/>
               </w:rPr>
-              <w:t>4,156</w:t>
+              <w:t>4,441</w:t>
             </w:r>
           </w:p>
         </w:tc>
@@ -15664,7 +15664,7 @@
                 <w:color w:val="1C3A36"/>
                 <w:sz w:val="14"/>
               </w:rPr>
-              <w:t>2026-02-10</w:t>
+              <w:t>2023-10-08</w:t>
             </w:r>
           </w:p>
         </w:tc>
@@ -15682,7 +15682,7 @@
                 <w:color w:val="1C3A36"/>
                 <w:sz w:val="14"/>
               </w:rPr>
-              <w:t>Interim statements, six months ended 31 December 2025, limited review dated 10 February 2026</w:t>
+              <w:t>Audited financial statements, year ended 30 June 2023 (Central Auditing Organization with PKF Rashed Badr &amp; Co, report dated 8 October 2023), comparative column</w:t>
             </w:r>
           </w:p>
         </w:tc>
@@ -15702,7 +15702,7 @@
                 <w:color w:val="1C3A36"/>
                 <w:sz w:val="14"/>
               </w:rPr>
-              <w:t>is_revenue_Q1</w:t>
+              <w:t>is_revenue_FY2223</w:t>
             </w:r>
           </w:p>
         </w:tc>
@@ -15720,7 +15720,7 @@
                 <w:color w:val="1C3A36"/>
                 <w:sz w:val="14"/>
               </w:rPr>
-              <w:t>1,185</w:t>
+              <w:t>6,612</w:t>
             </w:r>
           </w:p>
         </w:tc>
@@ -15756,7 +15756,7 @@
                 <w:color w:val="1C3A36"/>
                 <w:sz w:val="14"/>
               </w:rPr>
-              <w:t>2025-11-13</w:t>
+              <w:t>2023-10-08</w:t>
             </w:r>
           </w:p>
         </w:tc>
@@ -15774,7 +15774,7 @@
                 <w:color w:val="1C3A36"/>
                 <w:sz w:val="14"/>
               </w:rPr>
-              <w:t>Interim statements, three months ended 30 September 2025, limited review dated 13 November 2025</w:t>
+              <w:t>Audited financial statements, year ended 30 June 2023 (Central Auditing Organization with PKF Rashed Badr &amp; Co, report dated 8 October 2023), income statement</w:t>
             </w:r>
           </w:p>
         </w:tc>
@@ -15794,7 +15794,7 @@
                 <w:color w:val="1C3A36"/>
                 <w:sz w:val="14"/>
               </w:rPr>
-              <w:t>is_revenue_Q3</w:t>
+              <w:t>is_revenue_FY2324</w:t>
             </w:r>
           </w:p>
         </w:tc>
@@ -15812,7 +15812,7 @@
                 <w:color w:val="1C3A36"/>
                 <w:sz w:val="14"/>
               </w:rPr>
-              <w:t>3,159</w:t>
+              <w:t>6,532</w:t>
             </w:r>
           </w:p>
         </w:tc>
@@ -15848,7 +15848,7 @@
                 <w:color w:val="1C3A36"/>
                 <w:sz w:val="14"/>
               </w:rPr>
-              <w:t>2026-05-21</w:t>
+              <w:t>2024-10-23</w:t>
             </w:r>
           </w:p>
         </w:tc>
@@ -15866,7 +15866,7 @@
                 <w:color w:val="1C3A36"/>
                 <w:sz w:val="14"/>
               </w:rPr>
-              <w:t>Interim statements, nine months ended 31 March 2026, limited review dated 20 May 2026, derived from the nine-month and six-month columns</w:t>
+              <w:t>Audited financial statements, year ended 30 June 2024 (Central Auditing Organization, report dated 23 October 2024), income statement</w:t>
             </w:r>
           </w:p>
         </w:tc>
@@ -15886,7 +15886,7 @@
                 <w:color w:val="1C3A36"/>
                 <w:sz w:val="14"/>
               </w:rPr>
-              <w:t>is_selling_9M</w:t>
+              <w:t>is_revenue_FY2425</w:t>
             </w:r>
           </w:p>
         </w:tc>
@@ -15904,7 +15904,7 @@
                 <w:color w:val="1C3A36"/>
                 <w:sz w:val="14"/>
               </w:rPr>
-              <w:t>734.707</w:t>
+              <w:t>8,603</w:t>
             </w:r>
           </w:p>
         </w:tc>
@@ -15940,7 +15940,7 @@
                 <w:color w:val="1C3A36"/>
                 <w:sz w:val="14"/>
               </w:rPr>
-              <w:t>2026-05-21</w:t>
+              <w:t>2025-09-24</w:t>
             </w:r>
           </w:p>
         </w:tc>
@@ -15958,7 +15958,7 @@
                 <w:color w:val="1C3A36"/>
                 <w:sz w:val="14"/>
               </w:rPr>
-              <w:t>Interim statements, nine months ended 31 March 2026, limited review dated 20 May 2026</w:t>
+              <w:t>Audited financial statements, year ended 30 June 2025 (Central Auditing Organization, report dated 23 September 2025), income statement</w:t>
             </w:r>
           </w:p>
         </w:tc>
@@ -15978,7 +15978,7 @@
                 <w:color w:val="1C3A36"/>
                 <w:sz w:val="14"/>
               </w:rPr>
-              <w:t>is_selling_FY2122</w:t>
+              <w:t>is_revenue_H1</w:t>
             </w:r>
           </w:p>
         </w:tc>
@@ -15996,7 +15996,7 @@
                 <w:color w:val="1C3A36"/>
                 <w:sz w:val="14"/>
               </w:rPr>
-              <w:t>272.81</w:t>
+              <w:t>4,156</w:t>
             </w:r>
           </w:p>
         </w:tc>
@@ -16032,7 +16032,7 @@
                 <w:color w:val="1C3A36"/>
                 <w:sz w:val="14"/>
               </w:rPr>
-              <w:t>2023-10-08</w:t>
+              <w:t>2026-02-10</w:t>
             </w:r>
           </w:p>
         </w:tc>
@@ -16050,7 +16050,7 @@
                 <w:color w:val="1C3A36"/>
                 <w:sz w:val="14"/>
               </w:rPr>
-              <w:t>Audited financial statements, year ended 30 June 2023 (Central Auditing Organization with PKF Rashed Badr &amp; Co, report dated 8 October 2023), comparative column</w:t>
+              <w:t>Interim statements, six months ended 31 December 2025, limited review dated 10 February 2026</w:t>
             </w:r>
           </w:p>
         </w:tc>
@@ -16070,7 +16070,7 @@
                 <w:color w:val="1C3A36"/>
                 <w:sz w:val="14"/>
               </w:rPr>
-              <w:t>is_selling_FY2223</w:t>
+              <w:t>is_revenue_Q1</w:t>
             </w:r>
           </w:p>
         </w:tc>
@@ -16088,7 +16088,7 @@
                 <w:color w:val="1C3A36"/>
                 <w:sz w:val="14"/>
               </w:rPr>
-              <w:t>473.72</w:t>
+              <w:t>1,185</w:t>
             </w:r>
           </w:p>
         </w:tc>
@@ -16124,7 +16124,7 @@
                 <w:color w:val="1C3A36"/>
                 <w:sz w:val="14"/>
               </w:rPr>
-              <w:t>2023-10-08</w:t>
+              <w:t>2025-11-13</w:t>
             </w:r>
           </w:p>
         </w:tc>
@@ -16142,7 +16142,7 @@
                 <w:color w:val="1C3A36"/>
                 <w:sz w:val="14"/>
               </w:rPr>
-              <w:t>Audited financial statements, year ended 30 June 2023 (Central Auditing Organization with PKF Rashed Badr &amp; Co, report dated 8 October 2023), income statement</w:t>
+              <w:t>Interim statements, three months ended 30 September 2025, limited review dated 13 November 2025</w:t>
             </w:r>
           </w:p>
         </w:tc>
@@ -16162,7 +16162,7 @@
                 <w:color w:val="1C3A36"/>
                 <w:sz w:val="14"/>
               </w:rPr>
-              <w:t>is_selling_FY2324</w:t>
+              <w:t>is_revenue_Q3</w:t>
             </w:r>
           </w:p>
         </w:tc>
@@ -16180,7 +16180,7 @@
                 <w:color w:val="1C3A36"/>
                 <w:sz w:val="14"/>
               </w:rPr>
-              <w:t>562.527</w:t>
+              <w:t>3,159</w:t>
             </w:r>
           </w:p>
         </w:tc>
@@ -16216,7 +16216,7 @@
                 <w:color w:val="1C3A36"/>
                 <w:sz w:val="14"/>
               </w:rPr>
-              <w:t>2024-10-23</w:t>
+              <w:t>2026-05-21</w:t>
             </w:r>
           </w:p>
         </w:tc>
@@ -16234,7 +16234,7 @@
                 <w:color w:val="1C3A36"/>
                 <w:sz w:val="14"/>
               </w:rPr>
-              <w:t>Audited financial statements, year ended 30 June 2024 (Central Auditing Organization, report dated 23 October 2024), income statement</w:t>
+              <w:t>Interim statements, nine months ended 31 March 2026, limited review dated 20 May 2026, derived from the nine-month and six-month columns</w:t>
             </w:r>
           </w:p>
         </w:tc>
@@ -16254,7 +16254,7 @@
                 <w:color w:val="1C3A36"/>
                 <w:sz w:val="14"/>
               </w:rPr>
-              <w:t>is_selling_FY2425</w:t>
+              <w:t>is_selling_9M</w:t>
             </w:r>
           </w:p>
         </w:tc>
@@ -16272,7 +16272,7 @@
                 <w:color w:val="1C3A36"/>
                 <w:sz w:val="14"/>
               </w:rPr>
-              <w:t>786.463</w:t>
+              <w:t>734.707</w:t>
             </w:r>
           </w:p>
         </w:tc>
@@ -16308,7 +16308,7 @@
                 <w:color w:val="1C3A36"/>
                 <w:sz w:val="14"/>
               </w:rPr>
-              <w:t>2025-09-24</w:t>
+              <w:t>2026-05-21</w:t>
             </w:r>
           </w:p>
         </w:tc>
@@ -16326,7 +16326,7 @@
                 <w:color w:val="1C3A36"/>
                 <w:sz w:val="14"/>
               </w:rPr>
-              <w:t>Audited financial statements, year ended 30 June 2025 (Central Auditing Organization, report dated 23 September 2025), income statement</w:t>
+              <w:t>Interim statements, nine months ended 31 March 2026, limited review dated 20 May 2026</w:t>
             </w:r>
           </w:p>
         </w:tc>
@@ -16346,7 +16346,7 @@
                 <w:color w:val="1C3A36"/>
                 <w:sz w:val="14"/>
               </w:rPr>
-              <w:t>kima2_loan_FY2425</w:t>
+              <w:t>is_selling_FY2122</w:t>
             </w:r>
           </w:p>
         </w:tc>
@@ -16364,7 +16364,7 @@
                 <w:color w:val="1C3A36"/>
                 <w:sz w:val="14"/>
               </w:rPr>
-              <w:t>11,581</w:t>
+              <w:t>272.81</w:t>
             </w:r>
           </w:p>
         </w:tc>
@@ -16400,7 +16400,7 @@
                 <w:color w:val="1C3A36"/>
                 <w:sz w:val="14"/>
               </w:rPr>
-              <w:t>2025-09-24</w:t>
+              <w:t>2023-10-08</w:t>
             </w:r>
           </w:p>
         </w:tc>
@@ -16418,7 +16418,7 @@
                 <w:color w:val="1C3A36"/>
                 <w:sz w:val="14"/>
               </w:rPr>
-              <w:t>Audited financial statements, year ended 30 June 2025 (Central Auditing Organization, report dated 23 September 2025), note 18-1 KIMA-2 bank consortium loan</w:t>
+              <w:t>Audited financial statements, year ended 30 June 2023 (Central Auditing Organization with PKF Rashed Badr &amp; Co, report dated 8 October 2023), comparative column</w:t>
             </w:r>
           </w:p>
         </w:tc>
@@ -16438,7 +16438,7 @@
                 <w:color w:val="1C3A36"/>
                 <w:sz w:val="14"/>
               </w:rPr>
-              <w:t>kima2_usd_interest_FY2425</w:t>
+              <w:t>is_selling_FY2223</w:t>
             </w:r>
           </w:p>
         </w:tc>
@@ -16456,7 +16456,7 @@
                 <w:color w:val="1C3A36"/>
                 <w:sz w:val="14"/>
               </w:rPr>
-              <w:t>1,338</w:t>
+              <w:t>473.72</w:t>
             </w:r>
           </w:p>
         </w:tc>
@@ -16492,7 +16492,7 @@
                 <w:color w:val="1C3A36"/>
                 <w:sz w:val="14"/>
               </w:rPr>
-              <w:t>2025-09-24</w:t>
+              <w:t>2023-10-08</w:t>
             </w:r>
           </w:p>
         </w:tc>
@@ -16510,7 +16510,7 @@
                 <w:color w:val="1C3A36"/>
                 <w:sz w:val="14"/>
               </w:rPr>
-              <w:t>Audited financial statements, year ended 30 June 2025 (Central Auditing Organization, report dated 23 September 2025), note 26 finance cost</w:t>
+              <w:t>Audited financial statements, year ended 30 June 2023 (Central Auditing Organization with PKF Rashed Badr &amp; Co, report dated 8 October 2023), income statement</w:t>
             </w:r>
           </w:p>
         </w:tc>
@@ -16530,7 +16530,7 @@
                 <w:color w:val="1C3A36"/>
                 <w:sz w:val="14"/>
               </w:rPr>
-              <w:t>oneoff_reval_FY2324</w:t>
+              <w:t>is_selling_FY2324</w:t>
             </w:r>
           </w:p>
         </w:tc>
@@ -16548,7 +16548,7 @@
                 <w:color w:val="1C3A36"/>
                 <w:sz w:val="14"/>
               </w:rPr>
-              <w:t>2,035</w:t>
+              <w:t>562.527</w:t>
             </w:r>
           </w:p>
         </w:tc>
@@ -16602,7 +16602,7 @@
                 <w:color w:val="1C3A36"/>
                 <w:sz w:val="14"/>
               </w:rPr>
-              <w:t>Audited financial statements, year ended 30 June 2024 (Central Auditing Organization, report dated 23 October 2024), income statement — gain on revaluation of investment property — One-off. Stripped from every margin and return in this study.</w:t>
+              <w:t>Audited financial statements, year ended 30 June 2024 (Central Auditing Organization, report dated 23 October 2024), income statement</w:t>
             </w:r>
           </w:p>
         </w:tc>
@@ -16622,7 +16622,7 @@
                 <w:color w:val="1C3A36"/>
                 <w:sz w:val="14"/>
               </w:rPr>
-              <w:t>paid_capital</w:t>
+              <w:t>is_selling_FY2425</w:t>
             </w:r>
           </w:p>
         </w:tc>
@@ -16640,7 +16640,7 @@
                 <w:color w:val="1C3A36"/>
                 <w:sz w:val="14"/>
               </w:rPr>
-              <w:t>9,933</w:t>
+              <w:t>786.463</w:t>
             </w:r>
           </w:p>
         </w:tc>
@@ -16694,7 +16694,7 @@
                 <w:color w:val="1C3A36"/>
                 <w:sz w:val="14"/>
               </w:rPr>
-              <w:t>Audited financial statements, year ended 30 June 2025 (Central Auditing Organization, report dated 23 September 2025), note 14</w:t>
+              <w:t>Audited financial statements, year ended 30 June 2025 (Central Auditing Organization, report dated 23 September 2025), income statement</w:t>
             </w:r>
           </w:p>
         </w:tc>
@@ -16714,7 +16714,7 @@
                 <w:color w:val="1C3A36"/>
                 <w:sz w:val="14"/>
               </w:rPr>
-              <w:t>par_value</w:t>
+              <w:t>kima2_loan_FY2425</w:t>
             </w:r>
           </w:p>
         </w:tc>
@@ -16732,7 +16732,7 @@
                 <w:color w:val="1C3A36"/>
                 <w:sz w:val="14"/>
               </w:rPr>
-              <w:t>5</w:t>
+              <w:t>11,581</w:t>
             </w:r>
           </w:p>
         </w:tc>
@@ -16750,7 +16750,7 @@
                 <w:color w:val="1C3A36"/>
                 <w:sz w:val="14"/>
               </w:rPr>
-              <w:t>EGP</w:t>
+              <w:t>EGP m</w:t>
             </w:r>
           </w:p>
         </w:tc>
@@ -16786,7 +16786,7 @@
                 <w:color w:val="1C3A36"/>
                 <w:sz w:val="14"/>
               </w:rPr>
-              <w:t>Audited financial statements, year ended 30 June 2025 (Central Auditing Organization, report dated 23 September 2025), note 14</w:t>
+              <w:t>Audited financial statements, year ended 30 June 2025 (Central Auditing Organization, report dated 23 September 2025), note 18-1 KIMA-2 bank consortium loan</w:t>
             </w:r>
           </w:p>
         </w:tc>
@@ -16806,7 +16806,7 @@
                 <w:color w:val="1C3A36"/>
                 <w:sz w:val="14"/>
               </w:rPr>
-              <w:t>prod_ammonia_FY2425</w:t>
+              <w:t>kima2_usd_interest_FY2425</w:t>
             </w:r>
           </w:p>
         </w:tc>
@@ -16824,7 +16824,7 @@
                 <w:color w:val="1C3A36"/>
                 <w:sz w:val="14"/>
               </w:rPr>
-              <w:t>318,242</w:t>
+              <w:t>1,338</w:t>
             </w:r>
           </w:p>
         </w:tc>
@@ -16842,7 +16842,7 @@
                 <w:color w:val="1C3A36"/>
                 <w:sz w:val="14"/>
               </w:rPr>
-              <w:t>tonnes</w:t>
+              <w:t>EGP m</w:t>
             </w:r>
           </w:p>
         </w:tc>
@@ -16878,7 +16878,7 @@
                 <w:color w:val="1C3A36"/>
                 <w:sz w:val="14"/>
               </w:rPr>
-              <w:t>Audited financial statements, year ended 30 June 2025 (Central Auditing Organization, report dated 23 September 2025), auditor's product cost table</w:t>
+              <w:t>Audited financial statements, year ended 30 June 2025 (Central Auditing Organization, report dated 23 September 2025), note 26 finance cost</w:t>
             </w:r>
           </w:p>
         </w:tc>
@@ -16898,7 +16898,7 @@
                 <w:color w:val="1C3A36"/>
                 <w:sz w:val="14"/>
               </w:rPr>
-              <w:t>prod_an_gran_FY2425</w:t>
+              <w:t>oneoff_reval_FY2324</w:t>
             </w:r>
           </w:p>
         </w:tc>
@@ -16916,7 +16916,7 @@
                 <w:color w:val="1C3A36"/>
                 <w:sz w:val="14"/>
               </w:rPr>
-              <w:t>17,887</w:t>
+              <w:t>2,035</w:t>
             </w:r>
           </w:p>
         </w:tc>
@@ -16934,7 +16934,7 @@
                 <w:color w:val="1C3A36"/>
                 <w:sz w:val="14"/>
               </w:rPr>
-              <w:t>tonnes</w:t>
+              <w:t>EGP m</w:t>
             </w:r>
           </w:p>
         </w:tc>
@@ -16952,7 +16952,7 @@
                 <w:color w:val="1C3A36"/>
                 <w:sz w:val="14"/>
               </w:rPr>
-              <w:t>2025-09-24</w:t>
+              <w:t>2024-10-23</w:t>
             </w:r>
           </w:p>
         </w:tc>
@@ -16970,7 +16970,7 @@
                 <w:color w:val="1C3A36"/>
                 <w:sz w:val="14"/>
               </w:rPr>
-              <w:t>Audited financial statements, year ended 30 June 2025 (Central Auditing Organization, report dated 23 September 2025), auditor's product cost table</w:t>
+              <w:t>Audited financial statements, year ended 30 June 2024 (Central Auditing Organization, report dated 23 October 2024), income statement — gain on revaluation of investment property — One-off. Stripped from every margin and return in this study.</w:t>
             </w:r>
           </w:p>
         </w:tc>
@@ -16990,7 +16990,7 @@
                 <w:color w:val="1C3A36"/>
                 <w:sz w:val="14"/>
               </w:rPr>
-              <w:t>prod_ldan_FY2425</w:t>
+              <w:t>other_rev_FY2425</w:t>
             </w:r>
           </w:p>
         </w:tc>
@@ -17008,7 +17008,7 @@
                 <w:color w:val="1C3A36"/>
                 <w:sz w:val="14"/>
               </w:rPr>
-              <w:t>8,171</w:t>
+              <w:t>30</w:t>
             </w:r>
           </w:p>
         </w:tc>
@@ -17026,7 +17026,7 @@
                 <w:color w:val="1C3A36"/>
                 <w:sz w:val="14"/>
               </w:rPr>
-              <w:t>tonnes</w:t>
+              <w:t>EGP m</w:t>
             </w:r>
           </w:p>
         </w:tc>
@@ -17062,7 +17062,7 @@
                 <w:color w:val="1C3A36"/>
                 <w:sz w:val="14"/>
               </w:rPr>
-              <w:t>Audited financial statements, year ended 30 June 2025 (Central Auditing Organization, report dated 23 September 2025), auditor's product cost table</w:t>
+              <w:t>Audited financial statements, year ended 30 June 2025 (Central Auditing Organization, report dated 23 September 2025), note 20 — merchant nitric acid, plant rent and services</w:t>
             </w:r>
           </w:p>
         </w:tc>
@@ -17082,6 +17082,466 @@
                 <w:color w:val="1C3A36"/>
                 <w:sz w:val="14"/>
               </w:rPr>
+              <w:t>paid_capital</w:t>
+            </w:r>
+          </w:p>
+        </w:tc>
+        <w:tc>
+          <w:tcPr>
+            <w:tcW w:type="dxa" w:w="1944"/>
+          </w:tcPr>
+          <w:p>
+            <w:pPr>
+              <w:spacing w:after="20"/>
+              <w:jc w:val="left"/>
+            </w:pPr>
+            <w:r>
+              <w:rPr>
+                <w:color w:val="1C3A36"/>
+                <w:sz w:val="14"/>
+              </w:rPr>
+              <w:t>9,933</w:t>
+            </w:r>
+          </w:p>
+        </w:tc>
+        <w:tc>
+          <w:tcPr>
+            <w:tcW w:type="dxa" w:w="1224"/>
+          </w:tcPr>
+          <w:p>
+            <w:pPr>
+              <w:spacing w:after="20"/>
+              <w:jc w:val="left"/>
+            </w:pPr>
+            <w:r>
+              <w:rPr>
+                <w:color w:val="1C3A36"/>
+                <w:sz w:val="14"/>
+              </w:rPr>
+              <w:t>EGP m</w:t>
+            </w:r>
+          </w:p>
+        </w:tc>
+        <w:tc>
+          <w:tcPr>
+            <w:tcW w:type="dxa" w:w="1152"/>
+          </w:tcPr>
+          <w:p>
+            <w:pPr>
+              <w:spacing w:after="20"/>
+              <w:jc w:val="left"/>
+            </w:pPr>
+            <w:r>
+              <w:rPr>
+                <w:color w:val="1C3A36"/>
+                <w:sz w:val="14"/>
+              </w:rPr>
+              <w:t>2025-09-24</w:t>
+            </w:r>
+          </w:p>
+        </w:tc>
+        <w:tc>
+          <w:tcPr>
+            <w:tcW w:type="dxa" w:w="7344"/>
+          </w:tcPr>
+          <w:p>
+            <w:pPr>
+              <w:spacing w:after="20"/>
+              <w:jc w:val="left"/>
+            </w:pPr>
+            <w:r>
+              <w:rPr>
+                <w:color w:val="1C3A36"/>
+                <w:sz w:val="14"/>
+              </w:rPr>
+              <w:t>Audited financial statements, year ended 30 June 2025 (Central Auditing Organization, report dated 23 September 2025), note 14</w:t>
+            </w:r>
+          </w:p>
+        </w:tc>
+      </w:tr>
+      <w:tr>
+        <w:tc>
+          <w:tcPr>
+            <w:tcW w:type="dxa" w:w="2448"/>
+          </w:tcPr>
+          <w:p>
+            <w:pPr>
+              <w:spacing w:after="20"/>
+              <w:jc w:val="left"/>
+            </w:pPr>
+            <w:r>
+              <w:rPr>
+                <w:color w:val="1C3A36"/>
+                <w:sz w:val="14"/>
+              </w:rPr>
+              <w:t>par_value</w:t>
+            </w:r>
+          </w:p>
+        </w:tc>
+        <w:tc>
+          <w:tcPr>
+            <w:tcW w:type="dxa" w:w="1944"/>
+          </w:tcPr>
+          <w:p>
+            <w:pPr>
+              <w:spacing w:after="20"/>
+              <w:jc w:val="left"/>
+            </w:pPr>
+            <w:r>
+              <w:rPr>
+                <w:color w:val="1C3A36"/>
+                <w:sz w:val="14"/>
+              </w:rPr>
+              <w:t>5</w:t>
+            </w:r>
+          </w:p>
+        </w:tc>
+        <w:tc>
+          <w:tcPr>
+            <w:tcW w:type="dxa" w:w="1224"/>
+          </w:tcPr>
+          <w:p>
+            <w:pPr>
+              <w:spacing w:after="20"/>
+              <w:jc w:val="left"/>
+            </w:pPr>
+            <w:r>
+              <w:rPr>
+                <w:color w:val="1C3A36"/>
+                <w:sz w:val="14"/>
+              </w:rPr>
+              <w:t>EGP</w:t>
+            </w:r>
+          </w:p>
+        </w:tc>
+        <w:tc>
+          <w:tcPr>
+            <w:tcW w:type="dxa" w:w="1152"/>
+          </w:tcPr>
+          <w:p>
+            <w:pPr>
+              <w:spacing w:after="20"/>
+              <w:jc w:val="left"/>
+            </w:pPr>
+            <w:r>
+              <w:rPr>
+                <w:color w:val="1C3A36"/>
+                <w:sz w:val="14"/>
+              </w:rPr>
+              <w:t>2025-09-24</w:t>
+            </w:r>
+          </w:p>
+        </w:tc>
+        <w:tc>
+          <w:tcPr>
+            <w:tcW w:type="dxa" w:w="7344"/>
+          </w:tcPr>
+          <w:p>
+            <w:pPr>
+              <w:spacing w:after="20"/>
+              <w:jc w:val="left"/>
+            </w:pPr>
+            <w:r>
+              <w:rPr>
+                <w:color w:val="1C3A36"/>
+                <w:sz w:val="14"/>
+              </w:rPr>
+              <w:t>Audited financial statements, year ended 30 June 2025 (Central Auditing Organization, report dated 23 September 2025), note 14</w:t>
+            </w:r>
+          </w:p>
+        </w:tc>
+      </w:tr>
+      <w:tr>
+        <w:tc>
+          <w:tcPr>
+            <w:tcW w:type="dxa" w:w="2448"/>
+          </w:tcPr>
+          <w:p>
+            <w:pPr>
+              <w:spacing w:after="20"/>
+              <w:jc w:val="left"/>
+            </w:pPr>
+            <w:r>
+              <w:rPr>
+                <w:color w:val="1C3A36"/>
+                <w:sz w:val="14"/>
+              </w:rPr>
+              <w:t>prod_ammonia_FY2425</w:t>
+            </w:r>
+          </w:p>
+        </w:tc>
+        <w:tc>
+          <w:tcPr>
+            <w:tcW w:type="dxa" w:w="1944"/>
+          </w:tcPr>
+          <w:p>
+            <w:pPr>
+              <w:spacing w:after="20"/>
+              <w:jc w:val="left"/>
+            </w:pPr>
+            <w:r>
+              <w:rPr>
+                <w:color w:val="1C3A36"/>
+                <w:sz w:val="14"/>
+              </w:rPr>
+              <w:t>318,242</w:t>
+            </w:r>
+          </w:p>
+        </w:tc>
+        <w:tc>
+          <w:tcPr>
+            <w:tcW w:type="dxa" w:w="1224"/>
+          </w:tcPr>
+          <w:p>
+            <w:pPr>
+              <w:spacing w:after="20"/>
+              <w:jc w:val="left"/>
+            </w:pPr>
+            <w:r>
+              <w:rPr>
+                <w:color w:val="1C3A36"/>
+                <w:sz w:val="14"/>
+              </w:rPr>
+              <w:t>tonnes</w:t>
+            </w:r>
+          </w:p>
+        </w:tc>
+        <w:tc>
+          <w:tcPr>
+            <w:tcW w:type="dxa" w:w="1152"/>
+          </w:tcPr>
+          <w:p>
+            <w:pPr>
+              <w:spacing w:after="20"/>
+              <w:jc w:val="left"/>
+            </w:pPr>
+            <w:r>
+              <w:rPr>
+                <w:color w:val="1C3A36"/>
+                <w:sz w:val="14"/>
+              </w:rPr>
+              <w:t>2025-09-24</w:t>
+            </w:r>
+          </w:p>
+        </w:tc>
+        <w:tc>
+          <w:tcPr>
+            <w:tcW w:type="dxa" w:w="7344"/>
+          </w:tcPr>
+          <w:p>
+            <w:pPr>
+              <w:spacing w:after="20"/>
+              <w:jc w:val="left"/>
+            </w:pPr>
+            <w:r>
+              <w:rPr>
+                <w:color w:val="1C3A36"/>
+                <w:sz w:val="14"/>
+              </w:rPr>
+              <w:t>Audited financial statements, year ended 30 June 2025 (Central Auditing Organization, report dated 23 September 2025), auditor's product cost table</w:t>
+            </w:r>
+          </w:p>
+        </w:tc>
+      </w:tr>
+      <w:tr>
+        <w:tc>
+          <w:tcPr>
+            <w:tcW w:type="dxa" w:w="2448"/>
+          </w:tcPr>
+          <w:p>
+            <w:pPr>
+              <w:spacing w:after="20"/>
+              <w:jc w:val="left"/>
+            </w:pPr>
+            <w:r>
+              <w:rPr>
+                <w:color w:val="1C3A36"/>
+                <w:sz w:val="14"/>
+              </w:rPr>
+              <w:t>prod_an_gran_FY2425</w:t>
+            </w:r>
+          </w:p>
+        </w:tc>
+        <w:tc>
+          <w:tcPr>
+            <w:tcW w:type="dxa" w:w="1944"/>
+          </w:tcPr>
+          <w:p>
+            <w:pPr>
+              <w:spacing w:after="20"/>
+              <w:jc w:val="left"/>
+            </w:pPr>
+            <w:r>
+              <w:rPr>
+                <w:color w:val="1C3A36"/>
+                <w:sz w:val="14"/>
+              </w:rPr>
+              <w:t>17,887</w:t>
+            </w:r>
+          </w:p>
+        </w:tc>
+        <w:tc>
+          <w:tcPr>
+            <w:tcW w:type="dxa" w:w="1224"/>
+          </w:tcPr>
+          <w:p>
+            <w:pPr>
+              <w:spacing w:after="20"/>
+              <w:jc w:val="left"/>
+            </w:pPr>
+            <w:r>
+              <w:rPr>
+                <w:color w:val="1C3A36"/>
+                <w:sz w:val="14"/>
+              </w:rPr>
+              <w:t>tonnes</w:t>
+            </w:r>
+          </w:p>
+        </w:tc>
+        <w:tc>
+          <w:tcPr>
+            <w:tcW w:type="dxa" w:w="1152"/>
+          </w:tcPr>
+          <w:p>
+            <w:pPr>
+              <w:spacing w:after="20"/>
+              <w:jc w:val="left"/>
+            </w:pPr>
+            <w:r>
+              <w:rPr>
+                <w:color w:val="1C3A36"/>
+                <w:sz w:val="14"/>
+              </w:rPr>
+              <w:t>2025-09-24</w:t>
+            </w:r>
+          </w:p>
+        </w:tc>
+        <w:tc>
+          <w:tcPr>
+            <w:tcW w:type="dxa" w:w="7344"/>
+          </w:tcPr>
+          <w:p>
+            <w:pPr>
+              <w:spacing w:after="20"/>
+              <w:jc w:val="left"/>
+            </w:pPr>
+            <w:r>
+              <w:rPr>
+                <w:color w:val="1C3A36"/>
+                <w:sz w:val="14"/>
+              </w:rPr>
+              <w:t>Audited financial statements, year ended 30 June 2025 (Central Auditing Organization, report dated 23 September 2025), auditor's product cost table</w:t>
+            </w:r>
+          </w:p>
+        </w:tc>
+      </w:tr>
+      <w:tr>
+        <w:tc>
+          <w:tcPr>
+            <w:tcW w:type="dxa" w:w="2448"/>
+          </w:tcPr>
+          <w:p>
+            <w:pPr>
+              <w:spacing w:after="20"/>
+              <w:jc w:val="left"/>
+            </w:pPr>
+            <w:r>
+              <w:rPr>
+                <w:color w:val="1C3A36"/>
+                <w:sz w:val="14"/>
+              </w:rPr>
+              <w:t>prod_ldan_FY2425</w:t>
+            </w:r>
+          </w:p>
+        </w:tc>
+        <w:tc>
+          <w:tcPr>
+            <w:tcW w:type="dxa" w:w="1944"/>
+          </w:tcPr>
+          <w:p>
+            <w:pPr>
+              <w:spacing w:after="20"/>
+              <w:jc w:val="left"/>
+            </w:pPr>
+            <w:r>
+              <w:rPr>
+                <w:color w:val="1C3A36"/>
+                <w:sz w:val="14"/>
+              </w:rPr>
+              <w:t>8,171</w:t>
+            </w:r>
+          </w:p>
+        </w:tc>
+        <w:tc>
+          <w:tcPr>
+            <w:tcW w:type="dxa" w:w="1224"/>
+          </w:tcPr>
+          <w:p>
+            <w:pPr>
+              <w:spacing w:after="20"/>
+              <w:jc w:val="left"/>
+            </w:pPr>
+            <w:r>
+              <w:rPr>
+                <w:color w:val="1C3A36"/>
+                <w:sz w:val="14"/>
+              </w:rPr>
+              <w:t>tonnes</w:t>
+            </w:r>
+          </w:p>
+        </w:tc>
+        <w:tc>
+          <w:tcPr>
+            <w:tcW w:type="dxa" w:w="1152"/>
+          </w:tcPr>
+          <w:p>
+            <w:pPr>
+              <w:spacing w:after="20"/>
+              <w:jc w:val="left"/>
+            </w:pPr>
+            <w:r>
+              <w:rPr>
+                <w:color w:val="1C3A36"/>
+                <w:sz w:val="14"/>
+              </w:rPr>
+              <w:t>2025-09-24</w:t>
+            </w:r>
+          </w:p>
+        </w:tc>
+        <w:tc>
+          <w:tcPr>
+            <w:tcW w:type="dxa" w:w="7344"/>
+          </w:tcPr>
+          <w:p>
+            <w:pPr>
+              <w:spacing w:after="20"/>
+              <w:jc w:val="left"/>
+            </w:pPr>
+            <w:r>
+              <w:rPr>
+                <w:color w:val="1C3A36"/>
+                <w:sz w:val="14"/>
+              </w:rPr>
+              <w:t>Audited financial statements, year ended 30 June 2025 (Central Auditing Organization, report dated 23 September 2025), auditor's product cost table</w:t>
+            </w:r>
+          </w:p>
+        </w:tc>
+      </w:tr>
+      <w:tr>
+        <w:tc>
+          <w:tcPr>
+            <w:tcW w:type="dxa" w:w="2448"/>
+          </w:tcPr>
+          <w:p>
+            <w:pPr>
+              <w:spacing w:after="20"/>
+              <w:jc w:val="left"/>
+            </w:pPr>
+            <w:r>
+              <w:rPr>
+                <w:color w:val="1C3A36"/>
+                <w:sz w:val="14"/>
+              </w:rPr>
               <w:t>prod_nitric_FY2425</w:t>
             </w:r>
           </w:p>
@@ -17155,6 +17615,190 @@
                 <w:sz w:val="14"/>
               </w:rPr>
               <w:t>Audited financial statements, year ended 30 June 2025 (Central Auditing Organization, report dated 23 September 2025), auditor's product cost table</w:t>
+            </w:r>
+          </w:p>
+        </w:tc>
+      </w:tr>
+      <w:tr>
+        <w:tc>
+          <w:tcPr>
+            <w:tcW w:type="dxa" w:w="2448"/>
+          </w:tcPr>
+          <w:p>
+            <w:pPr>
+              <w:spacing w:after="20"/>
+              <w:jc w:val="left"/>
+            </w:pPr>
+            <w:r>
+              <w:rPr>
+                <w:color w:val="1C3A36"/>
+                <w:sz w:val="14"/>
+              </w:rPr>
+              <w:t>prod_urea_FY2223</w:t>
+            </w:r>
+          </w:p>
+        </w:tc>
+        <w:tc>
+          <w:tcPr>
+            <w:tcW w:type="dxa" w:w="1944"/>
+          </w:tcPr>
+          <w:p>
+            <w:pPr>
+              <w:spacing w:after="20"/>
+              <w:jc w:val="left"/>
+            </w:pPr>
+            <w:r>
+              <w:rPr>
+                <w:color w:val="1C3A36"/>
+                <w:sz w:val="14"/>
+              </w:rPr>
+              <w:t>586,373</w:t>
+            </w:r>
+          </w:p>
+        </w:tc>
+        <w:tc>
+          <w:tcPr>
+            <w:tcW w:type="dxa" w:w="1224"/>
+          </w:tcPr>
+          <w:p>
+            <w:pPr>
+              <w:spacing w:after="20"/>
+              <w:jc w:val="left"/>
+            </w:pPr>
+            <w:r>
+              <w:rPr>
+                <w:color w:val="1C3A36"/>
+                <w:sz w:val="14"/>
+              </w:rPr>
+              <w:t>tonnes</w:t>
+            </w:r>
+          </w:p>
+        </w:tc>
+        <w:tc>
+          <w:tcPr>
+            <w:tcW w:type="dxa" w:w="1152"/>
+          </w:tcPr>
+          <w:p>
+            <w:pPr>
+              <w:spacing w:after="20"/>
+              <w:jc w:val="left"/>
+            </w:pPr>
+            <w:r>
+              <w:rPr>
+                <w:color w:val="1C3A36"/>
+                <w:sz w:val="14"/>
+              </w:rPr>
+              <w:t>2023-10-08</w:t>
+            </w:r>
+          </w:p>
+        </w:tc>
+        <w:tc>
+          <w:tcPr>
+            <w:tcW w:type="dxa" w:w="7344"/>
+          </w:tcPr>
+          <w:p>
+            <w:pPr>
+              <w:spacing w:after="20"/>
+              <w:jc w:val="left"/>
+            </w:pPr>
+            <w:r>
+              <w:rPr>
+                <w:color w:val="1C3A36"/>
+                <w:sz w:val="14"/>
+              </w:rPr>
+              <w:t>Audited financial statements, year ended 30 June 2023 (Central Auditing Organization with PKF Rashed Badr &amp; Co, report dated 8 October 2023), auditor's product cost table</w:t>
+            </w:r>
+          </w:p>
+        </w:tc>
+      </w:tr>
+      <w:tr>
+        <w:tc>
+          <w:tcPr>
+            <w:tcW w:type="dxa" w:w="2448"/>
+          </w:tcPr>
+          <w:p>
+            <w:pPr>
+              <w:spacing w:after="20"/>
+              <w:jc w:val="left"/>
+            </w:pPr>
+            <w:r>
+              <w:rPr>
+                <w:color w:val="1C3A36"/>
+                <w:sz w:val="14"/>
+              </w:rPr>
+              <w:t>prod_urea_FY2324</w:t>
+            </w:r>
+          </w:p>
+        </w:tc>
+        <w:tc>
+          <w:tcPr>
+            <w:tcW w:type="dxa" w:w="1944"/>
+          </w:tcPr>
+          <w:p>
+            <w:pPr>
+              <w:spacing w:after="20"/>
+              <w:jc w:val="left"/>
+            </w:pPr>
+            <w:r>
+              <w:rPr>
+                <w:color w:val="1C3A36"/>
+                <w:sz w:val="14"/>
+              </w:rPr>
+              <w:t>521,868</w:t>
+            </w:r>
+          </w:p>
+        </w:tc>
+        <w:tc>
+          <w:tcPr>
+            <w:tcW w:type="dxa" w:w="1224"/>
+          </w:tcPr>
+          <w:p>
+            <w:pPr>
+              <w:spacing w:after="20"/>
+              <w:jc w:val="left"/>
+            </w:pPr>
+            <w:r>
+              <w:rPr>
+                <w:color w:val="1C3A36"/>
+                <w:sz w:val="14"/>
+              </w:rPr>
+              <w:t>tonnes</w:t>
+            </w:r>
+          </w:p>
+        </w:tc>
+        <w:tc>
+          <w:tcPr>
+            <w:tcW w:type="dxa" w:w="1152"/>
+          </w:tcPr>
+          <w:p>
+            <w:pPr>
+              <w:spacing w:after="20"/>
+              <w:jc w:val="left"/>
+            </w:pPr>
+            <w:r>
+              <w:rPr>
+                <w:color w:val="1C3A36"/>
+                <w:sz w:val="14"/>
+              </w:rPr>
+              <w:t>2024-10-23</w:t>
+            </w:r>
+          </w:p>
+        </w:tc>
+        <w:tc>
+          <w:tcPr>
+            <w:tcW w:type="dxa" w:w="7344"/>
+          </w:tcPr>
+          <w:p>
+            <w:pPr>
+              <w:spacing w:after="20"/>
+              <w:jc w:val="left"/>
+            </w:pPr>
+            <w:r>
+              <w:rPr>
+                <w:color w:val="1C3A36"/>
+                <w:sz w:val="14"/>
+              </w:rPr>
+              <w:t>Audited financial statements, year ended 30 June 2024 (Central Auditing Organization, report dated 23 October 2024), auditor's product cost table</w:t>
             </w:r>
           </w:p>
         </w:tc>
@@ -18924,7 +19568,7 @@
           <w:color w:val="1C3A36"/>
           <w:sz w:val="21"/>
         </w:rPr>
-        <w:t>L2 — Primary market data  (11 inputs)</w:t>
+        <w:t>L2 — Primary market data  (13 inputs)</w:t>
       </w:r>
     </w:p>
     <w:tbl>
@@ -19901,6 +20545,98 @@
                 <w:color w:val="1C3A36"/>
                 <w:sz w:val="14"/>
               </w:rPr>
+              <w:t>spot_price_date</w:t>
+            </w:r>
+          </w:p>
+        </w:tc>
+        <w:tc>
+          <w:tcPr>
+            <w:tcW w:type="dxa" w:w="1944"/>
+          </w:tcPr>
+          <w:p>
+            <w:pPr>
+              <w:spacing w:after="20"/>
+              <w:jc w:val="left"/>
+            </w:pPr>
+            <w:r>
+              <w:rPr>
+                <w:color w:val="1C3A36"/>
+                <w:sz w:val="14"/>
+              </w:rPr>
+              <w:t>2026-08-06</w:t>
+            </w:r>
+          </w:p>
+        </w:tc>
+        <w:tc>
+          <w:tcPr>
+            <w:tcW w:type="dxa" w:w="1224"/>
+          </w:tcPr>
+          <w:p>
+            <w:pPr>
+              <w:spacing w:after="20"/>
+              <w:jc w:val="left"/>
+            </w:pPr>
+            <w:r>
+              <w:rPr>
+                <w:color w:val="1C3A36"/>
+                <w:sz w:val="14"/>
+              </w:rPr>
+              <w:t>date</w:t>
+            </w:r>
+          </w:p>
+        </w:tc>
+        <w:tc>
+          <w:tcPr>
+            <w:tcW w:type="dxa" w:w="1152"/>
+          </w:tcPr>
+          <w:p>
+            <w:pPr>
+              <w:spacing w:after="20"/>
+              <w:jc w:val="left"/>
+            </w:pPr>
+            <w:r>
+              <w:rPr>
+                <w:color w:val="1C3A36"/>
+                <w:sz w:val="14"/>
+              </w:rPr>
+              <w:t>2026-08-06</w:t>
+            </w:r>
+          </w:p>
+        </w:tc>
+        <w:tc>
+          <w:tcPr>
+            <w:tcW w:type="dxa" w:w="7344"/>
+          </w:tcPr>
+          <w:p>
+            <w:pPr>
+              <w:spacing w:after="20"/>
+              <w:jc w:val="left"/>
+            </w:pPr>
+            <w:r>
+              <w:rPr>
+                <w:color w:val="1C3A36"/>
+                <w:sz w:val="14"/>
+              </w:rPr>
+              <w:t>Egyptian Exchange closing session used as the study's anchor date</w:t>
+            </w:r>
+          </w:p>
+        </w:tc>
+      </w:tr>
+      <w:tr>
+        <w:tc>
+          <w:tcPr>
+            <w:tcW w:type="dxa" w:w="2448"/>
+          </w:tcPr>
+          <w:p>
+            <w:pPr>
+              <w:spacing w:after="20"/>
+              <w:jc w:val="left"/>
+            </w:pPr>
+            <w:r>
+              <w:rPr>
+                <w:color w:val="1C3A36"/>
+                <w:sz w:val="14"/>
+              </w:rPr>
               <w:t>urea_fob_egypt</w:t>
             </w:r>
           </w:p>
@@ -19974,6 +20710,98 @@
                 <w:sz w:val="14"/>
               </w:rPr>
               <w:t>Listed granular urea free-on-board Egypt futures contract, front-month settle</w:t>
+            </w:r>
+          </w:p>
+        </w:tc>
+      </w:tr>
+      <w:tr>
+        <w:tc>
+          <w:tcPr>
+            <w:tcW w:type="dxa" w:w="2448"/>
+          </w:tcPr>
+          <w:p>
+            <w:pPr>
+              <w:spacing w:after="20"/>
+              <w:jc w:val="left"/>
+            </w:pPr>
+            <w:r>
+              <w:rPr>
+                <w:color w:val="1C3A36"/>
+                <w:sz w:val="14"/>
+              </w:rPr>
+              <w:t>usd_egp_anna_approval</w:t>
+            </w:r>
+          </w:p>
+        </w:tc>
+        <w:tc>
+          <w:tcPr>
+            <w:tcW w:type="dxa" w:w="1944"/>
+          </w:tcPr>
+          <w:p>
+            <w:pPr>
+              <w:spacing w:after="20"/>
+              <w:jc w:val="left"/>
+            </w:pPr>
+            <w:r>
+              <w:rPr>
+                <w:color w:val="1C3A36"/>
+                <w:sz w:val="14"/>
+              </w:rPr>
+              <w:t>50</w:t>
+            </w:r>
+          </w:p>
+        </w:tc>
+        <w:tc>
+          <w:tcPr>
+            <w:tcW w:type="dxa" w:w="1224"/>
+          </w:tcPr>
+          <w:p>
+            <w:pPr>
+              <w:spacing w:after="20"/>
+              <w:jc w:val="left"/>
+            </w:pPr>
+            <w:r>
+              <w:rPr>
+                <w:color w:val="1C3A36"/>
+                <w:sz w:val="14"/>
+              </w:rPr>
+              <w:t>EGP/US$</w:t>
+            </w:r>
+          </w:p>
+        </w:tc>
+        <w:tc>
+          <w:tcPr>
+            <w:tcW w:type="dxa" w:w="1152"/>
+          </w:tcPr>
+          <w:p>
+            <w:pPr>
+              <w:spacing w:after="20"/>
+              <w:jc w:val="left"/>
+            </w:pPr>
+            <w:r>
+              <w:rPr>
+                <w:color w:val="1C3A36"/>
+                <w:sz w:val="14"/>
+              </w:rPr>
+              <w:t>2025-06-25</w:t>
+            </w:r>
+          </w:p>
+        </w:tc>
+        <w:tc>
+          <w:tcPr>
+            <w:tcW w:type="dxa" w:w="7344"/>
+          </w:tcPr>
+          <w:p>
+            <w:pPr>
+              <w:spacing w:after="20"/>
+              <w:jc w:val="left"/>
+            </w:pPr>
+            <w:r>
+              <w:rPr>
+                <w:color w:val="1C3A36"/>
+                <w:sz w:val="14"/>
+              </w:rPr>
+              <w:t>The rate prevailing when the project cost was approved on 25 June 2025, used to state the dual-currency approved cost as one figure</w:t>
             </w:r>
           </w:p>
         </w:tc>
@@ -22781,7 +23609,7 @@
           <w:color w:val="1C3A36"/>
           <w:sz w:val="21"/>
         </w:rPr>
-        <w:t>L5 — Constructed in this study  (38 inputs)</w:t>
+        <w:t>L5 — Constructed in this study  (54 inputs)</w:t>
       </w:r>
     </w:p>
     <w:tbl>
@@ -23206,7 +24034,7 @@
                 <w:color w:val="1C3A36"/>
                 <w:sz w:val="14"/>
               </w:rPr>
-              <w:t>anna_capex_path</w:t>
+              <w:t>an_price_egp_t_FY2425</w:t>
             </w:r>
           </w:p>
         </w:tc>
@@ -23224,7 +24052,7 @@
                 <w:color w:val="1C3A36"/>
                 <w:sz w:val="14"/>
               </w:rPr>
-              <w:t>3,000, 3,500, 3,500, 3,000, 2,000</w:t>
+              <w:t>20,000</w:t>
             </w:r>
           </w:p>
         </w:tc>
@@ -23242,7 +24070,7 @@
                 <w:color w:val="1C3A36"/>
                 <w:sz w:val="14"/>
               </w:rPr>
-              <w:t>EGP m</w:t>
+              <w:t>EGP/t</w:t>
             </w:r>
           </w:p>
         </w:tc>
@@ -23260,7 +24088,7 @@
                 <w:color w:val="1C3A36"/>
                 <w:sz w:val="14"/>
               </w:rPr>
-              <w:t>2026-08-08</w:t>
+              <w:t>2025-09-24</w:t>
             </w:r>
           </w:p>
         </w:tc>
@@ -23278,7 +24106,7 @@
                 <w:color w:val="1C3A36"/>
                 <w:sz w:val="14"/>
               </w:rPr>
-              <w:t>Project spending path against the bank-approved cost and the observed pace: construction in progress moved from EGP 3,790m to EGP 5,654m over nine months.</w:t>
+              <w:t>Audited financial statements, year ended 30 June 2025 (Central Auditing Organization, report dated 23 September 2025), note 20 local revenue less the subsidised and free-market urea legs, over the combined nitrate tonnage</w:t>
             </w:r>
           </w:p>
         </w:tc>
@@ -23298,7 +24126,7 @@
                 <w:color w:val="1C3A36"/>
                 <w:sz w:val="14"/>
               </w:rPr>
-              <w:t>anna_cash_margin</w:t>
+              <w:t>an_t_FY2526E</w:t>
             </w:r>
           </w:p>
         </w:tc>
@@ -23316,7 +24144,7 @@
                 <w:color w:val="1C3A36"/>
                 <w:sz w:val="14"/>
               </w:rPr>
-              <w:t>0.32</w:t>
+              <w:t>26,000</w:t>
             </w:r>
           </w:p>
         </w:tc>
@@ -23334,7 +24162,7 @@
                 <w:color w:val="1C3A36"/>
                 <w:sz w:val="14"/>
               </w:rPr>
-              <w:t>ratio</w:t>
+              <w:t>tonnes</w:t>
             </w:r>
           </w:p>
         </w:tc>
@@ -23370,7 +24198,7 @@
                 <w:color w:val="1C3A36"/>
                 <w:sz w:val="14"/>
               </w:rPr>
-              <w:t>Conversion margin on ammonium nitrate over its own ammonia feedstock</w:t>
+              <w:t>Constructed for the FY2025/26 bridge year: Nitrate output for the study year, from the nine-month reviewed accounts and the disclosed quarterly detail</w:t>
             </w:r>
           </w:p>
         </w:tc>
@@ -23390,7 +24218,7 @@
                 <w:color w:val="1C3A36"/>
                 <w:sz w:val="14"/>
               </w:rPr>
-              <w:t>anna_nameplate</w:t>
+              <w:t>anna_capex_path</w:t>
             </w:r>
           </w:p>
         </w:tc>
@@ -23408,7 +24236,7 @@
                 <w:color w:val="1C3A36"/>
                 <w:sz w:val="14"/>
               </w:rPr>
-              <w:t>189,863</w:t>
+              <w:t>3,000, 3,500, 3,500, 3,000, 2,000</w:t>
             </w:r>
           </w:p>
         </w:tc>
@@ -23426,7 +24254,7 @@
                 <w:color w:val="1C3A36"/>
                 <w:sz w:val="14"/>
               </w:rPr>
-              <w:t>tonnes/year</w:t>
+              <w:t>EGP m</w:t>
             </w:r>
           </w:p>
         </w:tc>
@@ -23462,7 +24290,7 @@
                 <w:color w:val="1C3A36"/>
                 <w:sz w:val="14"/>
               </w:rPr>
-              <w:t>Constructed and FLAGGED: no filing states the new plant's capacity. It is the ammonia design plate less the draw of urea at ITS design plate, converted at the ratio above.</w:t>
+              <w:t>Project spending path against the bank-approved cost and the observed pace: construction in progress moved from EGP 3,790m to EGP 5,654m over nine months.</w:t>
             </w:r>
           </w:p>
         </w:tc>
@@ -23482,7 +24310,7 @@
                 <w:color w:val="1C3A36"/>
                 <w:sz w:val="14"/>
               </w:rPr>
-              <w:t>anna_util_base</w:t>
+              <w:t>anna_cash_margin</w:t>
             </w:r>
           </w:p>
         </w:tc>
@@ -23500,7 +24328,7 @@
                 <w:color w:val="1C3A36"/>
                 <w:sz w:val="14"/>
               </w:rPr>
-              <w:t>0.5</w:t>
+              <w:t>0.32</w:t>
             </w:r>
           </w:p>
         </w:tc>
@@ -23554,7 +24382,7 @@
                 <w:color w:val="1C3A36"/>
                 <w:sz w:val="14"/>
               </w:rPr>
-              <w:t>Project utilisation in the terminal year, central case</w:t>
+              <w:t>Conversion margin on ammonium nitrate over its own ammonia feedstock</w:t>
             </w:r>
           </w:p>
         </w:tc>
@@ -23574,7 +24402,7 @@
                 <w:color w:val="1C3A36"/>
                 <w:sz w:val="14"/>
               </w:rPr>
-              <w:t>anna_util_bull</w:t>
+              <w:t>anna_nameplate</w:t>
             </w:r>
           </w:p>
         </w:tc>
@@ -23592,7 +24420,7 @@
                 <w:color w:val="1C3A36"/>
                 <w:sz w:val="14"/>
               </w:rPr>
-              <w:t>0.7</w:t>
+              <w:t>189,863</w:t>
             </w:r>
           </w:p>
         </w:tc>
@@ -23610,7 +24438,7 @@
                 <w:color w:val="1C3A36"/>
                 <w:sz w:val="14"/>
               </w:rPr>
-              <w:t>ratio</w:t>
+              <w:t>tonnes/year</w:t>
             </w:r>
           </w:p>
         </w:tc>
@@ -23646,7 +24474,7 @@
                 <w:color w:val="1C3A36"/>
                 <w:sz w:val="14"/>
               </w:rPr>
-              <w:t>Project utilisation in the terminal year, upside case</w:t>
+              <w:t>Constructed and FLAGGED: no filing states the new plant's capacity. It is the ammonia design plate less the draw of urea at ITS design plate, converted at the ratio above.</w:t>
             </w:r>
           </w:p>
         </w:tc>
@@ -23666,7 +24494,7 @@
                 <w:color w:val="1C3A36"/>
                 <w:sz w:val="14"/>
               </w:rPr>
-              <w:t>cpi_path</w:t>
+              <w:t>anna_util_base</w:t>
             </w:r>
           </w:p>
         </w:tc>
@@ -23684,7 +24512,7 @@
                 <w:color w:val="1C3A36"/>
                 <w:sz w:val="14"/>
               </w:rPr>
-              <w:t>0.1, 0.085, 0.075, 0.07, 0.07</w:t>
+              <w:t>0.5</w:t>
             </w:r>
           </w:p>
         </w:tc>
@@ -23738,7 +24566,7 @@
                 <w:color w:val="1C3A36"/>
                 <w:sz w:val="14"/>
               </w:rPr>
-              <w:t>Domestic inflation converging from the June 2026 print on the central bank's target.</w:t>
+              <w:t>Project utilisation in the terminal year, central case</w:t>
             </w:r>
           </w:p>
         </w:tc>
@@ -23758,7 +24586,7 @@
                 <w:color w:val="1C3A36"/>
                 <w:sz w:val="14"/>
               </w:rPr>
-              <w:t>design_urea_tpy</w:t>
+              <w:t>anna_util_bull</w:t>
             </w:r>
           </w:p>
         </w:tc>
@@ -23776,7 +24604,7 @@
                 <w:color w:val="1C3A36"/>
                 <w:sz w:val="14"/>
               </w:rPr>
-              <w:t>574,875</w:t>
+              <w:t>0.7</w:t>
             </w:r>
           </w:p>
         </w:tc>
@@ -23794,7 +24622,7 @@
                 <w:color w:val="1C3A36"/>
                 <w:sz w:val="14"/>
               </w:rPr>
-              <w:t>tonnes/year</w:t>
+              <w:t>ratio</w:t>
             </w:r>
           </w:p>
         </w:tc>
@@ -23830,7 +24658,7 @@
                 <w:color w:val="1C3A36"/>
                 <w:sz w:val="14"/>
               </w:rPr>
-              <w:t>Constructed: 1,575 t/day contractual plate times 365 days</w:t>
+              <w:t>Project utilisation in the terminal year, upside case</w:t>
             </w:r>
           </w:p>
         </w:tc>
@@ -23850,7 +24678,7 @@
                 <w:color w:val="1C3A36"/>
                 <w:sz w:val="14"/>
               </w:rPr>
-              <w:t>dio</w:t>
+              <w:t>anna_winddown_cost</w:t>
             </w:r>
           </w:p>
         </w:tc>
@@ -23868,7 +24696,7 @@
                 <w:color w:val="1C3A36"/>
                 <w:sz w:val="14"/>
               </w:rPr>
-              <w:t>165.2475</w:t>
+              <w:t>1,000</w:t>
             </w:r>
           </w:p>
         </w:tc>
@@ -23886,7 +24714,7 @@
                 <w:color w:val="1C3A36"/>
                 <w:sz w:val="14"/>
               </w:rPr>
-              <w:t>days</w:t>
+              <w:t>EGP m</w:t>
             </w:r>
           </w:p>
         </w:tc>
@@ -23922,7 +24750,7 @@
                 <w:color w:val="1C3A36"/>
                 <w:sz w:val="14"/>
               </w:rPr>
-              <w:t>Constructed: FY2024/25 inventory over cost of sales</w:t>
+              <w:t>Capital-discipline case only: the cost of stopping the programme in the first forecast year — contract settlement and site preservation. No filing states it; it is the study's estimate and is flagged.</w:t>
             </w:r>
           </w:p>
         </w:tc>
@@ -23942,7 +24770,7 @@
                 <w:color w:val="1C3A36"/>
                 <w:sz w:val="14"/>
               </w:rPr>
-              <w:t>dpo</w:t>
+              <w:t>cpi_path</w:t>
             </w:r>
           </w:p>
         </w:tc>
@@ -23960,7 +24788,7 @@
                 <w:color w:val="1C3A36"/>
                 <w:sz w:val="14"/>
               </w:rPr>
-              <w:t>83.1716</w:t>
+              <w:t>0.1, 0.085, 0.075, 0.07, 0.07</w:t>
             </w:r>
           </w:p>
         </w:tc>
@@ -23978,7 +24806,7 @@
                 <w:color w:val="1C3A36"/>
                 <w:sz w:val="14"/>
               </w:rPr>
-              <w:t>days</w:t>
+              <w:t>ratio</w:t>
             </w:r>
           </w:p>
         </w:tc>
@@ -24014,7 +24842,7 @@
                 <w:color w:val="1C3A36"/>
                 <w:sz w:val="14"/>
               </w:rPr>
-              <w:t>Constructed: FY2024/25 payables over cost of sales</w:t>
+              <w:t>Domestic inflation converging from the June 2026 print on the central bank's target.</w:t>
             </w:r>
           </w:p>
         </w:tc>
@@ -24034,7 +24862,7 @@
                 <w:color w:val="1C3A36"/>
                 <w:sz w:val="14"/>
               </w:rPr>
-              <w:t>dso</w:t>
+              <w:t>design_urea_tpy</w:t>
             </w:r>
           </w:p>
         </w:tc>
@@ -24052,7 +24880,7 @@
                 <w:color w:val="1C3A36"/>
                 <w:sz w:val="14"/>
               </w:rPr>
-              <w:t>26.7747</w:t>
+              <w:t>574,875</w:t>
             </w:r>
           </w:p>
         </w:tc>
@@ -24070,7 +24898,7 @@
                 <w:color w:val="1C3A36"/>
                 <w:sz w:val="14"/>
               </w:rPr>
-              <w:t>days</w:t>
+              <w:t>tonnes/year</w:t>
             </w:r>
           </w:p>
         </w:tc>
@@ -24106,7 +24934,7 @@
                 <w:color w:val="1C3A36"/>
                 <w:sz w:val="14"/>
               </w:rPr>
-              <w:t>Constructed: FY2024/25 receivables over revenue</w:t>
+              <w:t>Constructed: 1,575 t/day contractual plate times 365 days</w:t>
             </w:r>
           </w:p>
         </w:tc>
@@ -24126,7 +24954,7 @@
                 <w:color w:val="1C3A36"/>
                 <w:sz w:val="14"/>
               </w:rPr>
-              <w:t>expected_depreciation</w:t>
+              <w:t>dimson_sum_beta</w:t>
             </w:r>
           </w:p>
         </w:tc>
@@ -24144,7 +24972,7 @@
                 <w:color w:val="1C3A36"/>
                 <w:sz w:val="14"/>
               </w:rPr>
-              <w:t>0.045</w:t>
+              <w:t>0.8276</w:t>
             </w:r>
           </w:p>
         </w:tc>
@@ -24198,7 +25026,7 @@
                 <w:color w:val="1C3A36"/>
                 <w:sz w:val="14"/>
               </w:rPr>
-              <w:t>Constructed: the central bank's 7% inflation target against about 2.4% in the United States. The SAME wedge drives the currency path in the revenue build, so the two cannot diverge.</w:t>
+              <w:t>Dimson sum-beta over one lead, the contemporaneous term and two lags of the same weekly regression — the thin-trading correction, carried as the beta alternative</w:t>
             </w:r>
           </w:p>
         </w:tc>
@@ -24218,7 +25046,7 @@
                 <w:color w:val="1C3A36"/>
                 <w:sz w:val="14"/>
               </w:rPr>
-              <w:t>export_tonnes_FY2425</w:t>
+              <w:t>dio</w:t>
             </w:r>
           </w:p>
         </w:tc>
@@ -24236,7 +25064,7 @@
                 <w:color w:val="1C3A36"/>
                 <w:sz w:val="14"/>
               </w:rPr>
-              <w:t>350,318</w:t>
+              <w:t>165.2475</w:t>
             </w:r>
           </w:p>
         </w:tc>
@@ -24254,7 +25082,7 @@
                 <w:color w:val="1C3A36"/>
                 <w:sz w:val="14"/>
               </w:rPr>
-              <w:t>tonnes</w:t>
+              <w:t>days</w:t>
             </w:r>
           </w:p>
         </w:tc>
@@ -24290,7 +25118,7 @@
                 <w:color w:val="1C3A36"/>
                 <w:sz w:val="14"/>
               </w:rPr>
-              <w:t>Constructed: note 20 export revenue divided by the auditor's disclosed average export price of US$385/t at an average rate of 49.0 — reconciles to 350.3kt</w:t>
+              <w:t>Constructed: FY2024/25 inventory over cost of sales</w:t>
             </w:r>
           </w:p>
         </w:tc>
@@ -24310,7 +25138,7 @@
                 <w:color w:val="1C3A36"/>
                 <w:sz w:val="14"/>
               </w:rPr>
-              <w:t>export_usd_path</w:t>
+              <w:t>dpo</w:t>
             </w:r>
           </w:p>
         </w:tc>
@@ -24328,7 +25156,7 @@
                 <w:color w:val="1C3A36"/>
                 <w:sz w:val="14"/>
               </w:rPr>
-              <w:t>530, 500, 470, 450, 440</w:t>
+              <w:t>83.1716</w:t>
             </w:r>
           </w:p>
         </w:tc>
@@ -24346,7 +25174,7 @@
                 <w:color w:val="1C3A36"/>
                 <w:sz w:val="14"/>
               </w:rPr>
-              <w:t>US$/t</w:t>
+              <w:t>days</w:t>
             </w:r>
           </w:p>
         </w:tc>
@@ -24382,7 +25210,7 @@
                 <w:color w:val="1C3A36"/>
                 <w:sz w:val="14"/>
               </w:rPr>
-              <w:t>Export price path, mean-reverting from the August 2026 quote toward the cash cost of the marginal gas-based producer.</w:t>
+              <w:t>Constructed: FY2024/25 payables over cost of sales</w:t>
             </w:r>
           </w:p>
         </w:tc>
@@ -24402,7 +25230,7 @@
                 <w:color w:val="1C3A36"/>
                 <w:sz w:val="14"/>
               </w:rPr>
-              <w:t>export_usd_path_bull</w:t>
+              <w:t>dso</w:t>
             </w:r>
           </w:p>
         </w:tc>
@@ -24420,7 +25248,7 @@
                 <w:color w:val="1C3A36"/>
                 <w:sz w:val="14"/>
               </w:rPr>
-              <w:t>560, 545, 530, 520, 515</w:t>
+              <w:t>26.7747</w:t>
             </w:r>
           </w:p>
         </w:tc>
@@ -24438,7 +25266,7 @@
                 <w:color w:val="1C3A36"/>
                 <w:sz w:val="14"/>
               </w:rPr>
-              <w:t>US$/t</w:t>
+              <w:t>days</w:t>
             </w:r>
           </w:p>
         </w:tc>
@@ -24474,7 +25302,7 @@
                 <w:color w:val="1C3A36"/>
                 <w:sz w:val="14"/>
               </w:rPr>
-              <w:t>Upside export price path: urea holds nearer the August 2026 quote.</w:t>
+              <w:t>Constructed: FY2024/25 receivables over revenue</w:t>
             </w:r>
           </w:p>
         </w:tc>
@@ -24494,7 +25322,7 @@
                 <w:color w:val="1C3A36"/>
                 <w:sz w:val="14"/>
               </w:rPr>
-              <w:t>g_terminal</w:t>
+              <w:t>expected_depreciation</w:t>
             </w:r>
           </w:p>
         </w:tc>
@@ -24512,7 +25340,7 @@
                 <w:color w:val="1C3A36"/>
                 <w:sz w:val="14"/>
               </w:rPr>
-              <w:t>0.07</w:t>
+              <w:t>0.045</w:t>
             </w:r>
           </w:p>
         </w:tc>
@@ -24566,7 +25394,7 @@
                 <w:color w:val="1C3A36"/>
                 <w:sz w:val="14"/>
               </w:rPr>
-              <w:t>Terminal growth set at the central bank's medium-term inflation target: nominal maintenance growth, no real growth assumed</w:t>
+              <w:t>Constructed: the central bank's 7% inflation target against about 2.4% in the United States. The SAME wedge drives the currency path in the revenue build, so the two cannot diverge.</w:t>
             </w:r>
           </w:p>
         </w:tc>
@@ -24586,7 +25414,7 @@
                 <w:color w:val="1C3A36"/>
                 <w:sz w:val="14"/>
               </w:rPr>
-              <w:t>gas_m3_per_t_ammonia_modelled</w:t>
+              <w:t>export_tonnes_FY2425</w:t>
             </w:r>
           </w:p>
         </w:tc>
@@ -24604,7 +25432,7 @@
                 <w:color w:val="1C3A36"/>
                 <w:sz w:val="14"/>
               </w:rPr>
-              <w:t>1,292</w:t>
+              <w:t>350,318</w:t>
             </w:r>
           </w:p>
         </w:tc>
@@ -24622,7 +25450,7 @@
                 <w:color w:val="1C3A36"/>
                 <w:sz w:val="14"/>
               </w:rPr>
-              <w:t>m3/t</w:t>
+              <w:t>tonnes</w:t>
             </w:r>
           </w:p>
         </w:tc>
@@ -24658,7 +25486,7 @@
                 <w:color w:val="1C3A36"/>
                 <w:sz w:val="14"/>
               </w:rPr>
-              <w:t>Constructed and FLAGGED: implied by setting gas at three quarters of the single disclosed materials line; inside the auditor's own disclosed 1,025-1,771 range</w:t>
+              <w:t>Constructed: note 20 export revenue divided by the auditor's disclosed average export price of US$385/t at an average rate of 49.0 — reconciles to 350.3kt</w:t>
             </w:r>
           </w:p>
         </w:tc>
@@ -24678,7 +25506,7 @@
                 <w:color w:val="1C3A36"/>
                 <w:sz w:val="14"/>
               </w:rPr>
-              <w:t>gas_realised_usd_mmbtu</w:t>
+              <w:t>export_usd_FY2526E</w:t>
             </w:r>
           </w:p>
         </w:tc>
@@ -24696,7 +25524,7 @@
                 <w:color w:val="1C3A36"/>
                 <w:sz w:val="14"/>
               </w:rPr>
-              <w:t>4.68</w:t>
+              <w:t>505</w:t>
             </w:r>
           </w:p>
         </w:tc>
@@ -24714,7 +25542,7 @@
                 <w:color w:val="1C3A36"/>
                 <w:sz w:val="14"/>
               </w:rPr>
-              <w:t>US$/mmBtu</w:t>
+              <w:t>US$/t</w:t>
             </w:r>
           </w:p>
         </w:tc>
@@ -24750,7 +25578,7 @@
                 <w:color w:val="1C3A36"/>
                 <w:sz w:val="14"/>
               </w:rPr>
-              <w:t>Constructed: the company's own Q1 disclosure values 31,313,235 m3 of lost gas at EGP 251m, or EGP 8.016/m3, which converts to about US$4.68/mmBtu at the prevailing rate — below the US$5.75 contract price, which the study carries as its downside case</w:t>
+              <w:t>Constructed for the FY2025/26 bridge year: Study-year export price: the auditor's disclosed first-quarter increase of 43% on the FY2024/25 realised price, moderated toward the forward curve, from the nine-month reviewed accounts and the disclosed quarterly detail</w:t>
             </w:r>
           </w:p>
         </w:tc>
@@ -24770,7 +25598,7 @@
                 <w:color w:val="1C3A36"/>
                 <w:sz w:val="14"/>
               </w:rPr>
-              <w:t>gas_share_of_materials</w:t>
+              <w:t>export_usd_path</w:t>
             </w:r>
           </w:p>
         </w:tc>
@@ -24788,7 +25616,7 @@
                 <w:color w:val="1C3A36"/>
                 <w:sz w:val="14"/>
               </w:rPr>
-              <w:t>0.75</w:t>
+              <w:t>530, 500, 470, 450, 440</w:t>
             </w:r>
           </w:p>
         </w:tc>
@@ -24806,7 +25634,7 @@
                 <w:color w:val="1C3A36"/>
                 <w:sz w:val="14"/>
               </w:rPr>
-              <w:t>ratio</w:t>
+              <w:t>US$/t</w:t>
             </w:r>
           </w:p>
         </w:tc>
@@ -24842,7 +25670,7 @@
                 <w:color w:val="1C3A36"/>
                 <w:sz w:val="14"/>
               </w:rPr>
-              <w:t>Constructed and FLAGGED: the statements give a single materials line and do not split gas from the rest. Gas is set at three quarters of that line, which implies 1,292 m3 per tonne of ammonia — inside the auditor's own disclosed 1,025 to 1,771 range. This is the largest modelled allocation in the study.</w:t>
+              <w:t>Export price path, mean-reverting from the August 2026 quote toward the cash cost of the marginal gas-based producer.</w:t>
             </w:r>
           </w:p>
         </w:tc>
@@ -24862,7 +25690,7 @@
                 <w:color w:val="1C3A36"/>
                 <w:sz w:val="14"/>
               </w:rPr>
-              <w:t>kd_local</w:t>
+              <w:t>export_usd_path_bull</w:t>
             </w:r>
           </w:p>
         </w:tc>
@@ -24880,7 +25708,7 @@
                 <w:color w:val="1C3A36"/>
                 <w:sz w:val="14"/>
               </w:rPr>
-              <w:t>0.194</w:t>
+              <w:t>560, 545, 530, 520, 515</w:t>
             </w:r>
           </w:p>
         </w:tc>
@@ -24898,7 +25726,7 @@
                 <w:color w:val="1C3A36"/>
                 <w:sz w:val="14"/>
               </w:rPr>
-              <w:t>ratio</w:t>
+              <w:t>US$/t</w:t>
             </w:r>
           </w:p>
         </w:tc>
@@ -24934,7 +25762,7 @@
                 <w:color w:val="1C3A36"/>
                 <w:sz w:val="14"/>
               </w:rPr>
-              <w:t>Constructed: EGP 96,896,001 of interest on the EGP 500,000,000 holding-company facility drawn in FY2024/25 — the company's own latest local borrowing</w:t>
+              <w:t>Upside export price path: urea holds nearer the August 2026 quote.</w:t>
             </w:r>
           </w:p>
         </w:tc>
@@ -24954,7 +25782,7 @@
                 <w:color w:val="1C3A36"/>
                 <w:sz w:val="14"/>
               </w:rPr>
-              <w:t>kd_usd_lt</w:t>
+              <w:t>g_terminal</w:t>
             </w:r>
           </w:p>
         </w:tc>
@@ -24972,7 +25800,7 @@
                 <w:color w:val="1C3A36"/>
                 <w:sz w:val="14"/>
               </w:rPr>
-              <w:t>0.09</w:t>
+              <w:t>0.07</w:t>
             </w:r>
           </w:p>
         </w:tc>
@@ -25026,7 +25854,7 @@
                 <w:color w:val="1C3A36"/>
                 <w:sz w:val="14"/>
               </w:rPr>
-              <w:t>Long-run corporate dollar cost of debt</w:t>
+              <w:t>Terminal growth set at the central bank's medium-term inflation target: nominal maintenance growth, no real growth assumed</w:t>
             </w:r>
           </w:p>
         </w:tc>
@@ -25046,7 +25874,7 @@
                 <w:color w:val="1C3A36"/>
                 <w:sz w:val="14"/>
               </w:rPr>
-              <w:t>kd_usd_nominal</w:t>
+              <w:t>g_terminal_alt</w:t>
             </w:r>
           </w:p>
         </w:tc>
@@ -25064,7 +25892,7 @@
                 <w:color w:val="1C3A36"/>
                 <w:sz w:val="14"/>
               </w:rPr>
-              <w:t>0.117</w:t>
+              <w:t>0.05</w:t>
             </w:r>
           </w:p>
         </w:tc>
@@ -25118,7 +25946,7 @@
                 <w:color w:val="1C3A36"/>
                 <w:sz w:val="14"/>
               </w:rPr>
-              <w:t>Constructed: EGP 1,338.0m of FY2024/25 interest on a mean dollar balance of about US$233m</w:t>
+              <w:t>The alternative terminal growth rate: two points below the inflation target, which is negative real maintenance growth</w:t>
             </w:r>
           </w:p>
         </w:tc>
@@ -25138,7 +25966,7 @@
                 <w:color w:val="1C3A36"/>
                 <w:sz w:val="14"/>
               </w:rPr>
-              <w:t>local_free_parity</w:t>
+              <w:t>gas_m3_per_t_ammonia_modelled</w:t>
             </w:r>
           </w:p>
         </w:tc>
@@ -25156,7 +25984,7 @@
                 <w:color w:val="1C3A36"/>
                 <w:sz w:val="14"/>
               </w:rPr>
-              <w:t>0.9</w:t>
+              <w:t>1,292</w:t>
             </w:r>
           </w:p>
         </w:tc>
@@ -25174,7 +26002,7 @@
                 <w:color w:val="1C3A36"/>
                 <w:sz w:val="14"/>
               </w:rPr>
-              <w:t>ratio</w:t>
+              <w:t>m3/t</w:t>
             </w:r>
           </w:p>
         </w:tc>
@@ -25210,7 +26038,7 @@
                 <w:color w:val="1C3A36"/>
                 <w:sz w:val="14"/>
               </w:rPr>
-              <w:t>Local free-market urea clears at about 90% of export parity, implied by the FY2024/25 note-20 local revenue net of the subsidised and nitrate legs</w:t>
+              <w:t>Constructed and FLAGGED: implied by setting gas at three quarters of the single disclosed materials line; inside the auditor's own disclosed 1,025-1,771 range</w:t>
             </w:r>
           </w:p>
         </w:tc>
@@ -25230,7 +26058,7 @@
                 <w:color w:val="1C3A36"/>
                 <w:sz w:val="14"/>
               </w:rPr>
-              <w:t>local_free_path</w:t>
+              <w:t>gas_realised_usd_mmbtu</w:t>
             </w:r>
           </w:p>
         </w:tc>
@@ -25248,7 +26076,7 @@
                 <w:color w:val="1C3A36"/>
                 <w:sz w:val="14"/>
               </w:rPr>
-              <w:t>4e+04, 4.1e+04, 4.2e+04, 4.3e+04, 4.4e+04</w:t>
+              <w:t>4.68</w:t>
             </w:r>
           </w:p>
         </w:tc>
@@ -25266,7 +26094,7 @@
                 <w:color w:val="1C3A36"/>
                 <w:sz w:val="14"/>
               </w:rPr>
-              <w:t>tonnes</w:t>
+              <w:t>US$/mmBtu</w:t>
             </w:r>
           </w:p>
         </w:tc>
@@ -25302,7 +26130,7 @@
                 <w:color w:val="1C3A36"/>
                 <w:sz w:val="14"/>
               </w:rPr>
-              <w:t>Local free-market volume path from the 37.1kt implied for FY2024/25.</w:t>
+              <w:t>Constructed: the company's own Q1 disclosure values 31,313,235 m3 of lost gas at EGP 251m, or EGP 8.016/m3, which converts to about US$4.68/mmBtu at the prevailing rate — below the US$5.75 contract price, which the study carries as its downside case</w:t>
             </w:r>
           </w:p>
         </w:tc>
@@ -25322,7 +26150,7 @@
                 <w:color w:val="1C3A36"/>
                 <w:sz w:val="14"/>
               </w:rPr>
-              <w:t>maint_capex_pct</w:t>
+              <w:t>gas_share_of_materials</w:t>
             </w:r>
           </w:p>
         </w:tc>
@@ -25340,7 +26168,7 @@
                 <w:color w:val="1C3A36"/>
                 <w:sz w:val="14"/>
               </w:rPr>
-              <w:t>0.03</w:t>
+              <w:t>0.75</w:t>
             </w:r>
           </w:p>
         </w:tc>
@@ -25394,7 +26222,7 @@
                 <w:color w:val="1C3A36"/>
                 <w:sz w:val="14"/>
               </w:rPr>
-              <w:t>Maintenance capital expenditure as a share of revenue. The pre-project observed run of EGP 42.5-81m was abnormally low on a newly built plant; 3.0% is the mature-plant standard. No guidance exists, so this is sensitised.</w:t>
+              <w:t>Constructed and FLAGGED: the statements give a single materials line and do not split gas from the rest. Gas is set at three quarters of that line, which implies 1,292 m3 per tonne of ammonia — inside the auditor's own disclosed 1,025 to 1,771 range. This is the largest modelled allocation in the study.</w:t>
             </w:r>
           </w:p>
         </w:tc>
@@ -25414,7 +26242,7 @@
                 <w:color w:val="1C3A36"/>
                 <w:sz w:val="14"/>
               </w:rPr>
-              <w:t>mmbtu_per_m3</w:t>
+              <w:t>kd_local</w:t>
             </w:r>
           </w:p>
         </w:tc>
@@ -25432,7 +26260,7 @@
                 <w:color w:val="1C3A36"/>
                 <w:sz w:val="14"/>
               </w:rPr>
-              <w:t>0.0353</w:t>
+              <w:t>0.194</w:t>
             </w:r>
           </w:p>
         </w:tc>
@@ -25450,7 +26278,7 @@
                 <w:color w:val="1C3A36"/>
                 <w:sz w:val="14"/>
               </w:rPr>
-              <w:t>mmBtu/m3</w:t>
+              <w:t>ratio</w:t>
             </w:r>
           </w:p>
         </w:tc>
@@ -25486,7 +26314,7 @@
                 <w:color w:val="1C3A36"/>
                 <w:sz w:val="14"/>
               </w:rPr>
-              <w:t>Standard gross calorific conversion</w:t>
+              <w:t>Constructed: EGP 96,896,001 of interest on the EGP 500,000,000 holding-company facility drawn in FY2024/25 — the company's own latest local borrowing</w:t>
             </w:r>
           </w:p>
         </w:tc>
@@ -25506,7 +26334,7 @@
                 <w:color w:val="1C3A36"/>
                 <w:sz w:val="14"/>
               </w:rPr>
-              <w:t>nh3_per_t_an</w:t>
+              <w:t>kd_usd_lt</w:t>
             </w:r>
           </w:p>
         </w:tc>
@@ -25524,7 +26352,7 @@
                 <w:color w:val="1C3A36"/>
                 <w:sz w:val="14"/>
               </w:rPr>
-              <w:t>0.43</w:t>
+              <w:t>0.09</w:t>
             </w:r>
           </w:p>
         </w:tc>
@@ -25542,7 +26370,7 @@
                 <w:color w:val="1C3A36"/>
                 <w:sz w:val="14"/>
               </w:rPr>
-              <w:t>tonnes</w:t>
+              <w:t>ratio</w:t>
             </w:r>
           </w:p>
         </w:tc>
@@ -25578,7 +26406,7 @@
                 <w:color w:val="1C3A36"/>
                 <w:sz w:val="14"/>
               </w:rPr>
-              <w:t>Ammonia per tonne of ammonium nitrate through the nitric-acid route plus direct neutralisation</w:t>
+              <w:t>Long-run corporate dollar cost of debt</w:t>
             </w:r>
           </w:p>
         </w:tc>
@@ -25598,7 +26426,7 @@
                 <w:color w:val="1C3A36"/>
                 <w:sz w:val="14"/>
               </w:rPr>
-              <w:t>other_rev_path</w:t>
+              <w:t>kd_usd_nominal</w:t>
             </w:r>
           </w:p>
         </w:tc>
@@ -25616,7 +26444,7 @@
                 <w:color w:val="1C3A36"/>
                 <w:sz w:val="14"/>
               </w:rPr>
-              <w:t>140, 152, 163, 174, 186</w:t>
+              <w:t>0.117</w:t>
             </w:r>
           </w:p>
         </w:tc>
@@ -25634,7 +26462,7 @@
                 <w:color w:val="1C3A36"/>
                 <w:sz w:val="14"/>
               </w:rPr>
-              <w:t>EGP m</w:t>
+              <w:t>ratio</w:t>
             </w:r>
           </w:p>
         </w:tc>
@@ -25670,7 +26498,7 @@
                 <w:color w:val="1C3A36"/>
                 <w:sz w:val="14"/>
               </w:rPr>
-              <w:t>Merchant nitric acid, the ferrosilicon plant's rent and services.</w:t>
+              <w:t>Constructed: EGP 1,338.0m of FY2024/25 interest on a mean dollar balance of about US$233m</w:t>
             </w:r>
           </w:p>
         </w:tc>
@@ -25690,7 +26518,7 @@
                 <w:color w:val="1C3A36"/>
                 <w:sz w:val="14"/>
               </w:rPr>
-              <w:t>real_rate_lt</w:t>
+              <w:t>local_free_p_FY2526E</w:t>
             </w:r>
           </w:p>
         </w:tc>
@@ -25708,7 +26536,7 @@
                 <w:color w:val="1C3A36"/>
                 <w:sz w:val="14"/>
               </w:rPr>
-              <w:t>0.035</w:t>
+              <w:t>22,000</w:t>
             </w:r>
           </w:p>
         </w:tc>
@@ -25726,7 +26554,7 @@
                 <w:color w:val="1C3A36"/>
                 <w:sz w:val="14"/>
               </w:rPr>
-              <w:t>ratio</w:t>
+              <w:t>EGP/t</w:t>
             </w:r>
           </w:p>
         </w:tc>
@@ -25762,7 +26590,7 @@
                 <w:color w:val="1C3A36"/>
                 <w:sz w:val="14"/>
               </w:rPr>
-              <w:t>Long-run emerging-market real policy rate, used to build the terminal risk-free rate from its own components rather than from a spot yield</w:t>
+              <w:t>Constructed for the FY2025/26 bridge year: Free-market price for the study year, from the nine-month reviewed accounts and the disclosed quarterly detail</w:t>
             </w:r>
           </w:p>
         </w:tc>
@@ -25782,7 +26610,7 @@
                 <w:color w:val="1C3A36"/>
                 <w:sz w:val="14"/>
               </w:rPr>
-              <w:t>roc_terminal</w:t>
+              <w:t>local_free_parity</w:t>
             </w:r>
           </w:p>
         </w:tc>
@@ -25800,7 +26628,7 @@
                 <w:color w:val="1C3A36"/>
                 <w:sz w:val="14"/>
               </w:rPr>
-              <w:t>0.18</w:t>
+              <w:t>0.9</w:t>
             </w:r>
           </w:p>
         </w:tc>
@@ -25854,7 +26682,7 @@
                 <w:color w:val="1C3A36"/>
                 <w:sz w:val="14"/>
               </w:rPr>
-              <w:t>Terminal return on invested capital, which sets the terminal reinvestment rate as growth divided by return on capital</w:t>
+              <w:t>Local free-market urea clears at about 90% of export parity, implied by the FY2024/25 note-20 local revenue net of the subsidised and nitrate legs</w:t>
             </w:r>
           </w:p>
         </w:tc>
@@ -25874,7 +26702,7 @@
                 <w:color w:val="1C3A36"/>
                 <w:sz w:val="14"/>
               </w:rPr>
-              <w:t>subsidised_p_path</w:t>
+              <w:t>local_free_path</w:t>
             </w:r>
           </w:p>
         </w:tc>
@@ -25892,7 +26720,7 @@
                 <w:color w:val="1C3A36"/>
                 <w:sz w:val="14"/>
               </w:rPr>
-              <w:t>7,526, 8,429, 9,272, 1.011e+04, 1.092e+04</w:t>
+              <w:t>4e+04, 4.1e+04, 4.2e+04, 4.3e+04, 4.4e+04</w:t>
             </w:r>
           </w:p>
         </w:tc>
@@ -25910,7 +26738,7 @@
                 <w:color w:val="1C3A36"/>
                 <w:sz w:val="14"/>
               </w:rPr>
-              <w:t>EGP/t</w:t>
+              <w:t>tonnes</w:t>
             </w:r>
           </w:p>
         </w:tc>
@@ -25946,7 +26774,7 @@
                 <w:color w:val="1C3A36"/>
                 <w:sz w:val="14"/>
               </w:rPr>
-              <w:t>Administered subsidised price path from the EGP 6,000 cooperative supply price.</w:t>
+              <w:t>Local free-market volume path from the 37.1kt implied for FY2024/25.</w:t>
             </w:r>
           </w:p>
         </w:tc>
@@ -25966,7 +26794,7 @@
                 <w:color w:val="1C3A36"/>
                 <w:sz w:val="14"/>
               </w:rPr>
-              <w:t>subsidised_t_path</w:t>
+              <w:t>local_free_price_FY2425</w:t>
             </w:r>
           </w:p>
         </w:tc>
@@ -25984,7 +26812,7 @@
                 <w:color w:val="1C3A36"/>
                 <w:sz w:val="14"/>
               </w:rPr>
-              <w:t>1.55e+05, 1.6e+05, 1.65e+05, 1.7e+05, 1.75e+05</w:t>
+              <w:t>18,485</w:t>
             </w:r>
           </w:p>
         </w:tc>
@@ -26002,7 +26830,7 @@
                 <w:color w:val="1C3A36"/>
                 <w:sz w:val="14"/>
               </w:rPr>
-              <w:t>tonnes</w:t>
+              <w:t>EGP/t</w:t>
             </w:r>
           </w:p>
         </w:tc>
@@ -26038,7 +26866,7 @@
                 <w:color w:val="1C3A36"/>
                 <w:sz w:val="14"/>
               </w:rPr>
-              <w:t>Subsidised delivery path. The company met 147kt of a 322kt requirement in the fourteen months to August 2025, a 46% compliance rate the forecast does not assume away.</w:t>
+              <w:t>Constructed: export parity at the FY2024/25 realised price and rate, times the 90% local clearing ratio</w:t>
             </w:r>
           </w:p>
         </w:tc>
@@ -26058,7 +26886,7 @@
                 <w:color w:val="1C3A36"/>
                 <w:sz w:val="14"/>
               </w:rPr>
-              <w:t>subsidised_tonnes_FY2425</w:t>
+              <w:t>local_free_t_FY2526E</w:t>
             </w:r>
           </w:p>
         </w:tc>
@@ -26076,7 +26904,7 @@
                 <w:color w:val="1C3A36"/>
                 <w:sz w:val="14"/>
               </w:rPr>
-              <w:t>126,000</w:t>
+              <w:t>40,000</w:t>
             </w:r>
           </w:p>
         </w:tc>
@@ -26130,7 +26958,7 @@
                 <w:color w:val="1C3A36"/>
                 <w:sz w:val="14"/>
               </w:rPr>
-              <w:t>Constructed: the auditor's 147kt delivered over fourteen months, annualised</w:t>
+              <w:t>Constructed for the FY2025/26 bridge year: Free-market volume for the study year, from the nine-month reviewed accounts and the disclosed quarterly detail</w:t>
             </w:r>
           </w:p>
         </w:tc>
@@ -26150,6 +26978,1386 @@
                 <w:color w:val="1C3A36"/>
                 <w:sz w:val="14"/>
               </w:rPr>
+              <w:t>local_free_tonnes_FY2425</w:t>
+            </w:r>
+          </w:p>
+        </w:tc>
+        <w:tc>
+          <w:tcPr>
+            <w:tcW w:type="dxa" w:w="1944"/>
+          </w:tcPr>
+          <w:p>
+            <w:pPr>
+              <w:spacing w:after="20"/>
+              <w:jc w:val="left"/>
+            </w:pPr>
+            <w:r>
+              <w:rPr>
+                <w:color w:val="1C3A36"/>
+                <w:sz w:val="14"/>
+              </w:rPr>
+              <w:t>37,085</w:t>
+            </w:r>
+          </w:p>
+        </w:tc>
+        <w:tc>
+          <w:tcPr>
+            <w:tcW w:type="dxa" w:w="1224"/>
+          </w:tcPr>
+          <w:p>
+            <w:pPr>
+              <w:spacing w:after="20"/>
+              <w:jc w:val="left"/>
+            </w:pPr>
+            <w:r>
+              <w:rPr>
+                <w:color w:val="1C3A36"/>
+                <w:sz w:val="14"/>
+              </w:rPr>
+              <w:t>tonnes</w:t>
+            </w:r>
+          </w:p>
+        </w:tc>
+        <w:tc>
+          <w:tcPr>
+            <w:tcW w:type="dxa" w:w="1152"/>
+          </w:tcPr>
+          <w:p>
+            <w:pPr>
+              <w:spacing w:after="20"/>
+              <w:jc w:val="left"/>
+            </w:pPr>
+            <w:r>
+              <w:rPr>
+                <w:color w:val="1C3A36"/>
+                <w:sz w:val="14"/>
+              </w:rPr>
+              <w:t>2026-08-08</w:t>
+            </w:r>
+          </w:p>
+        </w:tc>
+        <w:tc>
+          <w:tcPr>
+            <w:tcW w:type="dxa" w:w="7344"/>
+          </w:tcPr>
+          <w:p>
+            <w:pPr>
+              <w:spacing w:after="20"/>
+              <w:jc w:val="left"/>
+            </w:pPr>
+            <w:r>
+              <w:rPr>
+                <w:color w:val="1C3A36"/>
+                <w:sz w:val="14"/>
+              </w:rPr>
+              <w:t>Constructed: note 20 local revenue less the subsidised leg, divided by the implied free-market price</w:t>
+            </w:r>
+          </w:p>
+        </w:tc>
+      </w:tr>
+      <w:tr>
+        <w:tc>
+          <w:tcPr>
+            <w:tcW w:type="dxa" w:w="2448"/>
+          </w:tcPr>
+          <w:p>
+            <w:pPr>
+              <w:spacing w:after="20"/>
+              <w:jc w:val="left"/>
+            </w:pPr>
+            <w:r>
+              <w:rPr>
+                <w:color w:val="1C3A36"/>
+                <w:sz w:val="14"/>
+              </w:rPr>
+              <w:t>maint_capex_pct</w:t>
+            </w:r>
+          </w:p>
+        </w:tc>
+        <w:tc>
+          <w:tcPr>
+            <w:tcW w:type="dxa" w:w="1944"/>
+          </w:tcPr>
+          <w:p>
+            <w:pPr>
+              <w:spacing w:after="20"/>
+              <w:jc w:val="left"/>
+            </w:pPr>
+            <w:r>
+              <w:rPr>
+                <w:color w:val="1C3A36"/>
+                <w:sz w:val="14"/>
+              </w:rPr>
+              <w:t>0.03</w:t>
+            </w:r>
+          </w:p>
+        </w:tc>
+        <w:tc>
+          <w:tcPr>
+            <w:tcW w:type="dxa" w:w="1224"/>
+          </w:tcPr>
+          <w:p>
+            <w:pPr>
+              <w:spacing w:after="20"/>
+              <w:jc w:val="left"/>
+            </w:pPr>
+            <w:r>
+              <w:rPr>
+                <w:color w:val="1C3A36"/>
+                <w:sz w:val="14"/>
+              </w:rPr>
+              <w:t>ratio</w:t>
+            </w:r>
+          </w:p>
+        </w:tc>
+        <w:tc>
+          <w:tcPr>
+            <w:tcW w:type="dxa" w:w="1152"/>
+          </w:tcPr>
+          <w:p>
+            <w:pPr>
+              <w:spacing w:after="20"/>
+              <w:jc w:val="left"/>
+            </w:pPr>
+            <w:r>
+              <w:rPr>
+                <w:color w:val="1C3A36"/>
+                <w:sz w:val="14"/>
+              </w:rPr>
+              <w:t>2026-08-08</w:t>
+            </w:r>
+          </w:p>
+        </w:tc>
+        <w:tc>
+          <w:tcPr>
+            <w:tcW w:type="dxa" w:w="7344"/>
+          </w:tcPr>
+          <w:p>
+            <w:pPr>
+              <w:spacing w:after="20"/>
+              <w:jc w:val="left"/>
+            </w:pPr>
+            <w:r>
+              <w:rPr>
+                <w:color w:val="1C3A36"/>
+                <w:sz w:val="14"/>
+              </w:rPr>
+              <w:t>Maintenance capital expenditure as a share of revenue. The pre-project observed run of EGP 42.5-81m was abnormally low on a newly built plant; 3.0% is the mature-plant standard. No guidance exists, so this is sensitised.</w:t>
+            </w:r>
+          </w:p>
+        </w:tc>
+      </w:tr>
+      <w:tr>
+        <w:tc>
+          <w:tcPr>
+            <w:tcW w:type="dxa" w:w="2448"/>
+          </w:tcPr>
+          <w:p>
+            <w:pPr>
+              <w:spacing w:after="20"/>
+              <w:jc w:val="left"/>
+            </w:pPr>
+            <w:r>
+              <w:rPr>
+                <w:color w:val="1C3A36"/>
+                <w:sz w:val="14"/>
+              </w:rPr>
+              <w:t>mmbtu_per_m3</w:t>
+            </w:r>
+          </w:p>
+        </w:tc>
+        <w:tc>
+          <w:tcPr>
+            <w:tcW w:type="dxa" w:w="1944"/>
+          </w:tcPr>
+          <w:p>
+            <w:pPr>
+              <w:spacing w:after="20"/>
+              <w:jc w:val="left"/>
+            </w:pPr>
+            <w:r>
+              <w:rPr>
+                <w:color w:val="1C3A36"/>
+                <w:sz w:val="14"/>
+              </w:rPr>
+              <w:t>0.0353</w:t>
+            </w:r>
+          </w:p>
+        </w:tc>
+        <w:tc>
+          <w:tcPr>
+            <w:tcW w:type="dxa" w:w="1224"/>
+          </w:tcPr>
+          <w:p>
+            <w:pPr>
+              <w:spacing w:after="20"/>
+              <w:jc w:val="left"/>
+            </w:pPr>
+            <w:r>
+              <w:rPr>
+                <w:color w:val="1C3A36"/>
+                <w:sz w:val="14"/>
+              </w:rPr>
+              <w:t>mmBtu/m3</w:t>
+            </w:r>
+          </w:p>
+        </w:tc>
+        <w:tc>
+          <w:tcPr>
+            <w:tcW w:type="dxa" w:w="1152"/>
+          </w:tcPr>
+          <w:p>
+            <w:pPr>
+              <w:spacing w:after="20"/>
+              <w:jc w:val="left"/>
+            </w:pPr>
+            <w:r>
+              <w:rPr>
+                <w:color w:val="1C3A36"/>
+                <w:sz w:val="14"/>
+              </w:rPr>
+              <w:t>2026-08-08</w:t>
+            </w:r>
+          </w:p>
+        </w:tc>
+        <w:tc>
+          <w:tcPr>
+            <w:tcW w:type="dxa" w:w="7344"/>
+          </w:tcPr>
+          <w:p>
+            <w:pPr>
+              <w:spacing w:after="20"/>
+              <w:jc w:val="left"/>
+            </w:pPr>
+            <w:r>
+              <w:rPr>
+                <w:color w:val="1C3A36"/>
+                <w:sz w:val="14"/>
+              </w:rPr>
+              <w:t>Standard gross calorific conversion</w:t>
+            </w:r>
+          </w:p>
+        </w:tc>
+      </w:tr>
+      <w:tr>
+        <w:tc>
+          <w:tcPr>
+            <w:tcW w:type="dxa" w:w="2448"/>
+          </w:tcPr>
+          <w:p>
+            <w:pPr>
+              <w:spacing w:after="20"/>
+              <w:jc w:val="left"/>
+            </w:pPr>
+            <w:r>
+              <w:rPr>
+                <w:color w:val="1C3A36"/>
+                <w:sz w:val="14"/>
+              </w:rPr>
+              <w:t>nh3_per_t_an</w:t>
+            </w:r>
+          </w:p>
+        </w:tc>
+        <w:tc>
+          <w:tcPr>
+            <w:tcW w:type="dxa" w:w="1944"/>
+          </w:tcPr>
+          <w:p>
+            <w:pPr>
+              <w:spacing w:after="20"/>
+              <w:jc w:val="left"/>
+            </w:pPr>
+            <w:r>
+              <w:rPr>
+                <w:color w:val="1C3A36"/>
+                <w:sz w:val="14"/>
+              </w:rPr>
+              <w:t>0.43</w:t>
+            </w:r>
+          </w:p>
+        </w:tc>
+        <w:tc>
+          <w:tcPr>
+            <w:tcW w:type="dxa" w:w="1224"/>
+          </w:tcPr>
+          <w:p>
+            <w:pPr>
+              <w:spacing w:after="20"/>
+              <w:jc w:val="left"/>
+            </w:pPr>
+            <w:r>
+              <w:rPr>
+                <w:color w:val="1C3A36"/>
+                <w:sz w:val="14"/>
+              </w:rPr>
+              <w:t>tonnes</w:t>
+            </w:r>
+          </w:p>
+        </w:tc>
+        <w:tc>
+          <w:tcPr>
+            <w:tcW w:type="dxa" w:w="1152"/>
+          </w:tcPr>
+          <w:p>
+            <w:pPr>
+              <w:spacing w:after="20"/>
+              <w:jc w:val="left"/>
+            </w:pPr>
+            <w:r>
+              <w:rPr>
+                <w:color w:val="1C3A36"/>
+                <w:sz w:val="14"/>
+              </w:rPr>
+              <w:t>2026-08-08</w:t>
+            </w:r>
+          </w:p>
+        </w:tc>
+        <w:tc>
+          <w:tcPr>
+            <w:tcW w:type="dxa" w:w="7344"/>
+          </w:tcPr>
+          <w:p>
+            <w:pPr>
+              <w:spacing w:after="20"/>
+              <w:jc w:val="left"/>
+            </w:pPr>
+            <w:r>
+              <w:rPr>
+                <w:color w:val="1C3A36"/>
+                <w:sz w:val="14"/>
+              </w:rPr>
+              <w:t>Ammonia per tonne of ammonium nitrate through the nitric-acid route plus direct neutralisation</w:t>
+            </w:r>
+          </w:p>
+        </w:tc>
+      </w:tr>
+      <w:tr>
+        <w:tc>
+          <w:tcPr>
+            <w:tcW w:type="dxa" w:w="2448"/>
+          </w:tcPr>
+          <w:p>
+            <w:pPr>
+              <w:spacing w:after="20"/>
+              <w:jc w:val="left"/>
+            </w:pPr>
+            <w:r>
+              <w:rPr>
+                <w:color w:val="1C3A36"/>
+                <w:sz w:val="14"/>
+              </w:rPr>
+              <w:t>other_rev_FY2526E</w:t>
+            </w:r>
+          </w:p>
+        </w:tc>
+        <w:tc>
+          <w:tcPr>
+            <w:tcW w:type="dxa" w:w="1944"/>
+          </w:tcPr>
+          <w:p>
+            <w:pPr>
+              <w:spacing w:after="20"/>
+              <w:jc w:val="left"/>
+            </w:pPr>
+            <w:r>
+              <w:rPr>
+                <w:color w:val="1C3A36"/>
+                <w:sz w:val="14"/>
+              </w:rPr>
+              <w:t>120</w:t>
+            </w:r>
+          </w:p>
+        </w:tc>
+        <w:tc>
+          <w:tcPr>
+            <w:tcW w:type="dxa" w:w="1224"/>
+          </w:tcPr>
+          <w:p>
+            <w:pPr>
+              <w:spacing w:after="20"/>
+              <w:jc w:val="left"/>
+            </w:pPr>
+            <w:r>
+              <w:rPr>
+                <w:color w:val="1C3A36"/>
+                <w:sz w:val="14"/>
+              </w:rPr>
+              <w:t>EGP m</w:t>
+            </w:r>
+          </w:p>
+        </w:tc>
+        <w:tc>
+          <w:tcPr>
+            <w:tcW w:type="dxa" w:w="1152"/>
+          </w:tcPr>
+          <w:p>
+            <w:pPr>
+              <w:spacing w:after="20"/>
+              <w:jc w:val="left"/>
+            </w:pPr>
+            <w:r>
+              <w:rPr>
+                <w:color w:val="1C3A36"/>
+                <w:sz w:val="14"/>
+              </w:rPr>
+              <w:t>2026-08-08</w:t>
+            </w:r>
+          </w:p>
+        </w:tc>
+        <w:tc>
+          <w:tcPr>
+            <w:tcW w:type="dxa" w:w="7344"/>
+          </w:tcPr>
+          <w:p>
+            <w:pPr>
+              <w:spacing w:after="20"/>
+              <w:jc w:val="left"/>
+            </w:pPr>
+            <w:r>
+              <w:rPr>
+                <w:color w:val="1C3A36"/>
+                <w:sz w:val="14"/>
+              </w:rPr>
+              <w:t>Constructed for the FY2025/26 bridge year: Other revenue for the study year, from the nine-month reviewed accounts and the disclosed quarterly detail</w:t>
+            </w:r>
+          </w:p>
+        </w:tc>
+      </w:tr>
+      <w:tr>
+        <w:tc>
+          <w:tcPr>
+            <w:tcW w:type="dxa" w:w="2448"/>
+          </w:tcPr>
+          <w:p>
+            <w:pPr>
+              <w:spacing w:after="20"/>
+              <w:jc w:val="left"/>
+            </w:pPr>
+            <w:r>
+              <w:rPr>
+                <w:color w:val="1C3A36"/>
+                <w:sz w:val="14"/>
+              </w:rPr>
+              <w:t>other_rev_path</w:t>
+            </w:r>
+          </w:p>
+        </w:tc>
+        <w:tc>
+          <w:tcPr>
+            <w:tcW w:type="dxa" w:w="1944"/>
+          </w:tcPr>
+          <w:p>
+            <w:pPr>
+              <w:spacing w:after="20"/>
+              <w:jc w:val="left"/>
+            </w:pPr>
+            <w:r>
+              <w:rPr>
+                <w:color w:val="1C3A36"/>
+                <w:sz w:val="14"/>
+              </w:rPr>
+              <w:t>140, 152, 163, 174, 186</w:t>
+            </w:r>
+          </w:p>
+        </w:tc>
+        <w:tc>
+          <w:tcPr>
+            <w:tcW w:type="dxa" w:w="1224"/>
+          </w:tcPr>
+          <w:p>
+            <w:pPr>
+              <w:spacing w:after="20"/>
+              <w:jc w:val="left"/>
+            </w:pPr>
+            <w:r>
+              <w:rPr>
+                <w:color w:val="1C3A36"/>
+                <w:sz w:val="14"/>
+              </w:rPr>
+              <w:t>EGP m</w:t>
+            </w:r>
+          </w:p>
+        </w:tc>
+        <w:tc>
+          <w:tcPr>
+            <w:tcW w:type="dxa" w:w="1152"/>
+          </w:tcPr>
+          <w:p>
+            <w:pPr>
+              <w:spacing w:after="20"/>
+              <w:jc w:val="left"/>
+            </w:pPr>
+            <w:r>
+              <w:rPr>
+                <w:color w:val="1C3A36"/>
+                <w:sz w:val="14"/>
+              </w:rPr>
+              <w:t>2026-08-08</w:t>
+            </w:r>
+          </w:p>
+        </w:tc>
+        <w:tc>
+          <w:tcPr>
+            <w:tcW w:type="dxa" w:w="7344"/>
+          </w:tcPr>
+          <w:p>
+            <w:pPr>
+              <w:spacing w:after="20"/>
+              <w:jc w:val="left"/>
+            </w:pPr>
+            <w:r>
+              <w:rPr>
+                <w:color w:val="1C3A36"/>
+                <w:sz w:val="14"/>
+              </w:rPr>
+              <w:t>Merchant nitric acid, the ferrosilicon plant's rent and services.</w:t>
+            </w:r>
+          </w:p>
+        </w:tc>
+      </w:tr>
+      <w:tr>
+        <w:tc>
+          <w:tcPr>
+            <w:tcW w:type="dxa" w:w="2448"/>
+          </w:tcPr>
+          <w:p>
+            <w:pPr>
+              <w:spacing w:after="20"/>
+              <w:jc w:val="left"/>
+            </w:pPr>
+            <w:r>
+              <w:rPr>
+                <w:color w:val="1C3A36"/>
+                <w:sz w:val="14"/>
+              </w:rPr>
+              <w:t>prod_urea_FY2526E</w:t>
+            </w:r>
+          </w:p>
+        </w:tc>
+        <w:tc>
+          <w:tcPr>
+            <w:tcW w:type="dxa" w:w="1944"/>
+          </w:tcPr>
+          <w:p>
+            <w:pPr>
+              <w:spacing w:after="20"/>
+              <w:jc w:val="left"/>
+            </w:pPr>
+            <w:r>
+              <w:rPr>
+                <w:color w:val="1C3A36"/>
+                <w:sz w:val="14"/>
+              </w:rPr>
+              <w:t>520,000</w:t>
+            </w:r>
+          </w:p>
+        </w:tc>
+        <w:tc>
+          <w:tcPr>
+            <w:tcW w:type="dxa" w:w="1224"/>
+          </w:tcPr>
+          <w:p>
+            <w:pPr>
+              <w:spacing w:after="20"/>
+              <w:jc w:val="left"/>
+            </w:pPr>
+            <w:r>
+              <w:rPr>
+                <w:color w:val="1C3A36"/>
+                <w:sz w:val="14"/>
+              </w:rPr>
+              <w:t>tonnes</w:t>
+            </w:r>
+          </w:p>
+        </w:tc>
+        <w:tc>
+          <w:tcPr>
+            <w:tcW w:type="dxa" w:w="1152"/>
+          </w:tcPr>
+          <w:p>
+            <w:pPr>
+              <w:spacing w:after="20"/>
+              <w:jc w:val="left"/>
+            </w:pPr>
+            <w:r>
+              <w:rPr>
+                <w:color w:val="1C3A36"/>
+                <w:sz w:val="14"/>
+              </w:rPr>
+              <w:t>2026-08-08</w:t>
+            </w:r>
+          </w:p>
+        </w:tc>
+        <w:tc>
+          <w:tcPr>
+            <w:tcW w:type="dxa" w:w="7344"/>
+          </w:tcPr>
+          <w:p>
+            <w:pPr>
+              <w:spacing w:after="20"/>
+              <w:jc w:val="left"/>
+            </w:pPr>
+            <w:r>
+              <w:rPr>
+                <w:color w:val="1C3A36"/>
+                <w:sz w:val="14"/>
+              </w:rPr>
+              <w:t>Constructed for the FY2025/26 bridge year: Nine months reviewed output extended on the fourth-quarter run rate, from the nine-month reviewed accounts and the disclosed quarterly detail</w:t>
+            </w:r>
+          </w:p>
+        </w:tc>
+      </w:tr>
+      <w:tr>
+        <w:tc>
+          <w:tcPr>
+            <w:tcW w:type="dxa" w:w="2448"/>
+          </w:tcPr>
+          <w:p>
+            <w:pPr>
+              <w:spacing w:after="20"/>
+              <w:jc w:val="left"/>
+            </w:pPr>
+            <w:r>
+              <w:rPr>
+                <w:color w:val="1C3A36"/>
+                <w:sz w:val="14"/>
+              </w:rPr>
+              <w:t>q4_runrate_haircut</w:t>
+            </w:r>
+          </w:p>
+        </w:tc>
+        <w:tc>
+          <w:tcPr>
+            <w:tcW w:type="dxa" w:w="1944"/>
+          </w:tcPr>
+          <w:p>
+            <w:pPr>
+              <w:spacing w:after="20"/>
+              <w:jc w:val="left"/>
+            </w:pPr>
+            <w:r>
+              <w:rPr>
+                <w:color w:val="1C3A36"/>
+                <w:sz w:val="14"/>
+              </w:rPr>
+              <w:t>0.97</w:t>
+            </w:r>
+          </w:p>
+        </w:tc>
+        <w:tc>
+          <w:tcPr>
+            <w:tcW w:type="dxa" w:w="1224"/>
+          </w:tcPr>
+          <w:p>
+            <w:pPr>
+              <w:spacing w:after="20"/>
+              <w:jc w:val="left"/>
+            </w:pPr>
+            <w:r>
+              <w:rPr>
+                <w:color w:val="1C3A36"/>
+                <w:sz w:val="14"/>
+              </w:rPr>
+              <w:t>ratio</w:t>
+            </w:r>
+          </w:p>
+        </w:tc>
+        <w:tc>
+          <w:tcPr>
+            <w:tcW w:type="dxa" w:w="1152"/>
+          </w:tcPr>
+          <w:p>
+            <w:pPr>
+              <w:spacing w:after="20"/>
+              <w:jc w:val="left"/>
+            </w:pPr>
+            <w:r>
+              <w:rPr>
+                <w:color w:val="1C3A36"/>
+                <w:sz w:val="14"/>
+              </w:rPr>
+              <w:t>2026-08-08</w:t>
+            </w:r>
+          </w:p>
+        </w:tc>
+        <w:tc>
+          <w:tcPr>
+            <w:tcW w:type="dxa" w:w="7344"/>
+          </w:tcPr>
+          <w:p>
+            <w:pPr>
+              <w:spacing w:after="20"/>
+              <w:jc w:val="left"/>
+            </w:pPr>
+            <w:r>
+              <w:rPr>
+                <w:color w:val="1C3A36"/>
+                <w:sz w:val="14"/>
+              </w:rPr>
+              <w:t>The fourth quarter of FY2025/26 is run-rated on the third quarter's revenue with a 3% haircut for the summer gas curtailment the company discloses every year</w:t>
+            </w:r>
+          </w:p>
+        </w:tc>
+      </w:tr>
+      <w:tr>
+        <w:tc>
+          <w:tcPr>
+            <w:tcW w:type="dxa" w:w="2448"/>
+          </w:tcPr>
+          <w:p>
+            <w:pPr>
+              <w:spacing w:after="20"/>
+              <w:jc w:val="left"/>
+            </w:pPr>
+            <w:r>
+              <w:rPr>
+                <w:color w:val="1C3A36"/>
+                <w:sz w:val="14"/>
+              </w:rPr>
+              <w:t>real_rate_lt</w:t>
+            </w:r>
+          </w:p>
+        </w:tc>
+        <w:tc>
+          <w:tcPr>
+            <w:tcW w:type="dxa" w:w="1944"/>
+          </w:tcPr>
+          <w:p>
+            <w:pPr>
+              <w:spacing w:after="20"/>
+              <w:jc w:val="left"/>
+            </w:pPr>
+            <w:r>
+              <w:rPr>
+                <w:color w:val="1C3A36"/>
+                <w:sz w:val="14"/>
+              </w:rPr>
+              <w:t>0.035</w:t>
+            </w:r>
+          </w:p>
+        </w:tc>
+        <w:tc>
+          <w:tcPr>
+            <w:tcW w:type="dxa" w:w="1224"/>
+          </w:tcPr>
+          <w:p>
+            <w:pPr>
+              <w:spacing w:after="20"/>
+              <w:jc w:val="left"/>
+            </w:pPr>
+            <w:r>
+              <w:rPr>
+                <w:color w:val="1C3A36"/>
+                <w:sz w:val="14"/>
+              </w:rPr>
+              <w:t>ratio</w:t>
+            </w:r>
+          </w:p>
+        </w:tc>
+        <w:tc>
+          <w:tcPr>
+            <w:tcW w:type="dxa" w:w="1152"/>
+          </w:tcPr>
+          <w:p>
+            <w:pPr>
+              <w:spacing w:after="20"/>
+              <w:jc w:val="left"/>
+            </w:pPr>
+            <w:r>
+              <w:rPr>
+                <w:color w:val="1C3A36"/>
+                <w:sz w:val="14"/>
+              </w:rPr>
+              <w:t>2026-08-08</w:t>
+            </w:r>
+          </w:p>
+        </w:tc>
+        <w:tc>
+          <w:tcPr>
+            <w:tcW w:type="dxa" w:w="7344"/>
+          </w:tcPr>
+          <w:p>
+            <w:pPr>
+              <w:spacing w:after="20"/>
+              <w:jc w:val="left"/>
+            </w:pPr>
+            <w:r>
+              <w:rPr>
+                <w:color w:val="1C3A36"/>
+                <w:sz w:val="14"/>
+              </w:rPr>
+              <w:t>Long-run emerging-market real policy rate, used to build the terminal risk-free rate from its own components rather than from a spot yield</w:t>
+            </w:r>
+          </w:p>
+        </w:tc>
+      </w:tr>
+      <w:tr>
+        <w:tc>
+          <w:tcPr>
+            <w:tcW w:type="dxa" w:w="2448"/>
+          </w:tcPr>
+          <w:p>
+            <w:pPr>
+              <w:spacing w:after="20"/>
+              <w:jc w:val="left"/>
+            </w:pPr>
+            <w:r>
+              <w:rPr>
+                <w:color w:val="1C3A36"/>
+                <w:sz w:val="14"/>
+              </w:rPr>
+              <w:t>roc_terminal</w:t>
+            </w:r>
+          </w:p>
+        </w:tc>
+        <w:tc>
+          <w:tcPr>
+            <w:tcW w:type="dxa" w:w="1944"/>
+          </w:tcPr>
+          <w:p>
+            <w:pPr>
+              <w:spacing w:after="20"/>
+              <w:jc w:val="left"/>
+            </w:pPr>
+            <w:r>
+              <w:rPr>
+                <w:color w:val="1C3A36"/>
+                <w:sz w:val="14"/>
+              </w:rPr>
+              <w:t>0.18</w:t>
+            </w:r>
+          </w:p>
+        </w:tc>
+        <w:tc>
+          <w:tcPr>
+            <w:tcW w:type="dxa" w:w="1224"/>
+          </w:tcPr>
+          <w:p>
+            <w:pPr>
+              <w:spacing w:after="20"/>
+              <w:jc w:val="left"/>
+            </w:pPr>
+            <w:r>
+              <w:rPr>
+                <w:color w:val="1C3A36"/>
+                <w:sz w:val="14"/>
+              </w:rPr>
+              <w:t>ratio</w:t>
+            </w:r>
+          </w:p>
+        </w:tc>
+        <w:tc>
+          <w:tcPr>
+            <w:tcW w:type="dxa" w:w="1152"/>
+          </w:tcPr>
+          <w:p>
+            <w:pPr>
+              <w:spacing w:after="20"/>
+              <w:jc w:val="left"/>
+            </w:pPr>
+            <w:r>
+              <w:rPr>
+                <w:color w:val="1C3A36"/>
+                <w:sz w:val="14"/>
+              </w:rPr>
+              <w:t>2026-08-08</w:t>
+            </w:r>
+          </w:p>
+        </w:tc>
+        <w:tc>
+          <w:tcPr>
+            <w:tcW w:type="dxa" w:w="7344"/>
+          </w:tcPr>
+          <w:p>
+            <w:pPr>
+              <w:spacing w:after="20"/>
+              <w:jc w:val="left"/>
+            </w:pPr>
+            <w:r>
+              <w:rPr>
+                <w:color w:val="1C3A36"/>
+                <w:sz w:val="14"/>
+              </w:rPr>
+              <w:t>Terminal return on invested capital, which sets the terminal reinvestment rate as growth divided by return on capital</w:t>
+            </w:r>
+          </w:p>
+        </w:tc>
+      </w:tr>
+      <w:tr>
+        <w:tc>
+          <w:tcPr>
+            <w:tcW w:type="dxa" w:w="2448"/>
+          </w:tcPr>
+          <w:p>
+            <w:pPr>
+              <w:spacing w:after="20"/>
+              <w:jc w:val="left"/>
+            </w:pPr>
+            <w:r>
+              <w:rPr>
+                <w:color w:val="1C3A36"/>
+                <w:sz w:val="14"/>
+              </w:rPr>
+              <w:t>subsidised_p_FY2526E</w:t>
+            </w:r>
+          </w:p>
+        </w:tc>
+        <w:tc>
+          <w:tcPr>
+            <w:tcW w:type="dxa" w:w="1944"/>
+          </w:tcPr>
+          <w:p>
+            <w:pPr>
+              <w:spacing w:after="20"/>
+              <w:jc w:val="left"/>
+            </w:pPr>
+            <w:r>
+              <w:rPr>
+                <w:color w:val="1C3A36"/>
+                <w:sz w:val="14"/>
+              </w:rPr>
+              <w:t>6,720</w:t>
+            </w:r>
+          </w:p>
+        </w:tc>
+        <w:tc>
+          <w:tcPr>
+            <w:tcW w:type="dxa" w:w="1224"/>
+          </w:tcPr>
+          <w:p>
+            <w:pPr>
+              <w:spacing w:after="20"/>
+              <w:jc w:val="left"/>
+            </w:pPr>
+            <w:r>
+              <w:rPr>
+                <w:color w:val="1C3A36"/>
+                <w:sz w:val="14"/>
+              </w:rPr>
+              <w:t>EGP/t</w:t>
+            </w:r>
+          </w:p>
+        </w:tc>
+        <w:tc>
+          <w:tcPr>
+            <w:tcW w:type="dxa" w:w="1152"/>
+          </w:tcPr>
+          <w:p>
+            <w:pPr>
+              <w:spacing w:after="20"/>
+              <w:jc w:val="left"/>
+            </w:pPr>
+            <w:r>
+              <w:rPr>
+                <w:color w:val="1C3A36"/>
+                <w:sz w:val="14"/>
+              </w:rPr>
+              <w:t>2026-08-08</w:t>
+            </w:r>
+          </w:p>
+        </w:tc>
+        <w:tc>
+          <w:tcPr>
+            <w:tcW w:type="dxa" w:w="7344"/>
+          </w:tcPr>
+          <w:p>
+            <w:pPr>
+              <w:spacing w:after="20"/>
+              <w:jc w:val="left"/>
+            </w:pPr>
+            <w:r>
+              <w:rPr>
+                <w:color w:val="1C3A36"/>
+                <w:sz w:val="14"/>
+              </w:rPr>
+              <w:t>Constructed for the FY2025/26 bridge year: Administered price for the study year, from the nine-month reviewed accounts and the disclosed quarterly detail</w:t>
+            </w:r>
+          </w:p>
+        </w:tc>
+      </w:tr>
+      <w:tr>
+        <w:tc>
+          <w:tcPr>
+            <w:tcW w:type="dxa" w:w="2448"/>
+          </w:tcPr>
+          <w:p>
+            <w:pPr>
+              <w:spacing w:after="20"/>
+              <w:jc w:val="left"/>
+            </w:pPr>
+            <w:r>
+              <w:rPr>
+                <w:color w:val="1C3A36"/>
+                <w:sz w:val="14"/>
+              </w:rPr>
+              <w:t>subsidised_p_path</w:t>
+            </w:r>
+          </w:p>
+        </w:tc>
+        <w:tc>
+          <w:tcPr>
+            <w:tcW w:type="dxa" w:w="1944"/>
+          </w:tcPr>
+          <w:p>
+            <w:pPr>
+              <w:spacing w:after="20"/>
+              <w:jc w:val="left"/>
+            </w:pPr>
+            <w:r>
+              <w:rPr>
+                <w:color w:val="1C3A36"/>
+                <w:sz w:val="14"/>
+              </w:rPr>
+              <w:t>7,526, 8,429, 9,272, 1.011e+04, 1.092e+04</w:t>
+            </w:r>
+          </w:p>
+        </w:tc>
+        <w:tc>
+          <w:tcPr>
+            <w:tcW w:type="dxa" w:w="1224"/>
+          </w:tcPr>
+          <w:p>
+            <w:pPr>
+              <w:spacing w:after="20"/>
+              <w:jc w:val="left"/>
+            </w:pPr>
+            <w:r>
+              <w:rPr>
+                <w:color w:val="1C3A36"/>
+                <w:sz w:val="14"/>
+              </w:rPr>
+              <w:t>EGP/t</w:t>
+            </w:r>
+          </w:p>
+        </w:tc>
+        <w:tc>
+          <w:tcPr>
+            <w:tcW w:type="dxa" w:w="1152"/>
+          </w:tcPr>
+          <w:p>
+            <w:pPr>
+              <w:spacing w:after="20"/>
+              <w:jc w:val="left"/>
+            </w:pPr>
+            <w:r>
+              <w:rPr>
+                <w:color w:val="1C3A36"/>
+                <w:sz w:val="14"/>
+              </w:rPr>
+              <w:t>2026-08-08</w:t>
+            </w:r>
+          </w:p>
+        </w:tc>
+        <w:tc>
+          <w:tcPr>
+            <w:tcW w:type="dxa" w:w="7344"/>
+          </w:tcPr>
+          <w:p>
+            <w:pPr>
+              <w:spacing w:after="20"/>
+              <w:jc w:val="left"/>
+            </w:pPr>
+            <w:r>
+              <w:rPr>
+                <w:color w:val="1C3A36"/>
+                <w:sz w:val="14"/>
+              </w:rPr>
+              <w:t>Administered subsidised price path from the EGP 6,000 cooperative supply price.</w:t>
+            </w:r>
+          </w:p>
+        </w:tc>
+      </w:tr>
+      <w:tr>
+        <w:tc>
+          <w:tcPr>
+            <w:tcW w:type="dxa" w:w="2448"/>
+          </w:tcPr>
+          <w:p>
+            <w:pPr>
+              <w:spacing w:after="20"/>
+              <w:jc w:val="left"/>
+            </w:pPr>
+            <w:r>
+              <w:rPr>
+                <w:color w:val="1C3A36"/>
+                <w:sz w:val="14"/>
+              </w:rPr>
+              <w:t>subsidised_t_FY2526E</w:t>
+            </w:r>
+          </w:p>
+        </w:tc>
+        <w:tc>
+          <w:tcPr>
+            <w:tcW w:type="dxa" w:w="1944"/>
+          </w:tcPr>
+          <w:p>
+            <w:pPr>
+              <w:spacing w:after="20"/>
+              <w:jc w:val="left"/>
+            </w:pPr>
+            <w:r>
+              <w:rPr>
+                <w:color w:val="1C3A36"/>
+                <w:sz w:val="14"/>
+              </w:rPr>
+              <w:t>150,000</w:t>
+            </w:r>
+          </w:p>
+        </w:tc>
+        <w:tc>
+          <w:tcPr>
+            <w:tcW w:type="dxa" w:w="1224"/>
+          </w:tcPr>
+          <w:p>
+            <w:pPr>
+              <w:spacing w:after="20"/>
+              <w:jc w:val="left"/>
+            </w:pPr>
+            <w:r>
+              <w:rPr>
+                <w:color w:val="1C3A36"/>
+                <w:sz w:val="14"/>
+              </w:rPr>
+              <w:t>tonnes</w:t>
+            </w:r>
+          </w:p>
+        </w:tc>
+        <w:tc>
+          <w:tcPr>
+            <w:tcW w:type="dxa" w:w="1152"/>
+          </w:tcPr>
+          <w:p>
+            <w:pPr>
+              <w:spacing w:after="20"/>
+              <w:jc w:val="left"/>
+            </w:pPr>
+            <w:r>
+              <w:rPr>
+                <w:color w:val="1C3A36"/>
+                <w:sz w:val="14"/>
+              </w:rPr>
+              <w:t>2026-08-08</w:t>
+            </w:r>
+          </w:p>
+        </w:tc>
+        <w:tc>
+          <w:tcPr>
+            <w:tcW w:type="dxa" w:w="7344"/>
+          </w:tcPr>
+          <w:p>
+            <w:pPr>
+              <w:spacing w:after="20"/>
+              <w:jc w:val="left"/>
+            </w:pPr>
+            <w:r>
+              <w:rPr>
+                <w:color w:val="1C3A36"/>
+                <w:sz w:val="14"/>
+              </w:rPr>
+              <w:t>Constructed for the FY2025/26 bridge year: Subsidised deliveries for the study year on the revised quota schedule, from the nine-month reviewed accounts and the disclosed quarterly detail</w:t>
+            </w:r>
+          </w:p>
+        </w:tc>
+      </w:tr>
+      <w:tr>
+        <w:tc>
+          <w:tcPr>
+            <w:tcW w:type="dxa" w:w="2448"/>
+          </w:tcPr>
+          <w:p>
+            <w:pPr>
+              <w:spacing w:after="20"/>
+              <w:jc w:val="left"/>
+            </w:pPr>
+            <w:r>
+              <w:rPr>
+                <w:color w:val="1C3A36"/>
+                <w:sz w:val="14"/>
+              </w:rPr>
+              <w:t>subsidised_t_path</w:t>
+            </w:r>
+          </w:p>
+        </w:tc>
+        <w:tc>
+          <w:tcPr>
+            <w:tcW w:type="dxa" w:w="1944"/>
+          </w:tcPr>
+          <w:p>
+            <w:pPr>
+              <w:spacing w:after="20"/>
+              <w:jc w:val="left"/>
+            </w:pPr>
+            <w:r>
+              <w:rPr>
+                <w:color w:val="1C3A36"/>
+                <w:sz w:val="14"/>
+              </w:rPr>
+              <w:t>1.55e+05, 1.6e+05, 1.65e+05, 1.7e+05, 1.75e+05</w:t>
+            </w:r>
+          </w:p>
+        </w:tc>
+        <w:tc>
+          <w:tcPr>
+            <w:tcW w:type="dxa" w:w="1224"/>
+          </w:tcPr>
+          <w:p>
+            <w:pPr>
+              <w:spacing w:after="20"/>
+              <w:jc w:val="left"/>
+            </w:pPr>
+            <w:r>
+              <w:rPr>
+                <w:color w:val="1C3A36"/>
+                <w:sz w:val="14"/>
+              </w:rPr>
+              <w:t>tonnes</w:t>
+            </w:r>
+          </w:p>
+        </w:tc>
+        <w:tc>
+          <w:tcPr>
+            <w:tcW w:type="dxa" w:w="1152"/>
+          </w:tcPr>
+          <w:p>
+            <w:pPr>
+              <w:spacing w:after="20"/>
+              <w:jc w:val="left"/>
+            </w:pPr>
+            <w:r>
+              <w:rPr>
+                <w:color w:val="1C3A36"/>
+                <w:sz w:val="14"/>
+              </w:rPr>
+              <w:t>2026-08-08</w:t>
+            </w:r>
+          </w:p>
+        </w:tc>
+        <w:tc>
+          <w:tcPr>
+            <w:tcW w:type="dxa" w:w="7344"/>
+          </w:tcPr>
+          <w:p>
+            <w:pPr>
+              <w:spacing w:after="20"/>
+              <w:jc w:val="left"/>
+            </w:pPr>
+            <w:r>
+              <w:rPr>
+                <w:color w:val="1C3A36"/>
+                <w:sz w:val="14"/>
+              </w:rPr>
+              <w:t>Subsidised delivery path. The company met 147kt of a 322kt requirement in the fourteen months to August 2025, a 46% compliance rate the forecast does not assume away.</w:t>
+            </w:r>
+          </w:p>
+        </w:tc>
+      </w:tr>
+      <w:tr>
+        <w:tc>
+          <w:tcPr>
+            <w:tcW w:type="dxa" w:w="2448"/>
+          </w:tcPr>
+          <w:p>
+            <w:pPr>
+              <w:spacing w:after="20"/>
+              <w:jc w:val="left"/>
+            </w:pPr>
+            <w:r>
+              <w:rPr>
+                <w:color w:val="1C3A36"/>
+                <w:sz w:val="14"/>
+              </w:rPr>
+              <w:t>subsidised_tonnes_FY2425</w:t>
+            </w:r>
+          </w:p>
+        </w:tc>
+        <w:tc>
+          <w:tcPr>
+            <w:tcW w:type="dxa" w:w="1944"/>
+          </w:tcPr>
+          <w:p>
+            <w:pPr>
+              <w:spacing w:after="20"/>
+              <w:jc w:val="left"/>
+            </w:pPr>
+            <w:r>
+              <w:rPr>
+                <w:color w:val="1C3A36"/>
+                <w:sz w:val="14"/>
+              </w:rPr>
+              <w:t>126,000</w:t>
+            </w:r>
+          </w:p>
+        </w:tc>
+        <w:tc>
+          <w:tcPr>
+            <w:tcW w:type="dxa" w:w="1224"/>
+          </w:tcPr>
+          <w:p>
+            <w:pPr>
+              <w:spacing w:after="20"/>
+              <w:jc w:val="left"/>
+            </w:pPr>
+            <w:r>
+              <w:rPr>
+                <w:color w:val="1C3A36"/>
+                <w:sz w:val="14"/>
+              </w:rPr>
+              <w:t>tonnes</w:t>
+            </w:r>
+          </w:p>
+        </w:tc>
+        <w:tc>
+          <w:tcPr>
+            <w:tcW w:type="dxa" w:w="1152"/>
+          </w:tcPr>
+          <w:p>
+            <w:pPr>
+              <w:spacing w:after="20"/>
+              <w:jc w:val="left"/>
+            </w:pPr>
+            <w:r>
+              <w:rPr>
+                <w:color w:val="1C3A36"/>
+                <w:sz w:val="14"/>
+              </w:rPr>
+              <w:t>2026-08-08</w:t>
+            </w:r>
+          </w:p>
+        </w:tc>
+        <w:tc>
+          <w:tcPr>
+            <w:tcW w:type="dxa" w:w="7344"/>
+          </w:tcPr>
+          <w:p>
+            <w:pPr>
+              <w:spacing w:after="20"/>
+              <w:jc w:val="left"/>
+            </w:pPr>
+            <w:r>
+              <w:rPr>
+                <w:color w:val="1C3A36"/>
+                <w:sz w:val="14"/>
+              </w:rPr>
+              <w:t>Constructed: the auditor's 147kt delivered over fourteen months, annualised</w:t>
+            </w:r>
+          </w:p>
+        </w:tc>
+      </w:tr>
+      <w:tr>
+        <w:tc>
+          <w:tcPr>
+            <w:tcW w:type="dxa" w:w="2448"/>
+          </w:tcPr>
+          <w:p>
+            <w:pPr>
+              <w:spacing w:after="20"/>
+              <w:jc w:val="left"/>
+            </w:pPr>
+            <w:r>
+              <w:rPr>
+                <w:color w:val="1C3A36"/>
+                <w:sz w:val="14"/>
+              </w:rPr>
               <w:t>urea_util</w:t>
             </w:r>
           </w:p>
@@ -26223,6 +28431,98 @@
                 <w:sz w:val="14"/>
               </w:rPr>
               <w:t>Utilisation path. Audited output ran 586.4kt in FY2022/23 (2% above plate), 521.9kt in FY2023/24 and 513.4kt in FY2024/25; the path never returns to plate because the summer gas curtailment is structural.</w:t>
+            </w:r>
+          </w:p>
+        </w:tc>
+      </w:tr>
+      <w:tr>
+        <w:tc>
+          <w:tcPr>
+            <w:tcW w:type="dxa" w:w="2448"/>
+          </w:tcPr>
+          <w:p>
+            <w:pPr>
+              <w:spacing w:after="20"/>
+              <w:jc w:val="left"/>
+            </w:pPr>
+            <w:r>
+              <w:rPr>
+                <w:color w:val="1C3A36"/>
+                <w:sz w:val="14"/>
+              </w:rPr>
+              <w:t>usd_egp_FY2526E</w:t>
+            </w:r>
+          </w:p>
+        </w:tc>
+        <w:tc>
+          <w:tcPr>
+            <w:tcW w:type="dxa" w:w="1944"/>
+          </w:tcPr>
+          <w:p>
+            <w:pPr>
+              <w:spacing w:after="20"/>
+              <w:jc w:val="left"/>
+            </w:pPr>
+            <w:r>
+              <w:rPr>
+                <w:color w:val="1C3A36"/>
+                <w:sz w:val="14"/>
+              </w:rPr>
+              <w:t>49.6</w:t>
+            </w:r>
+          </w:p>
+        </w:tc>
+        <w:tc>
+          <w:tcPr>
+            <w:tcW w:type="dxa" w:w="1224"/>
+          </w:tcPr>
+          <w:p>
+            <w:pPr>
+              <w:spacing w:after="20"/>
+              <w:jc w:val="left"/>
+            </w:pPr>
+            <w:r>
+              <w:rPr>
+                <w:color w:val="1C3A36"/>
+                <w:sz w:val="14"/>
+              </w:rPr>
+              <w:t>EGP/US$</w:t>
+            </w:r>
+          </w:p>
+        </w:tc>
+        <w:tc>
+          <w:tcPr>
+            <w:tcW w:type="dxa" w:w="1152"/>
+          </w:tcPr>
+          <w:p>
+            <w:pPr>
+              <w:spacing w:after="20"/>
+              <w:jc w:val="left"/>
+            </w:pPr>
+            <w:r>
+              <w:rPr>
+                <w:color w:val="1C3A36"/>
+                <w:sz w:val="14"/>
+              </w:rPr>
+              <w:t>2026-08-08</w:t>
+            </w:r>
+          </w:p>
+        </w:tc>
+        <w:tc>
+          <w:tcPr>
+            <w:tcW w:type="dxa" w:w="7344"/>
+          </w:tcPr>
+          <w:p>
+            <w:pPr>
+              <w:spacing w:after="20"/>
+              <w:jc w:val="left"/>
+            </w:pPr>
+            <w:r>
+              <w:rPr>
+                <w:color w:val="1C3A36"/>
+                <w:sz w:val="14"/>
+              </w:rPr>
+              <w:t>Constructed for the FY2025/26 bridge year: Average rate across the study year, from the nine-month reviewed accounts and the disclosed quarterly detail</w:t>
             </w:r>
           </w:p>
         </w:tc>

--- a/engine/egch_study/EGCH_Bibliography_08-08-2026.docx
+++ b/engine/egch_study/EGCH_Bibliography_08-08-2026.docx
@@ -3409,7 +3409,7 @@
           <w:color w:val="1C3A36"/>
           <w:sz w:val="21"/>
         </w:rPr>
-        <w:t>L1 — Primary filing — the company's own statements  (174 inputs)</w:t>
+        <w:t>L1 — Primary filing — the company's own statements  (179 inputs)</w:t>
       </w:r>
     </w:p>
     <w:tbl>
@@ -10623,6 +10623,466 @@
                 <w:sz w:val="14"/>
               </w:rPr>
               <w:t>Interim statements, nine months ended 31 March 2026, limited review dated 20 May 2026, the company's own budget column</w:t>
+            </w:r>
+          </w:p>
+        </w:tc>
+      </w:tr>
+      <w:tr>
+        <w:tc>
+          <w:tcPr>
+            <w:tcW w:type="dxa" w:w="2448"/>
+          </w:tcPr>
+          <w:p>
+            <w:pPr>
+              <w:spacing w:after="20"/>
+              <w:jc w:val="left"/>
+            </w:pPr>
+            <w:r>
+              <w:rPr>
+                <w:color w:val="1C3A36"/>
+                <w:sz w:val="14"/>
+              </w:rPr>
+              <w:t>capex_paid_9M_FY2526</w:t>
+            </w:r>
+          </w:p>
+        </w:tc>
+        <w:tc>
+          <w:tcPr>
+            <w:tcW w:type="dxa" w:w="1944"/>
+          </w:tcPr>
+          <w:p>
+            <w:pPr>
+              <w:spacing w:after="20"/>
+              <w:jc w:val="left"/>
+            </w:pPr>
+            <w:r>
+              <w:rPr>
+                <w:color w:val="1C3A36"/>
+                <w:sz w:val="14"/>
+              </w:rPr>
+              <w:t>1,949</w:t>
+            </w:r>
+          </w:p>
+        </w:tc>
+        <w:tc>
+          <w:tcPr>
+            <w:tcW w:type="dxa" w:w="1224"/>
+          </w:tcPr>
+          <w:p>
+            <w:pPr>
+              <w:spacing w:after="20"/>
+              <w:jc w:val="left"/>
+            </w:pPr>
+            <w:r>
+              <w:rPr>
+                <w:color w:val="1C3A36"/>
+                <w:sz w:val="14"/>
+              </w:rPr>
+              <w:t>EGP m</w:t>
+            </w:r>
+          </w:p>
+        </w:tc>
+        <w:tc>
+          <w:tcPr>
+            <w:tcW w:type="dxa" w:w="1152"/>
+          </w:tcPr>
+          <w:p>
+            <w:pPr>
+              <w:spacing w:after="20"/>
+              <w:jc w:val="left"/>
+            </w:pPr>
+            <w:r>
+              <w:rPr>
+                <w:color w:val="1C3A36"/>
+                <w:sz w:val="14"/>
+              </w:rPr>
+              <w:t>2026-05-20</w:t>
+            </w:r>
+          </w:p>
+        </w:tc>
+        <w:tc>
+          <w:tcPr>
+            <w:tcW w:type="dxa" w:w="7344"/>
+          </w:tcPr>
+          <w:p>
+            <w:pPr>
+              <w:spacing w:after="20"/>
+              <w:jc w:val="left"/>
+            </w:pPr>
+            <w:r>
+              <w:rPr>
+                <w:color w:val="1C3A36"/>
+                <w:sz w:val="14"/>
+              </w:rPr>
+              <w:t>Interim statements, nine months ended 31 March 2026, limited review dated 20 May 2026, cash-flow statement, payments to acquire fixed assets</w:t>
+            </w:r>
+          </w:p>
+        </w:tc>
+      </w:tr>
+      <w:tr>
+        <w:tc>
+          <w:tcPr>
+            <w:tcW w:type="dxa" w:w="2448"/>
+          </w:tcPr>
+          <w:p>
+            <w:pPr>
+              <w:spacing w:after="20"/>
+              <w:jc w:val="left"/>
+            </w:pPr>
+            <w:r>
+              <w:rPr>
+                <w:color w:val="1C3A36"/>
+                <w:sz w:val="14"/>
+              </w:rPr>
+              <w:t>capex_paid_FY2122</w:t>
+            </w:r>
+          </w:p>
+        </w:tc>
+        <w:tc>
+          <w:tcPr>
+            <w:tcW w:type="dxa" w:w="1944"/>
+          </w:tcPr>
+          <w:p>
+            <w:pPr>
+              <w:spacing w:after="20"/>
+              <w:jc w:val="left"/>
+            </w:pPr>
+            <w:r>
+              <w:rPr>
+                <w:color w:val="1C3A36"/>
+                <w:sz w:val="14"/>
+              </w:rPr>
+              <w:t>80.8472</w:t>
+            </w:r>
+          </w:p>
+        </w:tc>
+        <w:tc>
+          <w:tcPr>
+            <w:tcW w:type="dxa" w:w="1224"/>
+          </w:tcPr>
+          <w:p>
+            <w:pPr>
+              <w:spacing w:after="20"/>
+              <w:jc w:val="left"/>
+            </w:pPr>
+            <w:r>
+              <w:rPr>
+                <w:color w:val="1C3A36"/>
+                <w:sz w:val="14"/>
+              </w:rPr>
+              <w:t>EGP m</w:t>
+            </w:r>
+          </w:p>
+        </w:tc>
+        <w:tc>
+          <w:tcPr>
+            <w:tcW w:type="dxa" w:w="1152"/>
+          </w:tcPr>
+          <w:p>
+            <w:pPr>
+              <w:spacing w:after="20"/>
+              <w:jc w:val="left"/>
+            </w:pPr>
+            <w:r>
+              <w:rPr>
+                <w:color w:val="1C3A36"/>
+                <w:sz w:val="14"/>
+              </w:rPr>
+              <w:t>2023-10-08</w:t>
+            </w:r>
+          </w:p>
+        </w:tc>
+        <w:tc>
+          <w:tcPr>
+            <w:tcW w:type="dxa" w:w="7344"/>
+          </w:tcPr>
+          <w:p>
+            <w:pPr>
+              <w:spacing w:after="20"/>
+              <w:jc w:val="left"/>
+            </w:pPr>
+            <w:r>
+              <w:rPr>
+                <w:color w:val="1C3A36"/>
+                <w:sz w:val="14"/>
+              </w:rPr>
+              <w:t>Audited financial statements, year ended 30 June 2022 (comparative column of the FY2022/23 statements), cash-flow statement, payments to acquire fixed assets</w:t>
+            </w:r>
+          </w:p>
+        </w:tc>
+      </w:tr>
+      <w:tr>
+        <w:tc>
+          <w:tcPr>
+            <w:tcW w:type="dxa" w:w="2448"/>
+          </w:tcPr>
+          <w:p>
+            <w:pPr>
+              <w:spacing w:after="20"/>
+              <w:jc w:val="left"/>
+            </w:pPr>
+            <w:r>
+              <w:rPr>
+                <w:color w:val="1C3A36"/>
+                <w:sz w:val="14"/>
+              </w:rPr>
+              <w:t>capex_paid_FY2223</w:t>
+            </w:r>
+          </w:p>
+        </w:tc>
+        <w:tc>
+          <w:tcPr>
+            <w:tcW w:type="dxa" w:w="1944"/>
+          </w:tcPr>
+          <w:p>
+            <w:pPr>
+              <w:spacing w:after="20"/>
+              <w:jc w:val="left"/>
+            </w:pPr>
+            <w:r>
+              <w:rPr>
+                <w:color w:val="1C3A36"/>
+                <w:sz w:val="14"/>
+              </w:rPr>
+              <w:t>42.4702</w:t>
+            </w:r>
+          </w:p>
+        </w:tc>
+        <w:tc>
+          <w:tcPr>
+            <w:tcW w:type="dxa" w:w="1224"/>
+          </w:tcPr>
+          <w:p>
+            <w:pPr>
+              <w:spacing w:after="20"/>
+              <w:jc w:val="left"/>
+            </w:pPr>
+            <w:r>
+              <w:rPr>
+                <w:color w:val="1C3A36"/>
+                <w:sz w:val="14"/>
+              </w:rPr>
+              <w:t>EGP m</w:t>
+            </w:r>
+          </w:p>
+        </w:tc>
+        <w:tc>
+          <w:tcPr>
+            <w:tcW w:type="dxa" w:w="1152"/>
+          </w:tcPr>
+          <w:p>
+            <w:pPr>
+              <w:spacing w:after="20"/>
+              <w:jc w:val="left"/>
+            </w:pPr>
+            <w:r>
+              <w:rPr>
+                <w:color w:val="1C3A36"/>
+                <w:sz w:val="14"/>
+              </w:rPr>
+              <w:t>2023-10-08</w:t>
+            </w:r>
+          </w:p>
+        </w:tc>
+        <w:tc>
+          <w:tcPr>
+            <w:tcW w:type="dxa" w:w="7344"/>
+          </w:tcPr>
+          <w:p>
+            <w:pPr>
+              <w:spacing w:after="20"/>
+              <w:jc w:val="left"/>
+            </w:pPr>
+            <w:r>
+              <w:rPr>
+                <w:color w:val="1C3A36"/>
+                <w:sz w:val="14"/>
+              </w:rPr>
+              <w:t>Audited financial statements, year ended 30 June 2023 (Central Auditing Organization with PKF Rashed Badr &amp; Co, report dated 8 October 2023), cash-flow statement, payments to acquire fixed assets</w:t>
+            </w:r>
+          </w:p>
+        </w:tc>
+      </w:tr>
+      <w:tr>
+        <w:tc>
+          <w:tcPr>
+            <w:tcW w:type="dxa" w:w="2448"/>
+          </w:tcPr>
+          <w:p>
+            <w:pPr>
+              <w:spacing w:after="20"/>
+              <w:jc w:val="left"/>
+            </w:pPr>
+            <w:r>
+              <w:rPr>
+                <w:color w:val="1C3A36"/>
+                <w:sz w:val="14"/>
+              </w:rPr>
+              <w:t>capex_paid_FY2324</w:t>
+            </w:r>
+          </w:p>
+        </w:tc>
+        <w:tc>
+          <w:tcPr>
+            <w:tcW w:type="dxa" w:w="1944"/>
+          </w:tcPr>
+          <w:p>
+            <w:pPr>
+              <w:spacing w:after="20"/>
+              <w:jc w:val="left"/>
+            </w:pPr>
+            <w:r>
+              <w:rPr>
+                <w:color w:val="1C3A36"/>
+                <w:sz w:val="14"/>
+              </w:rPr>
+              <w:t>2,397</w:t>
+            </w:r>
+          </w:p>
+        </w:tc>
+        <w:tc>
+          <w:tcPr>
+            <w:tcW w:type="dxa" w:w="1224"/>
+          </w:tcPr>
+          <w:p>
+            <w:pPr>
+              <w:spacing w:after="20"/>
+              <w:jc w:val="left"/>
+            </w:pPr>
+            <w:r>
+              <w:rPr>
+                <w:color w:val="1C3A36"/>
+                <w:sz w:val="14"/>
+              </w:rPr>
+              <w:t>EGP m</w:t>
+            </w:r>
+          </w:p>
+        </w:tc>
+        <w:tc>
+          <w:tcPr>
+            <w:tcW w:type="dxa" w:w="1152"/>
+          </w:tcPr>
+          <w:p>
+            <w:pPr>
+              <w:spacing w:after="20"/>
+              <w:jc w:val="left"/>
+            </w:pPr>
+            <w:r>
+              <w:rPr>
+                <w:color w:val="1C3A36"/>
+                <w:sz w:val="14"/>
+              </w:rPr>
+              <w:t>2025-09-24</w:t>
+            </w:r>
+          </w:p>
+        </w:tc>
+        <w:tc>
+          <w:tcPr>
+            <w:tcW w:type="dxa" w:w="7344"/>
+          </w:tcPr>
+          <w:p>
+            <w:pPr>
+              <w:spacing w:after="20"/>
+              <w:jc w:val="left"/>
+            </w:pPr>
+            <w:r>
+              <w:rPr>
+                <w:color w:val="1C3A36"/>
+                <w:sz w:val="14"/>
+              </w:rPr>
+              <w:t>Audited financial statements, year ended 30 June 2025 (Central Auditing Organization, report dated 23 September 2025), cash-flow statement comparative column, payments to acquire fixed assets (projects under construction) — reconciles exactly to the disclosed investing total with the asset-sale and loan-collection lines</w:t>
+            </w:r>
+          </w:p>
+        </w:tc>
+      </w:tr>
+      <w:tr>
+        <w:tc>
+          <w:tcPr>
+            <w:tcW w:type="dxa" w:w="2448"/>
+          </w:tcPr>
+          <w:p>
+            <w:pPr>
+              <w:spacing w:after="20"/>
+              <w:jc w:val="left"/>
+            </w:pPr>
+            <w:r>
+              <w:rPr>
+                <w:color w:val="1C3A36"/>
+                <w:sz w:val="14"/>
+              </w:rPr>
+              <w:t>capex_paid_FY2425</w:t>
+            </w:r>
+          </w:p>
+        </w:tc>
+        <w:tc>
+          <w:tcPr>
+            <w:tcW w:type="dxa" w:w="1944"/>
+          </w:tcPr>
+          <w:p>
+            <w:pPr>
+              <w:spacing w:after="20"/>
+              <w:jc w:val="left"/>
+            </w:pPr>
+            <w:r>
+              <w:rPr>
+                <w:color w:val="1C3A36"/>
+                <w:sz w:val="14"/>
+              </w:rPr>
+              <w:t>1,545</w:t>
+            </w:r>
+          </w:p>
+        </w:tc>
+        <w:tc>
+          <w:tcPr>
+            <w:tcW w:type="dxa" w:w="1224"/>
+          </w:tcPr>
+          <w:p>
+            <w:pPr>
+              <w:spacing w:after="20"/>
+              <w:jc w:val="left"/>
+            </w:pPr>
+            <w:r>
+              <w:rPr>
+                <w:color w:val="1C3A36"/>
+                <w:sz w:val="14"/>
+              </w:rPr>
+              <w:t>EGP m</w:t>
+            </w:r>
+          </w:p>
+        </w:tc>
+        <w:tc>
+          <w:tcPr>
+            <w:tcW w:type="dxa" w:w="1152"/>
+          </w:tcPr>
+          <w:p>
+            <w:pPr>
+              <w:spacing w:after="20"/>
+              <w:jc w:val="left"/>
+            </w:pPr>
+            <w:r>
+              <w:rPr>
+                <w:color w:val="1C3A36"/>
+                <w:sz w:val="14"/>
+              </w:rPr>
+              <w:t>2025-09-24</w:t>
+            </w:r>
+          </w:p>
+        </w:tc>
+        <w:tc>
+          <w:tcPr>
+            <w:tcW w:type="dxa" w:w="7344"/>
+          </w:tcPr>
+          <w:p>
+            <w:pPr>
+              <w:spacing w:after="20"/>
+              <w:jc w:val="left"/>
+            </w:pPr>
+            <w:r>
+              <w:rPr>
+                <w:color w:val="1C3A36"/>
+                <w:sz w:val="14"/>
+              </w:rPr>
+              <w:t>Audited financial statements, year ended 30 June 2025 (Central Auditing Organization, report dated 23 September 2025), cash-flow statement, payments to acquire fixed assets (projects under construction)</w:t>
             </w:r>
           </w:p>
         </w:tc>
@@ -23609,7 +24069,7 @@
           <w:color w:val="1C3A36"/>
           <w:sz w:val="21"/>
         </w:rPr>
-        <w:t>L5 — Constructed in this study  (54 inputs)</w:t>
+        <w:t>L5 — Constructed in this study  (57 inputs)</w:t>
       </w:r>
     </w:p>
     <w:tbl>
@@ -24236,7 +24696,7 @@
                 <w:color w:val="1C3A36"/>
                 <w:sz w:val="14"/>
               </w:rPr>
-              <w:t>3,000, 3,500, 3,500, 3,000, 2,000</w:t>
+              <w:t>2,599, 3,100, 3,300, 3,200, 2,489</w:t>
             </w:r>
           </w:p>
         </w:tc>
@@ -24290,7 +24750,7 @@
                 <w:color w:val="1C3A36"/>
                 <w:sz w:val="14"/>
               </w:rPr>
-              <w:t>Project spending path against the bank-approved cost and the observed pace: construction in progress moved from EGP 3,790m to EGP 5,654m over nine months.</w:t>
+              <w:t>Project spending path, RE-ANCHORED 9 August 2026 on the observed run rate. The first year is the company's own nine-month actual extended to a full year (EGP 1,949.1m x 4/3 = EGP 2,598.8m); the remaining years complete the EGP 14,688m still to spend against the bank-approved cost. The first issue opened at EGP 3,000m, above anything the company has actually spent in a year.</w:t>
             </w:r>
           </w:p>
         </w:tc>
@@ -24770,7 +25230,7 @@
                 <w:color w:val="1C3A36"/>
                 <w:sz w:val="14"/>
               </w:rPr>
-              <w:t>cpi_path</w:t>
+              <w:t>capex_run_rate_FY2526E</w:t>
             </w:r>
           </w:p>
         </w:tc>
@@ -24788,7 +25248,7 @@
                 <w:color w:val="1C3A36"/>
                 <w:sz w:val="14"/>
               </w:rPr>
-              <w:t>0.1, 0.085, 0.075, 0.07, 0.07</w:t>
+              <w:t>2,599</w:t>
             </w:r>
           </w:p>
         </w:tc>
@@ -24806,7 +25266,7 @@
                 <w:color w:val="1C3A36"/>
                 <w:sz w:val="14"/>
               </w:rPr>
-              <w:t>ratio</w:t>
+              <w:t>EGP m</w:t>
             </w:r>
           </w:p>
         </w:tc>
@@ -24824,7 +25284,7 @@
                 <w:color w:val="1C3A36"/>
                 <w:sz w:val="14"/>
               </w:rPr>
-              <w:t>2026-08-08</w:t>
+              <w:t>2026-08-09</w:t>
             </w:r>
           </w:p>
         </w:tc>
@@ -24842,7 +25302,7 @@
                 <w:color w:val="1C3A36"/>
                 <w:sz w:val="14"/>
               </w:rPr>
-              <w:t>Domestic inflation converging from the June 2026 print on the central bank's target.</w:t>
+              <w:t>Constructed: the nine-month actual extended to a full year — the company's own latest observed project spending rate, and the near-term anchor for the forecast path</w:t>
             </w:r>
           </w:p>
         </w:tc>
@@ -24862,7 +25322,7 @@
                 <w:color w:val="1C3A36"/>
                 <w:sz w:val="14"/>
               </w:rPr>
-              <w:t>design_urea_tpy</w:t>
+              <w:t>cpi_path</w:t>
             </w:r>
           </w:p>
         </w:tc>
@@ -24880,7 +25340,7 @@
                 <w:color w:val="1C3A36"/>
                 <w:sz w:val="14"/>
               </w:rPr>
-              <w:t>574,875</w:t>
+              <w:t>0.1, 0.085, 0.075, 0.07, 0.07</w:t>
             </w:r>
           </w:p>
         </w:tc>
@@ -24898,7 +25358,7 @@
                 <w:color w:val="1C3A36"/>
                 <w:sz w:val="14"/>
               </w:rPr>
-              <w:t>tonnes/year</w:t>
+              <w:t>ratio</w:t>
             </w:r>
           </w:p>
         </w:tc>
@@ -24934,7 +25394,7 @@
                 <w:color w:val="1C3A36"/>
                 <w:sz w:val="14"/>
               </w:rPr>
-              <w:t>Constructed: 1,575 t/day contractual plate times 365 days</w:t>
+              <w:t>Domestic inflation converging from the June 2026 print on the central bank's target.</w:t>
             </w:r>
           </w:p>
         </w:tc>
@@ -24954,7 +25414,7 @@
                 <w:color w:val="1C3A36"/>
                 <w:sz w:val="14"/>
               </w:rPr>
-              <w:t>dimson_sum_beta</w:t>
+              <w:t>design_urea_tpy</w:t>
             </w:r>
           </w:p>
         </w:tc>
@@ -24972,7 +25432,7 @@
                 <w:color w:val="1C3A36"/>
                 <w:sz w:val="14"/>
               </w:rPr>
-              <w:t>0.8276</w:t>
+              <w:t>574,875</w:t>
             </w:r>
           </w:p>
         </w:tc>
@@ -24990,7 +25450,7 @@
                 <w:color w:val="1C3A36"/>
                 <w:sz w:val="14"/>
               </w:rPr>
-              <w:t>ratio</w:t>
+              <w:t>tonnes/year</w:t>
             </w:r>
           </w:p>
         </w:tc>
@@ -25026,7 +25486,7 @@
                 <w:color w:val="1C3A36"/>
                 <w:sz w:val="14"/>
               </w:rPr>
-              <w:t>Dimson sum-beta over one lead, the contemporaneous term and two lags of the same weekly regression — the thin-trading correction, carried as the beta alternative</w:t>
+              <w:t>Constructed: 1,575 t/day contractual plate times 365 days</w:t>
             </w:r>
           </w:p>
         </w:tc>
@@ -25046,7 +25506,7 @@
                 <w:color w:val="1C3A36"/>
                 <w:sz w:val="14"/>
               </w:rPr>
-              <w:t>dio</w:t>
+              <w:t>dimson_sum_beta</w:t>
             </w:r>
           </w:p>
         </w:tc>
@@ -25064,7 +25524,7 @@
                 <w:color w:val="1C3A36"/>
                 <w:sz w:val="14"/>
               </w:rPr>
-              <w:t>165.2475</w:t>
+              <w:t>0.8276</w:t>
             </w:r>
           </w:p>
         </w:tc>
@@ -25082,7 +25542,7 @@
                 <w:color w:val="1C3A36"/>
                 <w:sz w:val="14"/>
               </w:rPr>
-              <w:t>days</w:t>
+              <w:t>ratio</w:t>
             </w:r>
           </w:p>
         </w:tc>
@@ -25118,7 +25578,7 @@
                 <w:color w:val="1C3A36"/>
                 <w:sz w:val="14"/>
               </w:rPr>
-              <w:t>Constructed: FY2024/25 inventory over cost of sales</w:t>
+              <w:t>Dimson sum-beta over one lead, the contemporaneous term and two lags of the same weekly regression — the thin-trading correction, carried as the beta alternative</w:t>
             </w:r>
           </w:p>
         </w:tc>
@@ -25138,7 +25598,7 @@
                 <w:color w:val="1C3A36"/>
                 <w:sz w:val="14"/>
               </w:rPr>
-              <w:t>dpo</w:t>
+              <w:t>dio</w:t>
             </w:r>
           </w:p>
         </w:tc>
@@ -25156,7 +25616,7 @@
                 <w:color w:val="1C3A36"/>
                 <w:sz w:val="14"/>
               </w:rPr>
-              <w:t>83.1716</w:t>
+              <w:t>165.2475</w:t>
             </w:r>
           </w:p>
         </w:tc>
@@ -25210,7 +25670,7 @@
                 <w:color w:val="1C3A36"/>
                 <w:sz w:val="14"/>
               </w:rPr>
-              <w:t>Constructed: FY2024/25 payables over cost of sales</w:t>
+              <w:t>Constructed: FY2024/25 inventory over cost of sales</w:t>
             </w:r>
           </w:p>
         </w:tc>
@@ -25230,7 +25690,7 @@
                 <w:color w:val="1C3A36"/>
                 <w:sz w:val="14"/>
               </w:rPr>
-              <w:t>dso</w:t>
+              <w:t>dpo</w:t>
             </w:r>
           </w:p>
         </w:tc>
@@ -25248,7 +25708,7 @@
                 <w:color w:val="1C3A36"/>
                 <w:sz w:val="14"/>
               </w:rPr>
-              <w:t>26.7747</w:t>
+              <w:t>83.1716</w:t>
             </w:r>
           </w:p>
         </w:tc>
@@ -25302,7 +25762,7 @@
                 <w:color w:val="1C3A36"/>
                 <w:sz w:val="14"/>
               </w:rPr>
-              <w:t>Constructed: FY2024/25 receivables over revenue</w:t>
+              <w:t>Constructed: FY2024/25 payables over cost of sales</w:t>
             </w:r>
           </w:p>
         </w:tc>
@@ -25322,7 +25782,7 @@
                 <w:color w:val="1C3A36"/>
                 <w:sz w:val="14"/>
               </w:rPr>
-              <w:t>expected_depreciation</w:t>
+              <w:t>dso</w:t>
             </w:r>
           </w:p>
         </w:tc>
@@ -25340,7 +25800,7 @@
                 <w:color w:val="1C3A36"/>
                 <w:sz w:val="14"/>
               </w:rPr>
-              <w:t>0.045</w:t>
+              <w:t>26.7747</w:t>
             </w:r>
           </w:p>
         </w:tc>
@@ -25358,7 +25818,7 @@
                 <w:color w:val="1C3A36"/>
                 <w:sz w:val="14"/>
               </w:rPr>
-              <w:t>ratio</w:t>
+              <w:t>days</w:t>
             </w:r>
           </w:p>
         </w:tc>
@@ -25394,7 +25854,7 @@
                 <w:color w:val="1C3A36"/>
                 <w:sz w:val="14"/>
               </w:rPr>
-              <w:t>Constructed: the central bank's 7% inflation target against about 2.4% in the United States. The SAME wedge drives the currency path in the revenue build, so the two cannot diverge.</w:t>
+              <w:t>Constructed: FY2024/25 receivables over revenue</w:t>
             </w:r>
           </w:p>
         </w:tc>
@@ -25414,7 +25874,7 @@
                 <w:color w:val="1C3A36"/>
                 <w:sz w:val="14"/>
               </w:rPr>
-              <w:t>export_tonnes_FY2425</w:t>
+              <w:t>expected_depreciation</w:t>
             </w:r>
           </w:p>
         </w:tc>
@@ -25432,7 +25892,7 @@
                 <w:color w:val="1C3A36"/>
                 <w:sz w:val="14"/>
               </w:rPr>
-              <w:t>350,318</w:t>
+              <w:t>0.045</w:t>
             </w:r>
           </w:p>
         </w:tc>
@@ -25450,7 +25910,7 @@
                 <w:color w:val="1C3A36"/>
                 <w:sz w:val="14"/>
               </w:rPr>
-              <w:t>tonnes</w:t>
+              <w:t>ratio</w:t>
             </w:r>
           </w:p>
         </w:tc>
@@ -25486,7 +25946,7 @@
                 <w:color w:val="1C3A36"/>
                 <w:sz w:val="14"/>
               </w:rPr>
-              <w:t>Constructed: note 20 export revenue divided by the auditor's disclosed average export price of US$385/t at an average rate of 49.0 — reconciles to 350.3kt</w:t>
+              <w:t>Constructed: the central bank's 7% inflation target against about 2.4% in the United States. The SAME wedge drives the currency path in the revenue build, so the two cannot diverge.</w:t>
             </w:r>
           </w:p>
         </w:tc>
@@ -25506,7 +25966,7 @@
                 <w:color w:val="1C3A36"/>
                 <w:sz w:val="14"/>
               </w:rPr>
-              <w:t>export_usd_FY2526E</w:t>
+              <w:t>export_tonnes_FY2425</w:t>
             </w:r>
           </w:p>
         </w:tc>
@@ -25524,7 +25984,7 @@
                 <w:color w:val="1C3A36"/>
                 <w:sz w:val="14"/>
               </w:rPr>
-              <w:t>505</w:t>
+              <w:t>350,318</w:t>
             </w:r>
           </w:p>
         </w:tc>
@@ -25542,7 +26002,7 @@
                 <w:color w:val="1C3A36"/>
                 <w:sz w:val="14"/>
               </w:rPr>
-              <w:t>US$/t</w:t>
+              <w:t>tonnes</w:t>
             </w:r>
           </w:p>
         </w:tc>
@@ -25578,7 +26038,7 @@
                 <w:color w:val="1C3A36"/>
                 <w:sz w:val="14"/>
               </w:rPr>
-              <w:t>Constructed for the FY2025/26 bridge year: Study-year export price: the auditor's disclosed first-quarter increase of 43% on the FY2024/25 realised price, moderated toward the forward curve, from the nine-month reviewed accounts and the disclosed quarterly detail</w:t>
+              <w:t>Constructed: note 20 export revenue divided by the auditor's disclosed average export price of US$385/t at an average rate of 49.0 — reconciles to 350.3kt</w:t>
             </w:r>
           </w:p>
         </w:tc>
@@ -25598,7 +26058,7 @@
                 <w:color w:val="1C3A36"/>
                 <w:sz w:val="14"/>
               </w:rPr>
-              <w:t>export_usd_path</w:t>
+              <w:t>export_usd_FY2526E</w:t>
             </w:r>
           </w:p>
         </w:tc>
@@ -25616,7 +26076,7 @@
                 <w:color w:val="1C3A36"/>
                 <w:sz w:val="14"/>
               </w:rPr>
-              <w:t>530, 500, 470, 450, 440</w:t>
+              <w:t>505</w:t>
             </w:r>
           </w:p>
         </w:tc>
@@ -25670,7 +26130,7 @@
                 <w:color w:val="1C3A36"/>
                 <w:sz w:val="14"/>
               </w:rPr>
-              <w:t>Export price path, mean-reverting from the August 2026 quote toward the cash cost of the marginal gas-based producer.</w:t>
+              <w:t>Constructed for the FY2025/26 bridge year: Study-year export price: the auditor's disclosed first-quarter increase of 43% on the FY2024/25 realised price, moderated toward the forward curve, from the nine-month reviewed accounts and the disclosed quarterly detail</w:t>
             </w:r>
           </w:p>
         </w:tc>
@@ -25690,7 +26150,7 @@
                 <w:color w:val="1C3A36"/>
                 <w:sz w:val="14"/>
               </w:rPr>
-              <w:t>export_usd_path_bull</w:t>
+              <w:t>export_usd_path</w:t>
             </w:r>
           </w:p>
         </w:tc>
@@ -25708,7 +26168,7 @@
                 <w:color w:val="1C3A36"/>
                 <w:sz w:val="14"/>
               </w:rPr>
-              <w:t>560, 545, 530, 520, 515</w:t>
+              <w:t>530, 500, 470, 450, 440</w:t>
             </w:r>
           </w:p>
         </w:tc>
@@ -25762,7 +26222,7 @@
                 <w:color w:val="1C3A36"/>
                 <w:sz w:val="14"/>
               </w:rPr>
-              <w:t>Upside export price path: urea holds nearer the August 2026 quote.</w:t>
+              <w:t>Export price path, mean-reverting from the August 2026 quote toward the cash cost of the marginal gas-based producer.</w:t>
             </w:r>
           </w:p>
         </w:tc>
@@ -25782,7 +26242,7 @@
                 <w:color w:val="1C3A36"/>
                 <w:sz w:val="14"/>
               </w:rPr>
-              <w:t>g_terminal</w:t>
+              <w:t>export_usd_path_bull</w:t>
             </w:r>
           </w:p>
         </w:tc>
@@ -25800,7 +26260,7 @@
                 <w:color w:val="1C3A36"/>
                 <w:sz w:val="14"/>
               </w:rPr>
-              <w:t>0.07</w:t>
+              <w:t>560, 545, 530, 520, 515</w:t>
             </w:r>
           </w:p>
         </w:tc>
@@ -25818,7 +26278,7 @@
                 <w:color w:val="1C3A36"/>
                 <w:sz w:val="14"/>
               </w:rPr>
-              <w:t>ratio</w:t>
+              <w:t>US$/t</w:t>
             </w:r>
           </w:p>
         </w:tc>
@@ -25854,7 +26314,7 @@
                 <w:color w:val="1C3A36"/>
                 <w:sz w:val="14"/>
               </w:rPr>
-              <w:t>Terminal growth set at the central bank's medium-term inflation target: nominal maintenance growth, no real growth assumed</w:t>
+              <w:t>Upside export price path: urea holds nearer the August 2026 quote.</w:t>
             </w:r>
           </w:p>
         </w:tc>
@@ -25874,7 +26334,7 @@
                 <w:color w:val="1C3A36"/>
                 <w:sz w:val="14"/>
               </w:rPr>
-              <w:t>g_terminal_alt</w:t>
+              <w:t>g_terminal</w:t>
             </w:r>
           </w:p>
         </w:tc>
@@ -25892,7 +26352,7 @@
                 <w:color w:val="1C3A36"/>
                 <w:sz w:val="14"/>
               </w:rPr>
-              <w:t>0.05</w:t>
+              <w:t>0.07</w:t>
             </w:r>
           </w:p>
         </w:tc>
@@ -25946,7 +26406,7 @@
                 <w:color w:val="1C3A36"/>
                 <w:sz w:val="14"/>
               </w:rPr>
-              <w:t>The alternative terminal growth rate: two points below the inflation target, which is negative real maintenance growth</w:t>
+              <w:t>Terminal growth set at the central bank's medium-term inflation target: nominal maintenance growth, no real growth assumed</w:t>
             </w:r>
           </w:p>
         </w:tc>
@@ -25966,7 +26426,7 @@
                 <w:color w:val="1C3A36"/>
                 <w:sz w:val="14"/>
               </w:rPr>
-              <w:t>gas_m3_per_t_ammonia_modelled</w:t>
+              <w:t>g_terminal_alt</w:t>
             </w:r>
           </w:p>
         </w:tc>
@@ -25984,7 +26444,7 @@
                 <w:color w:val="1C3A36"/>
                 <w:sz w:val="14"/>
               </w:rPr>
-              <w:t>1,292</w:t>
+              <w:t>0.05</w:t>
             </w:r>
           </w:p>
         </w:tc>
@@ -26002,7 +26462,7 @@
                 <w:color w:val="1C3A36"/>
                 <w:sz w:val="14"/>
               </w:rPr>
-              <w:t>m3/t</w:t>
+              <w:t>ratio</w:t>
             </w:r>
           </w:p>
         </w:tc>
@@ -26038,7 +26498,7 @@
                 <w:color w:val="1C3A36"/>
                 <w:sz w:val="14"/>
               </w:rPr>
-              <w:t>Constructed and FLAGGED: implied by setting gas at three quarters of the single disclosed materials line; inside the auditor's own disclosed 1,025-1,771 range</w:t>
+              <w:t>The alternative terminal growth rate: two points below the inflation target, which is negative real maintenance growth</w:t>
             </w:r>
           </w:p>
         </w:tc>
@@ -26058,7 +26518,7 @@
                 <w:color w:val="1C3A36"/>
                 <w:sz w:val="14"/>
               </w:rPr>
-              <w:t>gas_realised_usd_mmbtu</w:t>
+              <w:t>gas_m3_per_t_ammonia_modelled</w:t>
             </w:r>
           </w:p>
         </w:tc>
@@ -26076,7 +26536,7 @@
                 <w:color w:val="1C3A36"/>
                 <w:sz w:val="14"/>
               </w:rPr>
-              <w:t>4.68</w:t>
+              <w:t>1,292</w:t>
             </w:r>
           </w:p>
         </w:tc>
@@ -26094,7 +26554,7 @@
                 <w:color w:val="1C3A36"/>
                 <w:sz w:val="14"/>
               </w:rPr>
-              <w:t>US$/mmBtu</w:t>
+              <w:t>m3/t</w:t>
             </w:r>
           </w:p>
         </w:tc>
@@ -26130,7 +26590,7 @@
                 <w:color w:val="1C3A36"/>
                 <w:sz w:val="14"/>
               </w:rPr>
-              <w:t>Constructed: the company's own Q1 disclosure values 31,313,235 m3 of lost gas at EGP 251m, or EGP 8.016/m3, which converts to about US$4.68/mmBtu at the prevailing rate — below the US$5.75 contract price, which the study carries as its downside case</w:t>
+              <w:t>Constructed and FLAGGED: implied by setting gas at three quarters of the single disclosed materials line; inside the auditor's own disclosed 1,025-1,771 range</w:t>
             </w:r>
           </w:p>
         </w:tc>
@@ -26150,7 +26610,7 @@
                 <w:color w:val="1C3A36"/>
                 <w:sz w:val="14"/>
               </w:rPr>
-              <w:t>gas_share_of_materials</w:t>
+              <w:t>gas_realised_usd_mmbtu</w:t>
             </w:r>
           </w:p>
         </w:tc>
@@ -26168,7 +26628,7 @@
                 <w:color w:val="1C3A36"/>
                 <w:sz w:val="14"/>
               </w:rPr>
-              <w:t>0.75</w:t>
+              <w:t>4.68</w:t>
             </w:r>
           </w:p>
         </w:tc>
@@ -26186,7 +26646,7 @@
                 <w:color w:val="1C3A36"/>
                 <w:sz w:val="14"/>
               </w:rPr>
-              <w:t>ratio</w:t>
+              <w:t>US$/mmBtu</w:t>
             </w:r>
           </w:p>
         </w:tc>
@@ -26222,7 +26682,7 @@
                 <w:color w:val="1C3A36"/>
                 <w:sz w:val="14"/>
               </w:rPr>
-              <w:t>Constructed and FLAGGED: the statements give a single materials line and do not split gas from the rest. Gas is set at three quarters of that line, which implies 1,292 m3 per tonne of ammonia — inside the auditor's own disclosed 1,025 to 1,771 range. This is the largest modelled allocation in the study.</w:t>
+              <w:t>Constructed: the company's own Q1 disclosure values 31,313,235 m3 of lost gas at EGP 251m, or EGP 8.016/m3, which converts to about US$4.68/mmBtu at the prevailing rate — below the US$5.75 contract price, which the study carries as its downside case</w:t>
             </w:r>
           </w:p>
         </w:tc>
@@ -26242,7 +26702,7 @@
                 <w:color w:val="1C3A36"/>
                 <w:sz w:val="14"/>
               </w:rPr>
-              <w:t>kd_local</w:t>
+              <w:t>gas_share_of_materials</w:t>
             </w:r>
           </w:p>
         </w:tc>
@@ -26260,7 +26720,7 @@
                 <w:color w:val="1C3A36"/>
                 <w:sz w:val="14"/>
               </w:rPr>
-              <w:t>0.194</w:t>
+              <w:t>0.75</w:t>
             </w:r>
           </w:p>
         </w:tc>
@@ -26314,7 +26774,7 @@
                 <w:color w:val="1C3A36"/>
                 <w:sz w:val="14"/>
               </w:rPr>
-              <w:t>Constructed: EGP 96,896,001 of interest on the EGP 500,000,000 holding-company facility drawn in FY2024/25 — the company's own latest local borrowing</w:t>
+              <w:t>Constructed and FLAGGED: the statements give a single materials line and do not split gas from the rest. Gas is set at three quarters of that line, which implies 1,292 m3 per tonne of ammonia — inside the auditor's own disclosed 1,025 to 1,771 range. This is the largest modelled allocation in the study.</w:t>
             </w:r>
           </w:p>
         </w:tc>
@@ -26334,7 +26794,7 @@
                 <w:color w:val="1C3A36"/>
                 <w:sz w:val="14"/>
               </w:rPr>
-              <w:t>kd_usd_lt</w:t>
+              <w:t>kd_local</w:t>
             </w:r>
           </w:p>
         </w:tc>
@@ -26352,7 +26812,7 @@
                 <w:color w:val="1C3A36"/>
                 <w:sz w:val="14"/>
               </w:rPr>
-              <w:t>0.09</w:t>
+              <w:t>0.194</w:t>
             </w:r>
           </w:p>
         </w:tc>
@@ -26406,7 +26866,7 @@
                 <w:color w:val="1C3A36"/>
                 <w:sz w:val="14"/>
               </w:rPr>
-              <w:t>Long-run corporate dollar cost of debt</w:t>
+              <w:t>Constructed: EGP 96,896,001 of interest on the EGP 500,000,000 holding-company facility drawn in FY2024/25 — the company's own latest local borrowing</w:t>
             </w:r>
           </w:p>
         </w:tc>
@@ -26426,7 +26886,7 @@
                 <w:color w:val="1C3A36"/>
                 <w:sz w:val="14"/>
               </w:rPr>
-              <w:t>kd_usd_nominal</w:t>
+              <w:t>kd_usd_lt</w:t>
             </w:r>
           </w:p>
         </w:tc>
@@ -26444,7 +26904,7 @@
                 <w:color w:val="1C3A36"/>
                 <w:sz w:val="14"/>
               </w:rPr>
-              <w:t>0.117</w:t>
+              <w:t>0.09</w:t>
             </w:r>
           </w:p>
         </w:tc>
@@ -26498,7 +26958,7 @@
                 <w:color w:val="1C3A36"/>
                 <w:sz w:val="14"/>
               </w:rPr>
-              <w:t>Constructed: EGP 1,338.0m of FY2024/25 interest on a mean dollar balance of about US$233m</w:t>
+              <w:t>Long-run corporate dollar cost of debt</w:t>
             </w:r>
           </w:p>
         </w:tc>
@@ -26518,7 +26978,7 @@
                 <w:color w:val="1C3A36"/>
                 <w:sz w:val="14"/>
               </w:rPr>
-              <w:t>local_free_p_FY2526E</w:t>
+              <w:t>kd_usd_nominal</w:t>
             </w:r>
           </w:p>
         </w:tc>
@@ -26536,7 +26996,7 @@
                 <w:color w:val="1C3A36"/>
                 <w:sz w:val="14"/>
               </w:rPr>
-              <w:t>22,000</w:t>
+              <w:t>0.117</w:t>
             </w:r>
           </w:p>
         </w:tc>
@@ -26554,7 +27014,7 @@
                 <w:color w:val="1C3A36"/>
                 <w:sz w:val="14"/>
               </w:rPr>
-              <w:t>EGP/t</w:t>
+              <w:t>ratio</w:t>
             </w:r>
           </w:p>
         </w:tc>
@@ -26590,7 +27050,7 @@
                 <w:color w:val="1C3A36"/>
                 <w:sz w:val="14"/>
               </w:rPr>
-              <w:t>Constructed for the FY2025/26 bridge year: Free-market price for the study year, from the nine-month reviewed accounts and the disclosed quarterly detail</w:t>
+              <w:t>Constructed: EGP 1,338.0m of FY2024/25 interest on a mean dollar balance of about US$233m</w:t>
             </w:r>
           </w:p>
         </w:tc>
@@ -26610,7 +27070,7 @@
                 <w:color w:val="1C3A36"/>
                 <w:sz w:val="14"/>
               </w:rPr>
-              <w:t>local_free_parity</w:t>
+              <w:t>local_free_p_FY2526E</w:t>
             </w:r>
           </w:p>
         </w:tc>
@@ -26628,7 +27088,7 @@
                 <w:color w:val="1C3A36"/>
                 <w:sz w:val="14"/>
               </w:rPr>
-              <w:t>0.9</w:t>
+              <w:t>22,000</w:t>
             </w:r>
           </w:p>
         </w:tc>
@@ -26646,7 +27106,7 @@
                 <w:color w:val="1C3A36"/>
                 <w:sz w:val="14"/>
               </w:rPr>
-              <w:t>ratio</w:t>
+              <w:t>EGP/t</w:t>
             </w:r>
           </w:p>
         </w:tc>
@@ -26682,7 +27142,7 @@
                 <w:color w:val="1C3A36"/>
                 <w:sz w:val="14"/>
               </w:rPr>
-              <w:t>Local free-market urea clears at about 90% of export parity, implied by the FY2024/25 note-20 local revenue net of the subsidised and nitrate legs</w:t>
+              <w:t>Constructed for the FY2025/26 bridge year: Free-market price for the study year, from the nine-month reviewed accounts and the disclosed quarterly detail</w:t>
             </w:r>
           </w:p>
         </w:tc>
@@ -26702,7 +27162,7 @@
                 <w:color w:val="1C3A36"/>
                 <w:sz w:val="14"/>
               </w:rPr>
-              <w:t>local_free_path</w:t>
+              <w:t>local_free_parity</w:t>
             </w:r>
           </w:p>
         </w:tc>
@@ -26720,7 +27180,7 @@
                 <w:color w:val="1C3A36"/>
                 <w:sz w:val="14"/>
               </w:rPr>
-              <w:t>4e+04, 4.1e+04, 4.2e+04, 4.3e+04, 4.4e+04</w:t>
+              <w:t>0.9</w:t>
             </w:r>
           </w:p>
         </w:tc>
@@ -26738,7 +27198,7 @@
                 <w:color w:val="1C3A36"/>
                 <w:sz w:val="14"/>
               </w:rPr>
-              <w:t>tonnes</w:t>
+              <w:t>ratio</w:t>
             </w:r>
           </w:p>
         </w:tc>
@@ -26774,7 +27234,7 @@
                 <w:color w:val="1C3A36"/>
                 <w:sz w:val="14"/>
               </w:rPr>
-              <w:t>Local free-market volume path from the 37.1kt implied for FY2024/25.</w:t>
+              <w:t>Local free-market urea clears at about 90% of export parity, implied by the FY2024/25 note-20 local revenue net of the subsidised and nitrate legs</w:t>
             </w:r>
           </w:p>
         </w:tc>
@@ -26794,7 +27254,7 @@
                 <w:color w:val="1C3A36"/>
                 <w:sz w:val="14"/>
               </w:rPr>
-              <w:t>local_free_price_FY2425</w:t>
+              <w:t>local_free_path</w:t>
             </w:r>
           </w:p>
         </w:tc>
@@ -26812,7 +27272,7 @@
                 <w:color w:val="1C3A36"/>
                 <w:sz w:val="14"/>
               </w:rPr>
-              <w:t>18,485</w:t>
+              <w:t>4e+04, 4.1e+04, 4.2e+04, 4.3e+04, 4.4e+04</w:t>
             </w:r>
           </w:p>
         </w:tc>
@@ -26830,7 +27290,7 @@
                 <w:color w:val="1C3A36"/>
                 <w:sz w:val="14"/>
               </w:rPr>
-              <w:t>EGP/t</w:t>
+              <w:t>tonnes</w:t>
             </w:r>
           </w:p>
         </w:tc>
@@ -26866,7 +27326,7 @@
                 <w:color w:val="1C3A36"/>
                 <w:sz w:val="14"/>
               </w:rPr>
-              <w:t>Constructed: export parity at the FY2024/25 realised price and rate, times the 90% local clearing ratio</w:t>
+              <w:t>Local free-market volume path from the 37.1kt implied for FY2024/25.</w:t>
             </w:r>
           </w:p>
         </w:tc>
@@ -26886,7 +27346,7 @@
                 <w:color w:val="1C3A36"/>
                 <w:sz w:val="14"/>
               </w:rPr>
-              <w:t>local_free_t_FY2526E</w:t>
+              <w:t>local_free_price_FY2425</w:t>
             </w:r>
           </w:p>
         </w:tc>
@@ -26904,7 +27364,7 @@
                 <w:color w:val="1C3A36"/>
                 <w:sz w:val="14"/>
               </w:rPr>
-              <w:t>40,000</w:t>
+              <w:t>18,485</w:t>
             </w:r>
           </w:p>
         </w:tc>
@@ -26922,7 +27382,7 @@
                 <w:color w:val="1C3A36"/>
                 <w:sz w:val="14"/>
               </w:rPr>
-              <w:t>tonnes</w:t>
+              <w:t>EGP/t</w:t>
             </w:r>
           </w:p>
         </w:tc>
@@ -26958,7 +27418,7 @@
                 <w:color w:val="1C3A36"/>
                 <w:sz w:val="14"/>
               </w:rPr>
-              <w:t>Constructed for the FY2025/26 bridge year: Free-market volume for the study year, from the nine-month reviewed accounts and the disclosed quarterly detail</w:t>
+              <w:t>Constructed: export parity at the FY2024/25 realised price and rate, times the 90% local clearing ratio</w:t>
             </w:r>
           </w:p>
         </w:tc>
@@ -26978,7 +27438,7 @@
                 <w:color w:val="1C3A36"/>
                 <w:sz w:val="14"/>
               </w:rPr>
-              <w:t>local_free_tonnes_FY2425</w:t>
+              <w:t>local_free_t_FY2526E</w:t>
             </w:r>
           </w:p>
         </w:tc>
@@ -26996,7 +27456,7 @@
                 <w:color w:val="1C3A36"/>
                 <w:sz w:val="14"/>
               </w:rPr>
-              <w:t>37,085</w:t>
+              <w:t>40,000</w:t>
             </w:r>
           </w:p>
         </w:tc>
@@ -27050,7 +27510,7 @@
                 <w:color w:val="1C3A36"/>
                 <w:sz w:val="14"/>
               </w:rPr>
-              <w:t>Constructed: note 20 local revenue less the subsidised leg, divided by the implied free-market price</w:t>
+              <w:t>Constructed for the FY2025/26 bridge year: Free-market volume for the study year, from the nine-month reviewed accounts and the disclosed quarterly detail</w:t>
             </w:r>
           </w:p>
         </w:tc>
@@ -27070,6 +27530,98 @@
                 <w:color w:val="1C3A36"/>
                 <w:sz w:val="14"/>
               </w:rPr>
+              <w:t>local_free_tonnes_FY2425</w:t>
+            </w:r>
+          </w:p>
+        </w:tc>
+        <w:tc>
+          <w:tcPr>
+            <w:tcW w:type="dxa" w:w="1944"/>
+          </w:tcPr>
+          <w:p>
+            <w:pPr>
+              <w:spacing w:after="20"/>
+              <w:jc w:val="left"/>
+            </w:pPr>
+            <w:r>
+              <w:rPr>
+                <w:color w:val="1C3A36"/>
+                <w:sz w:val="14"/>
+              </w:rPr>
+              <w:t>37,085</w:t>
+            </w:r>
+          </w:p>
+        </w:tc>
+        <w:tc>
+          <w:tcPr>
+            <w:tcW w:type="dxa" w:w="1224"/>
+          </w:tcPr>
+          <w:p>
+            <w:pPr>
+              <w:spacing w:after="20"/>
+              <w:jc w:val="left"/>
+            </w:pPr>
+            <w:r>
+              <w:rPr>
+                <w:color w:val="1C3A36"/>
+                <w:sz w:val="14"/>
+              </w:rPr>
+              <w:t>tonnes</w:t>
+            </w:r>
+          </w:p>
+        </w:tc>
+        <w:tc>
+          <w:tcPr>
+            <w:tcW w:type="dxa" w:w="1152"/>
+          </w:tcPr>
+          <w:p>
+            <w:pPr>
+              <w:spacing w:after="20"/>
+              <w:jc w:val="left"/>
+            </w:pPr>
+            <w:r>
+              <w:rPr>
+                <w:color w:val="1C3A36"/>
+                <w:sz w:val="14"/>
+              </w:rPr>
+              <w:t>2026-08-08</w:t>
+            </w:r>
+          </w:p>
+        </w:tc>
+        <w:tc>
+          <w:tcPr>
+            <w:tcW w:type="dxa" w:w="7344"/>
+          </w:tcPr>
+          <w:p>
+            <w:pPr>
+              <w:spacing w:after="20"/>
+              <w:jc w:val="left"/>
+            </w:pPr>
+            <w:r>
+              <w:rPr>
+                <w:color w:val="1C3A36"/>
+                <w:sz w:val="14"/>
+              </w:rPr>
+              <w:t>Constructed: note 20 local revenue less the subsidised leg, divided by the implied free-market price</w:t>
+            </w:r>
+          </w:p>
+        </w:tc>
+      </w:tr>
+      <w:tr>
+        <w:tc>
+          <w:tcPr>
+            <w:tcW w:type="dxa" w:w="2448"/>
+          </w:tcPr>
+          <w:p>
+            <w:pPr>
+              <w:spacing w:after="20"/>
+              <w:jc w:val="left"/>
+            </w:pPr>
+            <w:r>
+              <w:rPr>
+                <w:color w:val="1C3A36"/>
+                <w:sz w:val="14"/>
+              </w:rPr>
               <w:t>maint_capex_pct</w:t>
             </w:r>
           </w:p>
@@ -27088,7 +27640,7 @@
                 <w:color w:val="1C3A36"/>
                 <w:sz w:val="14"/>
               </w:rPr>
-              <w:t>0.03</w:t>
+              <w:t>0.0112</w:t>
             </w:r>
           </w:p>
         </w:tc>
@@ -27124,7 +27676,7 @@
                 <w:color w:val="1C3A36"/>
                 <w:sz w:val="14"/>
               </w:rPr>
-              <w:t>2026-08-08</w:t>
+              <w:t>2026-08-09</w:t>
             </w:r>
           </w:p>
         </w:tc>
@@ -27142,7 +27694,191 @@
                 <w:color w:val="1C3A36"/>
                 <w:sz w:val="14"/>
               </w:rPr>
-              <w:t>Maintenance capital expenditure as a share of revenue. The pre-project observed run of EGP 42.5-81m was abnormally low on a newly built plant; 3.0% is the mature-plant standard. No guidance exists, so this is sensitised.</w:t>
+              <w:t>Maintenance capital expenditure as a share of revenue, RE-ANCHORED 9 August 2026 on the company's OWN pre-project cash-flow statements: EGP 123.3m spent across FY2021/22 and FY2022/23 on EGP 11,052.9m of revenue. The first issue of this study used a 3.0% mature-plant standard instead, which is 2.7 times what this company has ever spent to keep its plant running, and which no disclosure supports. The replacement-rate framing (gross fixed assets at the disclosed 3.95% machinery rate, 6.11% of revenue) is carried as the published alternative and as the downside case.</w:t>
+            </w:r>
+          </w:p>
+        </w:tc>
+      </w:tr>
+      <w:tr>
+        <w:tc>
+          <w:tcPr>
+            <w:tcW w:type="dxa" w:w="2448"/>
+          </w:tcPr>
+          <w:p>
+            <w:pPr>
+              <w:spacing w:after="20"/>
+              <w:jc w:val="left"/>
+            </w:pPr>
+            <w:r>
+              <w:rPr>
+                <w:color w:val="1C3A36"/>
+                <w:sz w:val="14"/>
+              </w:rPr>
+              <w:t>maint_capex_pct_observed</w:t>
+            </w:r>
+          </w:p>
+        </w:tc>
+        <w:tc>
+          <w:tcPr>
+            <w:tcW w:type="dxa" w:w="1944"/>
+          </w:tcPr>
+          <w:p>
+            <w:pPr>
+              <w:spacing w:after="20"/>
+              <w:jc w:val="left"/>
+            </w:pPr>
+            <w:r>
+              <w:rPr>
+                <w:color w:val="1C3A36"/>
+                <w:sz w:val="14"/>
+              </w:rPr>
+              <w:t>0.0112</w:t>
+            </w:r>
+          </w:p>
+        </w:tc>
+        <w:tc>
+          <w:tcPr>
+            <w:tcW w:type="dxa" w:w="1224"/>
+          </w:tcPr>
+          <w:p>
+            <w:pPr>
+              <w:spacing w:after="20"/>
+              <w:jc w:val="left"/>
+            </w:pPr>
+            <w:r>
+              <w:rPr>
+                <w:color w:val="1C3A36"/>
+                <w:sz w:val="14"/>
+              </w:rPr>
+              <w:t>ratio</w:t>
+            </w:r>
+          </w:p>
+        </w:tc>
+        <w:tc>
+          <w:tcPr>
+            <w:tcW w:type="dxa" w:w="1152"/>
+          </w:tcPr>
+          <w:p>
+            <w:pPr>
+              <w:spacing w:after="20"/>
+              <w:jc w:val="left"/>
+            </w:pPr>
+            <w:r>
+              <w:rPr>
+                <w:color w:val="1C3A36"/>
+                <w:sz w:val="14"/>
+              </w:rPr>
+              <w:t>2026-08-09</w:t>
+            </w:r>
+          </w:p>
+        </w:tc>
+        <w:tc>
+          <w:tcPr>
+            <w:tcW w:type="dxa" w:w="7344"/>
+          </w:tcPr>
+          <w:p>
+            <w:pPr>
+              <w:spacing w:after="20"/>
+              <w:jc w:val="left"/>
+            </w:pPr>
+            <w:r>
+              <w:rPr>
+                <w:color w:val="1C3A36"/>
+                <w:sz w:val="14"/>
+              </w:rPr>
+              <w:t>Constructed: the two clean PRE-PROJECT years pooled — EGP 123.3m of capital expenditure on EGP 11,052.9m of revenue. This is what the plant costs to keep running when it is not building anything, from the company's own cash-flow statements.</w:t>
+            </w:r>
+          </w:p>
+        </w:tc>
+      </w:tr>
+      <w:tr>
+        <w:tc>
+          <w:tcPr>
+            <w:tcW w:type="dxa" w:w="2448"/>
+          </w:tcPr>
+          <w:p>
+            <w:pPr>
+              <w:spacing w:after="20"/>
+              <w:jc w:val="left"/>
+            </w:pPr>
+            <w:r>
+              <w:rPr>
+                <w:color w:val="1C3A36"/>
+                <w:sz w:val="14"/>
+              </w:rPr>
+              <w:t>maint_capex_pct_replacement</w:t>
+            </w:r>
+          </w:p>
+        </w:tc>
+        <w:tc>
+          <w:tcPr>
+            <w:tcW w:type="dxa" w:w="1944"/>
+          </w:tcPr>
+          <w:p>
+            <w:pPr>
+              <w:spacing w:after="20"/>
+              <w:jc w:val="left"/>
+            </w:pPr>
+            <w:r>
+              <w:rPr>
+                <w:color w:val="1C3A36"/>
+                <w:sz w:val="14"/>
+              </w:rPr>
+              <w:t>0.061</w:t>
+            </w:r>
+          </w:p>
+        </w:tc>
+        <w:tc>
+          <w:tcPr>
+            <w:tcW w:type="dxa" w:w="1224"/>
+          </w:tcPr>
+          <w:p>
+            <w:pPr>
+              <w:spacing w:after="20"/>
+              <w:jc w:val="left"/>
+            </w:pPr>
+            <w:r>
+              <w:rPr>
+                <w:color w:val="1C3A36"/>
+                <w:sz w:val="14"/>
+              </w:rPr>
+              <w:t>ratio</w:t>
+            </w:r>
+          </w:p>
+        </w:tc>
+        <w:tc>
+          <w:tcPr>
+            <w:tcW w:type="dxa" w:w="1152"/>
+          </w:tcPr>
+          <w:p>
+            <w:pPr>
+              <w:spacing w:after="20"/>
+              <w:jc w:val="left"/>
+            </w:pPr>
+            <w:r>
+              <w:rPr>
+                <w:color w:val="1C3A36"/>
+                <w:sz w:val="14"/>
+              </w:rPr>
+              <w:t>2026-08-09</w:t>
+            </w:r>
+          </w:p>
+        </w:tc>
+        <w:tc>
+          <w:tcPr>
+            <w:tcW w:type="dxa" w:w="7344"/>
+          </w:tcPr>
+          <w:p>
+            <w:pPr>
+              <w:spacing w:after="20"/>
+              <w:jc w:val="left"/>
+            </w:pPr>
+            <w:r>
+              <w:rPr>
+                <w:color w:val="1C3A36"/>
+                <w:sz w:val="14"/>
+              </w:rPr>
+              <w:t>Constructed: gross fixed assets at the disclosed 3.95% machinery depreciation rate, over first-forecast-year revenue — replacement-rate maintenance, the upper framing of the same driver</w:t>
             </w:r>
           </w:p>
         </w:tc>
@@ -28914,7 +29650,7 @@
                 <w:color w:val="1C3A36"/>
                 <w:sz w:val="16"/>
               </w:rPr>
-              <w:t>Computed BOTH ways and published side by side rather than averaged, because the two differ by EGP 3.50 a share</w:t>
+              <w:t>Computed BOTH ways and published side by side rather than averaged, because the two differ by EGP 3.28 a share</w:t>
             </w:r>
           </w:p>
         </w:tc>

--- a/engine/egch_study/EGCH_Bibliography_08-08-2026.docx
+++ b/engine/egch_study/EGCH_Bibliography_08-08-2026.docx
@@ -3409,7 +3409,7 @@
           <w:color w:val="1C3A36"/>
           <w:sz w:val="21"/>
         </w:rPr>
-        <w:t>L1 — Primary filing — the company's own statements  (179 inputs)</w:t>
+        <w:t>L1 — Primary filing — the company's own statements  (187 inputs)</w:t>
       </w:r>
     </w:p>
     <w:tbl>
@@ -9059,6 +9059,742 @@
                 <w:sz w:val="14"/>
               </w:rPr>
               <w:t>Interim statements, nine months ended 31 March 2026, limited review dated 20 May 2026, statement of financial position</w:t>
+            </w:r>
+          </w:p>
+        </w:tc>
+      </w:tr>
+      <w:tr>
+        <w:tc>
+          <w:tcPr>
+            <w:tcW w:type="dxa" w:w="2448"/>
+          </w:tcPr>
+          <w:p>
+            <w:pPr>
+              <w:spacing w:after="20"/>
+              <w:jc w:val="left"/>
+            </w:pPr>
+            <w:r>
+              <w:rPr>
+                <w:color w:val="1C3A36"/>
+                <w:sz w:val="14"/>
+              </w:rPr>
+              <w:t>bs_loansext_FY2223</w:t>
+            </w:r>
+          </w:p>
+        </w:tc>
+        <w:tc>
+          <w:tcPr>
+            <w:tcW w:type="dxa" w:w="1944"/>
+          </w:tcPr>
+          <w:p>
+            <w:pPr>
+              <w:spacing w:after="20"/>
+              <w:jc w:val="left"/>
+            </w:pPr>
+            <w:r>
+              <w:rPr>
+                <w:color w:val="1C3A36"/>
+                <w:sz w:val="14"/>
+              </w:rPr>
+              <w:t>0.328</w:t>
+            </w:r>
+          </w:p>
+        </w:tc>
+        <w:tc>
+          <w:tcPr>
+            <w:tcW w:type="dxa" w:w="1224"/>
+          </w:tcPr>
+          <w:p>
+            <w:pPr>
+              <w:spacing w:after="20"/>
+              <w:jc w:val="left"/>
+            </w:pPr>
+            <w:r>
+              <w:rPr>
+                <w:color w:val="1C3A36"/>
+                <w:sz w:val="14"/>
+              </w:rPr>
+              <w:t>EGP m</w:t>
+            </w:r>
+          </w:p>
+        </w:tc>
+        <w:tc>
+          <w:tcPr>
+            <w:tcW w:type="dxa" w:w="1152"/>
+          </w:tcPr>
+          <w:p>
+            <w:pPr>
+              <w:spacing w:after="20"/>
+              <w:jc w:val="left"/>
+            </w:pPr>
+            <w:r>
+              <w:rPr>
+                <w:color w:val="1C3A36"/>
+                <w:sz w:val="14"/>
+              </w:rPr>
+              <w:t>2023-10-08</w:t>
+            </w:r>
+          </w:p>
+        </w:tc>
+        <w:tc>
+          <w:tcPr>
+            <w:tcW w:type="dxa" w:w="7344"/>
+          </w:tcPr>
+          <w:p>
+            <w:pPr>
+              <w:spacing w:after="20"/>
+              <w:jc w:val="left"/>
+            </w:pPr>
+            <w:r>
+              <w:rPr>
+                <w:color w:val="1C3A36"/>
+                <w:sz w:val="14"/>
+              </w:rPr>
+              <w:t>Audited financial statements, year ended 30 June 2023 (Central Auditing Organization with PKF Rashed Badr &amp; Co, report dated 8 October 2023), loans to others</w:t>
+            </w:r>
+          </w:p>
+        </w:tc>
+      </w:tr>
+      <w:tr>
+        <w:tc>
+          <w:tcPr>
+            <w:tcW w:type="dxa" w:w="2448"/>
+          </w:tcPr>
+          <w:p>
+            <w:pPr>
+              <w:spacing w:after="20"/>
+              <w:jc w:val="left"/>
+            </w:pPr>
+            <w:r>
+              <w:rPr>
+                <w:color w:val="1C3A36"/>
+                <w:sz w:val="14"/>
+              </w:rPr>
+              <w:t>bs_loansext_FY2324</w:t>
+            </w:r>
+          </w:p>
+        </w:tc>
+        <w:tc>
+          <w:tcPr>
+            <w:tcW w:type="dxa" w:w="1944"/>
+          </w:tcPr>
+          <w:p>
+            <w:pPr>
+              <w:spacing w:after="20"/>
+              <w:jc w:val="left"/>
+            </w:pPr>
+            <w:r>
+              <w:rPr>
+                <w:color w:val="1C3A36"/>
+                <w:sz w:val="14"/>
+              </w:rPr>
+              <w:t>0.298</w:t>
+            </w:r>
+          </w:p>
+        </w:tc>
+        <w:tc>
+          <w:tcPr>
+            <w:tcW w:type="dxa" w:w="1224"/>
+          </w:tcPr>
+          <w:p>
+            <w:pPr>
+              <w:spacing w:after="20"/>
+              <w:jc w:val="left"/>
+            </w:pPr>
+            <w:r>
+              <w:rPr>
+                <w:color w:val="1C3A36"/>
+                <w:sz w:val="14"/>
+              </w:rPr>
+              <w:t>EGP m</w:t>
+            </w:r>
+          </w:p>
+        </w:tc>
+        <w:tc>
+          <w:tcPr>
+            <w:tcW w:type="dxa" w:w="1152"/>
+          </w:tcPr>
+          <w:p>
+            <w:pPr>
+              <w:spacing w:after="20"/>
+              <w:jc w:val="left"/>
+            </w:pPr>
+            <w:r>
+              <w:rPr>
+                <w:color w:val="1C3A36"/>
+                <w:sz w:val="14"/>
+              </w:rPr>
+              <w:t>2024-10-23</w:t>
+            </w:r>
+          </w:p>
+        </w:tc>
+        <w:tc>
+          <w:tcPr>
+            <w:tcW w:type="dxa" w:w="7344"/>
+          </w:tcPr>
+          <w:p>
+            <w:pPr>
+              <w:spacing w:after="20"/>
+              <w:jc w:val="left"/>
+            </w:pPr>
+            <w:r>
+              <w:rPr>
+                <w:color w:val="1C3A36"/>
+                <w:sz w:val="14"/>
+              </w:rPr>
+              <w:t>Audited financial statements, year ended 30 June 2024 (Central Auditing Organization, report dated 23 October 2024), loans to others</w:t>
+            </w:r>
+          </w:p>
+        </w:tc>
+      </w:tr>
+      <w:tr>
+        <w:tc>
+          <w:tcPr>
+            <w:tcW w:type="dxa" w:w="2448"/>
+          </w:tcPr>
+          <w:p>
+            <w:pPr>
+              <w:spacing w:after="20"/>
+              <w:jc w:val="left"/>
+            </w:pPr>
+            <w:r>
+              <w:rPr>
+                <w:color w:val="1C3A36"/>
+                <w:sz w:val="14"/>
+              </w:rPr>
+              <w:t>bs_loansext_FY2425</w:t>
+            </w:r>
+          </w:p>
+        </w:tc>
+        <w:tc>
+          <w:tcPr>
+            <w:tcW w:type="dxa" w:w="1944"/>
+          </w:tcPr>
+          <w:p>
+            <w:pPr>
+              <w:spacing w:after="20"/>
+              <w:jc w:val="left"/>
+            </w:pPr>
+            <w:r>
+              <w:rPr>
+                <w:color w:val="1C3A36"/>
+                <w:sz w:val="14"/>
+              </w:rPr>
+              <w:t>0.255</w:t>
+            </w:r>
+          </w:p>
+        </w:tc>
+        <w:tc>
+          <w:tcPr>
+            <w:tcW w:type="dxa" w:w="1224"/>
+          </w:tcPr>
+          <w:p>
+            <w:pPr>
+              <w:spacing w:after="20"/>
+              <w:jc w:val="left"/>
+            </w:pPr>
+            <w:r>
+              <w:rPr>
+                <w:color w:val="1C3A36"/>
+                <w:sz w:val="14"/>
+              </w:rPr>
+              <w:t>EGP m</w:t>
+            </w:r>
+          </w:p>
+        </w:tc>
+        <w:tc>
+          <w:tcPr>
+            <w:tcW w:type="dxa" w:w="1152"/>
+          </w:tcPr>
+          <w:p>
+            <w:pPr>
+              <w:spacing w:after="20"/>
+              <w:jc w:val="left"/>
+            </w:pPr>
+            <w:r>
+              <w:rPr>
+                <w:color w:val="1C3A36"/>
+                <w:sz w:val="14"/>
+              </w:rPr>
+              <w:t>2025-09-24</w:t>
+            </w:r>
+          </w:p>
+        </w:tc>
+        <w:tc>
+          <w:tcPr>
+            <w:tcW w:type="dxa" w:w="7344"/>
+          </w:tcPr>
+          <w:p>
+            <w:pPr>
+              <w:spacing w:after="20"/>
+              <w:jc w:val="left"/>
+            </w:pPr>
+            <w:r>
+              <w:rPr>
+                <w:color w:val="1C3A36"/>
+                <w:sz w:val="14"/>
+              </w:rPr>
+              <w:t>Audited financial statements, year ended 30 June 2025 (Central Auditing Organization, report dated 23 September 2025), loans to others</w:t>
+            </w:r>
+          </w:p>
+        </w:tc>
+      </w:tr>
+      <w:tr>
+        <w:tc>
+          <w:tcPr>
+            <w:tcW w:type="dxa" w:w="2448"/>
+          </w:tcPr>
+          <w:p>
+            <w:pPr>
+              <w:spacing w:after="20"/>
+              <w:jc w:val="left"/>
+            </w:pPr>
+            <w:r>
+              <w:rPr>
+                <w:color w:val="1C3A36"/>
+                <w:sz w:val="14"/>
+              </w:rPr>
+              <w:t>bs_loansext_M9FY2526</w:t>
+            </w:r>
+          </w:p>
+        </w:tc>
+        <w:tc>
+          <w:tcPr>
+            <w:tcW w:type="dxa" w:w="1944"/>
+          </w:tcPr>
+          <w:p>
+            <w:pPr>
+              <w:spacing w:after="20"/>
+              <w:jc w:val="left"/>
+            </w:pPr>
+            <w:r>
+              <w:rPr>
+                <w:color w:val="1C3A36"/>
+                <w:sz w:val="14"/>
+              </w:rPr>
+              <w:t>0.238</w:t>
+            </w:r>
+          </w:p>
+        </w:tc>
+        <w:tc>
+          <w:tcPr>
+            <w:tcW w:type="dxa" w:w="1224"/>
+          </w:tcPr>
+          <w:p>
+            <w:pPr>
+              <w:spacing w:after="20"/>
+              <w:jc w:val="left"/>
+            </w:pPr>
+            <w:r>
+              <w:rPr>
+                <w:color w:val="1C3A36"/>
+                <w:sz w:val="14"/>
+              </w:rPr>
+              <w:t>EGP m</w:t>
+            </w:r>
+          </w:p>
+        </w:tc>
+        <w:tc>
+          <w:tcPr>
+            <w:tcW w:type="dxa" w:w="1152"/>
+          </w:tcPr>
+          <w:p>
+            <w:pPr>
+              <w:spacing w:after="20"/>
+              <w:jc w:val="left"/>
+            </w:pPr>
+            <w:r>
+              <w:rPr>
+                <w:color w:val="1C3A36"/>
+                <w:sz w:val="14"/>
+              </w:rPr>
+              <w:t>2026-05-20</w:t>
+            </w:r>
+          </w:p>
+        </w:tc>
+        <w:tc>
+          <w:tcPr>
+            <w:tcW w:type="dxa" w:w="7344"/>
+          </w:tcPr>
+          <w:p>
+            <w:pPr>
+              <w:spacing w:after="20"/>
+              <w:jc w:val="left"/>
+            </w:pPr>
+            <w:r>
+              <w:rPr>
+                <w:color w:val="1C3A36"/>
+                <w:sz w:val="14"/>
+              </w:rPr>
+              <w:t>Interim statements, nine months ended 31 March 2026, limited review dated 20 May 2026, loans to others</w:t>
+            </w:r>
+          </w:p>
+        </w:tc>
+      </w:tr>
+      <w:tr>
+        <w:tc>
+          <w:tcPr>
+            <w:tcW w:type="dxa" w:w="2448"/>
+          </w:tcPr>
+          <w:p>
+            <w:pPr>
+              <w:spacing w:after="20"/>
+              <w:jc w:val="left"/>
+            </w:pPr>
+            <w:r>
+              <w:rPr>
+                <w:color w:val="1C3A36"/>
+                <w:sz w:val="14"/>
+              </w:rPr>
+              <w:t>bs_otherfin_FY2223</w:t>
+            </w:r>
+          </w:p>
+        </w:tc>
+        <w:tc>
+          <w:tcPr>
+            <w:tcW w:type="dxa" w:w="1944"/>
+          </w:tcPr>
+          <w:p>
+            <w:pPr>
+              <w:spacing w:after="20"/>
+              <w:jc w:val="left"/>
+            </w:pPr>
+            <w:r>
+              <w:rPr>
+                <w:color w:val="1C3A36"/>
+                <w:sz w:val="14"/>
+              </w:rPr>
+              <w:t>0</w:t>
+            </w:r>
+          </w:p>
+        </w:tc>
+        <w:tc>
+          <w:tcPr>
+            <w:tcW w:type="dxa" w:w="1224"/>
+          </w:tcPr>
+          <w:p>
+            <w:pPr>
+              <w:spacing w:after="20"/>
+              <w:jc w:val="left"/>
+            </w:pPr>
+            <w:r>
+              <w:rPr>
+                <w:color w:val="1C3A36"/>
+                <w:sz w:val="14"/>
+              </w:rPr>
+              <w:t>EGP m</w:t>
+            </w:r>
+          </w:p>
+        </w:tc>
+        <w:tc>
+          <w:tcPr>
+            <w:tcW w:type="dxa" w:w="1152"/>
+          </w:tcPr>
+          <w:p>
+            <w:pPr>
+              <w:spacing w:after="20"/>
+              <w:jc w:val="left"/>
+            </w:pPr>
+            <w:r>
+              <w:rPr>
+                <w:color w:val="1C3A36"/>
+                <w:sz w:val="14"/>
+              </w:rPr>
+              <w:t>2023-10-08</w:t>
+            </w:r>
+          </w:p>
+        </w:tc>
+        <w:tc>
+          <w:tcPr>
+            <w:tcW w:type="dxa" w:w="7344"/>
+          </w:tcPr>
+          <w:p>
+            <w:pPr>
+              <w:spacing w:after="20"/>
+              <w:jc w:val="left"/>
+            </w:pPr>
+            <w:r>
+              <w:rPr>
+                <w:color w:val="1C3A36"/>
+                <w:sz w:val="14"/>
+              </w:rPr>
+              <w:t>Audited financial statements, year ended 30 June 2023 (Central Auditing Organization with PKF Rashed Badr &amp; Co, report dated 8 October 2023), other non-current financial assets</w:t>
+            </w:r>
+          </w:p>
+        </w:tc>
+      </w:tr>
+      <w:tr>
+        <w:tc>
+          <w:tcPr>
+            <w:tcW w:type="dxa" w:w="2448"/>
+          </w:tcPr>
+          <w:p>
+            <w:pPr>
+              <w:spacing w:after="20"/>
+              <w:jc w:val="left"/>
+            </w:pPr>
+            <w:r>
+              <w:rPr>
+                <w:color w:val="1C3A36"/>
+                <w:sz w:val="14"/>
+              </w:rPr>
+              <w:t>bs_otherfin_FY2324</w:t>
+            </w:r>
+          </w:p>
+        </w:tc>
+        <w:tc>
+          <w:tcPr>
+            <w:tcW w:type="dxa" w:w="1944"/>
+          </w:tcPr>
+          <w:p>
+            <w:pPr>
+              <w:spacing w:after="20"/>
+              <w:jc w:val="left"/>
+            </w:pPr>
+            <w:r>
+              <w:rPr>
+                <w:color w:val="1C3A36"/>
+                <w:sz w:val="14"/>
+              </w:rPr>
+              <w:t>2.307</w:t>
+            </w:r>
+          </w:p>
+        </w:tc>
+        <w:tc>
+          <w:tcPr>
+            <w:tcW w:type="dxa" w:w="1224"/>
+          </w:tcPr>
+          <w:p>
+            <w:pPr>
+              <w:spacing w:after="20"/>
+              <w:jc w:val="left"/>
+            </w:pPr>
+            <w:r>
+              <w:rPr>
+                <w:color w:val="1C3A36"/>
+                <w:sz w:val="14"/>
+              </w:rPr>
+              <w:t>EGP m</w:t>
+            </w:r>
+          </w:p>
+        </w:tc>
+        <w:tc>
+          <w:tcPr>
+            <w:tcW w:type="dxa" w:w="1152"/>
+          </w:tcPr>
+          <w:p>
+            <w:pPr>
+              <w:spacing w:after="20"/>
+              <w:jc w:val="left"/>
+            </w:pPr>
+            <w:r>
+              <w:rPr>
+                <w:color w:val="1C3A36"/>
+                <w:sz w:val="14"/>
+              </w:rPr>
+              <w:t>2024-10-23</w:t>
+            </w:r>
+          </w:p>
+        </w:tc>
+        <w:tc>
+          <w:tcPr>
+            <w:tcW w:type="dxa" w:w="7344"/>
+          </w:tcPr>
+          <w:p>
+            <w:pPr>
+              <w:spacing w:after="20"/>
+              <w:jc w:val="left"/>
+            </w:pPr>
+            <w:r>
+              <w:rPr>
+                <w:color w:val="1C3A36"/>
+                <w:sz w:val="14"/>
+              </w:rPr>
+              <w:t>Audited financial statements, year ended 30 June 2024 (Central Auditing Organization, report dated 23 October 2024), other non-current financial assets</w:t>
+            </w:r>
+          </w:p>
+        </w:tc>
+      </w:tr>
+      <w:tr>
+        <w:tc>
+          <w:tcPr>
+            <w:tcW w:type="dxa" w:w="2448"/>
+          </w:tcPr>
+          <w:p>
+            <w:pPr>
+              <w:spacing w:after="20"/>
+              <w:jc w:val="left"/>
+            </w:pPr>
+            <w:r>
+              <w:rPr>
+                <w:color w:val="1C3A36"/>
+                <w:sz w:val="14"/>
+              </w:rPr>
+              <w:t>bs_otherfin_FY2425</w:t>
+            </w:r>
+          </w:p>
+        </w:tc>
+        <w:tc>
+          <w:tcPr>
+            <w:tcW w:type="dxa" w:w="1944"/>
+          </w:tcPr>
+          <w:p>
+            <w:pPr>
+              <w:spacing w:after="20"/>
+              <w:jc w:val="left"/>
+            </w:pPr>
+            <w:r>
+              <w:rPr>
+                <w:color w:val="1C3A36"/>
+                <w:sz w:val="14"/>
+              </w:rPr>
+              <w:t>2.307</w:t>
+            </w:r>
+          </w:p>
+        </w:tc>
+        <w:tc>
+          <w:tcPr>
+            <w:tcW w:type="dxa" w:w="1224"/>
+          </w:tcPr>
+          <w:p>
+            <w:pPr>
+              <w:spacing w:after="20"/>
+              <w:jc w:val="left"/>
+            </w:pPr>
+            <w:r>
+              <w:rPr>
+                <w:color w:val="1C3A36"/>
+                <w:sz w:val="14"/>
+              </w:rPr>
+              <w:t>EGP m</w:t>
+            </w:r>
+          </w:p>
+        </w:tc>
+        <w:tc>
+          <w:tcPr>
+            <w:tcW w:type="dxa" w:w="1152"/>
+          </w:tcPr>
+          <w:p>
+            <w:pPr>
+              <w:spacing w:after="20"/>
+              <w:jc w:val="left"/>
+            </w:pPr>
+            <w:r>
+              <w:rPr>
+                <w:color w:val="1C3A36"/>
+                <w:sz w:val="14"/>
+              </w:rPr>
+              <w:t>2025-09-24</w:t>
+            </w:r>
+          </w:p>
+        </w:tc>
+        <w:tc>
+          <w:tcPr>
+            <w:tcW w:type="dxa" w:w="7344"/>
+          </w:tcPr>
+          <w:p>
+            <w:pPr>
+              <w:spacing w:after="20"/>
+              <w:jc w:val="left"/>
+            </w:pPr>
+            <w:r>
+              <w:rPr>
+                <w:color w:val="1C3A36"/>
+                <w:sz w:val="14"/>
+              </w:rPr>
+              <w:t>Audited financial statements, year ended 30 June 2025 (Central Auditing Organization, report dated 23 September 2025), other non-current financial assets</w:t>
+            </w:r>
+          </w:p>
+        </w:tc>
+      </w:tr>
+      <w:tr>
+        <w:tc>
+          <w:tcPr>
+            <w:tcW w:type="dxa" w:w="2448"/>
+          </w:tcPr>
+          <w:p>
+            <w:pPr>
+              <w:spacing w:after="20"/>
+              <w:jc w:val="left"/>
+            </w:pPr>
+            <w:r>
+              <w:rPr>
+                <w:color w:val="1C3A36"/>
+                <w:sz w:val="14"/>
+              </w:rPr>
+              <w:t>bs_otherfin_M9FY2526</w:t>
+            </w:r>
+          </w:p>
+        </w:tc>
+        <w:tc>
+          <w:tcPr>
+            <w:tcW w:type="dxa" w:w="1944"/>
+          </w:tcPr>
+          <w:p>
+            <w:pPr>
+              <w:spacing w:after="20"/>
+              <w:jc w:val="left"/>
+            </w:pPr>
+            <w:r>
+              <w:rPr>
+                <w:color w:val="1C3A36"/>
+                <w:sz w:val="14"/>
+              </w:rPr>
+              <w:t>2.307</w:t>
+            </w:r>
+          </w:p>
+        </w:tc>
+        <w:tc>
+          <w:tcPr>
+            <w:tcW w:type="dxa" w:w="1224"/>
+          </w:tcPr>
+          <w:p>
+            <w:pPr>
+              <w:spacing w:after="20"/>
+              <w:jc w:val="left"/>
+            </w:pPr>
+            <w:r>
+              <w:rPr>
+                <w:color w:val="1C3A36"/>
+                <w:sz w:val="14"/>
+              </w:rPr>
+              <w:t>EGP m</w:t>
+            </w:r>
+          </w:p>
+        </w:tc>
+        <w:tc>
+          <w:tcPr>
+            <w:tcW w:type="dxa" w:w="1152"/>
+          </w:tcPr>
+          <w:p>
+            <w:pPr>
+              <w:spacing w:after="20"/>
+              <w:jc w:val="left"/>
+            </w:pPr>
+            <w:r>
+              <w:rPr>
+                <w:color w:val="1C3A36"/>
+                <w:sz w:val="14"/>
+              </w:rPr>
+              <w:t>2026-05-20</w:t>
+            </w:r>
+          </w:p>
+        </w:tc>
+        <w:tc>
+          <w:tcPr>
+            <w:tcW w:type="dxa" w:w="7344"/>
+          </w:tcPr>
+          <w:p>
+            <w:pPr>
+              <w:spacing w:after="20"/>
+              <w:jc w:val="left"/>
+            </w:pPr>
+            <w:r>
+              <w:rPr>
+                <w:color w:val="1C3A36"/>
+                <w:sz w:val="14"/>
+              </w:rPr>
+              <w:t>Interim statements, nine months ended 31 March 2026, limited review dated 20 May 2026, other non-current financial assets</w:t>
             </w:r>
           </w:p>
         </w:tc>
@@ -20655,7 +21391,7 @@
                 <w:color w:val="1C3A36"/>
                 <w:sz w:val="14"/>
               </w:rPr>
-              <w:t>0.0355</w:t>
+              <w:t>0.0341</w:t>
             </w:r>
           </w:p>
         </w:tc>
@@ -21375,7 +22111,7 @@
           <w:color w:val="1C3A36"/>
           <w:sz w:val="21"/>
         </w:rPr>
-        <w:t>L3 — Official external (regulator, central bank, government)  (9 inputs)</w:t>
+        <w:t>L3 — Official external (regulator, central bank, government)  (10 inputs)</w:t>
       </w:r>
     </w:p>
     <w:tbl>
@@ -22337,6 +23073,98 @@
           </w:p>
         </w:tc>
       </w:tr>
+      <w:tr>
+        <w:tc>
+          <w:tcPr>
+            <w:tcW w:type="dxa" w:w="2448"/>
+          </w:tcPr>
+          <w:p>
+            <w:pPr>
+              <w:spacing w:after="20"/>
+              <w:jc w:val="left"/>
+            </w:pPr>
+            <w:r>
+              <w:rPr>
+                <w:color w:val="1C3A36"/>
+                <w:sz w:val="14"/>
+              </w:rPr>
+              <w:t>us_inflation_lt</w:t>
+            </w:r>
+          </w:p>
+        </w:tc>
+        <w:tc>
+          <w:tcPr>
+            <w:tcW w:type="dxa" w:w="1944"/>
+          </w:tcPr>
+          <w:p>
+            <w:pPr>
+              <w:spacing w:after="20"/>
+              <w:jc w:val="left"/>
+            </w:pPr>
+            <w:r>
+              <w:rPr>
+                <w:color w:val="1C3A36"/>
+                <w:sz w:val="14"/>
+              </w:rPr>
+              <w:t>0.024</w:t>
+            </w:r>
+          </w:p>
+        </w:tc>
+        <w:tc>
+          <w:tcPr>
+            <w:tcW w:type="dxa" w:w="1224"/>
+          </w:tcPr>
+          <w:p>
+            <w:pPr>
+              <w:spacing w:after="20"/>
+              <w:jc w:val="left"/>
+            </w:pPr>
+            <w:r>
+              <w:rPr>
+                <w:color w:val="1C3A36"/>
+                <w:sz w:val="14"/>
+              </w:rPr>
+              <w:t>ratio</w:t>
+            </w:r>
+          </w:p>
+        </w:tc>
+        <w:tc>
+          <w:tcPr>
+            <w:tcW w:type="dxa" w:w="1152"/>
+          </w:tcPr>
+          <w:p>
+            <w:pPr>
+              <w:spacing w:after="20"/>
+              <w:jc w:val="left"/>
+            </w:pPr>
+            <w:r>
+              <w:rPr>
+                <w:color w:val="1C3A36"/>
+                <w:sz w:val="14"/>
+              </w:rPr>
+              <w:t>2026-08-09</w:t>
+            </w:r>
+          </w:p>
+        </w:tc>
+        <w:tc>
+          <w:tcPr>
+            <w:tcW w:type="dxa" w:w="7344"/>
+          </w:tcPr>
+          <w:p>
+            <w:pPr>
+              <w:spacing w:after="20"/>
+              <w:jc w:val="left"/>
+            </w:pPr>
+            <w:r>
+              <w:rPr>
+                <w:color w:val="1C3A36"/>
+                <w:sz w:val="14"/>
+              </w:rPr>
+              <w:t>Long-run United States inflation, the other leg of the purchasing-power wedge</w:t>
+            </w:r>
+          </w:p>
+        </w:tc>
+      </w:tr>
     </w:tbl>
     <w:p>
       <w:pPr>
@@ -22354,7 +23182,7 @@
           <w:color w:val="1C3A36"/>
           <w:sz w:val="21"/>
         </w:rPr>
-        <w:t>L4 — Industry and sector context  (17 inputs)</w:t>
+        <w:t>L4 — Industry and sector context  (19 inputs)</w:t>
       </w:r>
     </w:p>
     <w:tbl>
@@ -22687,7 +23515,7 @@
                 <w:color w:val="1C3A36"/>
                 <w:sz w:val="14"/>
               </w:rPr>
-              <w:t>control_discount_eg_state</w:t>
+              <w:t>anna_nameplate_disclosed_tpd</w:t>
             </w:r>
           </w:p>
         </w:tc>
@@ -22705,7 +23533,7 @@
                 <w:color w:val="1C3A36"/>
                 <w:sz w:val="14"/>
               </w:rPr>
-              <w:t>0.4</w:t>
+              <w:t>800</w:t>
             </w:r>
           </w:p>
         </w:tc>
@@ -22723,7 +23551,7 @@
                 <w:color w:val="1C3A36"/>
                 <w:sz w:val="14"/>
               </w:rPr>
-              <w:t>ratio</w:t>
+              <w:t>tonnes/day</w:t>
             </w:r>
           </w:p>
         </w:tc>
@@ -22741,7 +23569,7 @@
                 <w:color w:val="1C3A36"/>
                 <w:sz w:val="14"/>
               </w:rPr>
-              <w:t>2026-08-06</w:t>
+              <w:t>2023-06-09</w:t>
             </w:r>
           </w:p>
         </w:tc>
@@ -22759,7 +23587,7 @@
                 <w:color w:val="1C3A36"/>
                 <w:sz w:val="14"/>
               </w:rPr>
-              <w:t>Observed discount at which Egyptian state-controlled industrial assets have changed hands</w:t>
+              <w:t>EPC award for this plant (Tecnimont S.p.A. with Orascom Construction, announced 9 June 2023): 600 t/day nitric acid converted to 800 t/day of fertilizer-grade granulated ammonium nitrate. FOUND BY EXTERNAL CRITIQUE 9 August 2026 -- the study had said 'no filing states it' and derived the plate from the ammonia surplus instead.</w:t>
             </w:r>
           </w:p>
         </w:tc>
@@ -22779,7 +23607,7 @@
                 <w:color w:val="1C3A36"/>
                 <w:sz w:val="14"/>
               </w:rPr>
-              <w:t>egx_industrial_ev_ebitda_high</w:t>
+              <w:t>control_discount_eg_state</w:t>
             </w:r>
           </w:p>
         </w:tc>
@@ -22797,7 +23625,7 @@
                 <w:color w:val="1C3A36"/>
                 <w:sz w:val="14"/>
               </w:rPr>
-              <w:t>6</w:t>
+              <w:t>0.4</w:t>
             </w:r>
           </w:p>
         </w:tc>
@@ -22815,7 +23643,7 @@
                 <w:color w:val="1C3A36"/>
                 <w:sz w:val="14"/>
               </w:rPr>
-              <w:t>x</w:t>
+              <w:t>ratio</w:t>
             </w:r>
           </w:p>
         </w:tc>
@@ -22851,7 +23679,7 @@
                 <w:color w:val="1C3A36"/>
                 <w:sz w:val="14"/>
               </w:rPr>
-              <w:t>Observed Egyptian industrial transaction and trading range</w:t>
+              <w:t>Observed discount at which Egyptian state-controlled industrial assets have changed hands</w:t>
             </w:r>
           </w:p>
         </w:tc>
@@ -22871,7 +23699,7 @@
                 <w:color w:val="1C3A36"/>
                 <w:sz w:val="14"/>
               </w:rPr>
-              <w:t>egx_industrial_ev_ebitda_low</w:t>
+              <w:t>egx_industrial_ev_ebitda_high</w:t>
             </w:r>
           </w:p>
         </w:tc>
@@ -22889,7 +23717,7 @@
                 <w:color w:val="1C3A36"/>
                 <w:sz w:val="14"/>
               </w:rPr>
-              <w:t>3</w:t>
+              <w:t>6</w:t>
             </w:r>
           </w:p>
         </w:tc>
@@ -22963,6 +23791,98 @@
                 <w:color w:val="1C3A36"/>
                 <w:sz w:val="14"/>
               </w:rPr>
+              <w:t>egx_industrial_ev_ebitda_low</w:t>
+            </w:r>
+          </w:p>
+        </w:tc>
+        <w:tc>
+          <w:tcPr>
+            <w:tcW w:type="dxa" w:w="1944"/>
+          </w:tcPr>
+          <w:p>
+            <w:pPr>
+              <w:spacing w:after="20"/>
+              <w:jc w:val="left"/>
+            </w:pPr>
+            <w:r>
+              <w:rPr>
+                <w:color w:val="1C3A36"/>
+                <w:sz w:val="14"/>
+              </w:rPr>
+              <w:t>3</w:t>
+            </w:r>
+          </w:p>
+        </w:tc>
+        <w:tc>
+          <w:tcPr>
+            <w:tcW w:type="dxa" w:w="1224"/>
+          </w:tcPr>
+          <w:p>
+            <w:pPr>
+              <w:spacing w:after="20"/>
+              <w:jc w:val="left"/>
+            </w:pPr>
+            <w:r>
+              <w:rPr>
+                <w:color w:val="1C3A36"/>
+                <w:sz w:val="14"/>
+              </w:rPr>
+              <w:t>x</w:t>
+            </w:r>
+          </w:p>
+        </w:tc>
+        <w:tc>
+          <w:tcPr>
+            <w:tcW w:type="dxa" w:w="1152"/>
+          </w:tcPr>
+          <w:p>
+            <w:pPr>
+              <w:spacing w:after="20"/>
+              <w:jc w:val="left"/>
+            </w:pPr>
+            <w:r>
+              <w:rPr>
+                <w:color w:val="1C3A36"/>
+                <w:sz w:val="14"/>
+              </w:rPr>
+              <w:t>2026-08-06</w:t>
+            </w:r>
+          </w:p>
+        </w:tc>
+        <w:tc>
+          <w:tcPr>
+            <w:tcW w:type="dxa" w:w="7344"/>
+          </w:tcPr>
+          <w:p>
+            <w:pPr>
+              <w:spacing w:after="20"/>
+              <w:jc w:val="left"/>
+            </w:pPr>
+            <w:r>
+              <w:rPr>
+                <w:color w:val="1C3A36"/>
+                <w:sz w:val="14"/>
+              </w:rPr>
+              <w:t>Observed Egyptian industrial transaction and trading range</w:t>
+            </w:r>
+          </w:p>
+        </w:tc>
+      </w:tr>
+      <w:tr>
+        <w:tc>
+          <w:tcPr>
+            <w:tcW w:type="dxa" w:w="2448"/>
+          </w:tcPr>
+          <w:p>
+            <w:pPr>
+              <w:spacing w:after="20"/>
+              <w:jc w:val="left"/>
+            </w:pPr>
+            <w:r>
+              <w:rPr>
+                <w:color w:val="1C3A36"/>
+                <w:sz w:val="14"/>
+              </w:rPr>
               <w:t>egypt_urea_capacity</w:t>
             </w:r>
           </w:p>
@@ -23036,6 +23956,98 @@
                 <w:sz w:val="14"/>
               </w:rPr>
               <w:t>Industry analysis of Egyptian nitrogen capacity across the named producers</w:t>
+            </w:r>
+          </w:p>
+        </w:tc>
+      </w:tr>
+      <w:tr>
+        <w:tc>
+          <w:tcPr>
+            <w:tcW w:type="dxa" w:w="2448"/>
+          </w:tcPr>
+          <w:p>
+            <w:pPr>
+              <w:spacing w:after="20"/>
+              <w:jc w:val="left"/>
+            </w:pPr>
+            <w:r>
+              <w:rPr>
+                <w:color w:val="1C3A36"/>
+                <w:sz w:val="14"/>
+              </w:rPr>
+              <w:t>erp_cds_damodaran</w:t>
+            </w:r>
+          </w:p>
+        </w:tc>
+        <w:tc>
+          <w:tcPr>
+            <w:tcW w:type="dxa" w:w="1944"/>
+          </w:tcPr>
+          <w:p>
+            <w:pPr>
+              <w:spacing w:after="20"/>
+              <w:jc w:val="left"/>
+            </w:pPr>
+            <w:r>
+              <w:rPr>
+                <w:color w:val="1C3A36"/>
+                <w:sz w:val="14"/>
+              </w:rPr>
+              <w:t>0.0941</w:t>
+            </w:r>
+          </w:p>
+        </w:tc>
+        <w:tc>
+          <w:tcPr>
+            <w:tcW w:type="dxa" w:w="1224"/>
+          </w:tcPr>
+          <w:p>
+            <w:pPr>
+              <w:spacing w:after="20"/>
+              <w:jc w:val="left"/>
+            </w:pPr>
+            <w:r>
+              <w:rPr>
+                <w:color w:val="1C3A36"/>
+                <w:sz w:val="14"/>
+              </w:rPr>
+              <w:t>ratio</w:t>
+            </w:r>
+          </w:p>
+        </w:tc>
+        <w:tc>
+          <w:tcPr>
+            <w:tcW w:type="dxa" w:w="1152"/>
+          </w:tcPr>
+          <w:p>
+            <w:pPr>
+              <w:spacing w:after="20"/>
+              <w:jc w:val="left"/>
+            </w:pPr>
+            <w:r>
+              <w:rPr>
+                <w:color w:val="1C3A36"/>
+                <w:sz w:val="14"/>
+              </w:rPr>
+              <w:t>2026-01-05</w:t>
+            </w:r>
+          </w:p>
+        </w:tc>
+        <w:tc>
+          <w:tcPr>
+            <w:tcW w:type="dxa" w:w="7344"/>
+          </w:tcPr>
+          <w:p>
+            <w:pPr>
+              <w:spacing w:after="20"/>
+              <w:jc w:val="left"/>
+            </w:pPr>
+            <w:r>
+              <w:rPr>
+                <w:color w:val="1C3A36"/>
+                <w:sz w:val="14"/>
+              </w:rPr>
+              <w:t>Country risk premium workbook, original file, Egypt row, equity risk premium based on the sovereign credit default swap. CORRECTED 9 August 2026: the study had 9.4247%, reconstructed from a 3.55% spread the file does not carry. Damodaran's Egypt row reads 3.41% and 9.41%.</w:t>
             </w:r>
           </w:p>
         </w:tc>
@@ -24069,7 +25081,7 @@
           <w:color w:val="1C3A36"/>
           <w:sz w:val="21"/>
         </w:rPr>
-        <w:t>L5 — Constructed in this study  (57 inputs)</w:t>
+        <w:t>L5 — Constructed in this study  (60 inputs)</w:t>
       </w:r>
     </w:p>
     <w:tbl>
@@ -24290,7 +25302,7 @@
                 <w:color w:val="1C3A36"/>
                 <w:sz w:val="14"/>
               </w:rPr>
-              <w:t>Stoppage and abnormal-gas cost, decaying as supply normalises from the EGP 164.5m charged in FY2024/25.</w:t>
+              <w:t>Constructed: stoppage and abnormal-gas cost, decaying as supply normalises from the EGP 164.5m charged in FY2024/25.</w:t>
             </w:r>
           </w:p>
         </w:tc>
@@ -24474,7 +25486,7 @@
                 <w:color w:val="1C3A36"/>
                 <w:sz w:val="14"/>
               </w:rPr>
-              <w:t>Nitrate volume path, flat on the FY2024/25 combined granulated and low-density output.</w:t>
+              <w:t>Constructed: nitrate volume path, flat on the FY2024/25 combined granulated and low-density output.</w:t>
             </w:r>
           </w:p>
         </w:tc>
@@ -24750,7 +25762,7 @@
                 <w:color w:val="1C3A36"/>
                 <w:sz w:val="14"/>
               </w:rPr>
-              <w:t>Project spending path, RE-ANCHORED 9 August 2026 on the observed run rate. The first year is the company's own nine-month actual extended to a full year (EGP 1,949.1m x 4/3 = EGP 2,598.8m); the remaining years complete the EGP 14,688m still to spend against the bank-approved cost. The first issue opened at EGP 3,000m, above anything the company has actually spent in a year.</w:t>
+              <w:t>Constructed: project spending path, RE-ANCHORED 9 August 2026 on the observed run rate. The first year is the company's own nine-month actual extended to a full year (EGP 1,949.1m x 4/3 = EGP 2,598.8m); the remaining years complete the EGP 14,688m still to spend against the bank-approved cost. The first issue opened at EGP 3,000m, above anything the company has actually spent in a year.</w:t>
             </w:r>
           </w:p>
         </w:tc>
@@ -24842,7 +25854,7 @@
                 <w:color w:val="1C3A36"/>
                 <w:sz w:val="14"/>
               </w:rPr>
-              <w:t>Conversion margin on ammonium nitrate over its own ammonia feedstock</w:t>
+              <w:t>Constructed: conversion margin on ammonium nitrate over its own ammonia feedstock</w:t>
             </w:r>
           </w:p>
         </w:tc>
@@ -24954,7 +25966,7 @@
                 <w:color w:val="1C3A36"/>
                 <w:sz w:val="14"/>
               </w:rPr>
-              <w:t>anna_util_base</w:t>
+              <w:t>anna_operating_days</w:t>
             </w:r>
           </w:p>
         </w:tc>
@@ -24972,7 +25984,7 @@
                 <w:color w:val="1C3A36"/>
                 <w:sz w:val="14"/>
               </w:rPr>
-              <w:t>0.5</w:t>
+              <w:t>330</w:t>
             </w:r>
           </w:p>
         </w:tc>
@@ -24990,7 +26002,7 @@
                 <w:color w:val="1C3A36"/>
                 <w:sz w:val="14"/>
               </w:rPr>
-              <w:t>ratio</w:t>
+              <w:t>days</w:t>
             </w:r>
           </w:p>
         </w:tc>
@@ -25008,7 +26020,7 @@
                 <w:color w:val="1C3A36"/>
                 <w:sz w:val="14"/>
               </w:rPr>
-              <w:t>2026-08-08</w:t>
+              <w:t>2026-08-09</w:t>
             </w:r>
           </w:p>
         </w:tc>
@@ -25026,7 +26038,7 @@
                 <w:color w:val="1C3A36"/>
                 <w:sz w:val="14"/>
               </w:rPr>
-              <w:t>Project utilisation in the terminal year, central case</w:t>
+              <w:t>Constructed: operating days a year for a continuous nitrate line, net of the turnaround the company takes annually</w:t>
             </w:r>
           </w:p>
         </w:tc>
@@ -25046,7 +26058,7 @@
                 <w:color w:val="1C3A36"/>
                 <w:sz w:val="14"/>
               </w:rPr>
-              <w:t>anna_util_bull</w:t>
+              <w:t>anna_util_base</w:t>
             </w:r>
           </w:p>
         </w:tc>
@@ -25064,7 +26076,7 @@
                 <w:color w:val="1C3A36"/>
                 <w:sz w:val="14"/>
               </w:rPr>
-              <w:t>0.7</w:t>
+              <w:t>0.5</w:t>
             </w:r>
           </w:p>
         </w:tc>
@@ -25118,7 +26130,7 @@
                 <w:color w:val="1C3A36"/>
                 <w:sz w:val="14"/>
               </w:rPr>
-              <w:t>Project utilisation in the terminal year, upside case</w:t>
+              <w:t>Constructed: project utilisation in the terminal year, central case</w:t>
             </w:r>
           </w:p>
         </w:tc>
@@ -25138,7 +26150,7 @@
                 <w:color w:val="1C3A36"/>
                 <w:sz w:val="14"/>
               </w:rPr>
-              <w:t>anna_winddown_cost</w:t>
+              <w:t>anna_util_bull</w:t>
             </w:r>
           </w:p>
         </w:tc>
@@ -25156,7 +26168,7 @@
                 <w:color w:val="1C3A36"/>
                 <w:sz w:val="14"/>
               </w:rPr>
-              <w:t>1,000</w:t>
+              <w:t>0.7</w:t>
             </w:r>
           </w:p>
         </w:tc>
@@ -25174,7 +26186,7 @@
                 <w:color w:val="1C3A36"/>
                 <w:sz w:val="14"/>
               </w:rPr>
-              <w:t>EGP m</w:t>
+              <w:t>ratio</w:t>
             </w:r>
           </w:p>
         </w:tc>
@@ -25210,7 +26222,7 @@
                 <w:color w:val="1C3A36"/>
                 <w:sz w:val="14"/>
               </w:rPr>
-              <w:t>Capital-discipline case only: the cost of stopping the programme in the first forecast year — contract settlement and site preservation. No filing states it; it is the study's estimate and is flagged.</w:t>
+              <w:t>Constructed: project utilisation in the terminal year, upside case</w:t>
             </w:r>
           </w:p>
         </w:tc>
@@ -25230,7 +26242,7 @@
                 <w:color w:val="1C3A36"/>
                 <w:sz w:val="14"/>
               </w:rPr>
-              <w:t>capex_run_rate_FY2526E</w:t>
+              <w:t>anna_winddown_cost</w:t>
             </w:r>
           </w:p>
         </w:tc>
@@ -25248,7 +26260,7 @@
                 <w:color w:val="1C3A36"/>
                 <w:sz w:val="14"/>
               </w:rPr>
-              <w:t>2,599</w:t>
+              <w:t>1,000</w:t>
             </w:r>
           </w:p>
         </w:tc>
@@ -25284,7 +26296,7 @@
                 <w:color w:val="1C3A36"/>
                 <w:sz w:val="14"/>
               </w:rPr>
-              <w:t>2026-08-09</w:t>
+              <w:t>2026-08-08</w:t>
             </w:r>
           </w:p>
         </w:tc>
@@ -25302,7 +26314,7 @@
                 <w:color w:val="1C3A36"/>
                 <w:sz w:val="14"/>
               </w:rPr>
-              <w:t>Constructed: the nine-month actual extended to a full year — the company's own latest observed project spending rate, and the near-term anchor for the forecast path</w:t>
+              <w:t>Constructed: capital-discipline case only: the cost of stopping the programme in the first forecast year — contract settlement and site preservation. No filing states it; it is the study's estimate and is flagged.</w:t>
             </w:r>
           </w:p>
         </w:tc>
@@ -25322,7 +26334,7 @@
                 <w:color w:val="1C3A36"/>
                 <w:sz w:val="14"/>
               </w:rPr>
-              <w:t>cpi_path</w:t>
+              <w:t>capex_run_rate_FY2526E</w:t>
             </w:r>
           </w:p>
         </w:tc>
@@ -25340,7 +26352,7 @@
                 <w:color w:val="1C3A36"/>
                 <w:sz w:val="14"/>
               </w:rPr>
-              <w:t>0.1, 0.085, 0.075, 0.07, 0.07</w:t>
+              <w:t>2,599</w:t>
             </w:r>
           </w:p>
         </w:tc>
@@ -25358,7 +26370,7 @@
                 <w:color w:val="1C3A36"/>
                 <w:sz w:val="14"/>
               </w:rPr>
-              <w:t>ratio</w:t>
+              <w:t>EGP m</w:t>
             </w:r>
           </w:p>
         </w:tc>
@@ -25376,7 +26388,7 @@
                 <w:color w:val="1C3A36"/>
                 <w:sz w:val="14"/>
               </w:rPr>
-              <w:t>2026-08-08</w:t>
+              <w:t>2026-08-09</w:t>
             </w:r>
           </w:p>
         </w:tc>
@@ -25394,7 +26406,7 @@
                 <w:color w:val="1C3A36"/>
                 <w:sz w:val="14"/>
               </w:rPr>
-              <w:t>Domestic inflation converging from the June 2026 print on the central bank's target.</w:t>
+              <w:t>Constructed: the nine-month actual extended to a full year — the company's own latest observed project spending rate, and the near-term anchor for the forecast path</w:t>
             </w:r>
           </w:p>
         </w:tc>
@@ -25414,7 +26426,7 @@
                 <w:color w:val="1C3A36"/>
                 <w:sz w:val="14"/>
               </w:rPr>
-              <w:t>design_urea_tpy</w:t>
+              <w:t>cpi_path</w:t>
             </w:r>
           </w:p>
         </w:tc>
@@ -25432,7 +26444,7 @@
                 <w:color w:val="1C3A36"/>
                 <w:sz w:val="14"/>
               </w:rPr>
-              <w:t>574,875</w:t>
+              <w:t>0.1, 0.085, 0.075, 0.07, 0.07</w:t>
             </w:r>
           </w:p>
         </w:tc>
@@ -25450,7 +26462,7 @@
                 <w:color w:val="1C3A36"/>
                 <w:sz w:val="14"/>
               </w:rPr>
-              <w:t>tonnes/year</w:t>
+              <w:t>ratio</w:t>
             </w:r>
           </w:p>
         </w:tc>
@@ -25486,7 +26498,7 @@
                 <w:color w:val="1C3A36"/>
                 <w:sz w:val="14"/>
               </w:rPr>
-              <w:t>Constructed: 1,575 t/day contractual plate times 365 days</w:t>
+              <w:t>Domestic inflation converging from the June 2026 print on the central bank's target.</w:t>
             </w:r>
           </w:p>
         </w:tc>
@@ -25506,7 +26518,7 @@
                 <w:color w:val="1C3A36"/>
                 <w:sz w:val="14"/>
               </w:rPr>
-              <w:t>dimson_sum_beta</w:t>
+              <w:t>dep_escalation</w:t>
             </w:r>
           </w:p>
         </w:tc>
@@ -25524,7 +26536,7 @@
                 <w:color w:val="1C3A36"/>
                 <w:sz w:val="14"/>
               </w:rPr>
-              <w:t>0.8276</w:t>
+              <w:t>0.02</w:t>
             </w:r>
           </w:p>
         </w:tc>
@@ -25542,7 +26554,7 @@
                 <w:color w:val="1C3A36"/>
                 <w:sz w:val="14"/>
               </w:rPr>
-              <w:t>ratio</w:t>
+              <w:t>per year</w:t>
             </w:r>
           </w:p>
         </w:tc>
@@ -25560,7 +26572,7 @@
                 <w:color w:val="1C3A36"/>
                 <w:sz w:val="14"/>
               </w:rPr>
-              <w:t>2026-08-08</w:t>
+              <w:t>2026-08-09</w:t>
             </w:r>
           </w:p>
         </w:tc>
@@ -25578,7 +26590,7 @@
                 <w:color w:val="1C3A36"/>
                 <w:sz w:val="14"/>
               </w:rPr>
-              <w:t>Dimson sum-beta over one lead, the contemporaneous term and two lags of the same weekly regression — the thin-trading correction, carried as the beta alternative</w:t>
+              <w:t>Constructed: escalation on the existing depreciation base, reflecting ordinary additions to the plant already in service</w:t>
             </w:r>
           </w:p>
         </w:tc>
@@ -25598,7 +26610,7 @@
                 <w:color w:val="1C3A36"/>
                 <w:sz w:val="14"/>
               </w:rPr>
-              <w:t>dio</w:t>
+              <w:t>design_urea_tpy</w:t>
             </w:r>
           </w:p>
         </w:tc>
@@ -25616,7 +26628,7 @@
                 <w:color w:val="1C3A36"/>
                 <w:sz w:val="14"/>
               </w:rPr>
-              <w:t>165.2475</w:t>
+              <w:t>574,875</w:t>
             </w:r>
           </w:p>
         </w:tc>
@@ -25634,7 +26646,7 @@
                 <w:color w:val="1C3A36"/>
                 <w:sz w:val="14"/>
               </w:rPr>
-              <w:t>days</w:t>
+              <w:t>tonnes/year</w:t>
             </w:r>
           </w:p>
         </w:tc>
@@ -25670,7 +26682,7 @@
                 <w:color w:val="1C3A36"/>
                 <w:sz w:val="14"/>
               </w:rPr>
-              <w:t>Constructed: FY2024/25 inventory over cost of sales</w:t>
+              <w:t>Constructed: 1,575 t/day contractual plate times 365 days</w:t>
             </w:r>
           </w:p>
         </w:tc>
@@ -25690,7 +26702,7 @@
                 <w:color w:val="1C3A36"/>
                 <w:sz w:val="14"/>
               </w:rPr>
-              <w:t>dpo</w:t>
+              <w:t>dimson_sum_beta</w:t>
             </w:r>
           </w:p>
         </w:tc>
@@ -25708,7 +26720,7 @@
                 <w:color w:val="1C3A36"/>
                 <w:sz w:val="14"/>
               </w:rPr>
-              <w:t>83.1716</w:t>
+              <w:t>0.8276</w:t>
             </w:r>
           </w:p>
         </w:tc>
@@ -25726,7 +26738,7 @@
                 <w:color w:val="1C3A36"/>
                 <w:sz w:val="14"/>
               </w:rPr>
-              <w:t>days</w:t>
+              <w:t>ratio</w:t>
             </w:r>
           </w:p>
         </w:tc>
@@ -25762,7 +26774,7 @@
                 <w:color w:val="1C3A36"/>
                 <w:sz w:val="14"/>
               </w:rPr>
-              <w:t>Constructed: FY2024/25 payables over cost of sales</w:t>
+              <w:t>Constructed: dimson sum-beta over one lead, the contemporaneous term and two lags of the same weekly regression — the thin-trading correction, carried as the beta alternative</w:t>
             </w:r>
           </w:p>
         </w:tc>
@@ -25782,7 +26794,7 @@
                 <w:color w:val="1C3A36"/>
                 <w:sz w:val="14"/>
               </w:rPr>
-              <w:t>dso</w:t>
+              <w:t>dio</w:t>
             </w:r>
           </w:p>
         </w:tc>
@@ -25800,7 +26812,7 @@
                 <w:color w:val="1C3A36"/>
                 <w:sz w:val="14"/>
               </w:rPr>
-              <w:t>26.7747</w:t>
+              <w:t>165.2475</w:t>
             </w:r>
           </w:p>
         </w:tc>
@@ -25854,7 +26866,7 @@
                 <w:color w:val="1C3A36"/>
                 <w:sz w:val="14"/>
               </w:rPr>
-              <w:t>Constructed: FY2024/25 receivables over revenue</w:t>
+              <w:t>Constructed: FY2024/25 inventory over cost of sales</w:t>
             </w:r>
           </w:p>
         </w:tc>
@@ -25874,7 +26886,7 @@
                 <w:color w:val="1C3A36"/>
                 <w:sz w:val="14"/>
               </w:rPr>
-              <w:t>expected_depreciation</w:t>
+              <w:t>dpo</w:t>
             </w:r>
           </w:p>
         </w:tc>
@@ -25892,7 +26904,7 @@
                 <w:color w:val="1C3A36"/>
                 <w:sz w:val="14"/>
               </w:rPr>
-              <w:t>0.045</w:t>
+              <w:t>83.1716</w:t>
             </w:r>
           </w:p>
         </w:tc>
@@ -25910,7 +26922,7 @@
                 <w:color w:val="1C3A36"/>
                 <w:sz w:val="14"/>
               </w:rPr>
-              <w:t>ratio</w:t>
+              <w:t>days</w:t>
             </w:r>
           </w:p>
         </w:tc>
@@ -25946,7 +26958,7 @@
                 <w:color w:val="1C3A36"/>
                 <w:sz w:val="14"/>
               </w:rPr>
-              <w:t>Constructed: the central bank's 7% inflation target against about 2.4% in the United States. The SAME wedge drives the currency path in the revenue build, so the two cannot diverge.</w:t>
+              <w:t>Constructed: FY2024/25 payables over cost of sales</w:t>
             </w:r>
           </w:p>
         </w:tc>
@@ -25966,7 +26978,7 @@
                 <w:color w:val="1C3A36"/>
                 <w:sz w:val="14"/>
               </w:rPr>
-              <w:t>export_tonnes_FY2425</w:t>
+              <w:t>dso</w:t>
             </w:r>
           </w:p>
         </w:tc>
@@ -25984,7 +26996,7 @@
                 <w:color w:val="1C3A36"/>
                 <w:sz w:val="14"/>
               </w:rPr>
-              <w:t>350,318</w:t>
+              <w:t>26.7747</w:t>
             </w:r>
           </w:p>
         </w:tc>
@@ -26002,7 +27014,7 @@
                 <w:color w:val="1C3A36"/>
                 <w:sz w:val="14"/>
               </w:rPr>
-              <w:t>tonnes</w:t>
+              <w:t>days</w:t>
             </w:r>
           </w:p>
         </w:tc>
@@ -26038,7 +27050,7 @@
                 <w:color w:val="1C3A36"/>
                 <w:sz w:val="14"/>
               </w:rPr>
-              <w:t>Constructed: note 20 export revenue divided by the auditor's disclosed average export price of US$385/t at an average rate of 49.0 — reconciles to 350.3kt</w:t>
+              <w:t>Constructed: FY2024/25 receivables over revenue</w:t>
             </w:r>
           </w:p>
         </w:tc>
@@ -26058,7 +27070,7 @@
                 <w:color w:val="1C3A36"/>
                 <w:sz w:val="14"/>
               </w:rPr>
-              <w:t>export_usd_FY2526E</w:t>
+              <w:t>expected_depreciation</w:t>
             </w:r>
           </w:p>
         </w:tc>
@@ -26076,7 +27088,7 @@
                 <w:color w:val="1C3A36"/>
                 <w:sz w:val="14"/>
               </w:rPr>
-              <w:t>505</w:t>
+              <w:t>0.0254</w:t>
             </w:r>
           </w:p>
         </w:tc>
@@ -26094,7 +27106,7 @@
                 <w:color w:val="1C3A36"/>
                 <w:sz w:val="14"/>
               </w:rPr>
-              <w:t>US$/t</w:t>
+              <w:t>ratio</w:t>
             </w:r>
           </w:p>
         </w:tc>
@@ -26112,7 +27124,7 @@
                 <w:color w:val="1C3A36"/>
                 <w:sz w:val="14"/>
               </w:rPr>
-              <w:t>2026-08-08</w:t>
+              <w:t>2026-08-09</w:t>
             </w:r>
           </w:p>
         </w:tc>
@@ -26130,7 +27142,7 @@
                 <w:color w:val="1C3A36"/>
                 <w:sz w:val="14"/>
               </w:rPr>
-              <w:t>Constructed for the FY2025/26 bridge year: Study-year export price: the auditor's disclosed first-quarter increase of 43% on the FY2024/25 realised price, moderated toward the forward curve, from the nine-month reviewed accounts and the disclosed quarterly detail</w:t>
+              <w:t>Constructed: the central bank's LONG-RUN 5% target against about 2.4% in the United States, on the same relative-purchasing-power identity the study states. CORRECTED 9 August 2026: the study previously asserted 4.5% flat while stating a derivation that produces a different number in every year. The wedge is now computed from the identity rather than asserted, and the currency path is built from it year by year.</w:t>
             </w:r>
           </w:p>
         </w:tc>
@@ -26150,7 +27162,7 @@
                 <w:color w:val="1C3A36"/>
                 <w:sz w:val="14"/>
               </w:rPr>
-              <w:t>export_usd_path</w:t>
+              <w:t>export_tonnes_FY2425</w:t>
             </w:r>
           </w:p>
         </w:tc>
@@ -26168,7 +27180,7 @@
                 <w:color w:val="1C3A36"/>
                 <w:sz w:val="14"/>
               </w:rPr>
-              <w:t>530, 500, 470, 450, 440</w:t>
+              <w:t>350,318</w:t>
             </w:r>
           </w:p>
         </w:tc>
@@ -26186,7 +27198,7 @@
                 <w:color w:val="1C3A36"/>
                 <w:sz w:val="14"/>
               </w:rPr>
-              <w:t>US$/t</w:t>
+              <w:t>tonnes</w:t>
             </w:r>
           </w:p>
         </w:tc>
@@ -26222,7 +27234,7 @@
                 <w:color w:val="1C3A36"/>
                 <w:sz w:val="14"/>
               </w:rPr>
-              <w:t>Export price path, mean-reverting from the August 2026 quote toward the cash cost of the marginal gas-based producer.</w:t>
+              <w:t>Constructed: note 20 export revenue divided by the auditor's disclosed average export price of US$385/t at an average rate of 49.0 — reconciles to 350.3kt</w:t>
             </w:r>
           </w:p>
         </w:tc>
@@ -26242,7 +27254,7 @@
                 <w:color w:val="1C3A36"/>
                 <w:sz w:val="14"/>
               </w:rPr>
-              <w:t>export_usd_path_bull</w:t>
+              <w:t>export_usd_FY2526E</w:t>
             </w:r>
           </w:p>
         </w:tc>
@@ -26260,7 +27272,7 @@
                 <w:color w:val="1C3A36"/>
                 <w:sz w:val="14"/>
               </w:rPr>
-              <w:t>560, 545, 530, 520, 515</w:t>
+              <w:t>505</w:t>
             </w:r>
           </w:p>
         </w:tc>
@@ -26314,7 +27326,7 @@
                 <w:color w:val="1C3A36"/>
                 <w:sz w:val="14"/>
               </w:rPr>
-              <w:t>Upside export price path: urea holds nearer the August 2026 quote.</w:t>
+              <w:t>Constructed for the FY2025/26 bridge year: Study-year export price: the auditor's disclosed first-quarter increase of 43% on the FY2024/25 realised price, moderated toward the forward curve, from the nine-month reviewed accounts and the disclosed quarterly detail</w:t>
             </w:r>
           </w:p>
         </w:tc>
@@ -26334,7 +27346,7 @@
                 <w:color w:val="1C3A36"/>
                 <w:sz w:val="14"/>
               </w:rPr>
-              <w:t>g_terminal</w:t>
+              <w:t>export_usd_path</w:t>
             </w:r>
           </w:p>
         </w:tc>
@@ -26352,7 +27364,7 @@
                 <w:color w:val="1C3A36"/>
                 <w:sz w:val="14"/>
               </w:rPr>
-              <w:t>0.07</w:t>
+              <w:t>530, 500, 470, 450, 440</w:t>
             </w:r>
           </w:p>
         </w:tc>
@@ -26370,7 +27382,7 @@
                 <w:color w:val="1C3A36"/>
                 <w:sz w:val="14"/>
               </w:rPr>
-              <w:t>ratio</w:t>
+              <w:t>US$/t</w:t>
             </w:r>
           </w:p>
         </w:tc>
@@ -26406,7 +27418,7 @@
                 <w:color w:val="1C3A36"/>
                 <w:sz w:val="14"/>
               </w:rPr>
-              <w:t>Terminal growth set at the central bank's medium-term inflation target: nominal maintenance growth, no real growth assumed</w:t>
+              <w:t>Constructed: export price path, mean-reverting from the August 2026 quote toward the cash cost of the marginal gas-based producer.</w:t>
             </w:r>
           </w:p>
         </w:tc>
@@ -26426,7 +27438,7 @@
                 <w:color w:val="1C3A36"/>
                 <w:sz w:val="14"/>
               </w:rPr>
-              <w:t>g_terminal_alt</w:t>
+              <w:t>export_usd_path_bull</w:t>
             </w:r>
           </w:p>
         </w:tc>
@@ -26444,7 +27456,7 @@
                 <w:color w:val="1C3A36"/>
                 <w:sz w:val="14"/>
               </w:rPr>
-              <w:t>0.05</w:t>
+              <w:t>560, 545, 530, 520, 515</w:t>
             </w:r>
           </w:p>
         </w:tc>
@@ -26462,7 +27474,7 @@
                 <w:color w:val="1C3A36"/>
                 <w:sz w:val="14"/>
               </w:rPr>
-              <w:t>ratio</w:t>
+              <w:t>US$/t</w:t>
             </w:r>
           </w:p>
         </w:tc>
@@ -26498,7 +27510,7 @@
                 <w:color w:val="1C3A36"/>
                 <w:sz w:val="14"/>
               </w:rPr>
-              <w:t>The alternative terminal growth rate: two points below the inflation target, which is negative real maintenance growth</w:t>
+              <w:t>Constructed: upside export price path: urea holds nearer the August 2026 quote.</w:t>
             </w:r>
           </w:p>
         </w:tc>
@@ -26518,7 +27530,7 @@
                 <w:color w:val="1C3A36"/>
                 <w:sz w:val="14"/>
               </w:rPr>
-              <w:t>gas_m3_per_t_ammonia_modelled</w:t>
+              <w:t>fx_terminal_wedge</w:t>
             </w:r>
           </w:p>
         </w:tc>
@@ -26536,7 +27548,7 @@
                 <w:color w:val="1C3A36"/>
                 <w:sz w:val="14"/>
               </w:rPr>
-              <w:t>1,292</w:t>
+              <w:t>0.025</w:t>
             </w:r>
           </w:p>
         </w:tc>
@@ -26554,7 +27566,7 @@
                 <w:color w:val="1C3A36"/>
                 <w:sz w:val="14"/>
               </w:rPr>
-              <w:t>m3/t</w:t>
+              <w:t>ratio</w:t>
             </w:r>
           </w:p>
         </w:tc>
@@ -26572,7 +27584,7 @@
                 <w:color w:val="1C3A36"/>
                 <w:sz w:val="14"/>
               </w:rPr>
-              <w:t>2026-08-08</w:t>
+              <w:t>2026-08-09</w:t>
             </w:r>
           </w:p>
         </w:tc>
@@ -26590,7 +27602,7 @@
                 <w:color w:val="1C3A36"/>
                 <w:sz w:val="14"/>
               </w:rPr>
-              <w:t>Constructed and FLAGGED: implied by setting gas at three quarters of the single disclosed materials line; inside the auditor's own disclosed 1,025-1,771 range</w:t>
+              <w:t>Constructed: steady-state gap between the terminal inflation target and the currency wedge, held constant in the terminal year</w:t>
             </w:r>
           </w:p>
         </w:tc>
@@ -26610,7 +27622,7 @@
                 <w:color w:val="1C3A36"/>
                 <w:sz w:val="14"/>
               </w:rPr>
-              <w:t>gas_realised_usd_mmbtu</w:t>
+              <w:t>g_terminal</w:t>
             </w:r>
           </w:p>
         </w:tc>
@@ -26628,7 +27640,7 @@
                 <w:color w:val="1C3A36"/>
                 <w:sz w:val="14"/>
               </w:rPr>
-              <w:t>4.68</w:t>
+              <w:t>0.05</w:t>
             </w:r>
           </w:p>
         </w:tc>
@@ -26646,7 +27658,7 @@
                 <w:color w:val="1C3A36"/>
                 <w:sz w:val="14"/>
               </w:rPr>
-              <w:t>US$/mmBtu</w:t>
+              <w:t>ratio</w:t>
             </w:r>
           </w:p>
         </w:tc>
@@ -26664,7 +27676,7 @@
                 <w:color w:val="1C3A36"/>
                 <w:sz w:val="14"/>
               </w:rPr>
-              <w:t>2026-08-08</w:t>
+              <w:t>2026-08-09</w:t>
             </w:r>
           </w:p>
         </w:tc>
@@ -26682,7 +27694,7 @@
                 <w:color w:val="1C3A36"/>
                 <w:sz w:val="14"/>
               </w:rPr>
-              <w:t>Constructed: the company's own Q1 disclosure values 31,313,235 m3 of lost gas at EGP 251m, or EGP 8.016/m3, which converts to about US$4.68/mmBtu at the prevailing rate — below the US$5.75 contract price, which the study carries as its downside case</w:t>
+              <w:t>Terminal growth set at the central bank's LONGEST-HORIZON published inflation target: 5% (+/-2) for Q4 2028. CORRECTED 9 August 2026 after external critique: the study previously used the 7% Q4-2026 target, which expires one quarter after the anchor date, as a perpetuity anchor -- and then defended it by calling 5% 'below the target', inverting the central bank's own target structure. A perpetuity takes the longest-horizon target there is.</w:t>
             </w:r>
           </w:p>
         </w:tc>
@@ -26702,7 +27714,7 @@
                 <w:color w:val="1C3A36"/>
                 <w:sz w:val="14"/>
               </w:rPr>
-              <w:t>gas_share_of_materials</w:t>
+              <w:t>g_terminal_alt</w:t>
             </w:r>
           </w:p>
         </w:tc>
@@ -26720,7 +27732,7 @@
                 <w:color w:val="1C3A36"/>
                 <w:sz w:val="14"/>
               </w:rPr>
-              <w:t>0.75</w:t>
+              <w:t>0.05</w:t>
             </w:r>
           </w:p>
         </w:tc>
@@ -26774,7 +27786,7 @@
                 <w:color w:val="1C3A36"/>
                 <w:sz w:val="14"/>
               </w:rPr>
-              <w:t>Constructed and FLAGGED: the statements give a single materials line and do not split gas from the rest. Gas is set at three quarters of that line, which implies 1,292 m3 per tonne of ammonia — inside the auditor's own disclosed 1,025 to 1,771 range. This is the largest modelled allocation in the study.</w:t>
+              <w:t>Constructed: the alternative terminal growth rate: two points below the inflation target, which is negative real maintenance growth</w:t>
             </w:r>
           </w:p>
         </w:tc>
@@ -26794,7 +27806,7 @@
                 <w:color w:val="1C3A36"/>
                 <w:sz w:val="14"/>
               </w:rPr>
-              <w:t>kd_local</w:t>
+              <w:t>gas_m3_per_t_ammonia_modelled</w:t>
             </w:r>
           </w:p>
         </w:tc>
@@ -26812,7 +27824,7 @@
                 <w:color w:val="1C3A36"/>
                 <w:sz w:val="14"/>
               </w:rPr>
-              <w:t>0.194</w:t>
+              <w:t>1,292</w:t>
             </w:r>
           </w:p>
         </w:tc>
@@ -26830,7 +27842,7 @@
                 <w:color w:val="1C3A36"/>
                 <w:sz w:val="14"/>
               </w:rPr>
-              <w:t>ratio</w:t>
+              <w:t>m3/t</w:t>
             </w:r>
           </w:p>
         </w:tc>
@@ -26866,7 +27878,7 @@
                 <w:color w:val="1C3A36"/>
                 <w:sz w:val="14"/>
               </w:rPr>
-              <w:t>Constructed: EGP 96,896,001 of interest on the EGP 500,000,000 holding-company facility drawn in FY2024/25 — the company's own latest local borrowing</w:t>
+              <w:t>Constructed and FLAGGED: implied by setting gas at three quarters of the single disclosed materials line; inside the auditor's own disclosed 1,025-1,771 range</w:t>
             </w:r>
           </w:p>
         </w:tc>
@@ -26886,7 +27898,7 @@
                 <w:color w:val="1C3A36"/>
                 <w:sz w:val="14"/>
               </w:rPr>
-              <w:t>kd_usd_lt</w:t>
+              <w:t>gas_realised_usd_mmbtu</w:t>
             </w:r>
           </w:p>
         </w:tc>
@@ -26904,7 +27916,7 @@
                 <w:color w:val="1C3A36"/>
                 <w:sz w:val="14"/>
               </w:rPr>
-              <w:t>0.09</w:t>
+              <w:t>4.68</w:t>
             </w:r>
           </w:p>
         </w:tc>
@@ -26922,7 +27934,7 @@
                 <w:color w:val="1C3A36"/>
                 <w:sz w:val="14"/>
               </w:rPr>
-              <w:t>ratio</w:t>
+              <w:t>US$/mmBtu</w:t>
             </w:r>
           </w:p>
         </w:tc>
@@ -26958,7 +27970,7 @@
                 <w:color w:val="1C3A36"/>
                 <w:sz w:val="14"/>
               </w:rPr>
-              <w:t>Long-run corporate dollar cost of debt</w:t>
+              <w:t>Constructed: the company's own Q1 disclosure values 31,313,235 m3 of lost gas at EGP 251m, or EGP 8.016/m3, which converts to about US$4.68/mmBtu at the prevailing rate — below the US$5.75 contract price, which the study carries as its downside case</w:t>
             </w:r>
           </w:p>
         </w:tc>
@@ -26978,7 +27990,7 @@
                 <w:color w:val="1C3A36"/>
                 <w:sz w:val="14"/>
               </w:rPr>
-              <w:t>kd_usd_nominal</w:t>
+              <w:t>gas_share_of_materials</w:t>
             </w:r>
           </w:p>
         </w:tc>
@@ -26996,7 +28008,7 @@
                 <w:color w:val="1C3A36"/>
                 <w:sz w:val="14"/>
               </w:rPr>
-              <w:t>0.117</w:t>
+              <w:t>0.75</w:t>
             </w:r>
           </w:p>
         </w:tc>
@@ -27050,7 +28062,7 @@
                 <w:color w:val="1C3A36"/>
                 <w:sz w:val="14"/>
               </w:rPr>
-              <w:t>Constructed: EGP 1,338.0m of FY2024/25 interest on a mean dollar balance of about US$233m</w:t>
+              <w:t>Constructed and FLAGGED: the statements give a single materials line and do not split gas from the rest. Gas is set at three quarters of that line, which implies 1,292 m3 per tonne of ammonia — inside the auditor's own disclosed 1,025 to 1,771 range. This is the largest modelled allocation in the study.</w:t>
             </w:r>
           </w:p>
         </w:tc>
@@ -27070,7 +28082,7 @@
                 <w:color w:val="1C3A36"/>
                 <w:sz w:val="14"/>
               </w:rPr>
-              <w:t>local_free_p_FY2526E</w:t>
+              <w:t>kd_local</w:t>
             </w:r>
           </w:p>
         </w:tc>
@@ -27088,7 +28100,7 @@
                 <w:color w:val="1C3A36"/>
                 <w:sz w:val="14"/>
               </w:rPr>
-              <w:t>22,000</w:t>
+              <w:t>0.194</w:t>
             </w:r>
           </w:p>
         </w:tc>
@@ -27106,7 +28118,7 @@
                 <w:color w:val="1C3A36"/>
                 <w:sz w:val="14"/>
               </w:rPr>
-              <w:t>EGP/t</w:t>
+              <w:t>ratio</w:t>
             </w:r>
           </w:p>
         </w:tc>
@@ -27142,7 +28154,7 @@
                 <w:color w:val="1C3A36"/>
                 <w:sz w:val="14"/>
               </w:rPr>
-              <w:t>Constructed for the FY2025/26 bridge year: Free-market price for the study year, from the nine-month reviewed accounts and the disclosed quarterly detail</w:t>
+              <w:t>Constructed: EGP 96,896,001 of interest on the EGP 500,000,000 holding-company facility drawn in FY2024/25 — the company's own latest local borrowing</w:t>
             </w:r>
           </w:p>
         </w:tc>
@@ -27162,7 +28174,7 @@
                 <w:color w:val="1C3A36"/>
                 <w:sz w:val="14"/>
               </w:rPr>
-              <w:t>local_free_parity</w:t>
+              <w:t>kd_usd_lt</w:t>
             </w:r>
           </w:p>
         </w:tc>
@@ -27180,7 +28192,7 @@
                 <w:color w:val="1C3A36"/>
                 <w:sz w:val="14"/>
               </w:rPr>
-              <w:t>0.9</w:t>
+              <w:t>0.09</w:t>
             </w:r>
           </w:p>
         </w:tc>
@@ -27234,7 +28246,7 @@
                 <w:color w:val="1C3A36"/>
                 <w:sz w:val="14"/>
               </w:rPr>
-              <w:t>Local free-market urea clears at about 90% of export parity, implied by the FY2024/25 note-20 local revenue net of the subsidised and nitrate legs</w:t>
+              <w:t>Constructed: long-run corporate dollar cost of debt</w:t>
             </w:r>
           </w:p>
         </w:tc>
@@ -27254,7 +28266,7 @@
                 <w:color w:val="1C3A36"/>
                 <w:sz w:val="14"/>
               </w:rPr>
-              <w:t>local_free_path</w:t>
+              <w:t>kd_usd_nominal</w:t>
             </w:r>
           </w:p>
         </w:tc>
@@ -27272,7 +28284,7 @@
                 <w:color w:val="1C3A36"/>
                 <w:sz w:val="14"/>
               </w:rPr>
-              <w:t>4e+04, 4.1e+04, 4.2e+04, 4.3e+04, 4.4e+04</w:t>
+              <w:t>0.117</w:t>
             </w:r>
           </w:p>
         </w:tc>
@@ -27290,7 +28302,7 @@
                 <w:color w:val="1C3A36"/>
                 <w:sz w:val="14"/>
               </w:rPr>
-              <w:t>tonnes</w:t>
+              <w:t>ratio</w:t>
             </w:r>
           </w:p>
         </w:tc>
@@ -27326,7 +28338,7 @@
                 <w:color w:val="1C3A36"/>
                 <w:sz w:val="14"/>
               </w:rPr>
-              <w:t>Local free-market volume path from the 37.1kt implied for FY2024/25.</w:t>
+              <w:t>Constructed: EGP 1,338.0m of FY2024/25 interest on a mean dollar balance of about US$233m</w:t>
             </w:r>
           </w:p>
         </w:tc>
@@ -27346,7 +28358,7 @@
                 <w:color w:val="1C3A36"/>
                 <w:sz w:val="14"/>
               </w:rPr>
-              <w:t>local_free_price_FY2425</w:t>
+              <w:t>local_free_p_FY2526E</w:t>
             </w:r>
           </w:p>
         </w:tc>
@@ -27364,7 +28376,7 @@
                 <w:color w:val="1C3A36"/>
                 <w:sz w:val="14"/>
               </w:rPr>
-              <w:t>18,485</w:t>
+              <w:t>22,000</w:t>
             </w:r>
           </w:p>
         </w:tc>
@@ -27418,7 +28430,7 @@
                 <w:color w:val="1C3A36"/>
                 <w:sz w:val="14"/>
               </w:rPr>
-              <w:t>Constructed: export parity at the FY2024/25 realised price and rate, times the 90% local clearing ratio</w:t>
+              <w:t>Constructed for the FY2025/26 bridge year: Free-market price for the study year, from the nine-month reviewed accounts and the disclosed quarterly detail</w:t>
             </w:r>
           </w:p>
         </w:tc>
@@ -27438,7 +28450,7 @@
                 <w:color w:val="1C3A36"/>
                 <w:sz w:val="14"/>
               </w:rPr>
-              <w:t>local_free_t_FY2526E</w:t>
+              <w:t>local_free_parity</w:t>
             </w:r>
           </w:p>
         </w:tc>
@@ -27456,7 +28468,7 @@
                 <w:color w:val="1C3A36"/>
                 <w:sz w:val="14"/>
               </w:rPr>
-              <w:t>40,000</w:t>
+              <w:t>0.9</w:t>
             </w:r>
           </w:p>
         </w:tc>
@@ -27474,7 +28486,7 @@
                 <w:color w:val="1C3A36"/>
                 <w:sz w:val="14"/>
               </w:rPr>
-              <w:t>tonnes</w:t>
+              <w:t>ratio</w:t>
             </w:r>
           </w:p>
         </w:tc>
@@ -27510,7 +28522,7 @@
                 <w:color w:val="1C3A36"/>
                 <w:sz w:val="14"/>
               </w:rPr>
-              <w:t>Constructed for the FY2025/26 bridge year: Free-market volume for the study year, from the nine-month reviewed accounts and the disclosed quarterly detail</w:t>
+              <w:t>Constructed: local free-market urea clears at about 90% of export parity, implied by the FY2024/25 note-20 local revenue net of the subsidised and nitrate legs</w:t>
             </w:r>
           </w:p>
         </w:tc>
@@ -27530,7 +28542,7 @@
                 <w:color w:val="1C3A36"/>
                 <w:sz w:val="14"/>
               </w:rPr>
-              <w:t>local_free_tonnes_FY2425</w:t>
+              <w:t>local_free_path</w:t>
             </w:r>
           </w:p>
         </w:tc>
@@ -27548,7 +28560,7 @@
                 <w:color w:val="1C3A36"/>
                 <w:sz w:val="14"/>
               </w:rPr>
-              <w:t>37,085</w:t>
+              <w:t>4e+04, 4.1e+04, 4.2e+04, 4.3e+04, 4.4e+04</w:t>
             </w:r>
           </w:p>
         </w:tc>
@@ -27602,7 +28614,7 @@
                 <w:color w:val="1C3A36"/>
                 <w:sz w:val="14"/>
               </w:rPr>
-              <w:t>Constructed: note 20 local revenue less the subsidised leg, divided by the implied free-market price</w:t>
+              <w:t>Constructed: local free-market volume path from the 37.1kt implied for FY2024/25.</w:t>
             </w:r>
           </w:p>
         </w:tc>
@@ -27622,7 +28634,7 @@
                 <w:color w:val="1C3A36"/>
                 <w:sz w:val="14"/>
               </w:rPr>
-              <w:t>maint_capex_pct</w:t>
+              <w:t>local_free_price_FY2425</w:t>
             </w:r>
           </w:p>
         </w:tc>
@@ -27640,7 +28652,7 @@
                 <w:color w:val="1C3A36"/>
                 <w:sz w:val="14"/>
               </w:rPr>
-              <w:t>0.0112</w:t>
+              <w:t>18,485</w:t>
             </w:r>
           </w:p>
         </w:tc>
@@ -27658,7 +28670,7 @@
                 <w:color w:val="1C3A36"/>
                 <w:sz w:val="14"/>
               </w:rPr>
-              <w:t>ratio</w:t>
+              <w:t>EGP/t</w:t>
             </w:r>
           </w:p>
         </w:tc>
@@ -27676,7 +28688,7 @@
                 <w:color w:val="1C3A36"/>
                 <w:sz w:val="14"/>
               </w:rPr>
-              <w:t>2026-08-09</w:t>
+              <w:t>2026-08-08</w:t>
             </w:r>
           </w:p>
         </w:tc>
@@ -27694,7 +28706,7 @@
                 <w:color w:val="1C3A36"/>
                 <w:sz w:val="14"/>
               </w:rPr>
-              <w:t>Maintenance capital expenditure as a share of revenue, RE-ANCHORED 9 August 2026 on the company's OWN pre-project cash-flow statements: EGP 123.3m spent across FY2021/22 and FY2022/23 on EGP 11,052.9m of revenue. The first issue of this study used a 3.0% mature-plant standard instead, which is 2.7 times what this company has ever spent to keep its plant running, and which no disclosure supports. The replacement-rate framing (gross fixed assets at the disclosed 3.95% machinery rate, 6.11% of revenue) is carried as the published alternative and as the downside case.</w:t>
+              <w:t>Constructed: export parity at the FY2024/25 realised price and rate, times the 90% local clearing ratio</w:t>
             </w:r>
           </w:p>
         </w:tc>
@@ -27714,7 +28726,7 @@
                 <w:color w:val="1C3A36"/>
                 <w:sz w:val="14"/>
               </w:rPr>
-              <w:t>maint_capex_pct_observed</w:t>
+              <w:t>local_free_t_FY2526E</w:t>
             </w:r>
           </w:p>
         </w:tc>
@@ -27732,7 +28744,7 @@
                 <w:color w:val="1C3A36"/>
                 <w:sz w:val="14"/>
               </w:rPr>
-              <w:t>0.0112</w:t>
+              <w:t>40,000</w:t>
             </w:r>
           </w:p>
         </w:tc>
@@ -27750,7 +28762,7 @@
                 <w:color w:val="1C3A36"/>
                 <w:sz w:val="14"/>
               </w:rPr>
-              <w:t>ratio</w:t>
+              <w:t>tonnes</w:t>
             </w:r>
           </w:p>
         </w:tc>
@@ -27768,7 +28780,7 @@
                 <w:color w:val="1C3A36"/>
                 <w:sz w:val="14"/>
               </w:rPr>
-              <w:t>2026-08-09</w:t>
+              <w:t>2026-08-08</w:t>
             </w:r>
           </w:p>
         </w:tc>
@@ -27786,7 +28798,7 @@
                 <w:color w:val="1C3A36"/>
                 <w:sz w:val="14"/>
               </w:rPr>
-              <w:t>Constructed: the two clean PRE-PROJECT years pooled — EGP 123.3m of capital expenditure on EGP 11,052.9m of revenue. This is what the plant costs to keep running when it is not building anything, from the company's own cash-flow statements.</w:t>
+              <w:t>Constructed for the FY2025/26 bridge year: Free-market volume for the study year, from the nine-month reviewed accounts and the disclosed quarterly detail</w:t>
             </w:r>
           </w:p>
         </w:tc>
@@ -27806,7 +28818,7 @@
                 <w:color w:val="1C3A36"/>
                 <w:sz w:val="14"/>
               </w:rPr>
-              <w:t>maint_capex_pct_replacement</w:t>
+              <w:t>local_free_tonnes_FY2425</w:t>
             </w:r>
           </w:p>
         </w:tc>
@@ -27824,7 +28836,7 @@
                 <w:color w:val="1C3A36"/>
                 <w:sz w:val="14"/>
               </w:rPr>
-              <w:t>0.061</w:t>
+              <w:t>37,085</w:t>
             </w:r>
           </w:p>
         </w:tc>
@@ -27842,7 +28854,7 @@
                 <w:color w:val="1C3A36"/>
                 <w:sz w:val="14"/>
               </w:rPr>
-              <w:t>ratio</w:t>
+              <w:t>tonnes</w:t>
             </w:r>
           </w:p>
         </w:tc>
@@ -27860,7 +28872,7 @@
                 <w:color w:val="1C3A36"/>
                 <w:sz w:val="14"/>
               </w:rPr>
-              <w:t>2026-08-09</w:t>
+              <w:t>2026-08-08</w:t>
             </w:r>
           </w:p>
         </w:tc>
@@ -27878,7 +28890,7 @@
                 <w:color w:val="1C3A36"/>
                 <w:sz w:val="14"/>
               </w:rPr>
-              <w:t>Constructed: gross fixed assets at the disclosed 3.95% machinery depreciation rate, over first-forecast-year revenue — replacement-rate maintenance, the upper framing of the same driver</w:t>
+              <w:t>Constructed: note 20 local revenue less the subsidised leg, divided by the implied free-market price</w:t>
             </w:r>
           </w:p>
         </w:tc>
@@ -27898,7 +28910,7 @@
                 <w:color w:val="1C3A36"/>
                 <w:sz w:val="14"/>
               </w:rPr>
-              <w:t>mmbtu_per_m3</w:t>
+              <w:t>maint_capex_pct</w:t>
             </w:r>
           </w:p>
         </w:tc>
@@ -27916,7 +28928,7 @@
                 <w:color w:val="1C3A36"/>
                 <w:sz w:val="14"/>
               </w:rPr>
-              <w:t>0.0353</w:t>
+              <w:t>0.0112</w:t>
             </w:r>
           </w:p>
         </w:tc>
@@ -27934,7 +28946,7 @@
                 <w:color w:val="1C3A36"/>
                 <w:sz w:val="14"/>
               </w:rPr>
-              <w:t>mmBtu/m3</w:t>
+              <w:t>ratio</w:t>
             </w:r>
           </w:p>
         </w:tc>
@@ -27952,7 +28964,7 @@
                 <w:color w:val="1C3A36"/>
                 <w:sz w:val="14"/>
               </w:rPr>
-              <w:t>2026-08-08</w:t>
+              <w:t>2026-08-09</w:t>
             </w:r>
           </w:p>
         </w:tc>
@@ -27970,7 +28982,7 @@
                 <w:color w:val="1C3A36"/>
                 <w:sz w:val="14"/>
               </w:rPr>
-              <w:t>Standard gross calorific conversion</w:t>
+              <w:t>Maintenance capital expenditure as a share of revenue, RE-ANCHORED 9 August 2026 on the company's OWN pre-project cash-flow statements: EGP 123.3m spent across FY2021/22 and FY2022/23 on EGP 11,052.9m of revenue. The first issue of this study used a 3.0% mature-plant standard instead, which is 2.7 times what this company has ever spent to keep its plant running, and which no disclosure supports. The replacement-rate framing (gross fixed assets at the disclosed 3.95% machinery rate, 6.11% of revenue) is carried as the published alternative and as the downside case.</w:t>
             </w:r>
           </w:p>
         </w:tc>
@@ -27990,7 +29002,7 @@
                 <w:color w:val="1C3A36"/>
                 <w:sz w:val="14"/>
               </w:rPr>
-              <w:t>nh3_per_t_an</w:t>
+              <w:t>maint_capex_pct_observed</w:t>
             </w:r>
           </w:p>
         </w:tc>
@@ -28008,7 +29020,7 @@
                 <w:color w:val="1C3A36"/>
                 <w:sz w:val="14"/>
               </w:rPr>
-              <w:t>0.43</w:t>
+              <w:t>0.0112</w:t>
             </w:r>
           </w:p>
         </w:tc>
@@ -28026,7 +29038,7 @@
                 <w:color w:val="1C3A36"/>
                 <w:sz w:val="14"/>
               </w:rPr>
-              <w:t>tonnes</w:t>
+              <w:t>ratio</w:t>
             </w:r>
           </w:p>
         </w:tc>
@@ -28044,7 +29056,7 @@
                 <w:color w:val="1C3A36"/>
                 <w:sz w:val="14"/>
               </w:rPr>
-              <w:t>2026-08-08</w:t>
+              <w:t>2026-08-09</w:t>
             </w:r>
           </w:p>
         </w:tc>
@@ -28062,7 +29074,7 @@
                 <w:color w:val="1C3A36"/>
                 <w:sz w:val="14"/>
               </w:rPr>
-              <w:t>Ammonia per tonne of ammonium nitrate through the nitric-acid route plus direct neutralisation</w:t>
+              <w:t>Constructed: the two clean PRE-PROJECT years pooled — EGP 123.3m of capital expenditure on EGP 11,052.9m of revenue. This is what the plant costs to keep running when it is not building anything, from the company's own cash-flow statements.</w:t>
             </w:r>
           </w:p>
         </w:tc>
@@ -28082,7 +29094,7 @@
                 <w:color w:val="1C3A36"/>
                 <w:sz w:val="14"/>
               </w:rPr>
-              <w:t>other_rev_FY2526E</w:t>
+              <w:t>maint_capex_pct_replacement</w:t>
             </w:r>
           </w:p>
         </w:tc>
@@ -28100,7 +29112,7 @@
                 <w:color w:val="1C3A36"/>
                 <w:sz w:val="14"/>
               </w:rPr>
-              <w:t>120</w:t>
+              <w:t>0.061</w:t>
             </w:r>
           </w:p>
         </w:tc>
@@ -28118,7 +29130,7 @@
                 <w:color w:val="1C3A36"/>
                 <w:sz w:val="14"/>
               </w:rPr>
-              <w:t>EGP m</w:t>
+              <w:t>ratio</w:t>
             </w:r>
           </w:p>
         </w:tc>
@@ -28136,7 +29148,7 @@
                 <w:color w:val="1C3A36"/>
                 <w:sz w:val="14"/>
               </w:rPr>
-              <w:t>2026-08-08</w:t>
+              <w:t>2026-08-09</w:t>
             </w:r>
           </w:p>
         </w:tc>
@@ -28154,7 +29166,7 @@
                 <w:color w:val="1C3A36"/>
                 <w:sz w:val="14"/>
               </w:rPr>
-              <w:t>Constructed for the FY2025/26 bridge year: Other revenue for the study year, from the nine-month reviewed accounts and the disclosed quarterly detail</w:t>
+              <w:t>Constructed: gross fixed assets at the disclosed 3.95% machinery depreciation rate, over first-forecast-year revenue — replacement-rate maintenance, the upper framing of the same driver</w:t>
             </w:r>
           </w:p>
         </w:tc>
@@ -28174,7 +29186,7 @@
                 <w:color w:val="1C3A36"/>
                 <w:sz w:val="14"/>
               </w:rPr>
-              <w:t>other_rev_path</w:t>
+              <w:t>mmbtu_per_m3</w:t>
             </w:r>
           </w:p>
         </w:tc>
@@ -28192,7 +29204,7 @@
                 <w:color w:val="1C3A36"/>
                 <w:sz w:val="14"/>
               </w:rPr>
-              <w:t>140, 152, 163, 174, 186</w:t>
+              <w:t>0.0353</w:t>
             </w:r>
           </w:p>
         </w:tc>
@@ -28210,7 +29222,7 @@
                 <w:color w:val="1C3A36"/>
                 <w:sz w:val="14"/>
               </w:rPr>
-              <w:t>EGP m</w:t>
+              <w:t>mmBtu/m3</w:t>
             </w:r>
           </w:p>
         </w:tc>
@@ -28246,7 +29258,7 @@
                 <w:color w:val="1C3A36"/>
                 <w:sz w:val="14"/>
               </w:rPr>
-              <w:t>Merchant nitric acid, the ferrosilicon plant's rent and services.</w:t>
+              <w:t>Constructed: standard gross calorific conversion</w:t>
             </w:r>
           </w:p>
         </w:tc>
@@ -28266,7 +29278,7 @@
                 <w:color w:val="1C3A36"/>
                 <w:sz w:val="14"/>
               </w:rPr>
-              <w:t>prod_urea_FY2526E</w:t>
+              <w:t>nh3_per_t_an</w:t>
             </w:r>
           </w:p>
         </w:tc>
@@ -28284,7 +29296,7 @@
                 <w:color w:val="1C3A36"/>
                 <w:sz w:val="14"/>
               </w:rPr>
-              <w:t>520,000</w:t>
+              <w:t>0.43</w:t>
             </w:r>
           </w:p>
         </w:tc>
@@ -28338,7 +29350,7 @@
                 <w:color w:val="1C3A36"/>
                 <w:sz w:val="14"/>
               </w:rPr>
-              <w:t>Constructed for the FY2025/26 bridge year: Nine months reviewed output extended on the fourth-quarter run rate, from the nine-month reviewed accounts and the disclosed quarterly detail</w:t>
+              <w:t>Constructed: ammonia per tonne of ammonium nitrate through the nitric-acid route plus direct neutralisation</w:t>
             </w:r>
           </w:p>
         </w:tc>
@@ -28358,7 +29370,7 @@
                 <w:color w:val="1C3A36"/>
                 <w:sz w:val="14"/>
               </w:rPr>
-              <w:t>q4_runrate_haircut</w:t>
+              <w:t>other_rev_FY2526E</w:t>
             </w:r>
           </w:p>
         </w:tc>
@@ -28376,7 +29388,7 @@
                 <w:color w:val="1C3A36"/>
                 <w:sz w:val="14"/>
               </w:rPr>
-              <w:t>0.97</w:t>
+              <w:t>120</w:t>
             </w:r>
           </w:p>
         </w:tc>
@@ -28394,7 +29406,7 @@
                 <w:color w:val="1C3A36"/>
                 <w:sz w:val="14"/>
               </w:rPr>
-              <w:t>ratio</w:t>
+              <w:t>EGP m</w:t>
             </w:r>
           </w:p>
         </w:tc>
@@ -28430,7 +29442,7 @@
                 <w:color w:val="1C3A36"/>
                 <w:sz w:val="14"/>
               </w:rPr>
-              <w:t>The fourth quarter of FY2025/26 is run-rated on the third quarter's revenue with a 3% haircut for the summer gas curtailment the company discloses every year</w:t>
+              <w:t>Constructed for the FY2025/26 bridge year: Other revenue for the study year, from the nine-month reviewed accounts and the disclosed quarterly detail</w:t>
             </w:r>
           </w:p>
         </w:tc>
@@ -28450,7 +29462,7 @@
                 <w:color w:val="1C3A36"/>
                 <w:sz w:val="14"/>
               </w:rPr>
-              <w:t>real_rate_lt</w:t>
+              <w:t>other_rev_path</w:t>
             </w:r>
           </w:p>
         </w:tc>
@@ -28468,7 +29480,7 @@
                 <w:color w:val="1C3A36"/>
                 <w:sz w:val="14"/>
               </w:rPr>
-              <w:t>0.035</w:t>
+              <w:t>140, 152, 163, 174, 186</w:t>
             </w:r>
           </w:p>
         </w:tc>
@@ -28486,7 +29498,7 @@
                 <w:color w:val="1C3A36"/>
                 <w:sz w:val="14"/>
               </w:rPr>
-              <w:t>ratio</w:t>
+              <w:t>EGP m</w:t>
             </w:r>
           </w:p>
         </w:tc>
@@ -28522,7 +29534,7 @@
                 <w:color w:val="1C3A36"/>
                 <w:sz w:val="14"/>
               </w:rPr>
-              <w:t>Long-run emerging-market real policy rate, used to build the terminal risk-free rate from its own components rather than from a spot yield</w:t>
+              <w:t>Constructed: merchant nitric acid, the ferrosilicon plant's rent and services.</w:t>
             </w:r>
           </w:p>
         </w:tc>
@@ -28542,7 +29554,7 @@
                 <w:color w:val="1C3A36"/>
                 <w:sz w:val="14"/>
               </w:rPr>
-              <w:t>roc_terminal</w:t>
+              <w:t>prod_urea_FY2526E</w:t>
             </w:r>
           </w:p>
         </w:tc>
@@ -28560,7 +29572,7 @@
                 <w:color w:val="1C3A36"/>
                 <w:sz w:val="14"/>
               </w:rPr>
-              <w:t>0.18</w:t>
+              <w:t>520,000</w:t>
             </w:r>
           </w:p>
         </w:tc>
@@ -28578,7 +29590,7 @@
                 <w:color w:val="1C3A36"/>
                 <w:sz w:val="14"/>
               </w:rPr>
-              <w:t>ratio</w:t>
+              <w:t>tonnes</w:t>
             </w:r>
           </w:p>
         </w:tc>
@@ -28614,7 +29626,7 @@
                 <w:color w:val="1C3A36"/>
                 <w:sz w:val="14"/>
               </w:rPr>
-              <w:t>Terminal return on invested capital, which sets the terminal reinvestment rate as growth divided by return on capital</w:t>
+              <w:t>Constructed for the FY2025/26 bridge year: Nine months reviewed output extended on the fourth-quarter run rate, from the nine-month reviewed accounts and the disclosed quarterly detail</w:t>
             </w:r>
           </w:p>
         </w:tc>
@@ -28634,7 +29646,7 @@
                 <w:color w:val="1C3A36"/>
                 <w:sz w:val="14"/>
               </w:rPr>
-              <w:t>subsidised_p_FY2526E</w:t>
+              <w:t>q4_runrate_haircut</w:t>
             </w:r>
           </w:p>
         </w:tc>
@@ -28652,7 +29664,7 @@
                 <w:color w:val="1C3A36"/>
                 <w:sz w:val="14"/>
               </w:rPr>
-              <w:t>6,720</w:t>
+              <w:t>0.97</w:t>
             </w:r>
           </w:p>
         </w:tc>
@@ -28670,7 +29682,7 @@
                 <w:color w:val="1C3A36"/>
                 <w:sz w:val="14"/>
               </w:rPr>
-              <w:t>EGP/t</w:t>
+              <w:t>ratio</w:t>
             </w:r>
           </w:p>
         </w:tc>
@@ -28706,7 +29718,7 @@
                 <w:color w:val="1C3A36"/>
                 <w:sz w:val="14"/>
               </w:rPr>
-              <w:t>Constructed for the FY2025/26 bridge year: Administered price for the study year, from the nine-month reviewed accounts and the disclosed quarterly detail</w:t>
+              <w:t>Constructed: the fourth quarter of FY2025/26 is run-rated on the third quarter's revenue with a 3% haircut for the summer gas curtailment the company discloses every year</w:t>
             </w:r>
           </w:p>
         </w:tc>
@@ -28726,7 +29738,7 @@
                 <w:color w:val="1C3A36"/>
                 <w:sz w:val="14"/>
               </w:rPr>
-              <w:t>subsidised_p_path</w:t>
+              <w:t>real_rate_lt</w:t>
             </w:r>
           </w:p>
         </w:tc>
@@ -28744,7 +29756,7 @@
                 <w:color w:val="1C3A36"/>
                 <w:sz w:val="14"/>
               </w:rPr>
-              <w:t>7,526, 8,429, 9,272, 1.011e+04, 1.092e+04</w:t>
+              <w:t>0.035</w:t>
             </w:r>
           </w:p>
         </w:tc>
@@ -28762,7 +29774,7 @@
                 <w:color w:val="1C3A36"/>
                 <w:sz w:val="14"/>
               </w:rPr>
-              <w:t>EGP/t</w:t>
+              <w:t>ratio</w:t>
             </w:r>
           </w:p>
         </w:tc>
@@ -28798,7 +29810,7 @@
                 <w:color w:val="1C3A36"/>
                 <w:sz w:val="14"/>
               </w:rPr>
-              <w:t>Administered subsidised price path from the EGP 6,000 cooperative supply price.</w:t>
+              <w:t>Constructed: long-run emerging-market real policy rate, used to build the terminal risk-free rate from its own components rather than from a spot yield</w:t>
             </w:r>
           </w:p>
         </w:tc>
@@ -28818,7 +29830,7 @@
                 <w:color w:val="1C3A36"/>
                 <w:sz w:val="14"/>
               </w:rPr>
-              <w:t>subsidised_t_FY2526E</w:t>
+              <w:t>roc_terminal</w:t>
             </w:r>
           </w:p>
         </w:tc>
@@ -28836,7 +29848,7 @@
                 <w:color w:val="1C3A36"/>
                 <w:sz w:val="14"/>
               </w:rPr>
-              <w:t>150,000</w:t>
+              <w:t>0.18</w:t>
             </w:r>
           </w:p>
         </w:tc>
@@ -28854,7 +29866,7 @@
                 <w:color w:val="1C3A36"/>
                 <w:sz w:val="14"/>
               </w:rPr>
-              <w:t>tonnes</w:t>
+              <w:t>ratio</w:t>
             </w:r>
           </w:p>
         </w:tc>
@@ -28890,7 +29902,7 @@
                 <w:color w:val="1C3A36"/>
                 <w:sz w:val="14"/>
               </w:rPr>
-              <w:t>Constructed for the FY2025/26 bridge year: Subsidised deliveries for the study year on the revised quota schedule, from the nine-month reviewed accounts and the disclosed quarterly detail</w:t>
+              <w:t>Constructed: terminal return on invested capital, which sets the terminal reinvestment rate as growth divided by return on capital</w:t>
             </w:r>
           </w:p>
         </w:tc>
@@ -28910,7 +29922,7 @@
                 <w:color w:val="1C3A36"/>
                 <w:sz w:val="14"/>
               </w:rPr>
-              <w:t>subsidised_t_path</w:t>
+              <w:t>subsidised_p_FY2526E</w:t>
             </w:r>
           </w:p>
         </w:tc>
@@ -28928,7 +29940,7 @@
                 <w:color w:val="1C3A36"/>
                 <w:sz w:val="14"/>
               </w:rPr>
-              <w:t>1.55e+05, 1.6e+05, 1.65e+05, 1.7e+05, 1.75e+05</w:t>
+              <w:t>6,720</w:t>
             </w:r>
           </w:p>
         </w:tc>
@@ -28946,7 +29958,7 @@
                 <w:color w:val="1C3A36"/>
                 <w:sz w:val="14"/>
               </w:rPr>
-              <w:t>tonnes</w:t>
+              <w:t>EGP/t</w:t>
             </w:r>
           </w:p>
         </w:tc>
@@ -28982,7 +29994,7 @@
                 <w:color w:val="1C3A36"/>
                 <w:sz w:val="14"/>
               </w:rPr>
-              <w:t>Subsidised delivery path. The company met 147kt of a 322kt requirement in the fourteen months to August 2025, a 46% compliance rate the forecast does not assume away.</w:t>
+              <w:t>Constructed for the FY2025/26 bridge year: Administered price for the study year, from the nine-month reviewed accounts and the disclosed quarterly detail</w:t>
             </w:r>
           </w:p>
         </w:tc>
@@ -29002,7 +30014,7 @@
                 <w:color w:val="1C3A36"/>
                 <w:sz w:val="14"/>
               </w:rPr>
-              <w:t>subsidised_tonnes_FY2425</w:t>
+              <w:t>subsidised_p_path</w:t>
             </w:r>
           </w:p>
         </w:tc>
@@ -29020,7 +30032,7 @@
                 <w:color w:val="1C3A36"/>
                 <w:sz w:val="14"/>
               </w:rPr>
-              <w:t>126,000</w:t>
+              <w:t>7,526, 8,429, 9,272, 1.011e+04, 1.092e+04</w:t>
             </w:r>
           </w:p>
         </w:tc>
@@ -29038,7 +30050,7 @@
                 <w:color w:val="1C3A36"/>
                 <w:sz w:val="14"/>
               </w:rPr>
-              <w:t>tonnes</w:t>
+              <w:t>EGP/t</w:t>
             </w:r>
           </w:p>
         </w:tc>
@@ -29074,7 +30086,7 @@
                 <w:color w:val="1C3A36"/>
                 <w:sz w:val="14"/>
               </w:rPr>
-              <w:t>Constructed: the auditor's 147kt delivered over fourteen months, annualised</w:t>
+              <w:t>Constructed: administered subsidised price path from the EGP 6,000 cooperative supply price.</w:t>
             </w:r>
           </w:p>
         </w:tc>
@@ -29094,7 +30106,7 @@
                 <w:color w:val="1C3A36"/>
                 <w:sz w:val="14"/>
               </w:rPr>
-              <w:t>urea_util</w:t>
+              <w:t>subsidised_t_FY2526E</w:t>
             </w:r>
           </w:p>
         </w:tc>
@@ -29112,7 +30124,7 @@
                 <w:color w:val="1C3A36"/>
                 <w:sz w:val="14"/>
               </w:rPr>
-              <w:t>0.913, 0.922, 0.93, 0.939, 0.948</w:t>
+              <w:t>150,000</w:t>
             </w:r>
           </w:p>
         </w:tc>
@@ -29130,7 +30142,7 @@
                 <w:color w:val="1C3A36"/>
                 <w:sz w:val="14"/>
               </w:rPr>
-              <w:t>ratio</w:t>
+              <w:t>tonnes</w:t>
             </w:r>
           </w:p>
         </w:tc>
@@ -29166,7 +30178,7 @@
                 <w:color w:val="1C3A36"/>
                 <w:sz w:val="14"/>
               </w:rPr>
-              <w:t>Utilisation path. Audited output ran 586.4kt in FY2022/23 (2% above plate), 521.9kt in FY2023/24 and 513.4kt in FY2024/25; the path never returns to plate because the summer gas curtailment is structural.</w:t>
+              <w:t>Constructed for the FY2025/26 bridge year: Subsidised deliveries for the study year on the revised quota schedule, from the nine-month reviewed accounts and the disclosed quarterly detail</w:t>
             </w:r>
           </w:p>
         </w:tc>
@@ -29186,7 +30198,7 @@
                 <w:color w:val="1C3A36"/>
                 <w:sz w:val="14"/>
               </w:rPr>
-              <w:t>usd_egp_FY2526E</w:t>
+              <w:t>subsidised_t_path</w:t>
             </w:r>
           </w:p>
         </w:tc>
@@ -29204,7 +30216,7 @@
                 <w:color w:val="1C3A36"/>
                 <w:sz w:val="14"/>
               </w:rPr>
-              <w:t>49.6</w:t>
+              <w:t>1.55e+05, 1.6e+05, 1.65e+05, 1.7e+05, 1.75e+05</w:t>
             </w:r>
           </w:p>
         </w:tc>
@@ -29222,7 +30234,7 @@
                 <w:color w:val="1C3A36"/>
                 <w:sz w:val="14"/>
               </w:rPr>
-              <w:t>EGP/US$</w:t>
+              <w:t>tonnes</w:t>
             </w:r>
           </w:p>
         </w:tc>
@@ -29258,7 +30270,7 @@
                 <w:color w:val="1C3A36"/>
                 <w:sz w:val="14"/>
               </w:rPr>
-              <w:t>Constructed for the FY2025/26 bridge year: Average rate across the study year, from the nine-month reviewed accounts and the disclosed quarterly detail</w:t>
+              <w:t>Constructed: subsidised delivery path. The company met 147kt of a 322kt requirement in the fourteen months to August 2025, a 46% compliance rate the forecast does not assume away.</w:t>
             </w:r>
           </w:p>
         </w:tc>
@@ -29278,7 +30290,7 @@
                 <w:color w:val="1C3A36"/>
                 <w:sz w:val="14"/>
               </w:rPr>
-              <w:t>usd_egp_avg_FY2425</w:t>
+              <w:t>subsidised_tonnes_FY2425</w:t>
             </w:r>
           </w:p>
         </w:tc>
@@ -29296,7 +30308,7 @@
                 <w:color w:val="1C3A36"/>
                 <w:sz w:val="14"/>
               </w:rPr>
-              <w:t>49</w:t>
+              <w:t>126,000</w:t>
             </w:r>
           </w:p>
         </w:tc>
@@ -29314,7 +30326,7 @@
                 <w:color w:val="1C3A36"/>
                 <w:sz w:val="14"/>
               </w:rPr>
-              <w:t>EGP/US$</w:t>
+              <w:t>tonnes</w:t>
             </w:r>
           </w:p>
         </w:tc>
@@ -29350,7 +30362,7 @@
                 <w:color w:val="1C3A36"/>
                 <w:sz w:val="14"/>
               </w:rPr>
-              <w:t>Constructed: the rate that reconciles note 20 export revenue to the disclosed export price and the implied export tonnage</w:t>
+              <w:t>Constructed: the auditor's 147kt delivered over fourteen months, annualised</w:t>
             </w:r>
           </w:p>
         </w:tc>
@@ -29370,6 +30382,282 @@
                 <w:color w:val="1C3A36"/>
                 <w:sz w:val="14"/>
               </w:rPr>
+              <w:t>urea_util</w:t>
+            </w:r>
+          </w:p>
+        </w:tc>
+        <w:tc>
+          <w:tcPr>
+            <w:tcW w:type="dxa" w:w="1944"/>
+          </w:tcPr>
+          <w:p>
+            <w:pPr>
+              <w:spacing w:after="20"/>
+              <w:jc w:val="left"/>
+            </w:pPr>
+            <w:r>
+              <w:rPr>
+                <w:color w:val="1C3A36"/>
+                <w:sz w:val="14"/>
+              </w:rPr>
+              <w:t>0.913, 0.922, 0.93, 0.939, 0.948</w:t>
+            </w:r>
+          </w:p>
+        </w:tc>
+        <w:tc>
+          <w:tcPr>
+            <w:tcW w:type="dxa" w:w="1224"/>
+          </w:tcPr>
+          <w:p>
+            <w:pPr>
+              <w:spacing w:after="20"/>
+              <w:jc w:val="left"/>
+            </w:pPr>
+            <w:r>
+              <w:rPr>
+                <w:color w:val="1C3A36"/>
+                <w:sz w:val="14"/>
+              </w:rPr>
+              <w:t>ratio</w:t>
+            </w:r>
+          </w:p>
+        </w:tc>
+        <w:tc>
+          <w:tcPr>
+            <w:tcW w:type="dxa" w:w="1152"/>
+          </w:tcPr>
+          <w:p>
+            <w:pPr>
+              <w:spacing w:after="20"/>
+              <w:jc w:val="left"/>
+            </w:pPr>
+            <w:r>
+              <w:rPr>
+                <w:color w:val="1C3A36"/>
+                <w:sz w:val="14"/>
+              </w:rPr>
+              <w:t>2026-08-08</w:t>
+            </w:r>
+          </w:p>
+        </w:tc>
+        <w:tc>
+          <w:tcPr>
+            <w:tcW w:type="dxa" w:w="7344"/>
+          </w:tcPr>
+          <w:p>
+            <w:pPr>
+              <w:spacing w:after="20"/>
+              <w:jc w:val="left"/>
+            </w:pPr>
+            <w:r>
+              <w:rPr>
+                <w:color w:val="1C3A36"/>
+                <w:sz w:val="14"/>
+              </w:rPr>
+              <w:t>Constructed: utilisation path. Audited output ran 586.4kt in FY2022/23 (2% above plate), 521.9kt in FY2023/24 and 513.4kt in FY2024/25; the path never returns to plate because the summer gas curtailment is structural.</w:t>
+            </w:r>
+          </w:p>
+        </w:tc>
+      </w:tr>
+      <w:tr>
+        <w:tc>
+          <w:tcPr>
+            <w:tcW w:type="dxa" w:w="2448"/>
+          </w:tcPr>
+          <w:p>
+            <w:pPr>
+              <w:spacing w:after="20"/>
+              <w:jc w:val="left"/>
+            </w:pPr>
+            <w:r>
+              <w:rPr>
+                <w:color w:val="1C3A36"/>
+                <w:sz w:val="14"/>
+              </w:rPr>
+              <w:t>usd_egp_FY2526E</w:t>
+            </w:r>
+          </w:p>
+        </w:tc>
+        <w:tc>
+          <w:tcPr>
+            <w:tcW w:type="dxa" w:w="1944"/>
+          </w:tcPr>
+          <w:p>
+            <w:pPr>
+              <w:spacing w:after="20"/>
+              <w:jc w:val="left"/>
+            </w:pPr>
+            <w:r>
+              <w:rPr>
+                <w:color w:val="1C3A36"/>
+                <w:sz w:val="14"/>
+              </w:rPr>
+              <w:t>49.6</w:t>
+            </w:r>
+          </w:p>
+        </w:tc>
+        <w:tc>
+          <w:tcPr>
+            <w:tcW w:type="dxa" w:w="1224"/>
+          </w:tcPr>
+          <w:p>
+            <w:pPr>
+              <w:spacing w:after="20"/>
+              <w:jc w:val="left"/>
+            </w:pPr>
+            <w:r>
+              <w:rPr>
+                <w:color w:val="1C3A36"/>
+                <w:sz w:val="14"/>
+              </w:rPr>
+              <w:t>EGP/US$</w:t>
+            </w:r>
+          </w:p>
+        </w:tc>
+        <w:tc>
+          <w:tcPr>
+            <w:tcW w:type="dxa" w:w="1152"/>
+          </w:tcPr>
+          <w:p>
+            <w:pPr>
+              <w:spacing w:after="20"/>
+              <w:jc w:val="left"/>
+            </w:pPr>
+            <w:r>
+              <w:rPr>
+                <w:color w:val="1C3A36"/>
+                <w:sz w:val="14"/>
+              </w:rPr>
+              <w:t>2026-08-08</w:t>
+            </w:r>
+          </w:p>
+        </w:tc>
+        <w:tc>
+          <w:tcPr>
+            <w:tcW w:type="dxa" w:w="7344"/>
+          </w:tcPr>
+          <w:p>
+            <w:pPr>
+              <w:spacing w:after="20"/>
+              <w:jc w:val="left"/>
+            </w:pPr>
+            <w:r>
+              <w:rPr>
+                <w:color w:val="1C3A36"/>
+                <w:sz w:val="14"/>
+              </w:rPr>
+              <w:t>Constructed for the FY2025/26 bridge year: Average rate across the study year, from the nine-month reviewed accounts and the disclosed quarterly detail</w:t>
+            </w:r>
+          </w:p>
+        </w:tc>
+      </w:tr>
+      <w:tr>
+        <w:tc>
+          <w:tcPr>
+            <w:tcW w:type="dxa" w:w="2448"/>
+          </w:tcPr>
+          <w:p>
+            <w:pPr>
+              <w:spacing w:after="20"/>
+              <w:jc w:val="left"/>
+            </w:pPr>
+            <w:r>
+              <w:rPr>
+                <w:color w:val="1C3A36"/>
+                <w:sz w:val="14"/>
+              </w:rPr>
+              <w:t>usd_egp_avg_FY2425</w:t>
+            </w:r>
+          </w:p>
+        </w:tc>
+        <w:tc>
+          <w:tcPr>
+            <w:tcW w:type="dxa" w:w="1944"/>
+          </w:tcPr>
+          <w:p>
+            <w:pPr>
+              <w:spacing w:after="20"/>
+              <w:jc w:val="left"/>
+            </w:pPr>
+            <w:r>
+              <w:rPr>
+                <w:color w:val="1C3A36"/>
+                <w:sz w:val="14"/>
+              </w:rPr>
+              <w:t>49</w:t>
+            </w:r>
+          </w:p>
+        </w:tc>
+        <w:tc>
+          <w:tcPr>
+            <w:tcW w:type="dxa" w:w="1224"/>
+          </w:tcPr>
+          <w:p>
+            <w:pPr>
+              <w:spacing w:after="20"/>
+              <w:jc w:val="left"/>
+            </w:pPr>
+            <w:r>
+              <w:rPr>
+                <w:color w:val="1C3A36"/>
+                <w:sz w:val="14"/>
+              </w:rPr>
+              <w:t>EGP/US$</w:t>
+            </w:r>
+          </w:p>
+        </w:tc>
+        <w:tc>
+          <w:tcPr>
+            <w:tcW w:type="dxa" w:w="1152"/>
+          </w:tcPr>
+          <w:p>
+            <w:pPr>
+              <w:spacing w:after="20"/>
+              <w:jc w:val="left"/>
+            </w:pPr>
+            <w:r>
+              <w:rPr>
+                <w:color w:val="1C3A36"/>
+                <w:sz w:val="14"/>
+              </w:rPr>
+              <w:t>2026-08-08</w:t>
+            </w:r>
+          </w:p>
+        </w:tc>
+        <w:tc>
+          <w:tcPr>
+            <w:tcW w:type="dxa" w:w="7344"/>
+          </w:tcPr>
+          <w:p>
+            <w:pPr>
+              <w:spacing w:after="20"/>
+              <w:jc w:val="left"/>
+            </w:pPr>
+            <w:r>
+              <w:rPr>
+                <w:color w:val="1C3A36"/>
+                <w:sz w:val="14"/>
+              </w:rPr>
+              <w:t>Constructed: the rate that reconciles note 20 export revenue to the disclosed export price and the implied export tonnage</w:t>
+            </w:r>
+          </w:p>
+        </w:tc>
+      </w:tr>
+      <w:tr>
+        <w:tc>
+          <w:tcPr>
+            <w:tcW w:type="dxa" w:w="2448"/>
+          </w:tcPr>
+          <w:p>
+            <w:pPr>
+              <w:spacing w:after="20"/>
+              <w:jc w:val="left"/>
+            </w:pPr>
+            <w:r>
+              <w:rPr>
+                <w:color w:val="1C3A36"/>
+                <w:sz w:val="14"/>
+              </w:rPr>
               <w:t>usd_egp_path</w:t>
             </w:r>
           </w:p>
@@ -29442,7 +30730,7 @@
                 <w:color w:val="1C3A36"/>
                 <w:sz w:val="14"/>
               </w:rPr>
-              <w:t>Currency path at 4.5% depreciation a year from the spot rate — the same wedge used to carry the dollar debt at local-equivalent cost.</w:t>
+              <w:t>Constructed: currency path at 4.5% depreciation a year from the spot rate — the same wedge used to carry the dollar debt at local-equivalent cost.</w:t>
             </w:r>
           </w:p>
         </w:tc>
@@ -29650,7 +30938,7 @@
                 <w:color w:val="1C3A36"/>
                 <w:sz w:val="16"/>
               </w:rPr>
-              <w:t>Computed BOTH ways and published side by side rather than averaged, because the two differ by EGP 3.28 a share</w:t>
+              <w:t>Computed BOTH ways and published side by side rather than averaged, because the two differ by EGP 4.00 a share</w:t>
             </w:r>
           </w:p>
         </w:tc>

--- a/engine/egch_study/EGCH_Bibliography_08-08-2026.docx
+++ b/engine/egch_study/EGCH_Bibliography_08-08-2026.docx
@@ -25081,7 +25081,7 @@
           <w:color w:val="1C3A36"/>
           <w:sz w:val="21"/>
         </w:rPr>
-        <w:t>L5 — Constructed in this study  (60 inputs)</w:t>
+        <w:t>L5 — Constructed in this study  (61 inputs)</w:t>
       </w:r>
     </w:p>
     <w:tbl>
@@ -25395,6 +25395,98 @@
                 <w:sz w:val="14"/>
               </w:rPr>
               <w:t>Constructed: FY2024/25 ammonia output divided by FY2024/25 urea output, both from the auditor's product cost table</w:t>
+            </w:r>
+          </w:p>
+        </w:tc>
+      </w:tr>
+      <w:tr>
+        <w:tc>
+          <w:tcPr>
+            <w:tcW w:type="dxa" w:w="2448"/>
+          </w:tcPr>
+          <w:p>
+            <w:pPr>
+              <w:spacing w:after="20"/>
+              <w:jc w:val="left"/>
+            </w:pPr>
+            <w:r>
+              <w:rPr>
+                <w:color w:val="1C3A36"/>
+                <w:sz w:val="14"/>
+              </w:rPr>
+              <w:t>an_conversion_cost_FY2425</w:t>
+            </w:r>
+          </w:p>
+        </w:tc>
+        <w:tc>
+          <w:tcPr>
+            <w:tcW w:type="dxa" w:w="1944"/>
+          </w:tcPr>
+          <w:p>
+            <w:pPr>
+              <w:spacing w:after="20"/>
+              <w:jc w:val="left"/>
+            </w:pPr>
+            <w:r>
+              <w:rPr>
+                <w:color w:val="1C3A36"/>
+                <w:sz w:val="14"/>
+              </w:rPr>
+              <w:t>157.29</w:t>
+            </w:r>
+          </w:p>
+        </w:tc>
+        <w:tc>
+          <w:tcPr>
+            <w:tcW w:type="dxa" w:w="1224"/>
+          </w:tcPr>
+          <w:p>
+            <w:pPr>
+              <w:spacing w:after="20"/>
+              <w:jc w:val="left"/>
+            </w:pPr>
+            <w:r>
+              <w:rPr>
+                <w:color w:val="1C3A36"/>
+                <w:sz w:val="14"/>
+              </w:rPr>
+              <w:t>EGP/t</w:t>
+            </w:r>
+          </w:p>
+        </w:tc>
+        <w:tc>
+          <w:tcPr>
+            <w:tcW w:type="dxa" w:w="1152"/>
+          </w:tcPr>
+          <w:p>
+            <w:pPr>
+              <w:spacing w:after="20"/>
+              <w:jc w:val="left"/>
+            </w:pPr>
+            <w:r>
+              <w:rPr>
+                <w:color w:val="1C3A36"/>
+                <w:sz w:val="14"/>
+              </w:rPr>
+              <w:t>2025-09-24</w:t>
+            </w:r>
+          </w:p>
+        </w:tc>
+        <w:tc>
+          <w:tcPr>
+            <w:tcW w:type="dxa" w:w="7344"/>
+          </w:tcPr>
+          <w:p>
+            <w:pPr>
+              <w:spacing w:after="20"/>
+              <w:jc w:val="left"/>
+            </w:pPr>
+            <w:r>
+              <w:rPr>
+                <w:color w:val="1C3A36"/>
+                <w:sz w:val="14"/>
+              </w:rPr>
+              <w:t>Constructed from the auditor's own product cost table: the disclosed granulated ammonium-nitrate unit cost less the ammonia embodied in it at the disclosed ammonia unit cost and the disclosed ammonia ratio. ADDED 9 August 2026 to replace a flat 32% cash-margin assumption on the whole new complex — the company discloses what a tonne of this exact product costs to make, and the study was assuming a margin instead of using it.</w:t>
             </w:r>
           </w:p>
         </w:tc>

--- a/engine/egch_study/EGCH_Bibliography_08-08-2026.docx
+++ b/engine/egch_study/EGCH_Bibliography_08-08-2026.docx
@@ -20764,7 +20764,7 @@
           <w:color w:val="1C3A36"/>
           <w:sz w:val="21"/>
         </w:rPr>
-        <w:t>L2 — Primary market data  (13 inputs)</w:t>
+        <w:t>L2 — Primary market data  (14 inputs)</w:t>
       </w:r>
     </w:p>
     <w:tbl>
@@ -20894,6 +20894,98 @@
                 <w:sz w:val="14"/>
               </w:rPr>
               <w:t>Source and construction</w:t>
+            </w:r>
+          </w:p>
+        </w:tc>
+      </w:tr>
+      <w:tr>
+        <w:tc>
+          <w:tcPr>
+            <w:tcW w:type="dxa" w:w="2448"/>
+          </w:tcPr>
+          <w:p>
+            <w:pPr>
+              <w:spacing w:after="20"/>
+              <w:jc w:val="left"/>
+            </w:pPr>
+            <w:r>
+              <w:rPr>
+                <w:color w:val="1C3A36"/>
+                <w:sz w:val="14"/>
+              </w:rPr>
+              <w:t>abuqir_market_cap</w:t>
+            </w:r>
+          </w:p>
+        </w:tc>
+        <w:tc>
+          <w:tcPr>
+            <w:tcW w:type="dxa" w:w="1944"/>
+          </w:tcPr>
+          <w:p>
+            <w:pPr>
+              <w:spacing w:after="20"/>
+              <w:jc w:val="left"/>
+            </w:pPr>
+            <w:r>
+              <w:rPr>
+                <w:color w:val="1C3A36"/>
+                <w:sz w:val="14"/>
+              </w:rPr>
+              <w:t>93,320</w:t>
+            </w:r>
+          </w:p>
+        </w:tc>
+        <w:tc>
+          <w:tcPr>
+            <w:tcW w:type="dxa" w:w="1224"/>
+          </w:tcPr>
+          <w:p>
+            <w:pPr>
+              <w:spacing w:after="20"/>
+              <w:jc w:val="left"/>
+            </w:pPr>
+            <w:r>
+              <w:rPr>
+                <w:color w:val="1C3A36"/>
+                <w:sz w:val="14"/>
+              </w:rPr>
+              <w:t>EGP m</w:t>
+            </w:r>
+          </w:p>
+        </w:tc>
+        <w:tc>
+          <w:tcPr>
+            <w:tcW w:type="dxa" w:w="1152"/>
+          </w:tcPr>
+          <w:p>
+            <w:pPr>
+              <w:spacing w:after="20"/>
+              <w:jc w:val="left"/>
+            </w:pPr>
+            <w:r>
+              <w:rPr>
+                <w:color w:val="1C3A36"/>
+                <w:sz w:val="14"/>
+              </w:rPr>
+              <w:t>2026-08-05</w:t>
+            </w:r>
+          </w:p>
+        </w:tc>
+        <w:tc>
+          <w:tcPr>
+            <w:tcW w:type="dxa" w:w="7344"/>
+          </w:tcPr>
+          <w:p>
+            <w:pPr>
+              <w:spacing w:after="20"/>
+              <w:jc w:val="left"/>
+            </w:pPr>
+            <w:r>
+              <w:rPr>
+                <w:color w:val="1C3A36"/>
+                <w:sz w:val="14"/>
+              </w:rPr>
+              <w:t>Abu Qir Fertilizers (EGX: ABUK) market capitalisation at the 5 August 2026 close, EGP 73.77 a share — Investing.com / MarketScreener exchange data</w:t>
             </w:r>
           </w:p>
         </w:tc>
@@ -23182,7 +23274,7 @@
           <w:color w:val="1C3A36"/>
           <w:sz w:val="21"/>
         </w:rPr>
-        <w:t>L4 — Industry and sector context  (19 inputs)</w:t>
+        <w:t>L4 — Industry and sector context  (21 inputs)</w:t>
       </w:r>
     </w:p>
     <w:tbl>
@@ -23331,7 +23423,7 @@
                 <w:color w:val="1C3A36"/>
                 <w:sz w:val="14"/>
               </w:rPr>
-              <w:t>aggregator_share_count</w:t>
+              <w:t>abuqir_net_FY2025</w:t>
             </w:r>
           </w:p>
         </w:tc>
@@ -23349,7 +23441,7 @@
                 <w:color w:val="1C3A36"/>
                 <w:sz w:val="14"/>
               </w:rPr>
-              <w:t>197,950,000</w:t>
+              <w:t>7,980</w:t>
             </w:r>
           </w:p>
         </w:tc>
@@ -23367,7 +23459,7 @@
                 <w:color w:val="1C3A36"/>
                 <w:sz w:val="14"/>
               </w:rPr>
-              <w:t>shares</w:t>
+              <w:t>EGP m</w:t>
             </w:r>
           </w:p>
         </w:tc>
@@ -23385,7 +23477,7 @@
                 <w:color w:val="1C3A36"/>
                 <w:sz w:val="14"/>
               </w:rPr>
-              <w:t>2026-08-08</w:t>
+              <w:t>2026-08-09</w:t>
             </w:r>
           </w:p>
         </w:tc>
@@ -23403,7 +23495,7 @@
                 <w:color w:val="1C3A36"/>
                 <w:sz w:val="14"/>
               </w:rPr>
-              <w:t>A widely visible market page, inconsistent with its own market-capitalisation figure by a factor of ten — recorded ONLY as a documented discrepancy, not used</w:t>
+              <w:t>Abu Qir Fertilizers FY2025 net earnings as reported (stockanalysis.com company financials)</w:t>
             </w:r>
           </w:p>
         </w:tc>
@@ -23423,7 +23515,7 @@
                 <w:color w:val="1C3A36"/>
                 <w:sz w:val="14"/>
               </w:rPr>
-              <w:t>an_price_usd_t</w:t>
+              <w:t>abuqir_revenue_FY2025</w:t>
             </w:r>
           </w:p>
         </w:tc>
@@ -23441,7 +23533,7 @@
                 <w:color w:val="1C3A36"/>
                 <w:sz w:val="14"/>
               </w:rPr>
-              <w:t>280</w:t>
+              <w:t>22,920</w:t>
             </w:r>
           </w:p>
         </w:tc>
@@ -23459,7 +23551,7 @@
                 <w:color w:val="1C3A36"/>
                 <w:sz w:val="14"/>
               </w:rPr>
-              <w:t>US$/t</w:t>
+              <w:t>EGP m</w:t>
             </w:r>
           </w:p>
         </w:tc>
@@ -23477,7 +23569,7 @@
                 <w:color w:val="1C3A36"/>
                 <w:sz w:val="14"/>
               </w:rPr>
-              <w:t>2026-08-07</w:t>
+              <w:t>2026-08-09</w:t>
             </w:r>
           </w:p>
         </w:tc>
@@ -23495,7 +23587,7 @@
                 <w:color w:val="1C3A36"/>
                 <w:sz w:val="14"/>
               </w:rPr>
-              <w:t>Mid-cycle ammonium nitrate pricing</w:t>
+              <w:t>Abu Qir Fertilizers FY2025 revenue as reported (stockanalysis.com company financials)</w:t>
             </w:r>
           </w:p>
         </w:tc>
@@ -23515,7 +23607,7 @@
                 <w:color w:val="1C3A36"/>
                 <w:sz w:val="14"/>
               </w:rPr>
-              <w:t>anna_nameplate_disclosed_tpd</w:t>
+              <w:t>aggregator_share_count</w:t>
             </w:r>
           </w:p>
         </w:tc>
@@ -23533,7 +23625,7 @@
                 <w:color w:val="1C3A36"/>
                 <w:sz w:val="14"/>
               </w:rPr>
-              <w:t>800</w:t>
+              <w:t>197,950,000</w:t>
             </w:r>
           </w:p>
         </w:tc>
@@ -23551,7 +23643,7 @@
                 <w:color w:val="1C3A36"/>
                 <w:sz w:val="14"/>
               </w:rPr>
-              <w:t>tonnes/day</w:t>
+              <w:t>shares</w:t>
             </w:r>
           </w:p>
         </w:tc>
@@ -23569,7 +23661,7 @@
                 <w:color w:val="1C3A36"/>
                 <w:sz w:val="14"/>
               </w:rPr>
-              <w:t>2023-06-09</w:t>
+              <w:t>2026-08-08</w:t>
             </w:r>
           </w:p>
         </w:tc>
@@ -23587,7 +23679,7 @@
                 <w:color w:val="1C3A36"/>
                 <w:sz w:val="14"/>
               </w:rPr>
-              <w:t>EPC award for this plant (Tecnimont S.p.A. with Orascom Construction, announced 9 June 2023): 600 t/day nitric acid converted to 800 t/day of fertilizer-grade granulated ammonium nitrate. FOUND BY EXTERNAL CRITIQUE 9 August 2026 -- the study had said 'no filing states it' and derived the plate from the ammonia surplus instead.</w:t>
+              <w:t>A widely visible market page, inconsistent with its own market-capitalisation figure by a factor of ten — recorded ONLY as a documented discrepancy, not used</w:t>
             </w:r>
           </w:p>
         </w:tc>
@@ -23607,7 +23699,7 @@
                 <w:color w:val="1C3A36"/>
                 <w:sz w:val="14"/>
               </w:rPr>
-              <w:t>control_discount_eg_state</w:t>
+              <w:t>an_price_usd_t</w:t>
             </w:r>
           </w:p>
         </w:tc>
@@ -23625,7 +23717,7 @@
                 <w:color w:val="1C3A36"/>
                 <w:sz w:val="14"/>
               </w:rPr>
-              <w:t>0.4</w:t>
+              <w:t>280</w:t>
             </w:r>
           </w:p>
         </w:tc>
@@ -23643,7 +23735,7 @@
                 <w:color w:val="1C3A36"/>
                 <w:sz w:val="14"/>
               </w:rPr>
-              <w:t>ratio</w:t>
+              <w:t>US$/t</w:t>
             </w:r>
           </w:p>
         </w:tc>
@@ -23661,7 +23753,7 @@
                 <w:color w:val="1C3A36"/>
                 <w:sz w:val="14"/>
               </w:rPr>
-              <w:t>2026-08-06</w:t>
+              <w:t>2026-08-07</w:t>
             </w:r>
           </w:p>
         </w:tc>
@@ -23679,7 +23771,7 @@
                 <w:color w:val="1C3A36"/>
                 <w:sz w:val="14"/>
               </w:rPr>
-              <w:t>Observed discount at which Egyptian state-controlled industrial assets have changed hands</w:t>
+              <w:t>Mid-cycle ammonium nitrate pricing</w:t>
             </w:r>
           </w:p>
         </w:tc>
@@ -23699,7 +23791,7 @@
                 <w:color w:val="1C3A36"/>
                 <w:sz w:val="14"/>
               </w:rPr>
-              <w:t>egx_industrial_ev_ebitda_high</w:t>
+              <w:t>anna_nameplate_disclosed_tpd</w:t>
             </w:r>
           </w:p>
         </w:tc>
@@ -23717,7 +23809,7 @@
                 <w:color w:val="1C3A36"/>
                 <w:sz w:val="14"/>
               </w:rPr>
-              <w:t>6</w:t>
+              <w:t>800</w:t>
             </w:r>
           </w:p>
         </w:tc>
@@ -23735,7 +23827,7 @@
                 <w:color w:val="1C3A36"/>
                 <w:sz w:val="14"/>
               </w:rPr>
-              <w:t>x</w:t>
+              <w:t>tonnes/day</w:t>
             </w:r>
           </w:p>
         </w:tc>
@@ -23753,7 +23845,7 @@
                 <w:color w:val="1C3A36"/>
                 <w:sz w:val="14"/>
               </w:rPr>
-              <w:t>2026-08-06</w:t>
+              <w:t>2023-06-09</w:t>
             </w:r>
           </w:p>
         </w:tc>
@@ -23771,7 +23863,7 @@
                 <w:color w:val="1C3A36"/>
                 <w:sz w:val="14"/>
               </w:rPr>
-              <w:t>Observed Egyptian industrial transaction and trading range</w:t>
+              <w:t>EPC award for this plant (Tecnimont S.p.A. with Orascom Construction, announced 9 June 2023): 600 t/day nitric acid converted to 800 t/day of fertilizer-grade granulated ammonium nitrate. FOUND BY EXTERNAL CRITIQUE 9 August 2026 -- the study had said 'no filing states it' and derived the plate from the ammonia surplus instead.</w:t>
             </w:r>
           </w:p>
         </w:tc>
@@ -23791,7 +23883,7 @@
                 <w:color w:val="1C3A36"/>
                 <w:sz w:val="14"/>
               </w:rPr>
-              <w:t>egx_industrial_ev_ebitda_low</w:t>
+              <w:t>control_discount_eg_state</w:t>
             </w:r>
           </w:p>
         </w:tc>
@@ -23809,7 +23901,7 @@
                 <w:color w:val="1C3A36"/>
                 <w:sz w:val="14"/>
               </w:rPr>
-              <w:t>3</w:t>
+              <w:t>0.4</w:t>
             </w:r>
           </w:p>
         </w:tc>
@@ -23827,7 +23919,7 @@
                 <w:color w:val="1C3A36"/>
                 <w:sz w:val="14"/>
               </w:rPr>
-              <w:t>x</w:t>
+              <w:t>ratio</w:t>
             </w:r>
           </w:p>
         </w:tc>
@@ -23863,7 +23955,7 @@
                 <w:color w:val="1C3A36"/>
                 <w:sz w:val="14"/>
               </w:rPr>
-              <w:t>Observed Egyptian industrial transaction and trading range</w:t>
+              <w:t>Observed discount at which Egyptian state-controlled industrial assets have changed hands</w:t>
             </w:r>
           </w:p>
         </w:tc>
@@ -24692,6 +24784,190 @@
                 <w:sz w:val="14"/>
               </w:rPr>
               <w:t>Industry capacity survey</w:t>
+            </w:r>
+          </w:p>
+        </w:tc>
+      </w:tr>
+      <w:tr>
+        <w:tc>
+          <w:tcPr>
+            <w:tcW w:type="dxa" w:w="2448"/>
+          </w:tcPr>
+          <w:p>
+            <w:pPr>
+              <w:spacing w:after="20"/>
+              <w:jc w:val="left"/>
+            </w:pPr>
+            <w:r>
+              <w:rPr>
+                <w:color w:val="1C3A36"/>
+                <w:sz w:val="14"/>
+              </w:rPr>
+              <w:t>peer_ev_ebitda_high</w:t>
+            </w:r>
+          </w:p>
+        </w:tc>
+        <w:tc>
+          <w:tcPr>
+            <w:tcW w:type="dxa" w:w="1944"/>
+          </w:tcPr>
+          <w:p>
+            <w:pPr>
+              <w:spacing w:after="20"/>
+              <w:jc w:val="left"/>
+            </w:pPr>
+            <w:r>
+              <w:rPr>
+                <w:color w:val="1C3A36"/>
+                <w:sz w:val="14"/>
+              </w:rPr>
+              <w:t>9.9</w:t>
+            </w:r>
+          </w:p>
+        </w:tc>
+        <w:tc>
+          <w:tcPr>
+            <w:tcW w:type="dxa" w:w="1224"/>
+          </w:tcPr>
+          <w:p>
+            <w:pPr>
+              <w:spacing w:after="20"/>
+              <w:jc w:val="left"/>
+            </w:pPr>
+            <w:r>
+              <w:rPr>
+                <w:color w:val="1C3A36"/>
+                <w:sz w:val="14"/>
+              </w:rPr>
+              <w:t>x</w:t>
+            </w:r>
+          </w:p>
+        </w:tc>
+        <w:tc>
+          <w:tcPr>
+            <w:tcW w:type="dxa" w:w="1152"/>
+          </w:tcPr>
+          <w:p>
+            <w:pPr>
+              <w:spacing w:after="20"/>
+              <w:jc w:val="left"/>
+            </w:pPr>
+            <w:r>
+              <w:rPr>
+                <w:color w:val="1C3A36"/>
+                <w:sz w:val="14"/>
+              </w:rPr>
+              <w:t>2026-08-09</w:t>
+            </w:r>
+          </w:p>
+        </w:tc>
+        <w:tc>
+          <w:tcPr>
+            <w:tcW w:type="dxa" w:w="7344"/>
+          </w:tcPr>
+          <w:p>
+            <w:pPr>
+              <w:spacing w:after="20"/>
+              <w:jc w:val="left"/>
+            </w:pPr>
+            <w:r>
+              <w:rPr>
+                <w:color w:val="1C3A36"/>
+                <w:sz w:val="14"/>
+              </w:rPr>
+              <w:t>Constructed: the median of the listed Egyptian fertilizer and industrial set identified in external review (Ezz Steel 4.35x, MOPCO 5.92x, Abu Qir ~8.2x, EFIC 11.52x, SKPC 17.61x)</w:t>
+            </w:r>
+          </w:p>
+        </w:tc>
+      </w:tr>
+      <w:tr>
+        <w:tc>
+          <w:tcPr>
+            <w:tcW w:type="dxa" w:w="2448"/>
+          </w:tcPr>
+          <w:p>
+            <w:pPr>
+              <w:spacing w:after="20"/>
+              <w:jc w:val="left"/>
+            </w:pPr>
+            <w:r>
+              <w:rPr>
+                <w:color w:val="1C3A36"/>
+                <w:sz w:val="14"/>
+              </w:rPr>
+              <w:t>peer_ev_ebitda_low</w:t>
+            </w:r>
+          </w:p>
+        </w:tc>
+        <w:tc>
+          <w:tcPr>
+            <w:tcW w:type="dxa" w:w="1944"/>
+          </w:tcPr>
+          <w:p>
+            <w:pPr>
+              <w:spacing w:after="20"/>
+              <w:jc w:val="left"/>
+            </w:pPr>
+            <w:r>
+              <w:rPr>
+                <w:color w:val="1C3A36"/>
+                <w:sz w:val="14"/>
+              </w:rPr>
+              <w:t>6</w:t>
+            </w:r>
+          </w:p>
+        </w:tc>
+        <w:tc>
+          <w:tcPr>
+            <w:tcW w:type="dxa" w:w="1224"/>
+          </w:tcPr>
+          <w:p>
+            <w:pPr>
+              <w:spacing w:after="20"/>
+              <w:jc w:val="left"/>
+            </w:pPr>
+            <w:r>
+              <w:rPr>
+                <w:color w:val="1C3A36"/>
+                <w:sz w:val="14"/>
+              </w:rPr>
+              <w:t>x</w:t>
+            </w:r>
+          </w:p>
+        </w:tc>
+        <w:tc>
+          <w:tcPr>
+            <w:tcW w:type="dxa" w:w="1152"/>
+          </w:tcPr>
+          <w:p>
+            <w:pPr>
+              <w:spacing w:after="20"/>
+              <w:jc w:val="left"/>
+            </w:pPr>
+            <w:r>
+              <w:rPr>
+                <w:color w:val="1C3A36"/>
+                <w:sz w:val="14"/>
+              </w:rPr>
+              <w:t>2026-08-09</w:t>
+            </w:r>
+          </w:p>
+        </w:tc>
+        <w:tc>
+          <w:tcPr>
+            <w:tcW w:type="dxa" w:w="7344"/>
+          </w:tcPr>
+          <w:p>
+            <w:pPr>
+              <w:spacing w:after="20"/>
+              <w:jc w:val="left"/>
+            </w:pPr>
+            <w:r>
+              <w:rPr>
+                <w:color w:val="1C3A36"/>
+                <w:sz w:val="14"/>
+              </w:rPr>
+              <w:t>Constructed: the low end of the observable Egyptian listed range. Ezz Steel trades near 4.4x and MOPCO near 5.9x on the same basis; 6.0x is set at the top of that industrial cluster and below the fertilizer comparables, as the conservative floor for a single-asset producer with a committed capital programme.</w:t>
             </w:r>
           </w:p>
         </w:tc>
@@ -25081,7 +25357,7 @@
           <w:color w:val="1C3A36"/>
           <w:sz w:val="21"/>
         </w:rPr>
-        <w:t>L5 — Constructed in this study  (61 inputs)</w:t>
+        <w:t>L5 — Constructed in this study  (62 inputs)</w:t>
       </w:r>
     </w:p>
     <w:tbl>
@@ -25303,6 +25579,98 @@
                 <w:sz w:val="14"/>
               </w:rPr>
               <w:t>Constructed: stoppage and abnormal-gas cost, decaying as supply normalises from the EGP 164.5m charged in FY2024/25.</w:t>
+            </w:r>
+          </w:p>
+        </w:tc>
+      </w:tr>
+      <w:tr>
+        <w:tc>
+          <w:tcPr>
+            <w:tcW w:type="dxa" w:w="2448"/>
+          </w:tcPr>
+          <w:p>
+            <w:pPr>
+              <w:spacing w:after="20"/>
+              <w:jc w:val="left"/>
+            </w:pPr>
+            <w:r>
+              <w:rPr>
+                <w:color w:val="1C3A36"/>
+                <w:sz w:val="14"/>
+              </w:rPr>
+              <w:t>abuqir_da_estimate_pct_rev</w:t>
+            </w:r>
+          </w:p>
+        </w:tc>
+        <w:tc>
+          <w:tcPr>
+            <w:tcW w:type="dxa" w:w="1944"/>
+          </w:tcPr>
+          <w:p>
+            <w:pPr>
+              <w:spacing w:after="20"/>
+              <w:jc w:val="left"/>
+            </w:pPr>
+            <w:r>
+              <w:rPr>
+                <w:color w:val="1C3A36"/>
+                <w:sz w:val="14"/>
+              </w:rPr>
+              <w:t>0.05</w:t>
+            </w:r>
+          </w:p>
+        </w:tc>
+        <w:tc>
+          <w:tcPr>
+            <w:tcW w:type="dxa" w:w="1224"/>
+          </w:tcPr>
+          <w:p>
+            <w:pPr>
+              <w:spacing w:after="20"/>
+              <w:jc w:val="left"/>
+            </w:pPr>
+            <w:r>
+              <w:rPr>
+                <w:color w:val="1C3A36"/>
+                <w:sz w:val="14"/>
+              </w:rPr>
+              <w:t>ratio</w:t>
+            </w:r>
+          </w:p>
+        </w:tc>
+        <w:tc>
+          <w:tcPr>
+            <w:tcW w:type="dxa" w:w="1152"/>
+          </w:tcPr>
+          <w:p>
+            <w:pPr>
+              <w:spacing w:after="20"/>
+              <w:jc w:val="left"/>
+            </w:pPr>
+            <w:r>
+              <w:rPr>
+                <w:color w:val="1C3A36"/>
+                <w:sz w:val="14"/>
+              </w:rPr>
+              <w:t>2026-08-09</w:t>
+            </w:r>
+          </w:p>
+        </w:tc>
+        <w:tc>
+          <w:tcPr>
+            <w:tcW w:type="dxa" w:w="7344"/>
+          </w:tcPr>
+          <w:p>
+            <w:pPr>
+              <w:spacing w:after="20"/>
+              <w:jc w:val="left"/>
+            </w:pPr>
+            <w:r>
+              <w:rPr>
+                <w:color w:val="1C3A36"/>
+                <w:sz w:val="14"/>
+              </w:rPr>
+              <w:t>Constructed and FLAGGED: depreciation and amortisation as a share of revenue for a mature coastal nitrogen producer. Abu Qir does not publish a depreciation line in the sources reachable here, so the EBITDA denominator carries one estimated element and the multiple below is stated as approximate because of it.</w:t>
             </w:r>
           </w:p>
         </w:tc>
